--- a/docs/artifacts/spec-documents/05-software-architecture-specification.docx
+++ b/docs/artifacts/spec-documents/05-software-architecture-specification.docx
@@ -23,7 +23,7 @@
         <w:pStyle w:val="Date"/>
       </w:pPr>
       <w:r>
-        <w:t xml:space="preserve">2026-09-12</w:t>
+        <w:t xml:space="preserve">2026-09-13</w:t>
       </w:r>
     </w:p>
     <w:sdt>
@@ -52,7 +52,7 @@
         </w:p>
       </w:sdtContent>
     </w:sdt>
-    <w:bookmarkStart w:id="32" w:name="X5d1db1a34f2c413076fe94e7bae38df641a2ff3"/>
+    <w:bookmarkStart w:id="39" w:name="X5d1db1a34f2c413076fe94e7bae38df641a2ff3"/>
     <w:p>
       <w:pPr>
         <w:pStyle w:val="Heading1"/>
@@ -316,7 +316,7 @@
               <w:jc w:val="left"/>
             </w:pPr>
             <w:r>
-              <w:t xml:space="preserve">2026-09-12T01:01:53Z</w:t>
+              <w:t xml:space="preserve">2026-09-13T02:20:37Z</w:t>
             </w:r>
           </w:p>
         </w:tc>
@@ -336,35 +336,17 @@
         <w:pStyle w:val="FirstParagraph"/>
       </w:pPr>
       <w:r>
-        <w:t xml:space="preserve">Software architecture viewpoints: static component viewpoint (SWR/DSN relations), dynamic state-machine viewpoints per design artifact, and a task/thread timing context — all data-derived.</w:t>
+        <w:t xml:space="preserve">Software architecture viewpoints: reverse-engineered static component viewpoint (40-module inventory across 4 layers with prefixes and unit tests), dynamic viewpoints (BMS/SYS state machines, task model), plus the corpus SWR/DSN relations per profile.</w:t>
       </w:r>
     </w:p>
     <w:bookmarkEnd w:id="20"/>
-    <w:bookmarkStart w:id="25" w:name="profile-as_is"/>
+    <w:bookmarkStart w:id="25" w:name="X95d66f3278c32be3250a20ab69c18afe2b42803"/>
     <w:p>
       <w:pPr>
         <w:pStyle w:val="Heading2"/>
       </w:pPr>
       <w:r>
-        <w:t xml:space="preserve">Profile:</w:t>
-      </w:r>
-      <w:r>
-        <w:t xml:space="preserve"> </w:t>
-      </w:r>
-      <w:r>
-        <w:rPr>
-          <w:rStyle w:val="VerbatimChar"/>
-        </w:rPr>
-        <w:t xml:space="preserve">as_is</w:t>
-      </w:r>
-    </w:p>
-    <w:bookmarkStart w:id="21" w:name="static-component-viewpoint"/>
-    <w:p>
-      <w:pPr>
-        <w:pStyle w:val="Heading3"/>
-      </w:pPr>
-      <w:r>
-        <w:t xml:space="preserve">Static Component Viewpoint</w:t>
+        <w:t xml:space="preserve">Static Component Viewpoint — Module Inventory</w:t>
       </w:r>
     </w:p>
     <w:p>
@@ -372,6 +354,3278 @@
         <w:pStyle w:val="FirstParagraph"/>
       </w:pPr>
       <w:r>
+        <w:t xml:space="preserve">All software modules reverse-engineered from</w:t>
+      </w:r>
+      <w:r>
+        <w:t xml:space="preserve"> </w:t>
+      </w:r>
+      <w:r>
+        <w:rPr>
+          <w:rStyle w:val="VerbatimChar"/>
+        </w:rPr>
+        <w:t xml:space="preserve">src/app/</w:t>
+      </w:r>
+      <w:r>
+        <w:t xml:space="preserve"> </w:t>
+      </w:r>
+      <w:r>
+        <w:t xml:space="preserve">(layer / module / prefix / brief / sources / unit tests).</w:t>
+      </w:r>
+    </w:p>
+    <w:bookmarkStart w:id="21" w:name="layer-engine-5-modules"/>
+    <w:p>
+      <w:pPr>
+        <w:pStyle w:val="Heading3"/>
+      </w:pPr>
+      <w:r>
+        <w:t xml:space="preserve">Layer:</w:t>
+      </w:r>
+      <w:r>
+        <w:t xml:space="preserve"> </w:t>
+      </w:r>
+      <w:r>
+        <w:rPr>
+          <w:rStyle w:val="VerbatimChar"/>
+        </w:rPr>
+        <w:t xml:space="preserve">engine</w:t>
+      </w:r>
+      <w:r>
+        <w:t xml:space="preserve"> </w:t>
+      </w:r>
+      <w:r>
+        <w:t xml:space="preserve">(5 modules)</w:t>
+      </w:r>
+    </w:p>
+    <w:tbl>
+      <w:tblPr>
+        <w:tblStyle w:val="Table"/>
+        <w:tblW w:type="pct" w:w="5000"/>
+        <w:jc w:val="left"/>
+        <w:tblLayout w:type="fixed"/>
+        <w:tblLook w:firstRow="1" w:lastRow="0" w:firstColumn="0" w:lastColumn="0" w:noHBand="0" w:noVBand="0" w:val="0020"/>
+      </w:tblPr>
+      <w:tblGrid>
+        <w:gridCol w:w="1584"/>
+        <w:gridCol w:w="1584"/>
+        <w:gridCol w:w="1584"/>
+        <w:gridCol w:w="1584"/>
+        <w:gridCol w:w="1584"/>
+      </w:tblGrid>
+      <w:tr>
+        <w:trPr>
+          <w:tblHeader w:val="on"/>
+        </w:trPr>
+        <w:tc>
+          <w:tcPr/>
+          <w:p>
+            <w:pPr>
+              <w:pStyle w:val="Compact"/>
+              <w:jc w:val="left"/>
+            </w:pPr>
+            <w:r>
+              <w:t xml:space="preserve">Module</w:t>
+            </w:r>
+          </w:p>
+        </w:tc>
+        <w:tc>
+          <w:tcPr/>
+          <w:p>
+            <w:pPr>
+              <w:pStyle w:val="Compact"/>
+              <w:jc w:val="left"/>
+            </w:pPr>
+            <w:r>
+              <w:t xml:space="preserve">Prefix</w:t>
+            </w:r>
+          </w:p>
+        </w:tc>
+        <w:tc>
+          <w:tcPr/>
+          <w:p>
+            <w:pPr>
+              <w:pStyle w:val="Compact"/>
+              <w:jc w:val="left"/>
+            </w:pPr>
+            <w:r>
+              <w:t xml:space="preserve">Responsibility (from</w:t>
+            </w:r>
+            <w:r>
+              <w:t xml:space="preserve"> </w:t>
+            </w:r>
+            <w:r>
+              <w:rPr>
+                <w:rStyle w:val="VerbatimChar"/>
+              </w:rPr>
+              <w:t xml:space="preserve">@brief</w:t>
+            </w:r>
+            <w:r>
+              <w:t xml:space="preserve">)</w:t>
+            </w:r>
+          </w:p>
+        </w:tc>
+        <w:tc>
+          <w:tcPr/>
+          <w:p>
+            <w:pPr>
+              <w:pStyle w:val="Compact"/>
+              <w:jc w:val="left"/>
+            </w:pPr>
+            <w:r>
+              <w:t xml:space="preserve">Files</w:t>
+            </w:r>
+          </w:p>
+        </w:tc>
+        <w:tc>
+          <w:tcPr/>
+          <w:p>
+            <w:pPr>
+              <w:pStyle w:val="Compact"/>
+              <w:jc w:val="left"/>
+            </w:pPr>
+            <w:r>
+              <w:t xml:space="preserve">Unit tests</w:t>
+            </w:r>
+          </w:p>
+        </w:tc>
+      </w:tr>
+      <w:tr>
+        <w:tc>
+          <w:tcPr/>
+          <w:p>
+            <w:pPr>
+              <w:pStyle w:val="Compact"/>
+              <w:jc w:val="left"/>
+            </w:pPr>
+            <w:r>
+              <w:rPr>
+                <w:rStyle w:val="VerbatimChar"/>
+              </w:rPr>
+              <w:t xml:space="preserve">engine/database</w:t>
+            </w:r>
+          </w:p>
+        </w:tc>
+        <w:tc>
+          <w:tcPr/>
+          <w:p>
+            <w:pPr>
+              <w:pStyle w:val="Compact"/>
+              <w:jc w:val="left"/>
+            </w:pPr>
+            <w:r>
+              <w:rPr>
+                <w:rStyle w:val="VerbatimChar"/>
+              </w:rPr>
+              <w:t xml:space="preserve">DATA</w:t>
+            </w:r>
+          </w:p>
+        </w:tc>
+        <w:tc>
+          <w:tcPr/>
+          <w:p>
+            <w:pPr>
+              <w:pStyle w:val="Compact"/>
+              <w:jc w:val="left"/>
+            </w:pPr>
+            <w:r>
+              <w:t xml:space="preserve">Database module header</w:t>
+            </w:r>
+          </w:p>
+        </w:tc>
+        <w:tc>
+          <w:tcPr/>
+          <w:p>
+            <w:pPr>
+              <w:pStyle w:val="Compact"/>
+              <w:jc w:val="left"/>
+            </w:pPr>
+            <w:r>
+              <w:t xml:space="preserve">4</w:t>
+            </w:r>
+          </w:p>
+        </w:tc>
+        <w:tc>
+          <w:tcPr/>
+          <w:p>
+            <w:pPr>
+              <w:pStyle w:val="Compact"/>
+              <w:jc w:val="left"/>
+            </w:pPr>
+            <w:r>
+              <w:t xml:space="preserve">2</w:t>
+            </w:r>
+          </w:p>
+        </w:tc>
+      </w:tr>
+      <w:tr>
+        <w:tc>
+          <w:tcPr/>
+          <w:p>
+            <w:pPr>
+              <w:pStyle w:val="Compact"/>
+              <w:jc w:val="left"/>
+            </w:pPr>
+            <w:r>
+              <w:rPr>
+                <w:rStyle w:val="VerbatimChar"/>
+              </w:rPr>
+              <w:t xml:space="preserve">engine/diag</w:t>
+            </w:r>
+          </w:p>
+        </w:tc>
+        <w:tc>
+          <w:tcPr/>
+          <w:p>
+            <w:pPr>
+              <w:pStyle w:val="Compact"/>
+              <w:jc w:val="left"/>
+            </w:pPr>
+            <w:r>
+              <w:rPr>
+                <w:rStyle w:val="VerbatimChar"/>
+              </w:rPr>
+              <w:t xml:space="preserve">DIAG</w:t>
+            </w:r>
+          </w:p>
+        </w:tc>
+        <w:tc>
+          <w:tcPr/>
+          <w:p>
+            <w:pPr>
+              <w:pStyle w:val="Compact"/>
+              <w:jc w:val="left"/>
+            </w:pPr>
+            <w:r>
+              <w:t xml:space="preserve">Diagnosis driver header</w:t>
+            </w:r>
+          </w:p>
+        </w:tc>
+        <w:tc>
+          <w:tcPr/>
+          <w:p>
+            <w:pPr>
+              <w:pStyle w:val="Compact"/>
+              <w:jc w:val="left"/>
+            </w:pPr>
+            <w:r>
+              <w:t xml:space="preserve">24</w:t>
+            </w:r>
+          </w:p>
+        </w:tc>
+        <w:tc>
+          <w:tcPr/>
+          <w:p>
+            <w:pPr>
+              <w:pStyle w:val="Compact"/>
+              <w:jc w:val="left"/>
+            </w:pPr>
+            <w:r>
+              <w:t xml:space="preserve">1</w:t>
+            </w:r>
+          </w:p>
+        </w:tc>
+      </w:tr>
+      <w:tr>
+        <w:tc>
+          <w:tcPr/>
+          <w:p>
+            <w:pPr>
+              <w:pStyle w:val="Compact"/>
+              <w:jc w:val="left"/>
+            </w:pPr>
+            <w:r>
+              <w:rPr>
+                <w:rStyle w:val="VerbatimChar"/>
+              </w:rPr>
+              <w:t xml:space="preserve">engine/hw_info</w:t>
+            </w:r>
+          </w:p>
+        </w:tc>
+        <w:tc>
+          <w:tcPr/>
+          <w:p>
+            <w:pPr>
+              <w:pStyle w:val="Compact"/>
+              <w:jc w:val="left"/>
+            </w:pPr>
+            <w:r>
+              <w:rPr>
+                <w:rStyle w:val="VerbatimChar"/>
+              </w:rPr>
+              <w:t xml:space="preserve">MINFO</w:t>
+            </w:r>
+          </w:p>
+        </w:tc>
+        <w:tc>
+          <w:tcPr/>
+          <w:p>
+            <w:pPr>
+              <w:pStyle w:val="Compact"/>
+              <w:jc w:val="left"/>
+            </w:pPr>
+            <w:r>
+              <w:t xml:space="preserve">General foxBMS-master system information</w:t>
+            </w:r>
+          </w:p>
+        </w:tc>
+        <w:tc>
+          <w:tcPr/>
+          <w:p>
+            <w:pPr>
+              <w:pStyle w:val="Compact"/>
+              <w:jc w:val="left"/>
+            </w:pPr>
+            <w:r>
+              <w:t xml:space="preserve">2</w:t>
+            </w:r>
+          </w:p>
+        </w:tc>
+        <w:tc>
+          <w:tcPr/>
+          <w:p>
+            <w:pPr>
+              <w:pStyle w:val="Compact"/>
+              <w:jc w:val="left"/>
+            </w:pPr>
+            <w:r>
+              <w:t xml:space="preserve">1</w:t>
+            </w:r>
+          </w:p>
+        </w:tc>
+      </w:tr>
+      <w:tr>
+        <w:tc>
+          <w:tcPr/>
+          <w:p>
+            <w:pPr>
+              <w:pStyle w:val="Compact"/>
+              <w:jc w:val="left"/>
+            </w:pPr>
+            <w:r>
+              <w:rPr>
+                <w:rStyle w:val="VerbatimChar"/>
+              </w:rPr>
+              <w:t xml:space="preserve">engine/sys</w:t>
+            </w:r>
+          </w:p>
+        </w:tc>
+        <w:tc>
+          <w:tcPr/>
+          <w:p>
+            <w:pPr>
+              <w:pStyle w:val="Compact"/>
+              <w:jc w:val="left"/>
+            </w:pPr>
+            <w:r>
+              <w:rPr>
+                <w:rStyle w:val="VerbatimChar"/>
+              </w:rPr>
+              <w:t xml:space="preserve">SYS</w:t>
+            </w:r>
+          </w:p>
+        </w:tc>
+        <w:tc>
+          <w:tcPr/>
+          <w:p>
+            <w:pPr>
+              <w:pStyle w:val="Compact"/>
+              <w:jc w:val="left"/>
+            </w:pPr>
+            <w:r>
+              <w:t xml:space="preserve">Software reset driver header</w:t>
+            </w:r>
+          </w:p>
+        </w:tc>
+        <w:tc>
+          <w:tcPr/>
+          <w:p>
+            <w:pPr>
+              <w:pStyle w:val="Compact"/>
+              <w:jc w:val="left"/>
+            </w:pPr>
+            <w:r>
+              <w:t xml:space="preserve">4</w:t>
+            </w:r>
+          </w:p>
+        </w:tc>
+        <w:tc>
+          <w:tcPr/>
+          <w:p>
+            <w:pPr>
+              <w:pStyle w:val="Compact"/>
+              <w:jc w:val="left"/>
+            </w:pPr>
+            <w:r>
+              <w:t xml:space="preserve">2</w:t>
+            </w:r>
+          </w:p>
+        </w:tc>
+      </w:tr>
+      <w:tr>
+        <w:tc>
+          <w:tcPr/>
+          <w:p>
+            <w:pPr>
+              <w:pStyle w:val="Compact"/>
+              <w:jc w:val="left"/>
+            </w:pPr>
+            <w:r>
+              <w:rPr>
+                <w:rStyle w:val="VerbatimChar"/>
+              </w:rPr>
+              <w:t xml:space="preserve">engine/sys_mon</w:t>
+            </w:r>
+          </w:p>
+        </w:tc>
+        <w:tc>
+          <w:tcPr/>
+          <w:p>
+            <w:pPr>
+              <w:pStyle w:val="Compact"/>
+              <w:jc w:val="left"/>
+            </w:pPr>
+            <w:r>
+              <w:rPr>
+                <w:rStyle w:val="VerbatimChar"/>
+              </w:rPr>
+              <w:t xml:space="preserve">SYSM</w:t>
+            </w:r>
+          </w:p>
+        </w:tc>
+        <w:tc>
+          <w:tcPr/>
+          <w:p>
+            <w:pPr>
+              <w:pStyle w:val="Compact"/>
+              <w:jc w:val="left"/>
+            </w:pPr>
+            <w:r>
+              <w:t xml:space="preserve">System monitoring module</w:t>
+            </w:r>
+          </w:p>
+        </w:tc>
+        <w:tc>
+          <w:tcPr/>
+          <w:p>
+            <w:pPr>
+              <w:pStyle w:val="Compact"/>
+              <w:jc w:val="left"/>
+            </w:pPr>
+            <w:r>
+              <w:t xml:space="preserve">2</w:t>
+            </w:r>
+          </w:p>
+        </w:tc>
+        <w:tc>
+          <w:tcPr/>
+          <w:p>
+            <w:pPr>
+              <w:pStyle w:val="Compact"/>
+              <w:jc w:val="left"/>
+            </w:pPr>
+            <w:r>
+              <w:t xml:space="preserve">1</w:t>
+            </w:r>
+          </w:p>
+        </w:tc>
+      </w:tr>
+    </w:tbl>
+    <w:bookmarkEnd w:id="21"/>
+    <w:bookmarkStart w:id="22" w:name="layer-task-3-modules"/>
+    <w:p>
+      <w:pPr>
+        <w:pStyle w:val="Heading3"/>
+      </w:pPr>
+      <w:r>
+        <w:t xml:space="preserve">Layer:</w:t>
+      </w:r>
+      <w:r>
+        <w:t xml:space="preserve"> </w:t>
+      </w:r>
+      <w:r>
+        <w:rPr>
+          <w:rStyle w:val="VerbatimChar"/>
+        </w:rPr>
+        <w:t xml:space="preserve">task</w:t>
+      </w:r>
+      <w:r>
+        <w:t xml:space="preserve"> </w:t>
+      </w:r>
+      <w:r>
+        <w:t xml:space="preserve">(3 modules)</w:t>
+      </w:r>
+    </w:p>
+    <w:tbl>
+      <w:tblPr>
+        <w:tblStyle w:val="Table"/>
+        <w:tblW w:type="pct" w:w="5000"/>
+        <w:jc w:val="left"/>
+        <w:tblLayout w:type="fixed"/>
+        <w:tblLook w:firstRow="1" w:lastRow="0" w:firstColumn="0" w:lastColumn="0" w:noHBand="0" w:noVBand="0" w:val="0020"/>
+      </w:tblPr>
+      <w:tblGrid>
+        <w:gridCol w:w="1584"/>
+        <w:gridCol w:w="1584"/>
+        <w:gridCol w:w="1584"/>
+        <w:gridCol w:w="1584"/>
+        <w:gridCol w:w="1584"/>
+      </w:tblGrid>
+      <w:tr>
+        <w:trPr>
+          <w:tblHeader w:val="on"/>
+        </w:trPr>
+        <w:tc>
+          <w:tcPr/>
+          <w:p>
+            <w:pPr>
+              <w:pStyle w:val="Compact"/>
+              <w:jc w:val="left"/>
+            </w:pPr>
+            <w:r>
+              <w:t xml:space="preserve">Module</w:t>
+            </w:r>
+          </w:p>
+        </w:tc>
+        <w:tc>
+          <w:tcPr/>
+          <w:p>
+            <w:pPr>
+              <w:pStyle w:val="Compact"/>
+              <w:jc w:val="left"/>
+            </w:pPr>
+            <w:r>
+              <w:t xml:space="preserve">Prefix</w:t>
+            </w:r>
+          </w:p>
+        </w:tc>
+        <w:tc>
+          <w:tcPr/>
+          <w:p>
+            <w:pPr>
+              <w:pStyle w:val="Compact"/>
+              <w:jc w:val="left"/>
+            </w:pPr>
+            <w:r>
+              <w:t xml:space="preserve">Responsibility (from</w:t>
+            </w:r>
+            <w:r>
+              <w:t xml:space="preserve"> </w:t>
+            </w:r>
+            <w:r>
+              <w:rPr>
+                <w:rStyle w:val="VerbatimChar"/>
+              </w:rPr>
+              <w:t xml:space="preserve">@brief</w:t>
+            </w:r>
+            <w:r>
+              <w:t xml:space="preserve">)</w:t>
+            </w:r>
+          </w:p>
+        </w:tc>
+        <w:tc>
+          <w:tcPr/>
+          <w:p>
+            <w:pPr>
+              <w:pStyle w:val="Compact"/>
+              <w:jc w:val="left"/>
+            </w:pPr>
+            <w:r>
+              <w:t xml:space="preserve">Files</w:t>
+            </w:r>
+          </w:p>
+        </w:tc>
+        <w:tc>
+          <w:tcPr/>
+          <w:p>
+            <w:pPr>
+              <w:pStyle w:val="Compact"/>
+              <w:jc w:val="left"/>
+            </w:pPr>
+            <w:r>
+              <w:t xml:space="preserve">Unit tests</w:t>
+            </w:r>
+          </w:p>
+        </w:tc>
+      </w:tr>
+      <w:tr>
+        <w:tc>
+          <w:tcPr/>
+          <w:p>
+            <w:pPr>
+              <w:pStyle w:val="Compact"/>
+              <w:jc w:val="left"/>
+            </w:pPr>
+            <w:r>
+              <w:rPr>
+                <w:rStyle w:val="VerbatimChar"/>
+              </w:rPr>
+              <w:t xml:space="preserve">task/ftask</w:t>
+            </w:r>
+          </w:p>
+        </w:tc>
+        <w:tc>
+          <w:tcPr/>
+          <w:p>
+            <w:pPr>
+              <w:pStyle w:val="Compact"/>
+              <w:jc w:val="left"/>
+            </w:pPr>
+            <w:r>
+              <w:rPr>
+                <w:rStyle w:val="VerbatimChar"/>
+              </w:rPr>
+              <w:t xml:space="preserve">FTSK</w:t>
+            </w:r>
+          </w:p>
+        </w:tc>
+        <w:tc>
+          <w:tcPr/>
+          <w:p>
+            <w:pPr>
+              <w:pStyle w:val="Compact"/>
+              <w:jc w:val="left"/>
+            </w:pPr>
+            <w:r>
+              <w:t xml:space="preserve">Header of task driver implementation</w:t>
+            </w:r>
+          </w:p>
+        </w:tc>
+        <w:tc>
+          <w:tcPr/>
+          <w:p>
+            <w:pPr>
+              <w:pStyle w:val="Compact"/>
+              <w:jc w:val="left"/>
+            </w:pPr>
+            <w:r>
+              <w:t xml:space="preserve">3</w:t>
+            </w:r>
+          </w:p>
+        </w:tc>
+        <w:tc>
+          <w:tcPr/>
+          <w:p>
+            <w:pPr>
+              <w:pStyle w:val="Compact"/>
+              <w:jc w:val="left"/>
+            </w:pPr>
+            <w:r>
+              <w:t xml:space="preserve">2</w:t>
+            </w:r>
+          </w:p>
+        </w:tc>
+      </w:tr>
+      <w:tr>
+        <w:tc>
+          <w:tcPr/>
+          <w:p>
+            <w:pPr>
+              <w:pStyle w:val="Compact"/>
+              <w:jc w:val="left"/>
+            </w:pPr>
+            <w:r>
+              <w:rPr>
+                <w:rStyle w:val="VerbatimChar"/>
+              </w:rPr>
+              <w:t xml:space="preserve">task/os</w:t>
+            </w:r>
+          </w:p>
+        </w:tc>
+        <w:tc>
+          <w:tcPr/>
+          <w:p>
+            <w:pPr>
+              <w:pStyle w:val="Compact"/>
+              <w:jc w:val="left"/>
+            </w:pPr>
+            <w:r>
+              <w:rPr>
+                <w:rStyle w:val="VerbatimChar"/>
+              </w:rPr>
+              <w:t xml:space="preserve">OS</w:t>
+            </w:r>
+          </w:p>
+        </w:tc>
+        <w:tc>
+          <w:tcPr/>
+          <w:p>
+            <w:pPr>
+              <w:pStyle w:val="Compact"/>
+              <w:jc w:val="left"/>
+            </w:pPr>
+            <w:r>
+              <w:t xml:space="preserve">Declaration of the OS wrapper interface</w:t>
+            </w:r>
+          </w:p>
+        </w:tc>
+        <w:tc>
+          <w:tcPr/>
+          <w:p>
+            <w:pPr>
+              <w:pStyle w:val="Compact"/>
+              <w:jc w:val="left"/>
+            </w:pPr>
+            <w:r>
+              <w:t xml:space="preserve">4</w:t>
+            </w:r>
+          </w:p>
+        </w:tc>
+        <w:tc>
+          <w:tcPr/>
+          <w:p>
+            <w:pPr>
+              <w:pStyle w:val="Compact"/>
+              <w:jc w:val="left"/>
+            </w:pPr>
+            <w:r>
+              <w:t xml:space="preserve">1</w:t>
+            </w:r>
+          </w:p>
+        </w:tc>
+      </w:tr>
+      <w:tr>
+        <w:tc>
+          <w:tcPr/>
+          <w:p>
+            <w:pPr>
+              <w:pStyle w:val="Compact"/>
+              <w:jc w:val="left"/>
+            </w:pPr>
+            <w:r>
+              <w:rPr>
+                <w:rStyle w:val="VerbatimChar"/>
+              </w:rPr>
+              <w:t xml:space="preserve">task/timer</w:t>
+            </w:r>
+          </w:p>
+        </w:tc>
+        <w:tc>
+          <w:tcPr/>
+          <w:p>
+            <w:pPr>
+              <w:pStyle w:val="Compact"/>
+              <w:jc w:val="left"/>
+            </w:pPr>
+            <w:r>
+              <w:rPr>
+                <w:rStyle w:val="VerbatimChar"/>
+              </w:rPr>
+              <w:t xml:space="preserve">TIMER</w:t>
+            </w:r>
+          </w:p>
+        </w:tc>
+        <w:tc>
+          <w:tcPr/>
+          <w:p>
+            <w:pPr>
+              <w:pStyle w:val="Compact"/>
+              <w:jc w:val="left"/>
+            </w:pPr>
+            <w:r>
+              <w:t xml:space="preserve">Header file for the timer wrapper</w:t>
+            </w:r>
+          </w:p>
+        </w:tc>
+        <w:tc>
+          <w:tcPr/>
+          <w:p>
+            <w:pPr>
+              <w:pStyle w:val="Compact"/>
+              <w:jc w:val="left"/>
+            </w:pPr>
+            <w:r>
+              <w:t xml:space="preserve">2</w:t>
+            </w:r>
+          </w:p>
+        </w:tc>
+        <w:tc>
+          <w:tcPr/>
+          <w:p>
+            <w:pPr>
+              <w:pStyle w:val="Compact"/>
+              <w:jc w:val="left"/>
+            </w:pPr>
+            <w:r>
+              <w:t xml:space="preserve">1</w:t>
+            </w:r>
+          </w:p>
+        </w:tc>
+      </w:tr>
+    </w:tbl>
+    <w:bookmarkEnd w:id="22"/>
+    <w:bookmarkStart w:id="23" w:name="layer-application-7-modules"/>
+    <w:p>
+      <w:pPr>
+        <w:pStyle w:val="Heading3"/>
+      </w:pPr>
+      <w:r>
+        <w:t xml:space="preserve">Layer:</w:t>
+      </w:r>
+      <w:r>
+        <w:t xml:space="preserve"> </w:t>
+      </w:r>
+      <w:r>
+        <w:rPr>
+          <w:rStyle w:val="VerbatimChar"/>
+        </w:rPr>
+        <w:t xml:space="preserve">application</w:t>
+      </w:r>
+      <w:r>
+        <w:t xml:space="preserve"> </w:t>
+      </w:r>
+      <w:r>
+        <w:t xml:space="preserve">(7 modules)</w:t>
+      </w:r>
+    </w:p>
+    <w:tbl>
+      <w:tblPr>
+        <w:tblStyle w:val="Table"/>
+        <w:tblW w:type="pct" w:w="5000"/>
+        <w:jc w:val="left"/>
+        <w:tblLayout w:type="fixed"/>
+        <w:tblLook w:firstRow="1" w:lastRow="0" w:firstColumn="0" w:lastColumn="0" w:noHBand="0" w:noVBand="0" w:val="0020"/>
+      </w:tblPr>
+      <w:tblGrid>
+        <w:gridCol w:w="1584"/>
+        <w:gridCol w:w="1584"/>
+        <w:gridCol w:w="1584"/>
+        <w:gridCol w:w="1584"/>
+        <w:gridCol w:w="1584"/>
+      </w:tblGrid>
+      <w:tr>
+        <w:trPr>
+          <w:tblHeader w:val="on"/>
+        </w:trPr>
+        <w:tc>
+          <w:tcPr/>
+          <w:p>
+            <w:pPr>
+              <w:pStyle w:val="Compact"/>
+              <w:jc w:val="left"/>
+            </w:pPr>
+            <w:r>
+              <w:t xml:space="preserve">Module</w:t>
+            </w:r>
+          </w:p>
+        </w:tc>
+        <w:tc>
+          <w:tcPr/>
+          <w:p>
+            <w:pPr>
+              <w:pStyle w:val="Compact"/>
+              <w:jc w:val="left"/>
+            </w:pPr>
+            <w:r>
+              <w:t xml:space="preserve">Prefix</w:t>
+            </w:r>
+          </w:p>
+        </w:tc>
+        <w:tc>
+          <w:tcPr/>
+          <w:p>
+            <w:pPr>
+              <w:pStyle w:val="Compact"/>
+              <w:jc w:val="left"/>
+            </w:pPr>
+            <w:r>
+              <w:t xml:space="preserve">Responsibility (from</w:t>
+            </w:r>
+            <w:r>
+              <w:t xml:space="preserve"> </w:t>
+            </w:r>
+            <w:r>
+              <w:rPr>
+                <w:rStyle w:val="VerbatimChar"/>
+              </w:rPr>
+              <w:t xml:space="preserve">@brief</w:t>
+            </w:r>
+            <w:r>
+              <w:t xml:space="preserve">)</w:t>
+            </w:r>
+          </w:p>
+        </w:tc>
+        <w:tc>
+          <w:tcPr/>
+          <w:p>
+            <w:pPr>
+              <w:pStyle w:val="Compact"/>
+              <w:jc w:val="left"/>
+            </w:pPr>
+            <w:r>
+              <w:t xml:space="preserve">Files</w:t>
+            </w:r>
+          </w:p>
+        </w:tc>
+        <w:tc>
+          <w:tcPr/>
+          <w:p>
+            <w:pPr>
+              <w:pStyle w:val="Compact"/>
+              <w:jc w:val="left"/>
+            </w:pPr>
+            <w:r>
+              <w:t xml:space="preserve">Unit tests</w:t>
+            </w:r>
+          </w:p>
+        </w:tc>
+      </w:tr>
+      <w:tr>
+        <w:tc>
+          <w:tcPr/>
+          <w:p>
+            <w:pPr>
+              <w:pStyle w:val="Compact"/>
+              <w:jc w:val="left"/>
+            </w:pPr>
+            <w:r>
+              <w:rPr>
+                <w:rStyle w:val="VerbatimChar"/>
+              </w:rPr>
+              <w:t xml:space="preserve">application/algorithm</w:t>
+            </w:r>
+          </w:p>
+        </w:tc>
+        <w:tc>
+          <w:tcPr/>
+          <w:p>
+            <w:pPr>
+              <w:pStyle w:val="Compact"/>
+              <w:jc w:val="left"/>
+            </w:pPr>
+            <w:r>
+              <w:rPr>
+                <w:rStyle w:val="VerbatimChar"/>
+              </w:rPr>
+              <w:t xml:space="preserve">ALGO</w:t>
+            </w:r>
+          </w:p>
+        </w:tc>
+        <w:tc>
+          <w:tcPr/>
+          <w:p>
+            <w:pPr>
+              <w:pStyle w:val="Compact"/>
+              <w:jc w:val="left"/>
+            </w:pPr>
+            <w:r>
+              <w:t xml:space="preserve">Algorithms framework: SOX estimation and moving averages</w:t>
+            </w:r>
+          </w:p>
+        </w:tc>
+        <w:tc>
+          <w:tcPr/>
+          <w:p>
+            <w:pPr>
+              <w:pStyle w:val="Compact"/>
+              <w:jc w:val="left"/>
+            </w:pPr>
+            <w:r>
+              <w:t xml:space="preserve">26</w:t>
+            </w:r>
+          </w:p>
+        </w:tc>
+        <w:tc>
+          <w:tcPr/>
+          <w:p>
+            <w:pPr>
+              <w:pStyle w:val="Compact"/>
+              <w:jc w:val="left"/>
+            </w:pPr>
+            <w:r>
+              <w:t xml:space="preserve">1</w:t>
+            </w:r>
+          </w:p>
+        </w:tc>
+      </w:tr>
+      <w:tr>
+        <w:tc>
+          <w:tcPr/>
+          <w:p>
+            <w:pPr>
+              <w:pStyle w:val="Compact"/>
+              <w:jc w:val="left"/>
+            </w:pPr>
+            <w:r>
+              <w:rPr>
+                <w:rStyle w:val="VerbatimChar"/>
+              </w:rPr>
+              <w:t xml:space="preserve">application/bal</w:t>
+            </w:r>
+          </w:p>
+        </w:tc>
+        <w:tc>
+          <w:tcPr/>
+          <w:p>
+            <w:pPr>
+              <w:pStyle w:val="Compact"/>
+              <w:jc w:val="left"/>
+            </w:pPr>
+            <w:r>
+              <w:rPr>
+                <w:rStyle w:val="VerbatimChar"/>
+              </w:rPr>
+              <w:t xml:space="preserve">BAL</w:t>
+            </w:r>
+          </w:p>
+        </w:tc>
+        <w:tc>
+          <w:tcPr/>
+          <w:p>
+            <w:pPr>
+              <w:pStyle w:val="Compact"/>
+              <w:jc w:val="left"/>
+            </w:pPr>
+            <w:r>
+              <w:t xml:space="preserve">Header for the driver for balancing</w:t>
+            </w:r>
+          </w:p>
+        </w:tc>
+        <w:tc>
+          <w:tcPr/>
+          <w:p>
+            <w:pPr>
+              <w:pStyle w:val="Compact"/>
+              <w:jc w:val="left"/>
+            </w:pPr>
+            <w:r>
+              <w:t xml:space="preserve">5</w:t>
+            </w:r>
+          </w:p>
+        </w:tc>
+        <w:tc>
+          <w:tcPr/>
+          <w:p>
+            <w:pPr>
+              <w:pStyle w:val="Compact"/>
+              <w:jc w:val="left"/>
+            </w:pPr>
+            <w:r>
+              <w:t xml:space="preserve">1</w:t>
+            </w:r>
+          </w:p>
+        </w:tc>
+      </w:tr>
+      <w:tr>
+        <w:tc>
+          <w:tcPr/>
+          <w:p>
+            <w:pPr>
+              <w:pStyle w:val="Compact"/>
+              <w:jc w:val="left"/>
+            </w:pPr>
+            <w:r>
+              <w:rPr>
+                <w:rStyle w:val="VerbatimChar"/>
+              </w:rPr>
+              <w:t xml:space="preserve">application/bms</w:t>
+            </w:r>
+          </w:p>
+        </w:tc>
+        <w:tc>
+          <w:tcPr/>
+          <w:p>
+            <w:pPr>
+              <w:pStyle w:val="Compact"/>
+              <w:jc w:val="left"/>
+            </w:pPr>
+            <w:r>
+              <w:rPr>
+                <w:rStyle w:val="VerbatimChar"/>
+              </w:rPr>
+              <w:t xml:space="preserve">BMS</w:t>
+            </w:r>
+          </w:p>
+        </w:tc>
+        <w:tc>
+          <w:tcPr/>
+          <w:p>
+            <w:pPr>
+              <w:pStyle w:val="Compact"/>
+              <w:jc w:val="left"/>
+            </w:pPr>
+            <w:r>
+              <w:t xml:space="preserve">BMS driver header</w:t>
+            </w:r>
+          </w:p>
+        </w:tc>
+        <w:tc>
+          <w:tcPr/>
+          <w:p>
+            <w:pPr>
+              <w:pStyle w:val="Compact"/>
+              <w:jc w:val="left"/>
+            </w:pPr>
+            <w:r>
+              <w:t xml:space="preserve">2</w:t>
+            </w:r>
+          </w:p>
+        </w:tc>
+        <w:tc>
+          <w:tcPr/>
+          <w:p>
+            <w:pPr>
+              <w:pStyle w:val="Compact"/>
+              <w:jc w:val="left"/>
+            </w:pPr>
+            <w:r>
+              <w:t xml:space="preserve">1</w:t>
+            </w:r>
+          </w:p>
+        </w:tc>
+      </w:tr>
+      <w:tr>
+        <w:tc>
+          <w:tcPr/>
+          <w:p>
+            <w:pPr>
+              <w:pStyle w:val="Compact"/>
+              <w:jc w:val="left"/>
+            </w:pPr>
+            <w:r>
+              <w:rPr>
+                <w:rStyle w:val="VerbatimChar"/>
+              </w:rPr>
+              <w:t xml:space="preserve">application/ethernet</w:t>
+            </w:r>
+          </w:p>
+        </w:tc>
+        <w:tc>
+          <w:tcPr/>
+          <w:p>
+            <w:pPr>
+              <w:pStyle w:val="Compact"/>
+              <w:jc w:val="left"/>
+            </w:pPr>
+            <w:r>
+              <w:rPr>
+                <w:rStyle w:val="VerbatimChar"/>
+              </w:rPr>
+              <w:t xml:space="preserve">ETH</w:t>
+            </w:r>
+          </w:p>
+        </w:tc>
+        <w:tc>
+          <w:tcPr/>
+          <w:p>
+            <w:pPr>
+              <w:pStyle w:val="Compact"/>
+              <w:jc w:val="left"/>
+            </w:pPr>
+            <w:r>
+              <w:t xml:space="preserve">Header of the ethernet software</w:t>
+            </w:r>
+          </w:p>
+        </w:tc>
+        <w:tc>
+          <w:tcPr/>
+          <w:p>
+            <w:pPr>
+              <w:pStyle w:val="Compact"/>
+              <w:jc w:val="left"/>
+            </w:pPr>
+            <w:r>
+              <w:t xml:space="preserve">4</w:t>
+            </w:r>
+          </w:p>
+        </w:tc>
+        <w:tc>
+          <w:tcPr/>
+          <w:p>
+            <w:pPr>
+              <w:pStyle w:val="Compact"/>
+              <w:jc w:val="left"/>
+            </w:pPr>
+            <w:r>
+              <w:t xml:space="preserve">2</w:t>
+            </w:r>
+          </w:p>
+        </w:tc>
+      </w:tr>
+      <w:tr>
+        <w:tc>
+          <w:tcPr/>
+          <w:p>
+            <w:pPr>
+              <w:pStyle w:val="Compact"/>
+              <w:jc w:val="left"/>
+            </w:pPr>
+            <w:r>
+              <w:rPr>
+                <w:rStyle w:val="VerbatimChar"/>
+              </w:rPr>
+              <w:t xml:space="preserve">application/plausibility</w:t>
+            </w:r>
+          </w:p>
+        </w:tc>
+        <w:tc>
+          <w:tcPr/>
+          <w:p>
+            <w:pPr>
+              <w:pStyle w:val="Compact"/>
+              <w:jc w:val="left"/>
+            </w:pPr>
+            <w:r>
+              <w:rPr>
+                <w:rStyle w:val="VerbatimChar"/>
+              </w:rPr>
+              <w:t xml:space="preserve">PL</w:t>
+            </w:r>
+          </w:p>
+        </w:tc>
+        <w:tc>
+          <w:tcPr/>
+          <w:p>
+            <w:pPr>
+              <w:pStyle w:val="Compact"/>
+              <w:jc w:val="left"/>
+            </w:pPr>
+            <w:r>
+              <w:t xml:space="preserve">Plausibility checks for cell voltage and cell temperatures</w:t>
+            </w:r>
+          </w:p>
+        </w:tc>
+        <w:tc>
+          <w:tcPr/>
+          <w:p>
+            <w:pPr>
+              <w:pStyle w:val="Compact"/>
+              <w:jc w:val="left"/>
+            </w:pPr>
+            <w:r>
+              <w:t xml:space="preserve">2</w:t>
+            </w:r>
+          </w:p>
+        </w:tc>
+        <w:tc>
+          <w:tcPr/>
+          <w:p>
+            <w:pPr>
+              <w:pStyle w:val="Compact"/>
+              <w:jc w:val="left"/>
+            </w:pPr>
+            <w:r>
+              <w:t xml:space="preserve">1</w:t>
+            </w:r>
+          </w:p>
+        </w:tc>
+      </w:tr>
+      <w:tr>
+        <w:tc>
+          <w:tcPr/>
+          <w:p>
+            <w:pPr>
+              <w:pStyle w:val="Compact"/>
+              <w:jc w:val="left"/>
+            </w:pPr>
+            <w:r>
+              <w:rPr>
+                <w:rStyle w:val="VerbatimChar"/>
+              </w:rPr>
+              <w:t xml:space="preserve">application/redundancy</w:t>
+            </w:r>
+          </w:p>
+        </w:tc>
+        <w:tc>
+          <w:tcPr/>
+          <w:p>
+            <w:pPr>
+              <w:pStyle w:val="Compact"/>
+              <w:jc w:val="left"/>
+            </w:pPr>
+            <w:r>
+              <w:rPr>
+                <w:rStyle w:val="VerbatimChar"/>
+              </w:rPr>
+              <w:t xml:space="preserve">MRC</w:t>
+            </w:r>
+          </w:p>
+        </w:tc>
+        <w:tc>
+          <w:tcPr/>
+          <w:p>
+            <w:pPr>
+              <w:pStyle w:val="Compact"/>
+              <w:jc w:val="left"/>
+            </w:pPr>
+            <w:r>
+              <w:t xml:space="preserve">Header files for handling redundancy between redundant cell voltage</w:t>
+            </w:r>
+          </w:p>
+        </w:tc>
+        <w:tc>
+          <w:tcPr/>
+          <w:p>
+            <w:pPr>
+              <w:pStyle w:val="Compact"/>
+              <w:jc w:val="left"/>
+            </w:pPr>
+            <w:r>
+              <w:t xml:space="preserve">2</w:t>
+            </w:r>
+          </w:p>
+        </w:tc>
+        <w:tc>
+          <w:tcPr/>
+          <w:p>
+            <w:pPr>
+              <w:pStyle w:val="Compact"/>
+              <w:jc w:val="left"/>
+            </w:pPr>
+            <w:r>
+              <w:t xml:space="preserve">1</w:t>
+            </w:r>
+          </w:p>
+        </w:tc>
+      </w:tr>
+      <w:tr>
+        <w:tc>
+          <w:tcPr/>
+          <w:p>
+            <w:pPr>
+              <w:pStyle w:val="Compact"/>
+              <w:jc w:val="left"/>
+            </w:pPr>
+            <w:r>
+              <w:rPr>
+                <w:rStyle w:val="VerbatimChar"/>
+              </w:rPr>
+              <w:t xml:space="preserve">application/soa</w:t>
+            </w:r>
+          </w:p>
+        </w:tc>
+        <w:tc>
+          <w:tcPr/>
+          <w:p>
+            <w:pPr>
+              <w:pStyle w:val="Compact"/>
+              <w:jc w:val="left"/>
+            </w:pPr>
+            <w:r>
+              <w:rPr>
+                <w:rStyle w:val="VerbatimChar"/>
+              </w:rPr>
+              <w:t xml:space="preserve">SOA</w:t>
+            </w:r>
+          </w:p>
+        </w:tc>
+        <w:tc>
+          <w:tcPr/>
+          <w:p>
+            <w:pPr>
+              <w:pStyle w:val="Compact"/>
+              <w:jc w:val="left"/>
+            </w:pPr>
+            <w:r>
+              <w:t xml:space="preserve">Header for SOA module, responsible for checking battery parameters</w:t>
+            </w:r>
+          </w:p>
+        </w:tc>
+        <w:tc>
+          <w:tcPr/>
+          <w:p>
+            <w:pPr>
+              <w:pStyle w:val="Compact"/>
+              <w:jc w:val="left"/>
+            </w:pPr>
+            <w:r>
+              <w:t xml:space="preserve">2</w:t>
+            </w:r>
+          </w:p>
+        </w:tc>
+        <w:tc>
+          <w:tcPr/>
+          <w:p>
+            <w:pPr>
+              <w:pStyle w:val="Compact"/>
+              <w:jc w:val="left"/>
+            </w:pPr>
+            <w:r>
+              <w:t xml:space="preserve">1</w:t>
+            </w:r>
+          </w:p>
+        </w:tc>
+      </w:tr>
+    </w:tbl>
+    <w:bookmarkEnd w:id="23"/>
+    <w:bookmarkStart w:id="24" w:name="layer-driver-25-modules"/>
+    <w:p>
+      <w:pPr>
+        <w:pStyle w:val="Heading3"/>
+      </w:pPr>
+      <w:r>
+        <w:t xml:space="preserve">Layer:</w:t>
+      </w:r>
+      <w:r>
+        <w:t xml:space="preserve"> </w:t>
+      </w:r>
+      <w:r>
+        <w:rPr>
+          <w:rStyle w:val="VerbatimChar"/>
+        </w:rPr>
+        <w:t xml:space="preserve">driver</w:t>
+      </w:r>
+      <w:r>
+        <w:t xml:space="preserve"> </w:t>
+      </w:r>
+      <w:r>
+        <w:t xml:space="preserve">(25 modules)</w:t>
+      </w:r>
+    </w:p>
+    <w:tbl>
+      <w:tblPr>
+        <w:tblStyle w:val="Table"/>
+        <w:tblW w:type="pct" w:w="5000"/>
+        <w:jc w:val="left"/>
+        <w:tblLayout w:type="fixed"/>
+        <w:tblLook w:firstRow="1" w:lastRow="0" w:firstColumn="0" w:lastColumn="0" w:noHBand="0" w:noVBand="0" w:val="0020"/>
+      </w:tblPr>
+      <w:tblGrid>
+        <w:gridCol w:w="1584"/>
+        <w:gridCol w:w="1584"/>
+        <w:gridCol w:w="1584"/>
+        <w:gridCol w:w="1584"/>
+        <w:gridCol w:w="1584"/>
+      </w:tblGrid>
+      <w:tr>
+        <w:trPr>
+          <w:tblHeader w:val="on"/>
+        </w:trPr>
+        <w:tc>
+          <w:tcPr/>
+          <w:p>
+            <w:pPr>
+              <w:pStyle w:val="Compact"/>
+              <w:jc w:val="left"/>
+            </w:pPr>
+            <w:r>
+              <w:t xml:space="preserve">Module</w:t>
+            </w:r>
+          </w:p>
+        </w:tc>
+        <w:tc>
+          <w:tcPr/>
+          <w:p>
+            <w:pPr>
+              <w:pStyle w:val="Compact"/>
+              <w:jc w:val="left"/>
+            </w:pPr>
+            <w:r>
+              <w:t xml:space="preserve">Prefix</w:t>
+            </w:r>
+          </w:p>
+        </w:tc>
+        <w:tc>
+          <w:tcPr/>
+          <w:p>
+            <w:pPr>
+              <w:pStyle w:val="Compact"/>
+              <w:jc w:val="left"/>
+            </w:pPr>
+            <w:r>
+              <w:t xml:space="preserve">Responsibility (from</w:t>
+            </w:r>
+            <w:r>
+              <w:t xml:space="preserve"> </w:t>
+            </w:r>
+            <w:r>
+              <w:rPr>
+                <w:rStyle w:val="VerbatimChar"/>
+              </w:rPr>
+              <w:t xml:space="preserve">@brief</w:t>
+            </w:r>
+            <w:r>
+              <w:t xml:space="preserve">)</w:t>
+            </w:r>
+          </w:p>
+        </w:tc>
+        <w:tc>
+          <w:tcPr/>
+          <w:p>
+            <w:pPr>
+              <w:pStyle w:val="Compact"/>
+              <w:jc w:val="left"/>
+            </w:pPr>
+            <w:r>
+              <w:t xml:space="preserve">Files</w:t>
+            </w:r>
+          </w:p>
+        </w:tc>
+        <w:tc>
+          <w:tcPr/>
+          <w:p>
+            <w:pPr>
+              <w:pStyle w:val="Compact"/>
+              <w:jc w:val="left"/>
+            </w:pPr>
+            <w:r>
+              <w:t xml:space="preserve">Unit tests</w:t>
+            </w:r>
+          </w:p>
+        </w:tc>
+      </w:tr>
+      <w:tr>
+        <w:tc>
+          <w:tcPr/>
+          <w:p>
+            <w:pPr>
+              <w:pStyle w:val="Compact"/>
+              <w:jc w:val="left"/>
+            </w:pPr>
+            <w:r>
+              <w:rPr>
+                <w:rStyle w:val="VerbatimChar"/>
+              </w:rPr>
+              <w:t xml:space="preserve">driver/adc</w:t>
+            </w:r>
+          </w:p>
+        </w:tc>
+        <w:tc>
+          <w:tcPr/>
+          <w:p>
+            <w:pPr>
+              <w:pStyle w:val="Compact"/>
+              <w:jc w:val="left"/>
+            </w:pPr>
+            <w:r>
+              <w:rPr>
+                <w:rStyle w:val="VerbatimChar"/>
+              </w:rPr>
+              <w:t xml:space="preserve">ADC</w:t>
+            </w:r>
+          </w:p>
+        </w:tc>
+        <w:tc>
+          <w:tcPr/>
+          <w:p>
+            <w:pPr>
+              <w:pStyle w:val="Compact"/>
+              <w:jc w:val="left"/>
+            </w:pPr>
+            <w:r>
+              <w:t xml:space="preserve">Headers for the driver for the ADC module.</w:t>
+            </w:r>
+          </w:p>
+        </w:tc>
+        <w:tc>
+          <w:tcPr/>
+          <w:p>
+            <w:pPr>
+              <w:pStyle w:val="Compact"/>
+              <w:jc w:val="left"/>
+            </w:pPr>
+            <w:r>
+              <w:t xml:space="preserve">2</w:t>
+            </w:r>
+          </w:p>
+        </w:tc>
+        <w:tc>
+          <w:tcPr/>
+          <w:p>
+            <w:pPr>
+              <w:pStyle w:val="Compact"/>
+              <w:jc w:val="left"/>
+            </w:pPr>
+            <w:r>
+              <w:t xml:space="preserve">1</w:t>
+            </w:r>
+          </w:p>
+        </w:tc>
+      </w:tr>
+      <w:tr>
+        <w:tc>
+          <w:tcPr/>
+          <w:p>
+            <w:pPr>
+              <w:pStyle w:val="Compact"/>
+              <w:jc w:val="left"/>
+            </w:pPr>
+            <w:r>
+              <w:rPr>
+                <w:rStyle w:val="VerbatimChar"/>
+              </w:rPr>
+              <w:t xml:space="preserve">driver/can</w:t>
+            </w:r>
+          </w:p>
+        </w:tc>
+        <w:tc>
+          <w:tcPr/>
+          <w:p>
+            <w:pPr>
+              <w:pStyle w:val="Compact"/>
+              <w:jc w:val="left"/>
+            </w:pPr>
+            <w:r>
+              <w:rPr>
+                <w:rStyle w:val="VerbatimChar"/>
+              </w:rPr>
+              <w:t xml:space="preserve">CAN</w:t>
+            </w:r>
+          </w:p>
+        </w:tc>
+        <w:tc>
+          <w:tcPr/>
+          <w:p>
+            <w:pPr>
+              <w:pStyle w:val="Compact"/>
+              <w:jc w:val="left"/>
+            </w:pPr>
+            <w:r>
+              <w:t xml:space="preserve">Header for the driver for the CAN module</w:t>
+            </w:r>
+          </w:p>
+        </w:tc>
+        <w:tc>
+          <w:tcPr/>
+          <w:p>
+            <w:pPr>
+              <w:pStyle w:val="Compact"/>
+              <w:jc w:val="left"/>
+            </w:pPr>
+            <w:r>
+              <w:t xml:space="preserve">44</w:t>
+            </w:r>
+          </w:p>
+        </w:tc>
+        <w:tc>
+          <w:tcPr/>
+          <w:p>
+            <w:pPr>
+              <w:pStyle w:val="Compact"/>
+              <w:jc w:val="left"/>
+            </w:pPr>
+            <w:r>
+              <w:t xml:space="preserve">4</w:t>
+            </w:r>
+          </w:p>
+        </w:tc>
+      </w:tr>
+      <w:tr>
+        <w:tc>
+          <w:tcPr/>
+          <w:p>
+            <w:pPr>
+              <w:pStyle w:val="Compact"/>
+              <w:jc w:val="left"/>
+            </w:pPr>
+            <w:r>
+              <w:rPr>
+                <w:rStyle w:val="VerbatimChar"/>
+              </w:rPr>
+              <w:t xml:space="preserve">driver/contactor</w:t>
+            </w:r>
+          </w:p>
+        </w:tc>
+        <w:tc>
+          <w:tcPr/>
+          <w:p>
+            <w:pPr>
+              <w:pStyle w:val="Compact"/>
+              <w:jc w:val="left"/>
+            </w:pPr>
+            <w:r>
+              <w:rPr>
+                <w:rStyle w:val="VerbatimChar"/>
+              </w:rPr>
+              <w:t xml:space="preserve">CONT</w:t>
+            </w:r>
+          </w:p>
+        </w:tc>
+        <w:tc>
+          <w:tcPr/>
+          <w:p>
+            <w:pPr>
+              <w:pStyle w:val="Compact"/>
+              <w:jc w:val="left"/>
+            </w:pPr>
+            <w:r>
+              <w:t xml:space="preserve">Headers for the driver for the contactors.</w:t>
+            </w:r>
+          </w:p>
+        </w:tc>
+        <w:tc>
+          <w:tcPr/>
+          <w:p>
+            <w:pPr>
+              <w:pStyle w:val="Compact"/>
+              <w:jc w:val="left"/>
+            </w:pPr>
+            <w:r>
+              <w:t xml:space="preserve">2</w:t>
+            </w:r>
+          </w:p>
+        </w:tc>
+        <w:tc>
+          <w:tcPr/>
+          <w:p>
+            <w:pPr>
+              <w:pStyle w:val="Compact"/>
+              <w:jc w:val="left"/>
+            </w:pPr>
+            <w:r>
+              <w:t xml:space="preserve">1</w:t>
+            </w:r>
+          </w:p>
+        </w:tc>
+      </w:tr>
+      <w:tr>
+        <w:tc>
+          <w:tcPr/>
+          <w:p>
+            <w:pPr>
+              <w:pStyle w:val="Compact"/>
+              <w:jc w:val="left"/>
+            </w:pPr>
+            <w:r>
+              <w:rPr>
+                <w:rStyle w:val="VerbatimChar"/>
+              </w:rPr>
+              <w:t xml:space="preserve">driver/crc</w:t>
+            </w:r>
+          </w:p>
+        </w:tc>
+        <w:tc>
+          <w:tcPr/>
+          <w:p>
+            <w:pPr>
+              <w:pStyle w:val="Compact"/>
+              <w:jc w:val="left"/>
+            </w:pPr>
+            <w:r>
+              <w:rPr>
+                <w:rStyle w:val="VerbatimChar"/>
+              </w:rPr>
+              <w:t xml:space="preserve">CRC</w:t>
+            </w:r>
+          </w:p>
+        </w:tc>
+        <w:tc>
+          <w:tcPr/>
+          <w:p>
+            <w:pPr>
+              <w:pStyle w:val="Compact"/>
+              <w:jc w:val="left"/>
+            </w:pPr>
+            <w:r>
+              <w:t xml:space="preserve">CRC module header</w:t>
+            </w:r>
+          </w:p>
+        </w:tc>
+        <w:tc>
+          <w:tcPr/>
+          <w:p>
+            <w:pPr>
+              <w:pStyle w:val="Compact"/>
+              <w:jc w:val="left"/>
+            </w:pPr>
+            <w:r>
+              <w:t xml:space="preserve">2</w:t>
+            </w:r>
+          </w:p>
+        </w:tc>
+        <w:tc>
+          <w:tcPr/>
+          <w:p>
+            <w:pPr>
+              <w:pStyle w:val="Compact"/>
+              <w:jc w:val="left"/>
+            </w:pPr>
+            <w:r>
+              <w:t xml:space="preserve">1</w:t>
+            </w:r>
+          </w:p>
+        </w:tc>
+      </w:tr>
+      <w:tr>
+        <w:tc>
+          <w:tcPr/>
+          <w:p>
+            <w:pPr>
+              <w:pStyle w:val="Compact"/>
+              <w:jc w:val="left"/>
+            </w:pPr>
+            <w:r>
+              <w:rPr>
+                <w:rStyle w:val="VerbatimChar"/>
+              </w:rPr>
+              <w:t xml:space="preserve">driver/dma</w:t>
+            </w:r>
+          </w:p>
+        </w:tc>
+        <w:tc>
+          <w:tcPr/>
+          <w:p>
+            <w:pPr>
+              <w:pStyle w:val="Compact"/>
+              <w:jc w:val="left"/>
+            </w:pPr>
+            <w:r>
+              <w:rPr>
+                <w:rStyle w:val="VerbatimChar"/>
+              </w:rPr>
+              <w:t xml:space="preserve">DMA</w:t>
+            </w:r>
+          </w:p>
+        </w:tc>
+        <w:tc>
+          <w:tcPr/>
+          <w:p>
+            <w:pPr>
+              <w:pStyle w:val="Compact"/>
+              <w:jc w:val="left"/>
+            </w:pPr>
+            <w:r>
+              <w:t xml:space="preserve">Headers for the driver for the DMA module.</w:t>
+            </w:r>
+          </w:p>
+        </w:tc>
+        <w:tc>
+          <w:tcPr/>
+          <w:p>
+            <w:pPr>
+              <w:pStyle w:val="Compact"/>
+              <w:jc w:val="left"/>
+            </w:pPr>
+            <w:r>
+              <w:t xml:space="preserve">2</w:t>
+            </w:r>
+          </w:p>
+        </w:tc>
+        <w:tc>
+          <w:tcPr/>
+          <w:p>
+            <w:pPr>
+              <w:pStyle w:val="Compact"/>
+              <w:jc w:val="left"/>
+            </w:pPr>
+            <w:r>
+              <w:t xml:space="preserve">4</w:t>
+            </w:r>
+          </w:p>
+        </w:tc>
+      </w:tr>
+      <w:tr>
+        <w:tc>
+          <w:tcPr/>
+          <w:p>
+            <w:pPr>
+              <w:pStyle w:val="Compact"/>
+              <w:jc w:val="left"/>
+            </w:pPr>
+            <w:r>
+              <w:rPr>
+                <w:rStyle w:val="VerbatimChar"/>
+              </w:rPr>
+              <w:t xml:space="preserve">driver/emac</w:t>
+            </w:r>
+          </w:p>
+        </w:tc>
+        <w:tc>
+          <w:tcPr/>
+          <w:p>
+            <w:pPr>
+              <w:pStyle w:val="Compact"/>
+              <w:jc w:val="left"/>
+            </w:pPr>
+            <w:r>
+              <w:rPr>
+                <w:rStyle w:val="VerbatimChar"/>
+              </w:rPr>
+              <w:t xml:space="preserve">EMAC</w:t>
+            </w:r>
+          </w:p>
+        </w:tc>
+        <w:tc>
+          <w:tcPr/>
+          <w:p>
+            <w:pPr>
+              <w:pStyle w:val="Compact"/>
+              <w:jc w:val="left"/>
+            </w:pPr>
+            <w:r>
+              <w:t xml:space="preserve">Implementation of emac driver</w:t>
+            </w:r>
+          </w:p>
+        </w:tc>
+        <w:tc>
+          <w:tcPr/>
+          <w:p>
+            <w:pPr>
+              <w:pStyle w:val="Compact"/>
+              <w:jc w:val="left"/>
+            </w:pPr>
+            <w:r>
+              <w:t xml:space="preserve">4</w:t>
+            </w:r>
+          </w:p>
+        </w:tc>
+        <w:tc>
+          <w:tcPr/>
+          <w:p>
+            <w:pPr>
+              <w:pStyle w:val="Compact"/>
+              <w:jc w:val="left"/>
+            </w:pPr>
+            <w:r>
+              <w:t xml:space="preserve">2</w:t>
+            </w:r>
+          </w:p>
+        </w:tc>
+      </w:tr>
+      <w:tr>
+        <w:tc>
+          <w:tcPr/>
+          <w:p>
+            <w:pPr>
+              <w:pStyle w:val="Compact"/>
+              <w:jc w:val="left"/>
+            </w:pPr>
+            <w:r>
+              <w:rPr>
+                <w:rStyle w:val="VerbatimChar"/>
+              </w:rPr>
+              <w:t xml:space="preserve">driver/foxmath</w:t>
+            </w:r>
+          </w:p>
+        </w:tc>
+        <w:tc>
+          <w:tcPr/>
+          <w:p>
+            <w:pPr>
+              <w:pStyle w:val="Compact"/>
+              <w:jc w:val="left"/>
+            </w:pPr>
+            <w:r>
+              <w:rPr>
+                <w:rStyle w:val="VerbatimChar"/>
+              </w:rPr>
+              <w:t xml:space="preserve">MATH</w:t>
+            </w:r>
+          </w:p>
+        </w:tc>
+        <w:tc>
+          <w:tcPr/>
+          <w:p>
+            <w:pPr>
+              <w:pStyle w:val="Compact"/>
+              <w:jc w:val="left"/>
+            </w:pPr>
+            <w:r>
+              <w:t xml:space="preserve">Math library for often used math functions</w:t>
+            </w:r>
+          </w:p>
+        </w:tc>
+        <w:tc>
+          <w:tcPr/>
+          <w:p>
+            <w:pPr>
+              <w:pStyle w:val="Compact"/>
+              <w:jc w:val="left"/>
+            </w:pPr>
+            <w:r>
+              <w:t xml:space="preserve">4</w:t>
+            </w:r>
+          </w:p>
+        </w:tc>
+        <w:tc>
+          <w:tcPr/>
+          <w:p>
+            <w:pPr>
+              <w:pStyle w:val="Compact"/>
+              <w:jc w:val="left"/>
+            </w:pPr>
+            <w:r>
+              <w:t xml:space="preserve">2</w:t>
+            </w:r>
+          </w:p>
+        </w:tc>
+      </w:tr>
+      <w:tr>
+        <w:tc>
+          <w:tcPr/>
+          <w:p>
+            <w:pPr>
+              <w:pStyle w:val="Compact"/>
+              <w:jc w:val="left"/>
+            </w:pPr>
+            <w:r>
+              <w:rPr>
+                <w:rStyle w:val="VerbatimChar"/>
+              </w:rPr>
+              <w:t xml:space="preserve">driver/fram</w:t>
+            </w:r>
+          </w:p>
+        </w:tc>
+        <w:tc>
+          <w:tcPr/>
+          <w:p>
+            <w:pPr>
+              <w:pStyle w:val="Compact"/>
+              <w:jc w:val="left"/>
+            </w:pPr>
+            <w:r>
+              <w:rPr>
+                <w:rStyle w:val="VerbatimChar"/>
+              </w:rPr>
+              <w:t xml:space="preserve">FRAM</w:t>
+            </w:r>
+          </w:p>
+        </w:tc>
+        <w:tc>
+          <w:tcPr/>
+          <w:p>
+            <w:pPr>
+              <w:pStyle w:val="Compact"/>
+              <w:jc w:val="left"/>
+            </w:pPr>
+            <w:r>
+              <w:t xml:space="preserve">Header for the driver for the FRAM module</w:t>
+            </w:r>
+          </w:p>
+        </w:tc>
+        <w:tc>
+          <w:tcPr/>
+          <w:p>
+            <w:pPr>
+              <w:pStyle w:val="Compact"/>
+              <w:jc w:val="left"/>
+            </w:pPr>
+            <w:r>
+              <w:t xml:space="preserve">2</w:t>
+            </w:r>
+          </w:p>
+        </w:tc>
+        <w:tc>
+          <w:tcPr/>
+          <w:p>
+            <w:pPr>
+              <w:pStyle w:val="Compact"/>
+              <w:jc w:val="left"/>
+            </w:pPr>
+            <w:r>
+              <w:t xml:space="preserve">1</w:t>
+            </w:r>
+          </w:p>
+        </w:tc>
+      </w:tr>
+      <w:tr>
+        <w:tc>
+          <w:tcPr/>
+          <w:p>
+            <w:pPr>
+              <w:pStyle w:val="Compact"/>
+              <w:jc w:val="left"/>
+            </w:pPr>
+            <w:r>
+              <w:rPr>
+                <w:rStyle w:val="VerbatimChar"/>
+              </w:rPr>
+              <w:t xml:space="preserve">driver/htsensor</w:t>
+            </w:r>
+          </w:p>
+        </w:tc>
+        <w:tc>
+          <w:tcPr/>
+          <w:p>
+            <w:pPr>
+              <w:pStyle w:val="Compact"/>
+              <w:jc w:val="left"/>
+            </w:pPr>
+            <w:r>
+              <w:rPr>
+                <w:rStyle w:val="VerbatimChar"/>
+              </w:rPr>
+              <w:t xml:space="preserve">HTSEN</w:t>
+            </w:r>
+          </w:p>
+        </w:tc>
+        <w:tc>
+          <w:tcPr/>
+          <w:p>
+            <w:pPr>
+              <w:pStyle w:val="Compact"/>
+              <w:jc w:val="left"/>
+            </w:pPr>
+            <w:r>
+              <w:t xml:space="preserve">Header for the driver for the Sensirion SHT35-DIS I2C humidity/temperature sensor</w:t>
+            </w:r>
+          </w:p>
+        </w:tc>
+        <w:tc>
+          <w:tcPr/>
+          <w:p>
+            <w:pPr>
+              <w:pStyle w:val="Compact"/>
+              <w:jc w:val="left"/>
+            </w:pPr>
+            <w:r>
+              <w:t xml:space="preserve">2</w:t>
+            </w:r>
+          </w:p>
+        </w:tc>
+        <w:tc>
+          <w:tcPr/>
+          <w:p>
+            <w:pPr>
+              <w:pStyle w:val="Compact"/>
+              <w:jc w:val="left"/>
+            </w:pPr>
+            <w:r>
+              <w:t xml:space="preserve">1</w:t>
+            </w:r>
+          </w:p>
+        </w:tc>
+      </w:tr>
+      <w:tr>
+        <w:tc>
+          <w:tcPr/>
+          <w:p>
+            <w:pPr>
+              <w:pStyle w:val="Compact"/>
+              <w:jc w:val="left"/>
+            </w:pPr>
+            <w:r>
+              <w:rPr>
+                <w:rStyle w:val="VerbatimChar"/>
+              </w:rPr>
+              <w:t xml:space="preserve">driver/i2c</w:t>
+            </w:r>
+          </w:p>
+        </w:tc>
+        <w:tc>
+          <w:tcPr/>
+          <w:p>
+            <w:pPr>
+              <w:pStyle w:val="Compact"/>
+              <w:jc w:val="left"/>
+            </w:pPr>
+            <w:r>
+              <w:rPr>
+                <w:rStyle w:val="VerbatimChar"/>
+              </w:rPr>
+              <w:t xml:space="preserve">I2C</w:t>
+            </w:r>
+          </w:p>
+        </w:tc>
+        <w:tc>
+          <w:tcPr/>
+          <w:p>
+            <w:pPr>
+              <w:pStyle w:val="Compact"/>
+              <w:jc w:val="left"/>
+            </w:pPr>
+            <w:r>
+              <w:t xml:space="preserve">Header for the driver for the I2C module</w:t>
+            </w:r>
+          </w:p>
+        </w:tc>
+        <w:tc>
+          <w:tcPr/>
+          <w:p>
+            <w:pPr>
+              <w:pStyle w:val="Compact"/>
+              <w:jc w:val="left"/>
+            </w:pPr>
+            <w:r>
+              <w:t xml:space="preserve">2</w:t>
+            </w:r>
+          </w:p>
+        </w:tc>
+        <w:tc>
+          <w:tcPr/>
+          <w:p>
+            <w:pPr>
+              <w:pStyle w:val="Compact"/>
+              <w:jc w:val="left"/>
+            </w:pPr>
+            <w:r>
+              <w:t xml:space="preserve">1</w:t>
+            </w:r>
+          </w:p>
+        </w:tc>
+      </w:tr>
+      <w:tr>
+        <w:tc>
+          <w:tcPr/>
+          <w:p>
+            <w:pPr>
+              <w:pStyle w:val="Compact"/>
+              <w:jc w:val="left"/>
+            </w:pPr>
+            <w:r>
+              <w:rPr>
+                <w:rStyle w:val="VerbatimChar"/>
+              </w:rPr>
+              <w:t xml:space="preserve">driver/imd</w:t>
+            </w:r>
+          </w:p>
+        </w:tc>
+        <w:tc>
+          <w:tcPr/>
+          <w:p>
+            <w:pPr>
+              <w:pStyle w:val="Compact"/>
+              <w:jc w:val="left"/>
+            </w:pPr>
+            <w:r>
+              <w:rPr>
+                <w:rStyle w:val="VerbatimChar"/>
+              </w:rPr>
+              <w:t xml:space="preserve">IMD</w:t>
+            </w:r>
+          </w:p>
+        </w:tc>
+        <w:tc>
+          <w:tcPr/>
+          <w:p>
+            <w:pPr>
+              <w:pStyle w:val="Compact"/>
+              <w:jc w:val="left"/>
+            </w:pPr>
+            <w:r>
+              <w:t xml:space="preserve">API header for the insulation monitoring device</w:t>
+            </w:r>
+          </w:p>
+        </w:tc>
+        <w:tc>
+          <w:tcPr/>
+          <w:p>
+            <w:pPr>
+              <w:pStyle w:val="Compact"/>
+              <w:jc w:val="left"/>
+            </w:pPr>
+            <w:r>
+              <w:t xml:space="preserve">12</w:t>
+            </w:r>
+          </w:p>
+        </w:tc>
+        <w:tc>
+          <w:tcPr/>
+          <w:p>
+            <w:pPr>
+              <w:pStyle w:val="Compact"/>
+              <w:jc w:val="left"/>
+            </w:pPr>
+            <w:r>
+              <w:t xml:space="preserve">1</w:t>
+            </w:r>
+          </w:p>
+        </w:tc>
+      </w:tr>
+      <w:tr>
+        <w:tc>
+          <w:tcPr/>
+          <w:p>
+            <w:pPr>
+              <w:pStyle w:val="Compact"/>
+              <w:jc w:val="left"/>
+            </w:pPr>
+            <w:r>
+              <w:rPr>
+                <w:rStyle w:val="VerbatimChar"/>
+              </w:rPr>
+              <w:t xml:space="preserve">driver/interlock</w:t>
+            </w:r>
+          </w:p>
+        </w:tc>
+        <w:tc>
+          <w:tcPr/>
+          <w:p>
+            <w:pPr>
+              <w:pStyle w:val="Compact"/>
+              <w:jc w:val="left"/>
+            </w:pPr>
+            <w:r>
+              <w:rPr>
+                <w:rStyle w:val="VerbatimChar"/>
+              </w:rPr>
+              <w:t xml:space="preserve">ILCK</w:t>
+            </w:r>
+          </w:p>
+        </w:tc>
+        <w:tc>
+          <w:tcPr/>
+          <w:p>
+            <w:pPr>
+              <w:pStyle w:val="Compact"/>
+              <w:jc w:val="left"/>
+            </w:pPr>
+            <w:r>
+              <w:t xml:space="preserve">Headers for the driver for the interlock.</w:t>
+            </w:r>
+          </w:p>
+        </w:tc>
+        <w:tc>
+          <w:tcPr/>
+          <w:p>
+            <w:pPr>
+              <w:pStyle w:val="Compact"/>
+              <w:jc w:val="left"/>
+            </w:pPr>
+            <w:r>
+              <w:t xml:space="preserve">2</w:t>
+            </w:r>
+          </w:p>
+        </w:tc>
+        <w:tc>
+          <w:tcPr/>
+          <w:p>
+            <w:pPr>
+              <w:pStyle w:val="Compact"/>
+              <w:jc w:val="left"/>
+            </w:pPr>
+            <w:r>
+              <w:t xml:space="preserve">1</w:t>
+            </w:r>
+          </w:p>
+        </w:tc>
+      </w:tr>
+      <w:tr>
+        <w:tc>
+          <w:tcPr/>
+          <w:p>
+            <w:pPr>
+              <w:pStyle w:val="Compact"/>
+              <w:jc w:val="left"/>
+            </w:pPr>
+            <w:r>
+              <w:rPr>
+                <w:rStyle w:val="VerbatimChar"/>
+              </w:rPr>
+              <w:t xml:space="preserve">driver/io</w:t>
+            </w:r>
+          </w:p>
+        </w:tc>
+        <w:tc>
+          <w:tcPr/>
+          <w:p>
+            <w:pPr>
+              <w:pStyle w:val="Compact"/>
+              <w:jc w:val="left"/>
+            </w:pPr>
+            <w:r>
+              <w:rPr>
+                <w:rStyle w:val="VerbatimChar"/>
+              </w:rPr>
+              <w:t xml:space="preserve">IO</w:t>
+            </w:r>
+          </w:p>
+        </w:tc>
+        <w:tc>
+          <w:tcPr/>
+          <w:p>
+            <w:pPr>
+              <w:pStyle w:val="Compact"/>
+              <w:jc w:val="left"/>
+            </w:pPr>
+            <w:r>
+              <w:t xml:space="preserve">Header for the driver for the IO module</w:t>
+            </w:r>
+          </w:p>
+        </w:tc>
+        <w:tc>
+          <w:tcPr/>
+          <w:p>
+            <w:pPr>
+              <w:pStyle w:val="Compact"/>
+              <w:jc w:val="left"/>
+            </w:pPr>
+            <w:r>
+              <w:t xml:space="preserve">2</w:t>
+            </w:r>
+          </w:p>
+        </w:tc>
+        <w:tc>
+          <w:tcPr/>
+          <w:p>
+            <w:pPr>
+              <w:pStyle w:val="Compact"/>
+              <w:jc w:val="left"/>
+            </w:pPr>
+            <w:r>
+              <w:t xml:space="preserve">1</w:t>
+            </w:r>
+          </w:p>
+        </w:tc>
+      </w:tr>
+      <w:tr>
+        <w:tc>
+          <w:tcPr/>
+          <w:p>
+            <w:pPr>
+              <w:pStyle w:val="Compact"/>
+              <w:jc w:val="left"/>
+            </w:pPr>
+            <w:r>
+              <w:rPr>
+                <w:rStyle w:val="VerbatimChar"/>
+              </w:rPr>
+              <w:t xml:space="preserve">driver/led</w:t>
+            </w:r>
+          </w:p>
+        </w:tc>
+        <w:tc>
+          <w:tcPr/>
+          <w:p>
+            <w:pPr>
+              <w:pStyle w:val="Compact"/>
+              <w:jc w:val="left"/>
+            </w:pPr>
+            <w:r>
+              <w:rPr>
+                <w:rStyle w:val="VerbatimChar"/>
+              </w:rPr>
+              <w:t xml:space="preserve">LED</w:t>
+            </w:r>
+          </w:p>
+        </w:tc>
+        <w:tc>
+          <w:tcPr/>
+          <w:p>
+            <w:pPr>
+              <w:pStyle w:val="Compact"/>
+              <w:jc w:val="left"/>
+            </w:pPr>
+            <w:r>
+              <w:t xml:space="preserve">Header file of the debug LED driver</w:t>
+            </w:r>
+          </w:p>
+        </w:tc>
+        <w:tc>
+          <w:tcPr/>
+          <w:p>
+            <w:pPr>
+              <w:pStyle w:val="Compact"/>
+              <w:jc w:val="left"/>
+            </w:pPr>
+            <w:r>
+              <w:t xml:space="preserve">2</w:t>
+            </w:r>
+          </w:p>
+        </w:tc>
+        <w:tc>
+          <w:tcPr/>
+          <w:p>
+            <w:pPr>
+              <w:pStyle w:val="Compact"/>
+              <w:jc w:val="left"/>
+            </w:pPr>
+            <w:r>
+              <w:t xml:space="preserve">1</w:t>
+            </w:r>
+          </w:p>
+        </w:tc>
+      </w:tr>
+      <w:tr>
+        <w:tc>
+          <w:tcPr/>
+          <w:p>
+            <w:pPr>
+              <w:pStyle w:val="Compact"/>
+              <w:jc w:val="left"/>
+            </w:pPr>
+            <w:r>
+              <w:rPr>
+                <w:rStyle w:val="VerbatimChar"/>
+              </w:rPr>
+              <w:t xml:space="preserve">driver/mcu</w:t>
+            </w:r>
+          </w:p>
+        </w:tc>
+        <w:tc>
+          <w:tcPr/>
+          <w:p>
+            <w:pPr>
+              <w:pStyle w:val="Compact"/>
+              <w:jc w:val="left"/>
+            </w:pPr>
+            <w:r>
+              <w:rPr>
+                <w:rStyle w:val="VerbatimChar"/>
+              </w:rPr>
+              <w:t xml:space="preserve">MCU</w:t>
+            </w:r>
+          </w:p>
+        </w:tc>
+        <w:tc>
+          <w:tcPr/>
+          <w:p>
+            <w:pPr>
+              <w:pStyle w:val="Compact"/>
+              <w:jc w:val="left"/>
+            </w:pPr>
+            <w:r>
+              <w:t xml:space="preserve">Headers for the driver for the MCU module.</w:t>
+            </w:r>
+          </w:p>
+        </w:tc>
+        <w:tc>
+          <w:tcPr/>
+          <w:p>
+            <w:pPr>
+              <w:pStyle w:val="Compact"/>
+              <w:jc w:val="left"/>
+            </w:pPr>
+            <w:r>
+              <w:t xml:space="preserve">2</w:t>
+            </w:r>
+          </w:p>
+        </w:tc>
+        <w:tc>
+          <w:tcPr/>
+          <w:p>
+            <w:pPr>
+              <w:pStyle w:val="Compact"/>
+              <w:jc w:val="left"/>
+            </w:pPr>
+            <w:r>
+              <w:t xml:space="preserve">1</w:t>
+            </w:r>
+          </w:p>
+        </w:tc>
+      </w:tr>
+      <w:tr>
+        <w:tc>
+          <w:tcPr/>
+          <w:p>
+            <w:pPr>
+              <w:pStyle w:val="Compact"/>
+              <w:jc w:val="left"/>
+            </w:pPr>
+            <w:r>
+              <w:rPr>
+                <w:rStyle w:val="VerbatimChar"/>
+              </w:rPr>
+              <w:t xml:space="preserve">driver/meas</w:t>
+            </w:r>
+          </w:p>
+        </w:tc>
+        <w:tc>
+          <w:tcPr/>
+          <w:p>
+            <w:pPr>
+              <w:pStyle w:val="Compact"/>
+              <w:jc w:val="left"/>
+            </w:pPr>
+            <w:r>
+              <w:rPr>
+                <w:rStyle w:val="VerbatimChar"/>
+              </w:rPr>
+              <w:t xml:space="preserve">MEAS</w:t>
+            </w:r>
+          </w:p>
+        </w:tc>
+        <w:tc>
+          <w:tcPr/>
+          <w:p>
+            <w:pPr>
+              <w:pStyle w:val="Compact"/>
+              <w:jc w:val="left"/>
+            </w:pPr>
+            <w:r>
+              <w:t xml:space="preserve">Headers for the driver for the measurements needed by the BMS</w:t>
+            </w:r>
+          </w:p>
+        </w:tc>
+        <w:tc>
+          <w:tcPr/>
+          <w:p>
+            <w:pPr>
+              <w:pStyle w:val="Compact"/>
+              <w:jc w:val="left"/>
+            </w:pPr>
+            <w:r>
+              <w:t xml:space="preserve">2</w:t>
+            </w:r>
+          </w:p>
+        </w:tc>
+        <w:tc>
+          <w:tcPr/>
+          <w:p>
+            <w:pPr>
+              <w:pStyle w:val="Compact"/>
+              <w:jc w:val="left"/>
+            </w:pPr>
+            <w:r>
+              <w:t xml:space="preserve">1</w:t>
+            </w:r>
+          </w:p>
+        </w:tc>
+      </w:tr>
+      <w:tr>
+        <w:tc>
+          <w:tcPr/>
+          <w:p>
+            <w:pPr>
+              <w:pStyle w:val="Compact"/>
+              <w:jc w:val="left"/>
+            </w:pPr>
+            <w:r>
+              <w:rPr>
+                <w:rStyle w:val="VerbatimChar"/>
+              </w:rPr>
+              <w:t xml:space="preserve">driver/pex</w:t>
+            </w:r>
+          </w:p>
+        </w:tc>
+        <w:tc>
+          <w:tcPr/>
+          <w:p>
+            <w:pPr>
+              <w:pStyle w:val="Compact"/>
+              <w:jc w:val="left"/>
+            </w:pPr>
+            <w:r>
+              <w:rPr>
+                <w:rStyle w:val="VerbatimChar"/>
+              </w:rPr>
+              <w:t xml:space="preserve">PEX</w:t>
+            </w:r>
+          </w:p>
+        </w:tc>
+        <w:tc>
+          <w:tcPr/>
+          <w:p>
+            <w:pPr>
+              <w:pStyle w:val="Compact"/>
+              <w:jc w:val="left"/>
+            </w:pPr>
+            <w:r>
+              <w:t xml:space="preserve">Header for the driver for the NXP PCA9539 port expander module</w:t>
+            </w:r>
+          </w:p>
+        </w:tc>
+        <w:tc>
+          <w:tcPr/>
+          <w:p>
+            <w:pPr>
+              <w:pStyle w:val="Compact"/>
+              <w:jc w:val="left"/>
+            </w:pPr>
+            <w:r>
+              <w:t xml:space="preserve">2</w:t>
+            </w:r>
+          </w:p>
+        </w:tc>
+        <w:tc>
+          <w:tcPr/>
+          <w:p>
+            <w:pPr>
+              <w:pStyle w:val="Compact"/>
+              <w:jc w:val="left"/>
+            </w:pPr>
+            <w:r>
+              <w:t xml:space="preserve">1</w:t>
+            </w:r>
+          </w:p>
+        </w:tc>
+      </w:tr>
+      <w:tr>
+        <w:tc>
+          <w:tcPr/>
+          <w:p>
+            <w:pPr>
+              <w:pStyle w:val="Compact"/>
+              <w:jc w:val="left"/>
+            </w:pPr>
+            <w:r>
+              <w:rPr>
+                <w:rStyle w:val="VerbatimChar"/>
+              </w:rPr>
+              <w:t xml:space="preserve">driver/phy</w:t>
+            </w:r>
+          </w:p>
+        </w:tc>
+        <w:tc>
+          <w:tcPr/>
+          <w:p>
+            <w:pPr>
+              <w:pStyle w:val="Compact"/>
+              <w:jc w:val="left"/>
+            </w:pPr>
+            <w:r>
+              <w:rPr>
+                <w:rStyle w:val="VerbatimChar"/>
+              </w:rPr>
+              <w:t xml:space="preserve">PHY</w:t>
+            </w:r>
+          </w:p>
+        </w:tc>
+        <w:tc>
+          <w:tcPr/>
+          <w:p>
+            <w:pPr>
+              <w:pStyle w:val="Compact"/>
+              <w:jc w:val="left"/>
+            </w:pPr>
+            <w:r>
+              <w:t xml:space="preserve">Implementation of physical layer driver</w:t>
+            </w:r>
+          </w:p>
+        </w:tc>
+        <w:tc>
+          <w:tcPr/>
+          <w:p>
+            <w:pPr>
+              <w:pStyle w:val="Compact"/>
+              <w:jc w:val="left"/>
+            </w:pPr>
+            <w:r>
+              <w:t xml:space="preserve">2</w:t>
+            </w:r>
+          </w:p>
+        </w:tc>
+        <w:tc>
+          <w:tcPr/>
+          <w:p>
+            <w:pPr>
+              <w:pStyle w:val="Compact"/>
+              <w:jc w:val="left"/>
+            </w:pPr>
+            <w:r>
+              <w:t xml:space="preserve">1</w:t>
+            </w:r>
+          </w:p>
+        </w:tc>
+      </w:tr>
+      <w:tr>
+        <w:tc>
+          <w:tcPr/>
+          <w:p>
+            <w:pPr>
+              <w:pStyle w:val="Compact"/>
+              <w:jc w:val="left"/>
+            </w:pPr>
+            <w:r>
+              <w:rPr>
+                <w:rStyle w:val="VerbatimChar"/>
+              </w:rPr>
+              <w:t xml:space="preserve">driver/pwm</w:t>
+            </w:r>
+          </w:p>
+        </w:tc>
+        <w:tc>
+          <w:tcPr/>
+          <w:p>
+            <w:pPr>
+              <w:pStyle w:val="Compact"/>
+              <w:jc w:val="left"/>
+            </w:pPr>
+            <w:r>
+              <w:rPr>
+                <w:rStyle w:val="VerbatimChar"/>
+              </w:rPr>
+              <w:t xml:space="preserve">PWM</w:t>
+            </w:r>
+          </w:p>
+        </w:tc>
+        <w:tc>
+          <w:tcPr/>
+          <w:p>
+            <w:pPr>
+              <w:pStyle w:val="Compact"/>
+              <w:jc w:val="left"/>
+            </w:pPr>
+            <w:r>
+              <w:t xml:space="preserve">PWM driver for the TMS570LC43xx.</w:t>
+            </w:r>
+          </w:p>
+        </w:tc>
+        <w:tc>
+          <w:tcPr/>
+          <w:p>
+            <w:pPr>
+              <w:pStyle w:val="Compact"/>
+              <w:jc w:val="left"/>
+            </w:pPr>
+            <w:r>
+              <w:t xml:space="preserve">2</w:t>
+            </w:r>
+          </w:p>
+        </w:tc>
+        <w:tc>
+          <w:tcPr/>
+          <w:p>
+            <w:pPr>
+              <w:pStyle w:val="Compact"/>
+              <w:jc w:val="left"/>
+            </w:pPr>
+            <w:r>
+              <w:t xml:space="preserve">1</w:t>
+            </w:r>
+          </w:p>
+        </w:tc>
+      </w:tr>
+      <w:tr>
+        <w:tc>
+          <w:tcPr/>
+          <w:p>
+            <w:pPr>
+              <w:pStyle w:val="Compact"/>
+              <w:jc w:val="left"/>
+            </w:pPr>
+            <w:r>
+              <w:rPr>
+                <w:rStyle w:val="VerbatimChar"/>
+              </w:rPr>
+              <w:t xml:space="preserve">driver/rtc</w:t>
+            </w:r>
+          </w:p>
+        </w:tc>
+        <w:tc>
+          <w:tcPr/>
+          <w:p>
+            <w:pPr>
+              <w:pStyle w:val="Compact"/>
+              <w:jc w:val="left"/>
+            </w:pPr>
+            <w:r>
+              <w:rPr>
+                <w:rStyle w:val="VerbatimChar"/>
+              </w:rPr>
+              <w:t xml:space="preserve">RTC</w:t>
+            </w:r>
+          </w:p>
+        </w:tc>
+        <w:tc>
+          <w:tcPr/>
+          <w:p>
+            <w:pPr>
+              <w:pStyle w:val="Compact"/>
+              <w:jc w:val="left"/>
+            </w:pPr>
+            <w:r>
+              <w:t xml:space="preserve">Header file of the RTC driver</w:t>
+            </w:r>
+          </w:p>
+        </w:tc>
+        <w:tc>
+          <w:tcPr/>
+          <w:p>
+            <w:pPr>
+              <w:pStyle w:val="Compact"/>
+              <w:jc w:val="left"/>
+            </w:pPr>
+            <w:r>
+              <w:t xml:space="preserve">2</w:t>
+            </w:r>
+          </w:p>
+        </w:tc>
+        <w:tc>
+          <w:tcPr/>
+          <w:p>
+            <w:pPr>
+              <w:pStyle w:val="Compact"/>
+              <w:jc w:val="left"/>
+            </w:pPr>
+            <w:r>
+              <w:t xml:space="preserve">1</w:t>
+            </w:r>
+          </w:p>
+        </w:tc>
+      </w:tr>
+      <w:tr>
+        <w:tc>
+          <w:tcPr/>
+          <w:p>
+            <w:pPr>
+              <w:pStyle w:val="Compact"/>
+              <w:jc w:val="left"/>
+            </w:pPr>
+            <w:r>
+              <w:rPr>
+                <w:rStyle w:val="VerbatimChar"/>
+              </w:rPr>
+              <w:t xml:space="preserve">driver/sbc</w:t>
+            </w:r>
+          </w:p>
+        </w:tc>
+        <w:tc>
+          <w:tcPr/>
+          <w:p>
+            <w:pPr>
+              <w:pStyle w:val="Compact"/>
+              <w:jc w:val="left"/>
+            </w:pPr>
+            <w:r>
+              <w:rPr>
+                <w:rStyle w:val="VerbatimChar"/>
+              </w:rPr>
+              <w:t xml:space="preserve">FS85</w:t>
+            </w:r>
+          </w:p>
+        </w:tc>
+        <w:tc>
+          <w:tcPr/>
+          <w:p>
+            <w:pPr>
+              <w:pStyle w:val="Compact"/>
+              <w:jc w:val="left"/>
+            </w:pPr>
+            <w:r>
+              <w:t xml:space="preserve">Driver for the NXP FS85 SBC (system basis chip) supervisor</w:t>
+            </w:r>
+          </w:p>
+        </w:tc>
+        <w:tc>
+          <w:tcPr/>
+          <w:p>
+            <w:pPr>
+              <w:pStyle w:val="Compact"/>
+              <w:jc w:val="left"/>
+            </w:pPr>
+            <w:r>
+              <w:t xml:space="preserve">11</w:t>
+            </w:r>
+          </w:p>
+        </w:tc>
+        <w:tc>
+          <w:tcPr/>
+          <w:p>
+            <w:pPr>
+              <w:pStyle w:val="Compact"/>
+              <w:jc w:val="left"/>
+            </w:pPr>
+            <w:r>
+              <w:t xml:space="preserve">3</w:t>
+            </w:r>
+          </w:p>
+        </w:tc>
+      </w:tr>
+      <w:tr>
+        <w:tc>
+          <w:tcPr/>
+          <w:p>
+            <w:pPr>
+              <w:pStyle w:val="Compact"/>
+              <w:jc w:val="left"/>
+            </w:pPr>
+            <w:r>
+              <w:rPr>
+                <w:rStyle w:val="VerbatimChar"/>
+              </w:rPr>
+              <w:t xml:space="preserve">driver/spi</w:t>
+            </w:r>
+          </w:p>
+        </w:tc>
+        <w:tc>
+          <w:tcPr/>
+          <w:p>
+            <w:pPr>
+              <w:pStyle w:val="Compact"/>
+              <w:jc w:val="left"/>
+            </w:pPr>
+            <w:r>
+              <w:rPr>
+                <w:rStyle w:val="VerbatimChar"/>
+              </w:rPr>
+              <w:t xml:space="preserve">SPI</w:t>
+            </w:r>
+          </w:p>
+        </w:tc>
+        <w:tc>
+          <w:tcPr/>
+          <w:p>
+            <w:pPr>
+              <w:pStyle w:val="Compact"/>
+              <w:jc w:val="left"/>
+            </w:pPr>
+            <w:r>
+              <w:t xml:space="preserve">Headers for the driver for the SPI module.</w:t>
+            </w:r>
+          </w:p>
+        </w:tc>
+        <w:tc>
+          <w:tcPr/>
+          <w:p>
+            <w:pPr>
+              <w:pStyle w:val="Compact"/>
+              <w:jc w:val="left"/>
+            </w:pPr>
+            <w:r>
+              <w:t xml:space="preserve">3</w:t>
+            </w:r>
+          </w:p>
+        </w:tc>
+        <w:tc>
+          <w:tcPr/>
+          <w:p>
+            <w:pPr>
+              <w:pStyle w:val="Compact"/>
+              <w:jc w:val="left"/>
+            </w:pPr>
+            <w:r>
+              <w:t xml:space="preserve">9</w:t>
+            </w:r>
+          </w:p>
+        </w:tc>
+      </w:tr>
+      <w:tr>
+        <w:tc>
+          <w:tcPr/>
+          <w:p>
+            <w:pPr>
+              <w:pStyle w:val="Compact"/>
+              <w:jc w:val="left"/>
+            </w:pPr>
+            <w:r>
+              <w:rPr>
+                <w:rStyle w:val="VerbatimChar"/>
+              </w:rPr>
+              <w:t xml:space="preserve">driver/sps</w:t>
+            </w:r>
+          </w:p>
+        </w:tc>
+        <w:tc>
+          <w:tcPr/>
+          <w:p>
+            <w:pPr>
+              <w:pStyle w:val="Compact"/>
+              <w:jc w:val="left"/>
+            </w:pPr>
+            <w:r>
+              <w:rPr>
+                <w:rStyle w:val="VerbatimChar"/>
+              </w:rPr>
+              <w:t xml:space="preserve">SPS</w:t>
+            </w:r>
+          </w:p>
+        </w:tc>
+        <w:tc>
+          <w:tcPr/>
+          <w:p>
+            <w:pPr>
+              <w:pStyle w:val="Compact"/>
+              <w:jc w:val="left"/>
+            </w:pPr>
+            <w:r>
+              <w:t xml:space="preserve">Headers for the driver for the smart power switches.</w:t>
+            </w:r>
+          </w:p>
+        </w:tc>
+        <w:tc>
+          <w:tcPr/>
+          <w:p>
+            <w:pPr>
+              <w:pStyle w:val="Compact"/>
+              <w:jc w:val="left"/>
+            </w:pPr>
+            <w:r>
+              <w:t xml:space="preserve">3</w:t>
+            </w:r>
+          </w:p>
+        </w:tc>
+        <w:tc>
+          <w:tcPr/>
+          <w:p>
+            <w:pPr>
+              <w:pStyle w:val="Compact"/>
+              <w:jc w:val="left"/>
+            </w:pPr>
+            <w:r>
+              <w:t xml:space="preserve">1</w:t>
+            </w:r>
+          </w:p>
+        </w:tc>
+      </w:tr>
+      <w:tr>
+        <w:tc>
+          <w:tcPr/>
+          <w:p>
+            <w:pPr>
+              <w:pStyle w:val="Compact"/>
+              <w:jc w:val="left"/>
+            </w:pPr>
+            <w:r>
+              <w:rPr>
+                <w:rStyle w:val="VerbatimChar"/>
+              </w:rPr>
+              <w:t xml:space="preserve">driver/ts</w:t>
+            </w:r>
+          </w:p>
+        </w:tc>
+        <w:tc>
+          <w:tcPr/>
+          <w:p>
+            <w:pPr>
+              <w:pStyle w:val="Compact"/>
+              <w:jc w:val="left"/>
+            </w:pPr>
+            <w:r>
+              <w:rPr>
+                <w:rStyle w:val="VerbatimChar"/>
+              </w:rPr>
+              <w:t xml:space="preserve">BETA</w:t>
+            </w:r>
+          </w:p>
+        </w:tc>
+        <w:tc>
+          <w:tcPr/>
+          <w:p>
+            <w:pPr>
+              <w:pStyle w:val="Compact"/>
+              <w:jc w:val="left"/>
+            </w:pPr>
+            <w:r>
+              <w:t xml:space="preserve">Temperature sensor evaluation (resistive divider, beta model)</w:t>
+            </w:r>
+          </w:p>
+        </w:tc>
+        <w:tc>
+          <w:tcPr/>
+          <w:p>
+            <w:pPr>
+              <w:pStyle w:val="Compact"/>
+              <w:jc w:val="left"/>
+            </w:pPr>
+            <w:r>
+              <w:t xml:space="preserve">44</w:t>
+            </w:r>
+          </w:p>
+        </w:tc>
+        <w:tc>
+          <w:tcPr/>
+          <w:p>
+            <w:pPr>
+              <w:pStyle w:val="Compact"/>
+              <w:jc w:val="left"/>
+            </w:pPr>
+            <w:r>
+              <w:t xml:space="preserve">1</w:t>
+            </w:r>
+          </w:p>
+        </w:tc>
+      </w:tr>
+      <w:tr>
+        <w:tc>
+          <w:tcPr/>
+          <w:p>
+            <w:pPr>
+              <w:pStyle w:val="Compact"/>
+              <w:jc w:val="left"/>
+            </w:pPr>
+            <w:r>
+              <w:rPr>
+                <w:rStyle w:val="VerbatimChar"/>
+              </w:rPr>
+              <w:t xml:space="preserve">driver/uart</w:t>
+            </w:r>
+          </w:p>
+        </w:tc>
+        <w:tc>
+          <w:tcPr/>
+          <w:p>
+            <w:pPr>
+              <w:pStyle w:val="Compact"/>
+              <w:jc w:val="left"/>
+            </w:pPr>
+            <w:r>
+              <w:rPr>
+                <w:rStyle w:val="VerbatimChar"/>
+              </w:rPr>
+              <w:t xml:space="preserve">UART</w:t>
+            </w:r>
+          </w:p>
+        </w:tc>
+        <w:tc>
+          <w:tcPr/>
+          <w:p>
+            <w:pPr>
+              <w:pStyle w:val="Compact"/>
+              <w:jc w:val="left"/>
+            </w:pPr>
+            <w:r>
+              <w:t xml:space="preserve">Drivers for UART RS232</w:t>
+            </w:r>
+          </w:p>
+        </w:tc>
+        <w:tc>
+          <w:tcPr/>
+          <w:p>
+            <w:pPr>
+              <w:pStyle w:val="Compact"/>
+              <w:jc w:val="left"/>
+            </w:pPr>
+            <w:r>
+              <w:t xml:space="preserve">2</w:t>
+            </w:r>
+          </w:p>
+        </w:tc>
+        <w:tc>
+          <w:tcPr/>
+          <w:p>
+            <w:pPr>
+              <w:pStyle w:val="Compact"/>
+              <w:jc w:val="left"/>
+            </w:pPr>
+            <w:r>
+              <w:t xml:space="preserve">2</w:t>
+            </w:r>
+          </w:p>
+        </w:tc>
+      </w:tr>
+    </w:tbl>
+    <w:p>
+      <w:pPr>
+        <w:pStyle w:val="BodyText"/>
+      </w:pPr>
+      <w:r>
+        <w:t xml:space="preserve">Configuration is separated from module logic into per-layer</w:t>
+      </w:r>
+      <w:r>
+        <w:t xml:space="preserve"> </w:t>
+      </w:r>
+      <w:r>
+        <w:rPr>
+          <w:rStyle w:val="VerbatimChar"/>
+        </w:rPr>
+        <w:t xml:space="preserve">config/</w:t>
+      </w:r>
+      <w:r>
+        <w:t xml:space="preserve"> </w:t>
+      </w:r>
+      <w:r>
+        <w:t xml:space="preserve">directories (</w:t>
+      </w:r>
+      <w:r>
+        <w:rPr>
+          <w:rStyle w:val="VerbatimChar"/>
+        </w:rPr>
+        <w:t xml:space="preserve">src/app/*/config/*_cfg.c|h</w:t>
+      </w:r>
+      <w:r>
+        <w:t xml:space="preserve">) — each module pairs with a</w:t>
+      </w:r>
+      <w:r>
+        <w:t xml:space="preserve"> </w:t>
+      </w:r>
+      <w:r>
+        <w:rPr>
+          <w:rStyle w:val="VerbatimChar"/>
+        </w:rPr>
+        <w:t xml:space="preserve">*_cfg</w:t>
+      </w:r>
+      <w:r>
+        <w:t xml:space="preserve"> </w:t>
+      </w:r>
+      <w:r>
+        <w:t xml:space="preserve">file (see Detailed Design).</w:t>
+      </w:r>
+    </w:p>
+    <w:bookmarkEnd w:id="24"/>
+    <w:bookmarkEnd w:id="25"/>
+    <w:bookmarkStart w:id="26" w:name="dynamic-viewpoint-task-model"/>
+    <w:p>
+      <w:pPr>
+        <w:pStyle w:val="Heading2"/>
+      </w:pPr>
+      <w:r>
+        <w:t xml:space="preserve">Dynamic Viewpoint — Task Model</w:t>
+      </w:r>
+    </w:p>
+    <w:p>
+      <w:pPr>
+        <w:pStyle w:val="FirstParagraph"/>
+      </w:pPr>
+      <w:r>
         <w:rPr>
           <w:b/>
           <w:bCs/>
@@ -379,7 +3633,31 @@
         <w:t xml:space="preserve">Caption</w:t>
       </w:r>
       <w:r>
-        <w:t xml:space="preserve">: SW requirements, designs, and implements/allocated_to relations.</w:t>
+        <w:t xml:space="preserve">: RTOS task set (FreeRTOS): four cyclic tasks (1 ms, 10 ms, 100 ms, 100 ms algorithm) plus continuous blocking tasks (I2C, engine). Source:</w:t>
+      </w:r>
+      <w:r>
+        <w:t xml:space="preserve"> </w:t>
+      </w:r>
+      <w:r>
+        <w:rPr>
+          <w:rStyle w:val="VerbatimChar"/>
+        </w:rPr>
+        <w:t xml:space="preserve">src/app/task/ftask/ftask.c</w:t>
+      </w:r>
+      <w:r>
+        <w:t xml:space="preserve">,</w:t>
+      </w:r>
+      <w:r>
+        <w:t xml:space="preserve"> </w:t>
+      </w:r>
+      <w:r>
+        <w:rPr>
+          <w:rStyle w:val="VerbatimChar"/>
+        </w:rPr>
+        <w:t xml:space="preserve">src/app/task/config/ftask_cfg.c</w:t>
+      </w:r>
+      <w:r>
+        <w:t xml:space="preserve">.</w:t>
       </w:r>
     </w:p>
     <w:p>
@@ -399,71 +3677,125 @@
         <w:rPr>
           <w:rStyle w:val="VerbatimChar"/>
         </w:rPr>
-        <w:t xml:space="preserve">    "FB2-SW-SWR-000001" --&gt; "FB2-SAF-FSR-000001"</w:t>
-      </w:r>
-      <w:r>
-        <w:br/>
-      </w:r>
-      <w:r>
-        <w:rPr>
-          <w:rStyle w:val="VerbatimChar"/>
-        </w:rPr>
-        <w:t xml:space="preserve">    "FB2-SW-SWR-000002" --&gt; "FB2-SAF-FSR-000002"</w:t>
-      </w:r>
-      <w:r>
-        <w:br/>
-      </w:r>
-      <w:r>
-        <w:rPr>
-          <w:rStyle w:val="VerbatimChar"/>
-        </w:rPr>
-        <w:t xml:space="preserve">    "FB2-SW-SWR-000003" --&gt; "FB2-SAF-FSR-000003"</w:t>
-      </w:r>
-      <w:r>
-        <w:br/>
-      </w:r>
-      <w:r>
-        <w:rPr>
-          <w:rStyle w:val="VerbatimChar"/>
-        </w:rPr>
-        <w:t xml:space="preserve">    "FB2-SW-DSN-000001" -.implements.-&gt; "FB2-SW-SWR-000001"</w:t>
-      </w:r>
-      <w:r>
-        <w:br/>
-      </w:r>
-      <w:r>
-        <w:rPr>
-          <w:rStyle w:val="VerbatimChar"/>
-        </w:rPr>
-        <w:t xml:space="preserve">    "FB2-SW-DSN-000002" -.implements.-&gt; "FB2-SW-SWR-000002"</w:t>
-      </w:r>
-      <w:r>
-        <w:br/>
-      </w:r>
-      <w:r>
-        <w:rPr>
-          <w:rStyle w:val="VerbatimChar"/>
-        </w:rPr>
-        <w:t xml:space="preserve">    "FB2-SW-DSN-000003" -.implements.-&gt; "FB2-SW-SWR-000003"</w:t>
+        <w:t xml:space="preserve">    OS[FreeRTOS Scheduler]</w:t>
+      </w:r>
+      <w:r>
+        <w:br/>
+      </w:r>
+      <w:r>
+        <w:rPr>
+          <w:rStyle w:val="VerbatimChar"/>
+        </w:rPr>
+        <w:t xml:space="preserve">    1ms["1ms (4 functions)"]</w:t>
+      </w:r>
+      <w:r>
+        <w:br/>
+      </w:r>
+      <w:r>
+        <w:rPr>
+          <w:rStyle w:val="VerbatimChar"/>
+        </w:rPr>
+        <w:t xml:space="preserve">    OS --&gt; 1ms</w:t>
+      </w:r>
+      <w:r>
+        <w:br/>
+      </w:r>
+      <w:r>
+        <w:rPr>
+          <w:rStyle w:val="VerbatimChar"/>
+        </w:rPr>
+        <w:t xml:space="preserve">    10ms["10ms (11 functions)"]</w:t>
+      </w:r>
+      <w:r>
+        <w:br/>
+      </w:r>
+      <w:r>
+        <w:rPr>
+          <w:rStyle w:val="VerbatimChar"/>
+        </w:rPr>
+        <w:t xml:space="preserve">    OS --&gt; 10ms</w:t>
+      </w:r>
+      <w:r>
+        <w:br/>
+      </w:r>
+      <w:r>
+        <w:rPr>
+          <w:rStyle w:val="VerbatimChar"/>
+        </w:rPr>
+        <w:t xml:space="preserve">    100ms["100ms (5 functions)"]</w:t>
+      </w:r>
+      <w:r>
+        <w:br/>
+      </w:r>
+      <w:r>
+        <w:rPr>
+          <w:rStyle w:val="VerbatimChar"/>
+        </w:rPr>
+        <w:t xml:space="preserve">    OS --&gt; 100ms</w:t>
+      </w:r>
+      <w:r>
+        <w:br/>
+      </w:r>
+      <w:r>
+        <w:rPr>
+          <w:rStyle w:val="VerbatimChar"/>
+        </w:rPr>
+        <w:t xml:space="preserve">    100ms_algorithm["100ms-algorithm (1 functions)"]</w:t>
+      </w:r>
+      <w:r>
+        <w:br/>
+      </w:r>
+      <w:r>
+        <w:rPr>
+          <w:rStyle w:val="VerbatimChar"/>
+        </w:rPr>
+        <w:t xml:space="preserve">    OS --&gt; 100ms_algorithm</w:t>
+      </w:r>
+      <w:r>
+        <w:br/>
+      </w:r>
+      <w:r>
+        <w:rPr>
+          <w:rStyle w:val="VerbatimChar"/>
+        </w:rPr>
+        <w:t xml:space="preserve">    i2c_continuous["i2c (continuous) (3 functions)"]</w:t>
+      </w:r>
+      <w:r>
+        <w:br/>
+      </w:r>
+      <w:r>
+        <w:rPr>
+          <w:rStyle w:val="VerbatimChar"/>
+        </w:rPr>
+        <w:t xml:space="preserve">    OS --&gt; i2c_continuous</w:t>
+      </w:r>
+      <w:r>
+        <w:br/>
+      </w:r>
+      <w:r>
+        <w:rPr>
+          <w:rStyle w:val="VerbatimChar"/>
+        </w:rPr>
+        <w:t xml:space="preserve">    engine_continuous["engine (continuous) (1 functions)"]</w:t>
+      </w:r>
+      <w:r>
+        <w:br/>
+      </w:r>
+      <w:r>
+        <w:rPr>
+          <w:rStyle w:val="VerbatimChar"/>
+        </w:rPr>
+        <w:t xml:space="preserve">    OS --&gt; engine_continuous</w:t>
       </w:r>
     </w:p>
-    <w:bookmarkEnd w:id="21"/>
-    <w:bookmarkStart w:id="22" w:name="dynamic-viewpoint-fb2-sw-dsn-000001"/>
+    <w:bookmarkEnd w:id="26"/>
+    <w:bookmarkStart w:id="27" w:name="data-exchange-viewpoint"/>
     <w:p>
       <w:pPr>
-        <w:pStyle w:val="Heading3"/>
+        <w:pStyle w:val="Heading2"/>
       </w:pPr>
       <w:r>
-        <w:t xml:space="preserve">Dynamic Viewpoint —</w:t>
-      </w:r>
-      <w:r>
-        <w:t xml:space="preserve"> </w:t>
-      </w:r>
-      <w:r>
-        <w:rPr>
-          <w:rStyle w:val="VerbatimChar"/>
-        </w:rPr>
-        <w:t xml:space="preserve">FB2-SW-DSN-000001</w:t>
+        <w:t xml:space="preserve">Data Exchange Viewpoint</w:t>
       </w:r>
     </w:p>
     <w:p>
@@ -478,7 +3810,7 @@
         <w:t xml:space="preserve">Caption</w:t>
       </w:r>
       <w:r>
-        <w:t xml:space="preserve">: State machine of</w:t>
+        <w:t xml:space="preserve">: Producer/consumer database (engine layer) — asynchronous data exchange between tasks; single producer, multiple consumers, integrity ensured (source:</w:t>
       </w:r>
       <w:r>
         <w:t xml:space="preserve"> </w:t>
@@ -487,28 +3819,22 @@
         <w:rPr>
           <w:rStyle w:val="VerbatimChar"/>
         </w:rPr>
-        <w:t xml:space="preserve">FB2-SW-DSN-000001</w:t>
+        <w:t xml:space="preserve">docs/software/structure/application.rst</w:t>
+      </w:r>
+      <w:r>
+        <w:t xml:space="preserve">,</w:t>
       </w:r>
       <w:r>
         <w:t xml:space="preserve"> </w:t>
       </w:r>
       <w:r>
-        <w:t xml:space="preserve">from</w:t>
-      </w:r>
-      <w:r>
-        <w:t xml:space="preserve"> </w:t>
-      </w:r>
-      <w:r>
-        <w:rPr>
-          <w:rStyle w:val="VerbatimChar"/>
-        </w:rPr>
-        <w:t xml:space="preserve">behavior_model</w:t>
-      </w:r>
-      <w:r>
-        <w:t xml:space="preserve"> </w:t>
-      </w:r>
-      <w:r>
-        <w:t xml:space="preserve">(state_machine).</w:t>
+        <w:rPr>
+          <w:rStyle w:val="VerbatimChar"/>
+        </w:rPr>
+        <w:t xml:space="preserve">src/app/engine/database/</w:t>
+      </w:r>
+      <w:r>
+        <w:t xml:space="preserve">).</w:t>
       </w:r>
     </w:p>
     <w:p>
@@ -519,161 +3845,131 @@
         <w:rPr>
           <w:rStyle w:val="VerbatimChar"/>
         </w:rPr>
-        <w:t xml:space="preserve">stateDiagram-v2</w:t>
-      </w:r>
-      <w:r>
-        <w:br/>
-      </w:r>
-      <w:r>
-        <w:rPr>
-          <w:rStyle w:val="VerbatimChar"/>
-        </w:rPr>
-        <w:t xml:space="preserve">    [*] --&gt; INIT</w:t>
-      </w:r>
-      <w:r>
-        <w:br/>
-      </w:r>
-      <w:r>
-        <w:rPr>
-          <w:rStyle w:val="VerbatimChar"/>
-        </w:rPr>
-        <w:t xml:space="preserve">    INIT --&gt; WAKEUP : driver_init</w:t>
-      </w:r>
-      <w:r>
-        <w:br/>
-      </w:r>
-      <w:r>
-        <w:rPr>
-          <w:rStyle w:val="VerbatimChar"/>
-        </w:rPr>
-        <w:t xml:space="preserve">    WAKEUP --&gt; READ_VOLTAGES : wakeup_done</w:t>
-      </w:r>
-      <w:r>
-        <w:br/>
-      </w:r>
-      <w:r>
-        <w:rPr>
-          <w:rStyle w:val="VerbatimChar"/>
-        </w:rPr>
-        <w:t xml:space="preserve">    READ_VOLTAGES --&gt; READ_TEMPERATURES : voltages_done</w:t>
-      </w:r>
-      <w:r>
-        <w:br/>
-      </w:r>
-      <w:r>
-        <w:rPr>
-          <w:rStyle w:val="VerbatimChar"/>
-        </w:rPr>
-        <w:t xml:space="preserve">    READ_TEMPERATURES --&gt; BALANCING : temps_done</w:t>
-      </w:r>
-      <w:r>
-        <w:br/>
-      </w:r>
-      <w:r>
-        <w:rPr>
-          <w:rStyle w:val="VerbatimChar"/>
-        </w:rPr>
-        <w:t xml:space="preserve">    BALANCING --&gt; READ_VOLTAGES : cycle_timer</w:t>
-      </w:r>
-      <w:r>
-        <w:br/>
-      </w:r>
-      <w:r>
-        <w:rPr>
-          <w:rStyle w:val="VerbatimChar"/>
-        </w:rPr>
-        <w:t xml:space="preserve">    * --&gt; ERROR : pec_failure</w:t>
-      </w:r>
-      <w:r>
-        <w:br/>
-      </w:r>
-      <w:r>
-        <w:rPr>
-          <w:rStyle w:val="VerbatimChar"/>
-        </w:rPr>
-        <w:t xml:space="preserve">    ERROR --&gt; INIT : reinit_request</w:t>
-      </w:r>
-      <w:r>
-        <w:br/>
-      </w:r>
-      <w:r>
-        <w:rPr>
-          <w:rStyle w:val="VerbatimChar"/>
-        </w:rPr>
-        <w:t xml:space="preserve">    INIT</w:t>
-      </w:r>
-      <w:r>
-        <w:br/>
-      </w:r>
-      <w:r>
-        <w:rPr>
-          <w:rStyle w:val="VerbatimChar"/>
-        </w:rPr>
-        <w:t xml:space="preserve">    WAKEUP</w:t>
-      </w:r>
-      <w:r>
-        <w:br/>
-      </w:r>
-      <w:r>
-        <w:rPr>
-          <w:rStyle w:val="VerbatimChar"/>
-        </w:rPr>
-        <w:t xml:space="preserve">    READ_VOLTAGES</w:t>
-      </w:r>
-      <w:r>
-        <w:br/>
-      </w:r>
-      <w:r>
-        <w:rPr>
-          <w:rStyle w:val="VerbatimChar"/>
-        </w:rPr>
-        <w:t xml:space="preserve">    READ_TEMPERATURES</w:t>
-      </w:r>
-      <w:r>
-        <w:br/>
-      </w:r>
-      <w:r>
-        <w:rPr>
-          <w:rStyle w:val="VerbatimChar"/>
-        </w:rPr>
-        <w:t xml:space="preserve">    BALANCING</w:t>
-      </w:r>
-      <w:r>
-        <w:br/>
-      </w:r>
-      <w:r>
-        <w:rPr>
-          <w:rStyle w:val="VerbatimChar"/>
-        </w:rPr>
-        <w:t xml:space="preserve">    ERROR</w:t>
-      </w:r>
-      <w:r>
-        <w:br/>
-      </w:r>
-      <w:r>
-        <w:rPr>
-          <w:rStyle w:val="VerbatimChar"/>
-        </w:rPr>
-        <w:t xml:space="preserve">    SLEEP</w:t>
+        <w:t xml:space="preserve">flowchart LR</w:t>
+      </w:r>
+      <w:r>
+        <w:br/>
+      </w:r>
+      <w:r>
+        <w:rPr>
+          <w:rStyle w:val="VerbatimChar"/>
+        </w:rPr>
+        <w:t xml:space="preserve">    MEAS[MEAS_Control\n1ms] --&gt; DB[(Database DATA)]</w:t>
+      </w:r>
+      <w:r>
+        <w:br/>
+      </w:r>
+      <w:r>
+        <w:rPr>
+          <w:rStyle w:val="VerbatimChar"/>
+        </w:rPr>
+        <w:t xml:space="preserve">    CANRX[CAN_ReadRxBuffer\n1ms] --&gt; DB</w:t>
+      </w:r>
+      <w:r>
+        <w:br/>
+      </w:r>
+      <w:r>
+        <w:rPr>
+          <w:rStyle w:val="VerbatimChar"/>
+        </w:rPr>
+        <w:t xml:space="preserve">    ADC[ADC_Control\n10ms] --&gt; DB</w:t>
+      </w:r>
+      <w:r>
+        <w:br/>
+      </w:r>
+      <w:r>
+        <w:rPr>
+          <w:rStyle w:val="VerbatimChar"/>
+        </w:rPr>
+        <w:t xml:space="preserve">    SPS[SPS_Ctrl\n10ms] --&gt; DB</w:t>
+      </w:r>
+      <w:r>
+        <w:br/>
+      </w:r>
+      <w:r>
+        <w:rPr>
+          <w:rStyle w:val="VerbatimChar"/>
+        </w:rPr>
+        <w:t xml:space="preserve">    MRC[MRC_Validate*\n50ms] --&gt; DB</w:t>
+      </w:r>
+      <w:r>
+        <w:br/>
+      </w:r>
+      <w:r>
+        <w:rPr>
+          <w:rStyle w:val="VerbatimChar"/>
+        </w:rPr>
+        <w:t xml:space="preserve">    DB --&gt; SOA[SOA evaluation]</w:t>
+      </w:r>
+      <w:r>
+        <w:br/>
+      </w:r>
+      <w:r>
+        <w:rPr>
+          <w:rStyle w:val="VerbatimChar"/>
+        </w:rPr>
+        <w:t xml:space="preserve">    DB --&gt; ALGO[SE_RunStateEstimations\n1s]</w:t>
+      </w:r>
+      <w:r>
+        <w:br/>
+      </w:r>
+      <w:r>
+        <w:rPr>
+          <w:rStyle w:val="VerbatimChar"/>
+        </w:rPr>
+        <w:t xml:space="preserve">    DB --&gt; BMS[BMS_Trigger\n10ms]</w:t>
+      </w:r>
+      <w:r>
+        <w:br/>
+      </w:r>
+      <w:r>
+        <w:rPr>
+          <w:rStyle w:val="VerbatimChar"/>
+        </w:rPr>
+        <w:t xml:space="preserve">    BMS --&gt; CAN_TX[CAN_MainFunction\n10ms]</w:t>
+      </w:r>
+      <w:r>
+        <w:br/>
+      </w:r>
+      <w:r>
+        <w:rPr>
+          <w:rStyle w:val="VerbatimChar"/>
+        </w:rPr>
+        <w:t xml:space="preserve">    DIAG[DIAG_UpdateFlags\n1ms] --&gt; DB</w:t>
       </w:r>
     </w:p>
-    <w:bookmarkEnd w:id="22"/>
-    <w:bookmarkStart w:id="23" w:name="dynamic-viewpoint-fb2-sw-dsn-000002"/>
+    <w:bookmarkEnd w:id="27"/>
+    <w:bookmarkStart w:id="32" w:name="profile-as_is-traceability-viewpoints"/>
+    <w:p>
+      <w:pPr>
+        <w:pStyle w:val="Heading2"/>
+      </w:pPr>
+      <w:r>
+        <w:t xml:space="preserve">Profile:</w:t>
+      </w:r>
+      <w:r>
+        <w:t xml:space="preserve"> </w:t>
+      </w:r>
+      <w:r>
+        <w:rPr>
+          <w:rStyle w:val="VerbatimChar"/>
+        </w:rPr>
+        <w:t xml:space="preserve">as_is</w:t>
+      </w:r>
+      <w:r>
+        <w:t xml:space="preserve"> </w:t>
+      </w:r>
+      <w:r>
+        <w:t xml:space="preserve">— Traceability Viewpoints</w:t>
+      </w:r>
+    </w:p>
+    <w:bookmarkStart w:id="28" w:name="static-component-viewpoint-corpus"/>
     <w:p>
       <w:pPr>
         <w:pStyle w:val="Heading3"/>
       </w:pPr>
       <w:r>
-        <w:t xml:space="preserve">Dynamic Viewpoint —</w:t>
-      </w:r>
-      <w:r>
-        <w:t xml:space="preserve"> </w:t>
-      </w:r>
-      <w:r>
-        <w:rPr>
-          <w:rStyle w:val="VerbatimChar"/>
-        </w:rPr>
-        <w:t xml:space="preserve">FB2-SW-DSN-000002</w:t>
+        <w:t xml:space="preserve">Static Component Viewpoint (corpus)</w:t>
       </w:r>
     </w:p>
     <w:p>
@@ -688,37 +3984,7 @@
         <w:t xml:space="preserve">Caption</w:t>
       </w:r>
       <w:r>
-        <w:t xml:space="preserve">: State machine of</w:t>
-      </w:r>
-      <w:r>
-        <w:t xml:space="preserve"> </w:t>
-      </w:r>
-      <w:r>
-        <w:rPr>
-          <w:rStyle w:val="VerbatimChar"/>
-        </w:rPr>
-        <w:t xml:space="preserve">FB2-SW-DSN-000002</w:t>
-      </w:r>
-      <w:r>
-        <w:t xml:space="preserve"> </w:t>
-      </w:r>
-      <w:r>
-        <w:t xml:space="preserve">from</w:t>
-      </w:r>
-      <w:r>
-        <w:t xml:space="preserve"> </w:t>
-      </w:r>
-      <w:r>
-        <w:rPr>
-          <w:rStyle w:val="VerbatimChar"/>
-        </w:rPr>
-        <w:t xml:space="preserve">behavior_model</w:t>
-      </w:r>
-      <w:r>
-        <w:t xml:space="preserve"> </w:t>
-      </w:r>
-      <w:r>
-        <w:t xml:space="preserve">(state_machine).</w:t>
+        <w:t xml:space="preserve">: SW requirements, designs, and implements/allocated_to relations.</w:t>
       </w:r>
     </w:p>
     <w:p>
@@ -729,119 +3995,65 @@
         <w:rPr>
           <w:rStyle w:val="VerbatimChar"/>
         </w:rPr>
-        <w:t xml:space="preserve">stateDiagram-v2</w:t>
-      </w:r>
-      <w:r>
-        <w:br/>
-      </w:r>
-      <w:r>
-        <w:rPr>
-          <w:rStyle w:val="VerbatimChar"/>
-        </w:rPr>
-        <w:t xml:space="preserve">    [*] --&gt; IDLE</w:t>
-      </w:r>
-      <w:r>
-        <w:br/>
-      </w:r>
-      <w:r>
-        <w:rPr>
-          <w:rStyle w:val="VerbatimChar"/>
-        </w:rPr>
-        <w:t xml:space="preserve">    IDLE --&gt; CHECKING : database_updated</w:t>
-      </w:r>
-      <w:r>
-        <w:br/>
-      </w:r>
-      <w:r>
-        <w:rPr>
-          <w:rStyle w:val="VerbatimChar"/>
-        </w:rPr>
-        <w:t xml:space="preserve">    CHECKING --&gt; DEBOUNCING : limit_exceeded</w:t>
-      </w:r>
-      <w:r>
-        <w:br/>
-      </w:r>
-      <w:r>
-        <w:rPr>
-          <w:rStyle w:val="VerbatimChar"/>
-        </w:rPr>
-        <w:t xml:space="preserve">    DEBOUNCING --&gt; VIOLATION_CONFIRMED : debounce_complete</w:t>
-      </w:r>
-      <w:r>
-        <w:br/>
-      </w:r>
-      <w:r>
-        <w:rPr>
-          <w:rStyle w:val="VerbatimChar"/>
-        </w:rPr>
-        <w:t xml:space="preserve">    DEBOUNCING --&gt; IDLE : back_in_limits</w:t>
-      </w:r>
-      <w:r>
-        <w:br/>
-      </w:r>
-      <w:r>
-        <w:rPr>
-          <w:rStyle w:val="VerbatimChar"/>
-        </w:rPr>
-        <w:t xml:space="preserve">    VIOLATION_CONFIRMED --&gt; FAULT_TRIGGERED : fault_callback</w:t>
-      </w:r>
-      <w:r>
-        <w:br/>
-      </w:r>
-      <w:r>
-        <w:rPr>
-          <w:rStyle w:val="VerbatimChar"/>
-        </w:rPr>
-        <w:t xml:space="preserve">    FAULT_TRIGGERED --&gt; IDLE : system_reset</w:t>
-      </w:r>
-      <w:r>
-        <w:br/>
-      </w:r>
-      <w:r>
-        <w:rPr>
-          <w:rStyle w:val="VerbatimChar"/>
-        </w:rPr>
-        <w:t xml:space="preserve">    IDLE</w:t>
-      </w:r>
-      <w:r>
-        <w:br/>
-      </w:r>
-      <w:r>
-        <w:rPr>
-          <w:rStyle w:val="VerbatimChar"/>
-        </w:rPr>
-        <w:t xml:space="preserve">    CHECKING</w:t>
-      </w:r>
-      <w:r>
-        <w:br/>
-      </w:r>
-      <w:r>
-        <w:rPr>
-          <w:rStyle w:val="VerbatimChar"/>
-        </w:rPr>
-        <w:t xml:space="preserve">    DEBOUNCING</w:t>
-      </w:r>
-      <w:r>
-        <w:br/>
-      </w:r>
-      <w:r>
-        <w:rPr>
-          <w:rStyle w:val="VerbatimChar"/>
-        </w:rPr>
-        <w:t xml:space="preserve">    VIOLATION_CONFIRMED</w:t>
-      </w:r>
-      <w:r>
-        <w:br/>
-      </w:r>
-      <w:r>
-        <w:rPr>
-          <w:rStyle w:val="VerbatimChar"/>
-        </w:rPr>
-        <w:t xml:space="preserve">    FAULT_TRIGGERED</w:t>
+        <w:t xml:space="preserve">flowchart TD</w:t>
+      </w:r>
+      <w:r>
+        <w:br/>
+      </w:r>
+      <w:r>
+        <w:rPr>
+          <w:rStyle w:val="VerbatimChar"/>
+        </w:rPr>
+        <w:t xml:space="preserve">    "FB2-SW-SWR-000001" --&gt; "FB2-SAF-FSR-000001"</w:t>
+      </w:r>
+      <w:r>
+        <w:br/>
+      </w:r>
+      <w:r>
+        <w:rPr>
+          <w:rStyle w:val="VerbatimChar"/>
+        </w:rPr>
+        <w:t xml:space="preserve">    "FB2-SW-SWR-000002" --&gt; "FB2-SAF-FSR-000002"</w:t>
+      </w:r>
+      <w:r>
+        <w:br/>
+      </w:r>
+      <w:r>
+        <w:rPr>
+          <w:rStyle w:val="VerbatimChar"/>
+        </w:rPr>
+        <w:t xml:space="preserve">    "FB2-SW-SWR-000003" --&gt; "FB2-SAF-FSR-000003"</w:t>
+      </w:r>
+      <w:r>
+        <w:br/>
+      </w:r>
+      <w:r>
+        <w:rPr>
+          <w:rStyle w:val="VerbatimChar"/>
+        </w:rPr>
+        <w:t xml:space="preserve">    "FB2-SW-DSN-000001" -.implements.-&gt; "FB2-SW-SWR-000001"</w:t>
+      </w:r>
+      <w:r>
+        <w:br/>
+      </w:r>
+      <w:r>
+        <w:rPr>
+          <w:rStyle w:val="VerbatimChar"/>
+        </w:rPr>
+        <w:t xml:space="preserve">    "FB2-SW-DSN-000002" -.implements.-&gt; "FB2-SW-SWR-000002"</w:t>
+      </w:r>
+      <w:r>
+        <w:br/>
+      </w:r>
+      <w:r>
+        <w:rPr>
+          <w:rStyle w:val="VerbatimChar"/>
+        </w:rPr>
+        <w:t xml:space="preserve">    "FB2-SW-DSN-000003" -.implements.-&gt; "FB2-SW-SWR-000003"</w:t>
       </w:r>
     </w:p>
-    <w:bookmarkEnd w:id="23"/>
-    <w:bookmarkStart w:id="24" w:name="dynamic-viewpoint-fb2-sw-dsn-000003"/>
+    <w:bookmarkEnd w:id="28"/>
+    <w:bookmarkStart w:id="29" w:name="dynamic-viewpoint-fb2-sw-dsn-000001"/>
     <w:p>
       <w:pPr>
         <w:pStyle w:val="Heading3"/>
@@ -856,7 +4068,7 @@
         <w:rPr>
           <w:rStyle w:val="VerbatimChar"/>
         </w:rPr>
-        <w:t xml:space="preserve">FB2-SW-DSN-000003</w:t>
+        <w:t xml:space="preserve">FB2-SW-DSN-000001</w:t>
       </w:r>
     </w:p>
     <w:p>
@@ -880,7 +4092,7 @@
         <w:rPr>
           <w:rStyle w:val="VerbatimChar"/>
         </w:rPr>
-        <w:t xml:space="preserve">FB2-SW-DSN-000003</w:t>
+        <w:t xml:space="preserve">FB2-SW-DSN-000001</w:t>
       </w:r>
       <w:r>
         <w:t xml:space="preserve"> </w:t>
@@ -921,189 +4133,152 @@
         <w:rPr>
           <w:rStyle w:val="VerbatimChar"/>
         </w:rPr>
-        <w:t xml:space="preserve">    [*] --&gt; OPEN</w:t>
-      </w:r>
-      <w:r>
-        <w:br/>
-      </w:r>
-      <w:r>
-        <w:rPr>
-          <w:rStyle w:val="VerbatimChar"/>
-        </w:rPr>
-        <w:t xml:space="preserve">    OPEN --&gt; PRECHARGE : request_precharge</w:t>
-      </w:r>
-      <w:r>
-        <w:br/>
-      </w:r>
-      <w:r>
-        <w:rPr>
-          <w:rStyle w:val="VerbatimChar"/>
-        </w:rPr>
-        <w:t xml:space="preserve">    PRECHARGE --&gt; PRECHARGE_WAIT : precharge_contactor_closed</w:t>
-      </w:r>
-      <w:r>
-        <w:br/>
-      </w:r>
-      <w:r>
-        <w:rPr>
-          <w:rStyle w:val="VerbatimChar"/>
-        </w:rPr>
-        <w:t xml:space="preserve">    PRECHARGE_WAIT --&gt; CLOSE : voltage_threshold_reached</w:t>
-      </w:r>
-      <w:r>
-        <w:br/>
-      </w:r>
-      <w:r>
-        <w:rPr>
-          <w:rStyle w:val="VerbatimChar"/>
-        </w:rPr>
-        <w:t xml:space="preserve">    CLOSE --&gt; HOLD : main_contactor_closed</w:t>
-      </w:r>
-      <w:r>
-        <w:br/>
-      </w:r>
-      <w:r>
-        <w:rPr>
-          <w:rStyle w:val="VerbatimChar"/>
-        </w:rPr>
-        <w:t xml:space="preserve">    HOLD --&gt; FAULT_OPEN : fault_request</w:t>
-      </w:r>
-      <w:r>
-        <w:br/>
-      </w:r>
-      <w:r>
-        <w:rPr>
-          <w:rStyle w:val="VerbatimChar"/>
-        </w:rPr>
-        <w:t xml:space="preserve">    HOLD --&gt; OPEN : request_open</w:t>
-      </w:r>
-      <w:r>
-        <w:br/>
-      </w:r>
-      <w:r>
-        <w:rPr>
-          <w:rStyle w:val="VerbatimChar"/>
-        </w:rPr>
-        <w:t xml:space="preserve">    * --&gt; FAULT_OPEN : fault_request</w:t>
-      </w:r>
-      <w:r>
-        <w:br/>
-      </w:r>
-      <w:r>
-        <w:rPr>
-          <w:rStyle w:val="VerbatimChar"/>
-        </w:rPr>
-        <w:t xml:space="preserve">    HOLD --&gt; WELD_DETECTED : feedback_mismatch</w:t>
-      </w:r>
-      <w:r>
-        <w:br/>
-      </w:r>
-      <w:r>
-        <w:rPr>
-          <w:rStyle w:val="VerbatimChar"/>
-        </w:rPr>
-        <w:t xml:space="preserve">    HOLD --&gt; STUCK_OPEN : feedback_mismatch</w:t>
-      </w:r>
-      <w:r>
-        <w:br/>
-      </w:r>
-      <w:r>
-        <w:rPr>
-          <w:rStyle w:val="VerbatimChar"/>
-        </w:rPr>
-        <w:t xml:space="preserve">    OPEN</w:t>
-      </w:r>
-      <w:r>
-        <w:br/>
-      </w:r>
-      <w:r>
-        <w:rPr>
-          <w:rStyle w:val="VerbatimChar"/>
-        </w:rPr>
-        <w:t xml:space="preserve">    PRECHARGE</w:t>
-      </w:r>
-      <w:r>
-        <w:br/>
-      </w:r>
-      <w:r>
-        <w:rPr>
-          <w:rStyle w:val="VerbatimChar"/>
-        </w:rPr>
-        <w:t xml:space="preserve">    PRECHARGE_WAIT</w:t>
-      </w:r>
-      <w:r>
-        <w:br/>
-      </w:r>
-      <w:r>
-        <w:rPr>
-          <w:rStyle w:val="VerbatimChar"/>
-        </w:rPr>
-        <w:t xml:space="preserve">    CLOSE</w:t>
-      </w:r>
-      <w:r>
-        <w:br/>
-      </w:r>
-      <w:r>
-        <w:rPr>
-          <w:rStyle w:val="VerbatimChar"/>
-        </w:rPr>
-        <w:t xml:space="preserve">    HOLD</w:t>
-      </w:r>
-      <w:r>
-        <w:br/>
-      </w:r>
-      <w:r>
-        <w:rPr>
-          <w:rStyle w:val="VerbatimChar"/>
-        </w:rPr>
-        <w:t xml:space="preserve">    FAULT_OPEN</w:t>
-      </w:r>
-      <w:r>
-        <w:br/>
-      </w:r>
-      <w:r>
-        <w:rPr>
-          <w:rStyle w:val="VerbatimChar"/>
-        </w:rPr>
-        <w:t xml:space="preserve">    WELD_DETECTED</w:t>
-      </w:r>
-      <w:r>
-        <w:br/>
-      </w:r>
-      <w:r>
-        <w:rPr>
-          <w:rStyle w:val="VerbatimChar"/>
-        </w:rPr>
-        <w:t xml:space="preserve">    STUCK_OPEN</w:t>
+        <w:t xml:space="preserve">    [*] --&gt; INIT</w:t>
+      </w:r>
+      <w:r>
+        <w:br/>
+      </w:r>
+      <w:r>
+        <w:rPr>
+          <w:rStyle w:val="VerbatimChar"/>
+        </w:rPr>
+        <w:t xml:space="preserve">    INIT --&gt; WAKEUP : driver_init</w:t>
+      </w:r>
+      <w:r>
+        <w:br/>
+      </w:r>
+      <w:r>
+        <w:rPr>
+          <w:rStyle w:val="VerbatimChar"/>
+        </w:rPr>
+        <w:t xml:space="preserve">    WAKEUP --&gt; READ_VOLTAGES : wakeup_done</w:t>
+      </w:r>
+      <w:r>
+        <w:br/>
+      </w:r>
+      <w:r>
+        <w:rPr>
+          <w:rStyle w:val="VerbatimChar"/>
+        </w:rPr>
+        <w:t xml:space="preserve">    READ_VOLTAGES --&gt; READ_TEMPERATURES : voltages_done</w:t>
+      </w:r>
+      <w:r>
+        <w:br/>
+      </w:r>
+      <w:r>
+        <w:rPr>
+          <w:rStyle w:val="VerbatimChar"/>
+        </w:rPr>
+        <w:t xml:space="preserve">    READ_TEMPERATURES --&gt; BALANCING : temps_done</w:t>
+      </w:r>
+      <w:r>
+        <w:br/>
+      </w:r>
+      <w:r>
+        <w:rPr>
+          <w:rStyle w:val="VerbatimChar"/>
+        </w:rPr>
+        <w:t xml:space="preserve">    BALANCING --&gt; READ_VOLTAGES : cycle_timer</w:t>
+      </w:r>
+      <w:r>
+        <w:br/>
+      </w:r>
+      <w:r>
+        <w:rPr>
+          <w:rStyle w:val="VerbatimChar"/>
+        </w:rPr>
+        <w:t xml:space="preserve">    * --&gt; ERROR : pec_failure</w:t>
+      </w:r>
+      <w:r>
+        <w:br/>
+      </w:r>
+      <w:r>
+        <w:rPr>
+          <w:rStyle w:val="VerbatimChar"/>
+        </w:rPr>
+        <w:t xml:space="preserve">    ERROR --&gt; INIT : reinit_request</w:t>
+      </w:r>
+      <w:r>
+        <w:br/>
+      </w:r>
+      <w:r>
+        <w:rPr>
+          <w:rStyle w:val="VerbatimChar"/>
+        </w:rPr>
+        <w:t xml:space="preserve">    INIT</w:t>
+      </w:r>
+      <w:r>
+        <w:br/>
+      </w:r>
+      <w:r>
+        <w:rPr>
+          <w:rStyle w:val="VerbatimChar"/>
+        </w:rPr>
+        <w:t xml:space="preserve">    WAKEUP</w:t>
+      </w:r>
+      <w:r>
+        <w:br/>
+      </w:r>
+      <w:r>
+        <w:rPr>
+          <w:rStyle w:val="VerbatimChar"/>
+        </w:rPr>
+        <w:t xml:space="preserve">    READ_VOLTAGES</w:t>
+      </w:r>
+      <w:r>
+        <w:br/>
+      </w:r>
+      <w:r>
+        <w:rPr>
+          <w:rStyle w:val="VerbatimChar"/>
+        </w:rPr>
+        <w:t xml:space="preserve">    READ_TEMPERATURES</w:t>
+      </w:r>
+      <w:r>
+        <w:br/>
+      </w:r>
+      <w:r>
+        <w:rPr>
+          <w:rStyle w:val="VerbatimChar"/>
+        </w:rPr>
+        <w:t xml:space="preserve">    BALANCING</w:t>
+      </w:r>
+      <w:r>
+        <w:br/>
+      </w:r>
+      <w:r>
+        <w:rPr>
+          <w:rStyle w:val="VerbatimChar"/>
+        </w:rPr>
+        <w:t xml:space="preserve">    ERROR</w:t>
+      </w:r>
+      <w:r>
+        <w:br/>
+      </w:r>
+      <w:r>
+        <w:rPr>
+          <w:rStyle w:val="VerbatimChar"/>
+        </w:rPr>
+        <w:t xml:space="preserve">    SLEEP</w:t>
       </w:r>
     </w:p>
-    <w:bookmarkEnd w:id="24"/>
-    <w:bookmarkEnd w:id="25"/>
-    <w:bookmarkStart w:id="31" w:name="profile-synthetic_reference"/>
-    <w:p>
-      <w:pPr>
-        <w:pStyle w:val="Heading2"/>
-      </w:pPr>
-      <w:r>
-        <w:t xml:space="preserve">Profile:</w:t>
-      </w:r>
-      <w:r>
-        <w:t xml:space="preserve"> </w:t>
-      </w:r>
-      <w:r>
-        <w:rPr>
-          <w:rStyle w:val="VerbatimChar"/>
-        </w:rPr>
-        <w:t xml:space="preserve">synthetic_reference</w:t>
-      </w:r>
-    </w:p>
-    <w:bookmarkStart w:id="26" w:name="static-component-viewpoint-1"/>
+    <w:bookmarkEnd w:id="29"/>
+    <w:bookmarkStart w:id="30" w:name="dynamic-viewpoint-fb2-sw-dsn-000002"/>
     <w:p>
       <w:pPr>
         <w:pStyle w:val="Heading3"/>
       </w:pPr>
       <w:r>
-        <w:t xml:space="preserve">Static Component Viewpoint</w:t>
+        <w:t xml:space="preserve">Dynamic Viewpoint —</w:t>
+      </w:r>
+      <w:r>
+        <w:t xml:space="preserve"> </w:t>
+      </w:r>
+      <w:r>
+        <w:rPr>
+          <w:rStyle w:val="VerbatimChar"/>
+        </w:rPr>
+        <w:t xml:space="preserve">FB2-SW-DSN-000002</w:t>
       </w:r>
     </w:p>
     <w:p>
@@ -1118,7 +4293,37 @@
         <w:t xml:space="preserve">Caption</w:t>
       </w:r>
       <w:r>
-        <w:t xml:space="preserve">: SW requirements, designs, and implements/allocated_to relations.</w:t>
+        <w:t xml:space="preserve">: State machine of</w:t>
+      </w:r>
+      <w:r>
+        <w:t xml:space="preserve"> </w:t>
+      </w:r>
+      <w:r>
+        <w:rPr>
+          <w:rStyle w:val="VerbatimChar"/>
+        </w:rPr>
+        <w:t xml:space="preserve">FB2-SW-DSN-000002</w:t>
+      </w:r>
+      <w:r>
+        <w:t xml:space="preserve"> </w:t>
+      </w:r>
+      <w:r>
+        <w:t xml:space="preserve">from</w:t>
+      </w:r>
+      <w:r>
+        <w:t xml:space="preserve"> </w:t>
+      </w:r>
+      <w:r>
+        <w:rPr>
+          <w:rStyle w:val="VerbatimChar"/>
+        </w:rPr>
+        <w:t xml:space="preserve">behavior_model</w:t>
+      </w:r>
+      <w:r>
+        <w:t xml:space="preserve"> </w:t>
+      </w:r>
+      <w:r>
+        <w:t xml:space="preserve">(state_machine).</w:t>
       </w:r>
     </w:p>
     <w:p>
@@ -1129,65 +4334,119 @@
         <w:rPr>
           <w:rStyle w:val="VerbatimChar"/>
         </w:rPr>
-        <w:t xml:space="preserve">flowchart TD</w:t>
-      </w:r>
-      <w:r>
-        <w:br/>
-      </w:r>
-      <w:r>
-        <w:rPr>
-          <w:rStyle w:val="VerbatimChar"/>
-        </w:rPr>
-        <w:t xml:space="preserve">    "FB2-SW-SWR-000001" --&gt; "FB2-SAF-FSR-000001"</w:t>
-      </w:r>
-      <w:r>
-        <w:br/>
-      </w:r>
-      <w:r>
-        <w:rPr>
-          <w:rStyle w:val="VerbatimChar"/>
-        </w:rPr>
-        <w:t xml:space="preserve">    "FB2-SW-SWR-000002" --&gt; "FB2-SAF-FSR-000002"</w:t>
-      </w:r>
-      <w:r>
-        <w:br/>
-      </w:r>
-      <w:r>
-        <w:rPr>
-          <w:rStyle w:val="VerbatimChar"/>
-        </w:rPr>
-        <w:t xml:space="preserve">    "FB2-SW-SWR-000003" --&gt; "FB2-SAF-FSR-000003"</w:t>
-      </w:r>
-      <w:r>
-        <w:br/>
-      </w:r>
-      <w:r>
-        <w:rPr>
-          <w:rStyle w:val="VerbatimChar"/>
-        </w:rPr>
-        <w:t xml:space="preserve">    "FB2-SW-DSN-000001" -.implements.-&gt; "FB2-SW-SWR-000001"</w:t>
-      </w:r>
-      <w:r>
-        <w:br/>
-      </w:r>
-      <w:r>
-        <w:rPr>
-          <w:rStyle w:val="VerbatimChar"/>
-        </w:rPr>
-        <w:t xml:space="preserve">    "FB2-SW-DSN-000002" -.implements.-&gt; "FB2-SW-SWR-000002"</w:t>
-      </w:r>
-      <w:r>
-        <w:br/>
-      </w:r>
-      <w:r>
-        <w:rPr>
-          <w:rStyle w:val="VerbatimChar"/>
-        </w:rPr>
-        <w:t xml:space="preserve">    "FB2-SW-DSN-000003" -.implements.-&gt; "FB2-SW-SWR-000003"</w:t>
+        <w:t xml:space="preserve">stateDiagram-v2</w:t>
+      </w:r>
+      <w:r>
+        <w:br/>
+      </w:r>
+      <w:r>
+        <w:rPr>
+          <w:rStyle w:val="VerbatimChar"/>
+        </w:rPr>
+        <w:t xml:space="preserve">    [*] --&gt; IDLE</w:t>
+      </w:r>
+      <w:r>
+        <w:br/>
+      </w:r>
+      <w:r>
+        <w:rPr>
+          <w:rStyle w:val="VerbatimChar"/>
+        </w:rPr>
+        <w:t xml:space="preserve">    IDLE --&gt; CHECKING : database_updated</w:t>
+      </w:r>
+      <w:r>
+        <w:br/>
+      </w:r>
+      <w:r>
+        <w:rPr>
+          <w:rStyle w:val="VerbatimChar"/>
+        </w:rPr>
+        <w:t xml:space="preserve">    CHECKING --&gt; DEBOUNCING : limit_exceeded</w:t>
+      </w:r>
+      <w:r>
+        <w:br/>
+      </w:r>
+      <w:r>
+        <w:rPr>
+          <w:rStyle w:val="VerbatimChar"/>
+        </w:rPr>
+        <w:t xml:space="preserve">    DEBOUNCING --&gt; VIOLATION_CONFIRMED : debounce_complete</w:t>
+      </w:r>
+      <w:r>
+        <w:br/>
+      </w:r>
+      <w:r>
+        <w:rPr>
+          <w:rStyle w:val="VerbatimChar"/>
+        </w:rPr>
+        <w:t xml:space="preserve">    DEBOUNCING --&gt; IDLE : back_in_limits</w:t>
+      </w:r>
+      <w:r>
+        <w:br/>
+      </w:r>
+      <w:r>
+        <w:rPr>
+          <w:rStyle w:val="VerbatimChar"/>
+        </w:rPr>
+        <w:t xml:space="preserve">    VIOLATION_CONFIRMED --&gt; FAULT_TRIGGERED : fault_callback</w:t>
+      </w:r>
+      <w:r>
+        <w:br/>
+      </w:r>
+      <w:r>
+        <w:rPr>
+          <w:rStyle w:val="VerbatimChar"/>
+        </w:rPr>
+        <w:t xml:space="preserve">    FAULT_TRIGGERED --&gt; IDLE : system_reset</w:t>
+      </w:r>
+      <w:r>
+        <w:br/>
+      </w:r>
+      <w:r>
+        <w:rPr>
+          <w:rStyle w:val="VerbatimChar"/>
+        </w:rPr>
+        <w:t xml:space="preserve">    IDLE</w:t>
+      </w:r>
+      <w:r>
+        <w:br/>
+      </w:r>
+      <w:r>
+        <w:rPr>
+          <w:rStyle w:val="VerbatimChar"/>
+        </w:rPr>
+        <w:t xml:space="preserve">    CHECKING</w:t>
+      </w:r>
+      <w:r>
+        <w:br/>
+      </w:r>
+      <w:r>
+        <w:rPr>
+          <w:rStyle w:val="VerbatimChar"/>
+        </w:rPr>
+        <w:t xml:space="preserve">    DEBOUNCING</w:t>
+      </w:r>
+      <w:r>
+        <w:br/>
+      </w:r>
+      <w:r>
+        <w:rPr>
+          <w:rStyle w:val="VerbatimChar"/>
+        </w:rPr>
+        <w:t xml:space="preserve">    VIOLATION_CONFIRMED</w:t>
+      </w:r>
+      <w:r>
+        <w:br/>
+      </w:r>
+      <w:r>
+        <w:rPr>
+          <w:rStyle w:val="VerbatimChar"/>
+        </w:rPr>
+        <w:t xml:space="preserve">    FAULT_TRIGGERED</w:t>
       </w:r>
     </w:p>
-    <w:bookmarkEnd w:id="26"/>
-    <w:bookmarkStart w:id="27" w:name="dynamic-viewpoint-fb2-sw-dsn-000001-1"/>
+    <w:bookmarkEnd w:id="30"/>
+    <w:bookmarkStart w:id="31" w:name="dynamic-viewpoint-fb2-sw-dsn-000003"/>
     <w:p>
       <w:pPr>
         <w:pStyle w:val="Heading3"/>
@@ -1202,7 +4461,7 @@
         <w:rPr>
           <w:rStyle w:val="VerbatimChar"/>
         </w:rPr>
-        <w:t xml:space="preserve">FB2-SW-DSN-000001</w:t>
+        <w:t xml:space="preserve">FB2-SW-DSN-000003</w:t>
       </w:r>
     </w:p>
     <w:p>
@@ -1226,7 +4485,7 @@
         <w:rPr>
           <w:rStyle w:val="VerbatimChar"/>
         </w:rPr>
-        <w:t xml:space="preserve">FB2-SW-DSN-000001</w:t>
+        <w:t xml:space="preserve">FB2-SW-DSN-000003</w:t>
       </w:r>
       <w:r>
         <w:t xml:space="preserve"> </w:t>
@@ -1267,152 +4526,195 @@
         <w:rPr>
           <w:rStyle w:val="VerbatimChar"/>
         </w:rPr>
-        <w:t xml:space="preserve">    [*] --&gt; INIT</w:t>
-      </w:r>
-      <w:r>
-        <w:br/>
-      </w:r>
-      <w:r>
-        <w:rPr>
-          <w:rStyle w:val="VerbatimChar"/>
-        </w:rPr>
-        <w:t xml:space="preserve">    INIT --&gt; WAKEUP : driver_init</w:t>
-      </w:r>
-      <w:r>
-        <w:br/>
-      </w:r>
-      <w:r>
-        <w:rPr>
-          <w:rStyle w:val="VerbatimChar"/>
-        </w:rPr>
-        <w:t xml:space="preserve">    WAKEUP --&gt; READ_VOLTAGES : wakeup_done</w:t>
-      </w:r>
-      <w:r>
-        <w:br/>
-      </w:r>
-      <w:r>
-        <w:rPr>
-          <w:rStyle w:val="VerbatimChar"/>
-        </w:rPr>
-        <w:t xml:space="preserve">    READ_VOLTAGES --&gt; READ_TEMPERATURES : voltages_done</w:t>
-      </w:r>
-      <w:r>
-        <w:br/>
-      </w:r>
-      <w:r>
-        <w:rPr>
-          <w:rStyle w:val="VerbatimChar"/>
-        </w:rPr>
-        <w:t xml:space="preserve">    READ_TEMPERATURES --&gt; BALANCING : temps_done</w:t>
-      </w:r>
-      <w:r>
-        <w:br/>
-      </w:r>
-      <w:r>
-        <w:rPr>
-          <w:rStyle w:val="VerbatimChar"/>
-        </w:rPr>
-        <w:t xml:space="preserve">    BALANCING --&gt; READ_VOLTAGES : cycle_timer</w:t>
-      </w:r>
-      <w:r>
-        <w:br/>
-      </w:r>
-      <w:r>
-        <w:rPr>
-          <w:rStyle w:val="VerbatimChar"/>
-        </w:rPr>
-        <w:t xml:space="preserve">    * --&gt; ERROR : pec_failure</w:t>
-      </w:r>
-      <w:r>
-        <w:br/>
-      </w:r>
-      <w:r>
-        <w:rPr>
-          <w:rStyle w:val="VerbatimChar"/>
-        </w:rPr>
-        <w:t xml:space="preserve">    ERROR --&gt; INIT : reinit_request</w:t>
-      </w:r>
-      <w:r>
-        <w:br/>
-      </w:r>
-      <w:r>
-        <w:rPr>
-          <w:rStyle w:val="VerbatimChar"/>
-        </w:rPr>
-        <w:t xml:space="preserve">    INIT</w:t>
-      </w:r>
-      <w:r>
-        <w:br/>
-      </w:r>
-      <w:r>
-        <w:rPr>
-          <w:rStyle w:val="VerbatimChar"/>
-        </w:rPr>
-        <w:t xml:space="preserve">    WAKEUP</w:t>
-      </w:r>
-      <w:r>
-        <w:br/>
-      </w:r>
-      <w:r>
-        <w:rPr>
-          <w:rStyle w:val="VerbatimChar"/>
-        </w:rPr>
-        <w:t xml:space="preserve">    READ_VOLTAGES</w:t>
-      </w:r>
-      <w:r>
-        <w:br/>
-      </w:r>
-      <w:r>
-        <w:rPr>
-          <w:rStyle w:val="VerbatimChar"/>
-        </w:rPr>
-        <w:t xml:space="preserve">    READ_TEMPERATURES</w:t>
-      </w:r>
-      <w:r>
-        <w:br/>
-      </w:r>
-      <w:r>
-        <w:rPr>
-          <w:rStyle w:val="VerbatimChar"/>
-        </w:rPr>
-        <w:t xml:space="preserve">    BALANCING</w:t>
-      </w:r>
-      <w:r>
-        <w:br/>
-      </w:r>
-      <w:r>
-        <w:rPr>
-          <w:rStyle w:val="VerbatimChar"/>
-        </w:rPr>
-        <w:t xml:space="preserve">    ERROR</w:t>
-      </w:r>
-      <w:r>
-        <w:br/>
-      </w:r>
-      <w:r>
-        <w:rPr>
-          <w:rStyle w:val="VerbatimChar"/>
-        </w:rPr>
-        <w:t xml:space="preserve">    SLEEP</w:t>
+        <w:t xml:space="preserve">    [*] --&gt; OPEN</w:t>
+      </w:r>
+      <w:r>
+        <w:br/>
+      </w:r>
+      <w:r>
+        <w:rPr>
+          <w:rStyle w:val="VerbatimChar"/>
+        </w:rPr>
+        <w:t xml:space="preserve">    OPEN --&gt; PRECHARGE : request_precharge</w:t>
+      </w:r>
+      <w:r>
+        <w:br/>
+      </w:r>
+      <w:r>
+        <w:rPr>
+          <w:rStyle w:val="VerbatimChar"/>
+        </w:rPr>
+        <w:t xml:space="preserve">    PRECHARGE --&gt; PRECHARGE_WAIT : precharge_contactor_closed</w:t>
+      </w:r>
+      <w:r>
+        <w:br/>
+      </w:r>
+      <w:r>
+        <w:rPr>
+          <w:rStyle w:val="VerbatimChar"/>
+        </w:rPr>
+        <w:t xml:space="preserve">    PRECHARGE_WAIT --&gt; CLOSE : voltage_threshold_reached</w:t>
+      </w:r>
+      <w:r>
+        <w:br/>
+      </w:r>
+      <w:r>
+        <w:rPr>
+          <w:rStyle w:val="VerbatimChar"/>
+        </w:rPr>
+        <w:t xml:space="preserve">    CLOSE --&gt; HOLD : main_contactor_closed</w:t>
+      </w:r>
+      <w:r>
+        <w:br/>
+      </w:r>
+      <w:r>
+        <w:rPr>
+          <w:rStyle w:val="VerbatimChar"/>
+        </w:rPr>
+        <w:t xml:space="preserve">    HOLD --&gt; FAULT_OPEN : fault_request</w:t>
+      </w:r>
+      <w:r>
+        <w:br/>
+      </w:r>
+      <w:r>
+        <w:rPr>
+          <w:rStyle w:val="VerbatimChar"/>
+        </w:rPr>
+        <w:t xml:space="preserve">    HOLD --&gt; OPEN : request_open</w:t>
+      </w:r>
+      <w:r>
+        <w:br/>
+      </w:r>
+      <w:r>
+        <w:rPr>
+          <w:rStyle w:val="VerbatimChar"/>
+        </w:rPr>
+        <w:t xml:space="preserve">    * --&gt; FAULT_OPEN : fault_request</w:t>
+      </w:r>
+      <w:r>
+        <w:br/>
+      </w:r>
+      <w:r>
+        <w:rPr>
+          <w:rStyle w:val="VerbatimChar"/>
+        </w:rPr>
+        <w:t xml:space="preserve">    HOLD --&gt; WELD_DETECTED : feedback_mismatch</w:t>
+      </w:r>
+      <w:r>
+        <w:br/>
+      </w:r>
+      <w:r>
+        <w:rPr>
+          <w:rStyle w:val="VerbatimChar"/>
+        </w:rPr>
+        <w:t xml:space="preserve">    HOLD --&gt; STUCK_OPEN : feedback_mismatch</w:t>
+      </w:r>
+      <w:r>
+        <w:br/>
+      </w:r>
+      <w:r>
+        <w:rPr>
+          <w:rStyle w:val="VerbatimChar"/>
+        </w:rPr>
+        <w:t xml:space="preserve">    OPEN</w:t>
+      </w:r>
+      <w:r>
+        <w:br/>
+      </w:r>
+      <w:r>
+        <w:rPr>
+          <w:rStyle w:val="VerbatimChar"/>
+        </w:rPr>
+        <w:t xml:space="preserve">    PRECHARGE</w:t>
+      </w:r>
+      <w:r>
+        <w:br/>
+      </w:r>
+      <w:r>
+        <w:rPr>
+          <w:rStyle w:val="VerbatimChar"/>
+        </w:rPr>
+        <w:t xml:space="preserve">    PRECHARGE_WAIT</w:t>
+      </w:r>
+      <w:r>
+        <w:br/>
+      </w:r>
+      <w:r>
+        <w:rPr>
+          <w:rStyle w:val="VerbatimChar"/>
+        </w:rPr>
+        <w:t xml:space="preserve">    CLOSE</w:t>
+      </w:r>
+      <w:r>
+        <w:br/>
+      </w:r>
+      <w:r>
+        <w:rPr>
+          <w:rStyle w:val="VerbatimChar"/>
+        </w:rPr>
+        <w:t xml:space="preserve">    HOLD</w:t>
+      </w:r>
+      <w:r>
+        <w:br/>
+      </w:r>
+      <w:r>
+        <w:rPr>
+          <w:rStyle w:val="VerbatimChar"/>
+        </w:rPr>
+        <w:t xml:space="preserve">    FAULT_OPEN</w:t>
+      </w:r>
+      <w:r>
+        <w:br/>
+      </w:r>
+      <w:r>
+        <w:rPr>
+          <w:rStyle w:val="VerbatimChar"/>
+        </w:rPr>
+        <w:t xml:space="preserve">    WELD_DETECTED</w:t>
+      </w:r>
+      <w:r>
+        <w:br/>
+      </w:r>
+      <w:r>
+        <w:rPr>
+          <w:rStyle w:val="VerbatimChar"/>
+        </w:rPr>
+        <w:t xml:space="preserve">    STUCK_OPEN</w:t>
       </w:r>
     </w:p>
-    <w:bookmarkEnd w:id="27"/>
-    <w:bookmarkStart w:id="28" w:name="dynamic-viewpoint-fb2-sw-dsn-000002-1"/>
+    <w:bookmarkEnd w:id="31"/>
+    <w:bookmarkEnd w:id="32"/>
+    <w:bookmarkStart w:id="38" w:name="X2d35205fe8961a311cd3e1eecf3ffedd520d91d"/>
+    <w:p>
+      <w:pPr>
+        <w:pStyle w:val="Heading2"/>
+      </w:pPr>
+      <w:r>
+        <w:t xml:space="preserve">Profile:</w:t>
+      </w:r>
+      <w:r>
+        <w:t xml:space="preserve"> </w:t>
+      </w:r>
+      <w:r>
+        <w:rPr>
+          <w:rStyle w:val="VerbatimChar"/>
+        </w:rPr>
+        <w:t xml:space="preserve">synthetic_reference</w:t>
+      </w:r>
+      <w:r>
+        <w:t xml:space="preserve"> </w:t>
+      </w:r>
+      <w:r>
+        <w:t xml:space="preserve">— Traceability Viewpoints</w:t>
+      </w:r>
+    </w:p>
+    <w:bookmarkStart w:id="33" w:name="static-component-viewpoint-corpus-1"/>
     <w:p>
       <w:pPr>
         <w:pStyle w:val="Heading3"/>
       </w:pPr>
       <w:r>
-        <w:t xml:space="preserve">Dynamic Viewpoint —</w:t>
-      </w:r>
-      <w:r>
-        <w:t xml:space="preserve"> </w:t>
-      </w:r>
-      <w:r>
-        <w:rPr>
-          <w:rStyle w:val="VerbatimChar"/>
-        </w:rPr>
-        <w:t xml:space="preserve">FB2-SW-DSN-000002</w:t>
+        <w:t xml:space="preserve">Static Component Viewpoint (corpus)</w:t>
       </w:r>
     </w:p>
     <w:p>
@@ -1427,37 +4729,7 @@
         <w:t xml:space="preserve">Caption</w:t>
       </w:r>
       <w:r>
-        <w:t xml:space="preserve">: State machine of</w:t>
-      </w:r>
-      <w:r>
-        <w:t xml:space="preserve"> </w:t>
-      </w:r>
-      <w:r>
-        <w:rPr>
-          <w:rStyle w:val="VerbatimChar"/>
-        </w:rPr>
-        <w:t xml:space="preserve">FB2-SW-DSN-000002</w:t>
-      </w:r>
-      <w:r>
-        <w:t xml:space="preserve"> </w:t>
-      </w:r>
-      <w:r>
-        <w:t xml:space="preserve">from</w:t>
-      </w:r>
-      <w:r>
-        <w:t xml:space="preserve"> </w:t>
-      </w:r>
-      <w:r>
-        <w:rPr>
-          <w:rStyle w:val="VerbatimChar"/>
-        </w:rPr>
-        <w:t xml:space="preserve">behavior_model</w:t>
-      </w:r>
-      <w:r>
-        <w:t xml:space="preserve"> </w:t>
-      </w:r>
-      <w:r>
-        <w:t xml:space="preserve">(state_machine).</w:t>
+        <w:t xml:space="preserve">: SW requirements, designs, and implements/allocated_to relations.</w:t>
       </w:r>
     </w:p>
     <w:p>
@@ -1468,119 +4740,65 @@
         <w:rPr>
           <w:rStyle w:val="VerbatimChar"/>
         </w:rPr>
-        <w:t xml:space="preserve">stateDiagram-v2</w:t>
-      </w:r>
-      <w:r>
-        <w:br/>
-      </w:r>
-      <w:r>
-        <w:rPr>
-          <w:rStyle w:val="VerbatimChar"/>
-        </w:rPr>
-        <w:t xml:space="preserve">    [*] --&gt; IDLE</w:t>
-      </w:r>
-      <w:r>
-        <w:br/>
-      </w:r>
-      <w:r>
-        <w:rPr>
-          <w:rStyle w:val="VerbatimChar"/>
-        </w:rPr>
-        <w:t xml:space="preserve">    IDLE --&gt; CHECKING : database_updated</w:t>
-      </w:r>
-      <w:r>
-        <w:br/>
-      </w:r>
-      <w:r>
-        <w:rPr>
-          <w:rStyle w:val="VerbatimChar"/>
-        </w:rPr>
-        <w:t xml:space="preserve">    CHECKING --&gt; DEBOUNCING : limit_exceeded</w:t>
-      </w:r>
-      <w:r>
-        <w:br/>
-      </w:r>
-      <w:r>
-        <w:rPr>
-          <w:rStyle w:val="VerbatimChar"/>
-        </w:rPr>
-        <w:t xml:space="preserve">    DEBOUNCING --&gt; VIOLATION_CONFIRMED : debounce_complete</w:t>
-      </w:r>
-      <w:r>
-        <w:br/>
-      </w:r>
-      <w:r>
-        <w:rPr>
-          <w:rStyle w:val="VerbatimChar"/>
-        </w:rPr>
-        <w:t xml:space="preserve">    DEBOUNCING --&gt; IDLE : back_in_limits</w:t>
-      </w:r>
-      <w:r>
-        <w:br/>
-      </w:r>
-      <w:r>
-        <w:rPr>
-          <w:rStyle w:val="VerbatimChar"/>
-        </w:rPr>
-        <w:t xml:space="preserve">    VIOLATION_CONFIRMED --&gt; FAULT_TRIGGERED : fault_callback</w:t>
-      </w:r>
-      <w:r>
-        <w:br/>
-      </w:r>
-      <w:r>
-        <w:rPr>
-          <w:rStyle w:val="VerbatimChar"/>
-        </w:rPr>
-        <w:t xml:space="preserve">    FAULT_TRIGGERED --&gt; IDLE : system_reset</w:t>
-      </w:r>
-      <w:r>
-        <w:br/>
-      </w:r>
-      <w:r>
-        <w:rPr>
-          <w:rStyle w:val="VerbatimChar"/>
-        </w:rPr>
-        <w:t xml:space="preserve">    IDLE</w:t>
-      </w:r>
-      <w:r>
-        <w:br/>
-      </w:r>
-      <w:r>
-        <w:rPr>
-          <w:rStyle w:val="VerbatimChar"/>
-        </w:rPr>
-        <w:t xml:space="preserve">    CHECKING</w:t>
-      </w:r>
-      <w:r>
-        <w:br/>
-      </w:r>
-      <w:r>
-        <w:rPr>
-          <w:rStyle w:val="VerbatimChar"/>
-        </w:rPr>
-        <w:t xml:space="preserve">    DEBOUNCING</w:t>
-      </w:r>
-      <w:r>
-        <w:br/>
-      </w:r>
-      <w:r>
-        <w:rPr>
-          <w:rStyle w:val="VerbatimChar"/>
-        </w:rPr>
-        <w:t xml:space="preserve">    VIOLATION_CONFIRMED</w:t>
-      </w:r>
-      <w:r>
-        <w:br/>
-      </w:r>
-      <w:r>
-        <w:rPr>
-          <w:rStyle w:val="VerbatimChar"/>
-        </w:rPr>
-        <w:t xml:space="preserve">    FAULT_TRIGGERED</w:t>
+        <w:t xml:space="preserve">flowchart TD</w:t>
+      </w:r>
+      <w:r>
+        <w:br/>
+      </w:r>
+      <w:r>
+        <w:rPr>
+          <w:rStyle w:val="VerbatimChar"/>
+        </w:rPr>
+        <w:t xml:space="preserve">    "FB2-SW-SWR-000001" --&gt; "FB2-SAF-FSR-000001"</w:t>
+      </w:r>
+      <w:r>
+        <w:br/>
+      </w:r>
+      <w:r>
+        <w:rPr>
+          <w:rStyle w:val="VerbatimChar"/>
+        </w:rPr>
+        <w:t xml:space="preserve">    "FB2-SW-SWR-000002" --&gt; "FB2-SAF-FSR-000002"</w:t>
+      </w:r>
+      <w:r>
+        <w:br/>
+      </w:r>
+      <w:r>
+        <w:rPr>
+          <w:rStyle w:val="VerbatimChar"/>
+        </w:rPr>
+        <w:t xml:space="preserve">    "FB2-SW-SWR-000003" --&gt; "FB2-SAF-FSR-000003"</w:t>
+      </w:r>
+      <w:r>
+        <w:br/>
+      </w:r>
+      <w:r>
+        <w:rPr>
+          <w:rStyle w:val="VerbatimChar"/>
+        </w:rPr>
+        <w:t xml:space="preserve">    "FB2-SW-DSN-000001" -.implements.-&gt; "FB2-SW-SWR-000001"</w:t>
+      </w:r>
+      <w:r>
+        <w:br/>
+      </w:r>
+      <w:r>
+        <w:rPr>
+          <w:rStyle w:val="VerbatimChar"/>
+        </w:rPr>
+        <w:t xml:space="preserve">    "FB2-SW-DSN-000002" -.implements.-&gt; "FB2-SW-SWR-000002"</w:t>
+      </w:r>
+      <w:r>
+        <w:br/>
+      </w:r>
+      <w:r>
+        <w:rPr>
+          <w:rStyle w:val="VerbatimChar"/>
+        </w:rPr>
+        <w:t xml:space="preserve">    "FB2-SW-DSN-000003" -.implements.-&gt; "FB2-SW-SWR-000003"</w:t>
       </w:r>
     </w:p>
-    <w:bookmarkEnd w:id="28"/>
-    <w:bookmarkStart w:id="29" w:name="dynamic-viewpoint-fb2-sw-dsn-000003-1"/>
+    <w:bookmarkEnd w:id="33"/>
+    <w:bookmarkStart w:id="34" w:name="dynamic-viewpoint-fb2-sw-dsn-000001-1"/>
     <w:p>
       <w:pPr>
         <w:pStyle w:val="Heading3"/>
@@ -1595,7 +4813,7 @@
         <w:rPr>
           <w:rStyle w:val="VerbatimChar"/>
         </w:rPr>
-        <w:t xml:space="preserve">FB2-SW-DSN-000003</w:t>
+        <w:t xml:space="preserve">FB2-SW-DSN-000001</w:t>
       </w:r>
     </w:p>
     <w:p>
@@ -1619,7 +4837,7 @@
         <w:rPr>
           <w:rStyle w:val="VerbatimChar"/>
         </w:rPr>
-        <w:t xml:space="preserve">FB2-SW-DSN-000003</w:t>
+        <w:t xml:space="preserve">FB2-SW-DSN-000001</w:t>
       </w:r>
       <w:r>
         <w:t xml:space="preserve"> </w:t>
@@ -1660,170 +4878,152 @@
         <w:rPr>
           <w:rStyle w:val="VerbatimChar"/>
         </w:rPr>
-        <w:t xml:space="preserve">    [*] --&gt; OPEN</w:t>
-      </w:r>
-      <w:r>
-        <w:br/>
-      </w:r>
-      <w:r>
-        <w:rPr>
-          <w:rStyle w:val="VerbatimChar"/>
-        </w:rPr>
-        <w:t xml:space="preserve">    OPEN --&gt; PRECHARGE : request_precharge</w:t>
-      </w:r>
-      <w:r>
-        <w:br/>
-      </w:r>
-      <w:r>
-        <w:rPr>
-          <w:rStyle w:val="VerbatimChar"/>
-        </w:rPr>
-        <w:t xml:space="preserve">    PRECHARGE --&gt; PRECHARGE_WAIT : precharge_contactor_closed</w:t>
-      </w:r>
-      <w:r>
-        <w:br/>
-      </w:r>
-      <w:r>
-        <w:rPr>
-          <w:rStyle w:val="VerbatimChar"/>
-        </w:rPr>
-        <w:t xml:space="preserve">    PRECHARGE_WAIT --&gt; CLOSE : voltage_threshold_reached</w:t>
-      </w:r>
-      <w:r>
-        <w:br/>
-      </w:r>
-      <w:r>
-        <w:rPr>
-          <w:rStyle w:val="VerbatimChar"/>
-        </w:rPr>
-        <w:t xml:space="preserve">    CLOSE --&gt; HOLD : main_contactor_closed</w:t>
-      </w:r>
-      <w:r>
-        <w:br/>
-      </w:r>
-      <w:r>
-        <w:rPr>
-          <w:rStyle w:val="VerbatimChar"/>
-        </w:rPr>
-        <w:t xml:space="preserve">    HOLD --&gt; FAULT_OPEN : fault_request</w:t>
-      </w:r>
-      <w:r>
-        <w:br/>
-      </w:r>
-      <w:r>
-        <w:rPr>
-          <w:rStyle w:val="VerbatimChar"/>
-        </w:rPr>
-        <w:t xml:space="preserve">    HOLD --&gt; OPEN : request_open</w:t>
-      </w:r>
-      <w:r>
-        <w:br/>
-      </w:r>
-      <w:r>
-        <w:rPr>
-          <w:rStyle w:val="VerbatimChar"/>
-        </w:rPr>
-        <w:t xml:space="preserve">    * --&gt; FAULT_OPEN : fault_request</w:t>
-      </w:r>
-      <w:r>
-        <w:br/>
-      </w:r>
-      <w:r>
-        <w:rPr>
-          <w:rStyle w:val="VerbatimChar"/>
-        </w:rPr>
-        <w:t xml:space="preserve">    HOLD --&gt; WELD_DETECTED : feedback_mismatch</w:t>
-      </w:r>
-      <w:r>
-        <w:br/>
-      </w:r>
-      <w:r>
-        <w:rPr>
-          <w:rStyle w:val="VerbatimChar"/>
-        </w:rPr>
-        <w:t xml:space="preserve">    HOLD --&gt; STUCK_OPEN : feedback_mismatch</w:t>
-      </w:r>
-      <w:r>
-        <w:br/>
-      </w:r>
-      <w:r>
-        <w:rPr>
-          <w:rStyle w:val="VerbatimChar"/>
-        </w:rPr>
-        <w:t xml:space="preserve">    OPEN</w:t>
-      </w:r>
-      <w:r>
-        <w:br/>
-      </w:r>
-      <w:r>
-        <w:rPr>
-          <w:rStyle w:val="VerbatimChar"/>
-        </w:rPr>
-        <w:t xml:space="preserve">    PRECHARGE</w:t>
-      </w:r>
-      <w:r>
-        <w:br/>
-      </w:r>
-      <w:r>
-        <w:rPr>
-          <w:rStyle w:val="VerbatimChar"/>
-        </w:rPr>
-        <w:t xml:space="preserve">    PRECHARGE_WAIT</w:t>
-      </w:r>
-      <w:r>
-        <w:br/>
-      </w:r>
-      <w:r>
-        <w:rPr>
-          <w:rStyle w:val="VerbatimChar"/>
-        </w:rPr>
-        <w:t xml:space="preserve">    CLOSE</w:t>
-      </w:r>
-      <w:r>
-        <w:br/>
-      </w:r>
-      <w:r>
-        <w:rPr>
-          <w:rStyle w:val="VerbatimChar"/>
-        </w:rPr>
-        <w:t xml:space="preserve">    HOLD</w:t>
-      </w:r>
-      <w:r>
-        <w:br/>
-      </w:r>
-      <w:r>
-        <w:rPr>
-          <w:rStyle w:val="VerbatimChar"/>
-        </w:rPr>
-        <w:t xml:space="preserve">    FAULT_OPEN</w:t>
-      </w:r>
-      <w:r>
-        <w:br/>
-      </w:r>
-      <w:r>
-        <w:rPr>
-          <w:rStyle w:val="VerbatimChar"/>
-        </w:rPr>
-        <w:t xml:space="preserve">    WELD_DETECTED</w:t>
-      </w:r>
-      <w:r>
-        <w:br/>
-      </w:r>
-      <w:r>
-        <w:rPr>
-          <w:rStyle w:val="VerbatimChar"/>
-        </w:rPr>
-        <w:t xml:space="preserve">    STUCK_OPEN</w:t>
+        <w:t xml:space="preserve">    [*] --&gt; INIT</w:t>
+      </w:r>
+      <w:r>
+        <w:br/>
+      </w:r>
+      <w:r>
+        <w:rPr>
+          <w:rStyle w:val="VerbatimChar"/>
+        </w:rPr>
+        <w:t xml:space="preserve">    INIT --&gt; WAKEUP : driver_init</w:t>
+      </w:r>
+      <w:r>
+        <w:br/>
+      </w:r>
+      <w:r>
+        <w:rPr>
+          <w:rStyle w:val="VerbatimChar"/>
+        </w:rPr>
+        <w:t xml:space="preserve">    WAKEUP --&gt; READ_VOLTAGES : wakeup_done</w:t>
+      </w:r>
+      <w:r>
+        <w:br/>
+      </w:r>
+      <w:r>
+        <w:rPr>
+          <w:rStyle w:val="VerbatimChar"/>
+        </w:rPr>
+        <w:t xml:space="preserve">    READ_VOLTAGES --&gt; READ_TEMPERATURES : voltages_done</w:t>
+      </w:r>
+      <w:r>
+        <w:br/>
+      </w:r>
+      <w:r>
+        <w:rPr>
+          <w:rStyle w:val="VerbatimChar"/>
+        </w:rPr>
+        <w:t xml:space="preserve">    READ_TEMPERATURES --&gt; BALANCING : temps_done</w:t>
+      </w:r>
+      <w:r>
+        <w:br/>
+      </w:r>
+      <w:r>
+        <w:rPr>
+          <w:rStyle w:val="VerbatimChar"/>
+        </w:rPr>
+        <w:t xml:space="preserve">    BALANCING --&gt; READ_VOLTAGES : cycle_timer</w:t>
+      </w:r>
+      <w:r>
+        <w:br/>
+      </w:r>
+      <w:r>
+        <w:rPr>
+          <w:rStyle w:val="VerbatimChar"/>
+        </w:rPr>
+        <w:t xml:space="preserve">    * --&gt; ERROR : pec_failure</w:t>
+      </w:r>
+      <w:r>
+        <w:br/>
+      </w:r>
+      <w:r>
+        <w:rPr>
+          <w:rStyle w:val="VerbatimChar"/>
+        </w:rPr>
+        <w:t xml:space="preserve">    ERROR --&gt; INIT : reinit_request</w:t>
+      </w:r>
+      <w:r>
+        <w:br/>
+      </w:r>
+      <w:r>
+        <w:rPr>
+          <w:rStyle w:val="VerbatimChar"/>
+        </w:rPr>
+        <w:t xml:space="preserve">    INIT</w:t>
+      </w:r>
+      <w:r>
+        <w:br/>
+      </w:r>
+      <w:r>
+        <w:rPr>
+          <w:rStyle w:val="VerbatimChar"/>
+        </w:rPr>
+        <w:t xml:space="preserve">    WAKEUP</w:t>
+      </w:r>
+      <w:r>
+        <w:br/>
+      </w:r>
+      <w:r>
+        <w:rPr>
+          <w:rStyle w:val="VerbatimChar"/>
+        </w:rPr>
+        <w:t xml:space="preserve">    READ_VOLTAGES</w:t>
+      </w:r>
+      <w:r>
+        <w:br/>
+      </w:r>
+      <w:r>
+        <w:rPr>
+          <w:rStyle w:val="VerbatimChar"/>
+        </w:rPr>
+        <w:t xml:space="preserve">    READ_TEMPERATURES</w:t>
+      </w:r>
+      <w:r>
+        <w:br/>
+      </w:r>
+      <w:r>
+        <w:rPr>
+          <w:rStyle w:val="VerbatimChar"/>
+        </w:rPr>
+        <w:t xml:space="preserve">    BALANCING</w:t>
+      </w:r>
+      <w:r>
+        <w:br/>
+      </w:r>
+      <w:r>
+        <w:rPr>
+          <w:rStyle w:val="VerbatimChar"/>
+        </w:rPr>
+        <w:t xml:space="preserve">    ERROR</w:t>
+      </w:r>
+      <w:r>
+        <w:br/>
+      </w:r>
+      <w:r>
+        <w:rPr>
+          <w:rStyle w:val="VerbatimChar"/>
+        </w:rPr>
+        <w:t xml:space="preserve">    SLEEP</w:t>
       </w:r>
     </w:p>
-    <w:bookmarkEnd w:id="29"/>
-    <w:bookmarkStart w:id="30" w:name="taskthread-timing-context"/>
+    <w:bookmarkEnd w:id="34"/>
+    <w:bookmarkStart w:id="35" w:name="dynamic-viewpoint-fb2-sw-dsn-000002-1"/>
     <w:p>
       <w:pPr>
         <w:pStyle w:val="Heading3"/>
       </w:pPr>
       <w:r>
-        <w:t xml:space="preserve">Task/Thread Timing Context</w:t>
+        <w:t xml:space="preserve">Dynamic Viewpoint —</w:t>
+      </w:r>
+      <w:r>
+        <w:t xml:space="preserve"> </w:t>
+      </w:r>
+      <w:r>
+        <w:rPr>
+          <w:rStyle w:val="VerbatimChar"/>
+        </w:rPr>
+        <w:t xml:space="preserve">FB2-SW-DSN-000002</w:t>
       </w:r>
     </w:p>
     <w:p>
@@ -1838,7 +5038,7 @@
         <w:t xml:space="preserve">Caption</w:t>
       </w:r>
       <w:r>
-        <w:t xml:space="preserve">: Timing budget elements (from</w:t>
+        <w:t xml:space="preserve">: State machine of</w:t>
       </w:r>
       <w:r>
         <w:t xml:space="preserve"> </w:t>
@@ -1847,10 +5047,28 @@
         <w:rPr>
           <w:rStyle w:val="VerbatimChar"/>
         </w:rPr>
-        <w:t xml:space="preserve">FB2-SAF-SGO-000001</w:t>
-      </w:r>
-      <w:r>
-        <w:t xml:space="preserve">) as scheduling context.</w:t>
+        <w:t xml:space="preserve">FB2-SW-DSN-000002</w:t>
+      </w:r>
+      <w:r>
+        <w:t xml:space="preserve"> </w:t>
+      </w:r>
+      <w:r>
+        <w:t xml:space="preserve">from</w:t>
+      </w:r>
+      <w:r>
+        <w:t xml:space="preserve"> </w:t>
+      </w:r>
+      <w:r>
+        <w:rPr>
+          <w:rStyle w:val="VerbatimChar"/>
+        </w:rPr>
+        <w:t xml:space="preserve">behavior_model</w:t>
+      </w:r>
+      <w:r>
+        <w:t xml:space="preserve"> </w:t>
+      </w:r>
+      <w:r>
+        <w:t xml:space="preserve">(state_machine).</w:t>
       </w:r>
     </w:p>
     <w:p>
@@ -1861,221 +5079,134 @@
         <w:rPr>
           <w:rStyle w:val="VerbatimChar"/>
         </w:rPr>
-        <w:t xml:space="preserve">flowchart LR</w:t>
-      </w:r>
-      <w:r>
-        <w:br/>
-      </w:r>
-      <w:r>
-        <w:rPr>
-          <w:rStyle w:val="VerbatimChar"/>
-        </w:rPr>
-        <w:t xml:space="preserve">    CHAIN["Protection chain"]</w:t>
-      </w:r>
-      <w:r>
-        <w:br/>
-      </w:r>
-      <w:r>
-        <w:rPr>
-          <w:rStyle w:val="VerbatimChar"/>
-        </w:rPr>
-        <w:t xml:space="preserve">    T_afe_acquisition_ms["afe_acquisition_ms&lt;br/&gt;25 ms"]</w:t>
-      </w:r>
-      <w:r>
-        <w:br/>
-      </w:r>
-      <w:r>
-        <w:rPr>
-          <w:rStyle w:val="VerbatimChar"/>
-        </w:rPr>
-        <w:t xml:space="preserve">    T_afe_acquisition_ms --&gt; CHAIN</w:t>
-      </w:r>
-      <w:r>
-        <w:br/>
-      </w:r>
-      <w:r>
-        <w:rPr>
-          <w:rStyle w:val="VerbatimChar"/>
-        </w:rPr>
-        <w:t xml:space="preserve">    T_contactor_command_ms["contactor_command_ms&lt;br/&gt;5 ms"]</w:t>
-      </w:r>
-      <w:r>
-        <w:br/>
-      </w:r>
-      <w:r>
-        <w:rPr>
-          <w:rStyle w:val="VerbatimChar"/>
-        </w:rPr>
-        <w:t xml:space="preserve">    T_contactor_command_ms --&gt; CHAIN</w:t>
-      </w:r>
-      <w:r>
-        <w:br/>
-      </w:r>
-      <w:r>
-        <w:rPr>
-          <w:rStyle w:val="VerbatimChar"/>
-        </w:rPr>
-        <w:t xml:space="preserve">    T_contactor_mechanical_ms["contactor_mechanical_ms&lt;br/&gt;30 ms"]</w:t>
-      </w:r>
-      <w:r>
-        <w:br/>
-      </w:r>
-      <w:r>
-        <w:rPr>
-          <w:rStyle w:val="VerbatimChar"/>
-        </w:rPr>
-        <w:t xml:space="preserve">    T_contactor_mechanical_ms --&gt; CHAIN</w:t>
-      </w:r>
-      <w:r>
-        <w:br/>
-      </w:r>
-      <w:r>
-        <w:rPr>
-          <w:rStyle w:val="VerbatimChar"/>
-        </w:rPr>
-        <w:t xml:space="preserve">    T_database_publish_ms["database_publish_ms&lt;br/&gt;3 ms"]</w:t>
-      </w:r>
-      <w:r>
-        <w:br/>
-      </w:r>
-      <w:r>
-        <w:rPr>
-          <w:rStyle w:val="VerbatimChar"/>
-        </w:rPr>
-        <w:t xml:space="preserve">    T_database_publish_ms --&gt; CHAIN</w:t>
-      </w:r>
-      <w:r>
-        <w:br/>
-      </w:r>
-      <w:r>
-        <w:rPr>
-          <w:rStyle w:val="VerbatimChar"/>
-        </w:rPr>
-        <w:t xml:space="preserve">    T_fault_classification_ms["fault_classification_ms&lt;br/&gt;2 ms"]</w:t>
-      </w:r>
-      <w:r>
-        <w:br/>
-      </w:r>
-      <w:r>
-        <w:rPr>
-          <w:rStyle w:val="VerbatimChar"/>
-        </w:rPr>
-        <w:t xml:space="preserve">    T_fault_classification_ms --&gt; CHAIN</w:t>
-      </w:r>
-      <w:r>
-        <w:br/>
-      </w:r>
-      <w:r>
-        <w:rPr>
-          <w:rStyle w:val="VerbatimChar"/>
-        </w:rPr>
-        <w:t xml:space="preserve">    T_feedback_verification_ms["feedback_verification_ms&lt;br/&gt;5 ms"]</w:t>
-      </w:r>
-      <w:r>
-        <w:br/>
-      </w:r>
-      <w:r>
-        <w:rPr>
-          <w:rStyle w:val="VerbatimChar"/>
-        </w:rPr>
-        <w:t xml:space="preserve">    T_feedback_verification_ms --&gt; CHAIN</w:t>
-      </w:r>
-      <w:r>
-        <w:br/>
-      </w:r>
-      <w:r>
-        <w:rPr>
-          <w:rStyle w:val="VerbatimChar"/>
-        </w:rPr>
-        <w:t xml:space="preserve">    T_margin_ms["margin_ms&lt;br/&gt;20 ms"]</w:t>
-      </w:r>
-      <w:r>
-        <w:br/>
-      </w:r>
-      <w:r>
-        <w:rPr>
-          <w:rStyle w:val="VerbatimChar"/>
-        </w:rPr>
-        <w:t xml:space="preserve">    T_margin_ms --&gt; CHAIN</w:t>
-      </w:r>
-      <w:r>
-        <w:br/>
-      </w:r>
-      <w:r>
-        <w:rPr>
-          <w:rStyle w:val="VerbatimChar"/>
-        </w:rPr>
-        <w:t xml:space="preserve">    T_pec_validation_ms["pec_validation_ms&lt;br/&gt;2 ms"]</w:t>
-      </w:r>
-      <w:r>
-        <w:br/>
-      </w:r>
-      <w:r>
-        <w:rPr>
-          <w:rStyle w:val="VerbatimChar"/>
-        </w:rPr>
-        <w:t xml:space="preserve">    T_pec_validation_ms --&gt; CHAIN</w:t>
-      </w:r>
-      <w:r>
-        <w:br/>
-      </w:r>
-      <w:r>
-        <w:rPr>
-          <w:rStyle w:val="VerbatimChar"/>
-        </w:rPr>
-        <w:t xml:space="preserve">    T_soa_limit_check_ms["soa_limit_check_ms&lt;br/&gt;5 ms"]</w:t>
-      </w:r>
-      <w:r>
-        <w:br/>
-      </w:r>
-      <w:r>
-        <w:rPr>
-          <w:rStyle w:val="VerbatimChar"/>
-        </w:rPr>
-        <w:t xml:space="preserve">    T_soa_limit_check_ms --&gt; CHAIN</w:t>
-      </w:r>
-      <w:r>
-        <w:br/>
-      </w:r>
-      <w:r>
-        <w:rPr>
-          <w:rStyle w:val="VerbatimChar"/>
-        </w:rPr>
-        <w:t xml:space="preserve">    T_spi_transfer_ms["spi_transfer_ms&lt;br/&gt;5 ms"]</w:t>
-      </w:r>
-      <w:r>
-        <w:br/>
-      </w:r>
-      <w:r>
-        <w:rPr>
-          <w:rStyle w:val="VerbatimChar"/>
-        </w:rPr>
-        <w:t xml:space="preserve">    T_spi_transfer_ms --&gt; CHAIN</w:t>
-      </w:r>
-      <w:r>
-        <w:br/>
-      </w:r>
-      <w:r>
-        <w:rPr>
-          <w:rStyle w:val="VerbatimChar"/>
-        </w:rPr>
-        <w:t xml:space="preserve">    T_sys_state_transition_ms["sys_state_transition_ms&lt;br/&gt;3 ms"]</w:t>
-      </w:r>
-      <w:r>
-        <w:br/>
-      </w:r>
-      <w:r>
-        <w:rPr>
-          <w:rStyle w:val="VerbatimChar"/>
-        </w:rPr>
-        <w:t xml:space="preserve">    T_sys_state_transition_ms --&gt; CHAIN</w:t>
+        <w:t xml:space="preserve">stateDiagram-v2</w:t>
+      </w:r>
+      <w:r>
+        <w:br/>
+      </w:r>
+      <w:r>
+        <w:rPr>
+          <w:rStyle w:val="VerbatimChar"/>
+        </w:rPr>
+        <w:t xml:space="preserve">    [*] --&gt; IDLE</w:t>
+      </w:r>
+      <w:r>
+        <w:br/>
+      </w:r>
+      <w:r>
+        <w:rPr>
+          <w:rStyle w:val="VerbatimChar"/>
+        </w:rPr>
+        <w:t xml:space="preserve">    IDLE --&gt; CHECKING : database_updated</w:t>
+      </w:r>
+      <w:r>
+        <w:br/>
+      </w:r>
+      <w:r>
+        <w:rPr>
+          <w:rStyle w:val="VerbatimChar"/>
+        </w:rPr>
+        <w:t xml:space="preserve">    CHECKING --&gt; DEBOUNCING : limit_exceeded</w:t>
+      </w:r>
+      <w:r>
+        <w:br/>
+      </w:r>
+      <w:r>
+        <w:rPr>
+          <w:rStyle w:val="VerbatimChar"/>
+        </w:rPr>
+        <w:t xml:space="preserve">    DEBOUNCING --&gt; VIOLATION_CONFIRMED : debounce_complete</w:t>
+      </w:r>
+      <w:r>
+        <w:br/>
+      </w:r>
+      <w:r>
+        <w:rPr>
+          <w:rStyle w:val="VerbatimChar"/>
+        </w:rPr>
+        <w:t xml:space="preserve">    DEBOUNCING --&gt; IDLE : back_in_limits</w:t>
+      </w:r>
+      <w:r>
+        <w:br/>
+      </w:r>
+      <w:r>
+        <w:rPr>
+          <w:rStyle w:val="VerbatimChar"/>
+        </w:rPr>
+        <w:t xml:space="preserve">    VIOLATION_CONFIRMED --&gt; FAULT_TRIGGERED : fault_callback</w:t>
+      </w:r>
+      <w:r>
+        <w:br/>
+      </w:r>
+      <w:r>
+        <w:rPr>
+          <w:rStyle w:val="VerbatimChar"/>
+        </w:rPr>
+        <w:t xml:space="preserve">    FAULT_TRIGGERED --&gt; IDLE : system_reset</w:t>
+      </w:r>
+      <w:r>
+        <w:br/>
+      </w:r>
+      <w:r>
+        <w:rPr>
+          <w:rStyle w:val="VerbatimChar"/>
+        </w:rPr>
+        <w:t xml:space="preserve">    IDLE</w:t>
+      </w:r>
+      <w:r>
+        <w:br/>
+      </w:r>
+      <w:r>
+        <w:rPr>
+          <w:rStyle w:val="VerbatimChar"/>
+        </w:rPr>
+        <w:t xml:space="preserve">    CHECKING</w:t>
+      </w:r>
+      <w:r>
+        <w:br/>
+      </w:r>
+      <w:r>
+        <w:rPr>
+          <w:rStyle w:val="VerbatimChar"/>
+        </w:rPr>
+        <w:t xml:space="preserve">    DEBOUNCING</w:t>
+      </w:r>
+      <w:r>
+        <w:br/>
+      </w:r>
+      <w:r>
+        <w:rPr>
+          <w:rStyle w:val="VerbatimChar"/>
+        </w:rPr>
+        <w:t xml:space="preserve">    VIOLATION_CONFIRMED</w:t>
+      </w:r>
+      <w:r>
+        <w:br/>
+      </w:r>
+      <w:r>
+        <w:rPr>
+          <w:rStyle w:val="VerbatimChar"/>
+        </w:rPr>
+        <w:t xml:space="preserve">    FAULT_TRIGGERED</w:t>
       </w:r>
     </w:p>
+    <w:bookmarkEnd w:id="35"/>
+    <w:bookmarkStart w:id="36" w:name="dynamic-viewpoint-fb2-sw-dsn-000003-1"/>
     <w:p>
-      <w:r>
-        <w:pict>
-          <v:rect style="width:0;height:1.5pt" o:hralign="center" o:hrstd="t" o:hr="t"/>
-        </w:pict>
+      <w:pPr>
+        <w:pStyle w:val="Heading3"/>
+      </w:pPr>
+      <w:r>
+        <w:t xml:space="preserve">Dynamic Viewpoint —</w:t>
+      </w:r>
+      <w:r>
+        <w:t xml:space="preserve"> </w:t>
+      </w:r>
+      <w:r>
+        <w:rPr>
+          <w:rStyle w:val="VerbatimChar"/>
+        </w:rPr>
+        <w:t xml:space="preserve">FB2-SW-DSN-000003</w:t>
       </w:r>
     </w:p>
     <w:p>
@@ -2084,10 +5215,490 @@
       </w:pPr>
       <w:r>
         <w:rPr>
+          <w:b/>
+          <w:bCs/>
+        </w:rPr>
+        <w:t xml:space="preserve">Caption</w:t>
+      </w:r>
+      <w:r>
+        <w:t xml:space="preserve">: State machine of</w:t>
+      </w:r>
+      <w:r>
+        <w:t xml:space="preserve"> </w:t>
+      </w:r>
+      <w:r>
+        <w:rPr>
+          <w:rStyle w:val="VerbatimChar"/>
+        </w:rPr>
+        <w:t xml:space="preserve">FB2-SW-DSN-000003</w:t>
+      </w:r>
+      <w:r>
+        <w:t xml:space="preserve"> </w:t>
+      </w:r>
+      <w:r>
+        <w:t xml:space="preserve">from</w:t>
+      </w:r>
+      <w:r>
+        <w:t xml:space="preserve"> </w:t>
+      </w:r>
+      <w:r>
+        <w:rPr>
+          <w:rStyle w:val="VerbatimChar"/>
+        </w:rPr>
+        <w:t xml:space="preserve">behavior_model</w:t>
+      </w:r>
+      <w:r>
+        <w:t xml:space="preserve"> </w:t>
+      </w:r>
+      <w:r>
+        <w:t xml:space="preserve">(state_machine).</w:t>
+      </w:r>
+    </w:p>
+    <w:p>
+      <w:pPr>
+        <w:pStyle w:val="SourceCode"/>
+      </w:pPr>
+      <w:r>
+        <w:rPr>
+          <w:rStyle w:val="VerbatimChar"/>
+        </w:rPr>
+        <w:t xml:space="preserve">stateDiagram-v2</w:t>
+      </w:r>
+      <w:r>
+        <w:br/>
+      </w:r>
+      <w:r>
+        <w:rPr>
+          <w:rStyle w:val="VerbatimChar"/>
+        </w:rPr>
+        <w:t xml:space="preserve">    [*] --&gt; OPEN</w:t>
+      </w:r>
+      <w:r>
+        <w:br/>
+      </w:r>
+      <w:r>
+        <w:rPr>
+          <w:rStyle w:val="VerbatimChar"/>
+        </w:rPr>
+        <w:t xml:space="preserve">    OPEN --&gt; PRECHARGE : request_precharge</w:t>
+      </w:r>
+      <w:r>
+        <w:br/>
+      </w:r>
+      <w:r>
+        <w:rPr>
+          <w:rStyle w:val="VerbatimChar"/>
+        </w:rPr>
+        <w:t xml:space="preserve">    PRECHARGE --&gt; PRECHARGE_WAIT : precharge_contactor_closed</w:t>
+      </w:r>
+      <w:r>
+        <w:br/>
+      </w:r>
+      <w:r>
+        <w:rPr>
+          <w:rStyle w:val="VerbatimChar"/>
+        </w:rPr>
+        <w:t xml:space="preserve">    PRECHARGE_WAIT --&gt; CLOSE : voltage_threshold_reached</w:t>
+      </w:r>
+      <w:r>
+        <w:br/>
+      </w:r>
+      <w:r>
+        <w:rPr>
+          <w:rStyle w:val="VerbatimChar"/>
+        </w:rPr>
+        <w:t xml:space="preserve">    CLOSE --&gt; HOLD : main_contactor_closed</w:t>
+      </w:r>
+      <w:r>
+        <w:br/>
+      </w:r>
+      <w:r>
+        <w:rPr>
+          <w:rStyle w:val="VerbatimChar"/>
+        </w:rPr>
+        <w:t xml:space="preserve">    HOLD --&gt; FAULT_OPEN : fault_request</w:t>
+      </w:r>
+      <w:r>
+        <w:br/>
+      </w:r>
+      <w:r>
+        <w:rPr>
+          <w:rStyle w:val="VerbatimChar"/>
+        </w:rPr>
+        <w:t xml:space="preserve">    HOLD --&gt; OPEN : request_open</w:t>
+      </w:r>
+      <w:r>
+        <w:br/>
+      </w:r>
+      <w:r>
+        <w:rPr>
+          <w:rStyle w:val="VerbatimChar"/>
+        </w:rPr>
+        <w:t xml:space="preserve">    * --&gt; FAULT_OPEN : fault_request</w:t>
+      </w:r>
+      <w:r>
+        <w:br/>
+      </w:r>
+      <w:r>
+        <w:rPr>
+          <w:rStyle w:val="VerbatimChar"/>
+        </w:rPr>
+        <w:t xml:space="preserve">    HOLD --&gt; WELD_DETECTED : feedback_mismatch</w:t>
+      </w:r>
+      <w:r>
+        <w:br/>
+      </w:r>
+      <w:r>
+        <w:rPr>
+          <w:rStyle w:val="VerbatimChar"/>
+        </w:rPr>
+        <w:t xml:space="preserve">    HOLD --&gt; STUCK_OPEN : feedback_mismatch</w:t>
+      </w:r>
+      <w:r>
+        <w:br/>
+      </w:r>
+      <w:r>
+        <w:rPr>
+          <w:rStyle w:val="VerbatimChar"/>
+        </w:rPr>
+        <w:t xml:space="preserve">    OPEN</w:t>
+      </w:r>
+      <w:r>
+        <w:br/>
+      </w:r>
+      <w:r>
+        <w:rPr>
+          <w:rStyle w:val="VerbatimChar"/>
+        </w:rPr>
+        <w:t xml:space="preserve">    PRECHARGE</w:t>
+      </w:r>
+      <w:r>
+        <w:br/>
+      </w:r>
+      <w:r>
+        <w:rPr>
+          <w:rStyle w:val="VerbatimChar"/>
+        </w:rPr>
+        <w:t xml:space="preserve">    PRECHARGE_WAIT</w:t>
+      </w:r>
+      <w:r>
+        <w:br/>
+      </w:r>
+      <w:r>
+        <w:rPr>
+          <w:rStyle w:val="VerbatimChar"/>
+        </w:rPr>
+        <w:t xml:space="preserve">    CLOSE</w:t>
+      </w:r>
+      <w:r>
+        <w:br/>
+      </w:r>
+      <w:r>
+        <w:rPr>
+          <w:rStyle w:val="VerbatimChar"/>
+        </w:rPr>
+        <w:t xml:space="preserve">    HOLD</w:t>
+      </w:r>
+      <w:r>
+        <w:br/>
+      </w:r>
+      <w:r>
+        <w:rPr>
+          <w:rStyle w:val="VerbatimChar"/>
+        </w:rPr>
+        <w:t xml:space="preserve">    FAULT_OPEN</w:t>
+      </w:r>
+      <w:r>
+        <w:br/>
+      </w:r>
+      <w:r>
+        <w:rPr>
+          <w:rStyle w:val="VerbatimChar"/>
+        </w:rPr>
+        <w:t xml:space="preserve">    WELD_DETECTED</w:t>
+      </w:r>
+      <w:r>
+        <w:br/>
+      </w:r>
+      <w:r>
+        <w:rPr>
+          <w:rStyle w:val="VerbatimChar"/>
+        </w:rPr>
+        <w:t xml:space="preserve">    STUCK_OPEN</w:t>
+      </w:r>
+    </w:p>
+    <w:bookmarkEnd w:id="36"/>
+    <w:bookmarkStart w:id="37" w:name="taskthread-timing-context"/>
+    <w:p>
+      <w:pPr>
+        <w:pStyle w:val="Heading3"/>
+      </w:pPr>
+      <w:r>
+        <w:t xml:space="preserve">Task/Thread Timing Context</w:t>
+      </w:r>
+    </w:p>
+    <w:p>
+      <w:pPr>
+        <w:pStyle w:val="FirstParagraph"/>
+      </w:pPr>
+      <w:r>
+        <w:rPr>
+          <w:b/>
+          <w:bCs/>
+        </w:rPr>
+        <w:t xml:space="preserve">Caption</w:t>
+      </w:r>
+      <w:r>
+        <w:t xml:space="preserve">: Timing budget elements (from</w:t>
+      </w:r>
+      <w:r>
+        <w:t xml:space="preserve"> </w:t>
+      </w:r>
+      <w:r>
+        <w:rPr>
+          <w:rStyle w:val="VerbatimChar"/>
+        </w:rPr>
+        <w:t xml:space="preserve">FB2-SAF-SGO-000001</w:t>
+      </w:r>
+      <w:r>
+        <w:t xml:space="preserve">) as scheduling context.</w:t>
+      </w:r>
+    </w:p>
+    <w:p>
+      <w:pPr>
+        <w:pStyle w:val="SourceCode"/>
+      </w:pPr>
+      <w:r>
+        <w:rPr>
+          <w:rStyle w:val="VerbatimChar"/>
+        </w:rPr>
+        <w:t xml:space="preserve">flowchart LR</w:t>
+      </w:r>
+      <w:r>
+        <w:br/>
+      </w:r>
+      <w:r>
+        <w:rPr>
+          <w:rStyle w:val="VerbatimChar"/>
+        </w:rPr>
+        <w:t xml:space="preserve">    CHAIN["Protection chain"]</w:t>
+      </w:r>
+      <w:r>
+        <w:br/>
+      </w:r>
+      <w:r>
+        <w:rPr>
+          <w:rStyle w:val="VerbatimChar"/>
+        </w:rPr>
+        <w:t xml:space="preserve">    T_afe_acquisition_ms["afe_acquisition_ms&lt;br/&gt;25 ms"]</w:t>
+      </w:r>
+      <w:r>
+        <w:br/>
+      </w:r>
+      <w:r>
+        <w:rPr>
+          <w:rStyle w:val="VerbatimChar"/>
+        </w:rPr>
+        <w:t xml:space="preserve">    T_afe_acquisition_ms --&gt; CHAIN</w:t>
+      </w:r>
+      <w:r>
+        <w:br/>
+      </w:r>
+      <w:r>
+        <w:rPr>
+          <w:rStyle w:val="VerbatimChar"/>
+        </w:rPr>
+        <w:t xml:space="preserve">    T_contactor_command_ms["contactor_command_ms&lt;br/&gt;5 ms"]</w:t>
+      </w:r>
+      <w:r>
+        <w:br/>
+      </w:r>
+      <w:r>
+        <w:rPr>
+          <w:rStyle w:val="VerbatimChar"/>
+        </w:rPr>
+        <w:t xml:space="preserve">    T_contactor_command_ms --&gt; CHAIN</w:t>
+      </w:r>
+      <w:r>
+        <w:br/>
+      </w:r>
+      <w:r>
+        <w:rPr>
+          <w:rStyle w:val="VerbatimChar"/>
+        </w:rPr>
+        <w:t xml:space="preserve">    T_contactor_mechanical_ms["contactor_mechanical_ms&lt;br/&gt;30 ms"]</w:t>
+      </w:r>
+      <w:r>
+        <w:br/>
+      </w:r>
+      <w:r>
+        <w:rPr>
+          <w:rStyle w:val="VerbatimChar"/>
+        </w:rPr>
+        <w:t xml:space="preserve">    T_contactor_mechanical_ms --&gt; CHAIN</w:t>
+      </w:r>
+      <w:r>
+        <w:br/>
+      </w:r>
+      <w:r>
+        <w:rPr>
+          <w:rStyle w:val="VerbatimChar"/>
+        </w:rPr>
+        <w:t xml:space="preserve">    T_database_publish_ms["database_publish_ms&lt;br/&gt;3 ms"]</w:t>
+      </w:r>
+      <w:r>
+        <w:br/>
+      </w:r>
+      <w:r>
+        <w:rPr>
+          <w:rStyle w:val="VerbatimChar"/>
+        </w:rPr>
+        <w:t xml:space="preserve">    T_database_publish_ms --&gt; CHAIN</w:t>
+      </w:r>
+      <w:r>
+        <w:br/>
+      </w:r>
+      <w:r>
+        <w:rPr>
+          <w:rStyle w:val="VerbatimChar"/>
+        </w:rPr>
+        <w:t xml:space="preserve">    T_fault_classification_ms["fault_classification_ms&lt;br/&gt;2 ms"]</w:t>
+      </w:r>
+      <w:r>
+        <w:br/>
+      </w:r>
+      <w:r>
+        <w:rPr>
+          <w:rStyle w:val="VerbatimChar"/>
+        </w:rPr>
+        <w:t xml:space="preserve">    T_fault_classification_ms --&gt; CHAIN</w:t>
+      </w:r>
+      <w:r>
+        <w:br/>
+      </w:r>
+      <w:r>
+        <w:rPr>
+          <w:rStyle w:val="VerbatimChar"/>
+        </w:rPr>
+        <w:t xml:space="preserve">    T_feedback_verification_ms["feedback_verification_ms&lt;br/&gt;5 ms"]</w:t>
+      </w:r>
+      <w:r>
+        <w:br/>
+      </w:r>
+      <w:r>
+        <w:rPr>
+          <w:rStyle w:val="VerbatimChar"/>
+        </w:rPr>
+        <w:t xml:space="preserve">    T_feedback_verification_ms --&gt; CHAIN</w:t>
+      </w:r>
+      <w:r>
+        <w:br/>
+      </w:r>
+      <w:r>
+        <w:rPr>
+          <w:rStyle w:val="VerbatimChar"/>
+        </w:rPr>
+        <w:t xml:space="preserve">    T_margin_ms["margin_ms&lt;br/&gt;20 ms"]</w:t>
+      </w:r>
+      <w:r>
+        <w:br/>
+      </w:r>
+      <w:r>
+        <w:rPr>
+          <w:rStyle w:val="VerbatimChar"/>
+        </w:rPr>
+        <w:t xml:space="preserve">    T_margin_ms --&gt; CHAIN</w:t>
+      </w:r>
+      <w:r>
+        <w:br/>
+      </w:r>
+      <w:r>
+        <w:rPr>
+          <w:rStyle w:val="VerbatimChar"/>
+        </w:rPr>
+        <w:t xml:space="preserve">    T_pec_validation_ms["pec_validation_ms&lt;br/&gt;2 ms"]</w:t>
+      </w:r>
+      <w:r>
+        <w:br/>
+      </w:r>
+      <w:r>
+        <w:rPr>
+          <w:rStyle w:val="VerbatimChar"/>
+        </w:rPr>
+        <w:t xml:space="preserve">    T_pec_validation_ms --&gt; CHAIN</w:t>
+      </w:r>
+      <w:r>
+        <w:br/>
+      </w:r>
+      <w:r>
+        <w:rPr>
+          <w:rStyle w:val="VerbatimChar"/>
+        </w:rPr>
+        <w:t xml:space="preserve">    T_soa_limit_check_ms["soa_limit_check_ms&lt;br/&gt;5 ms"]</w:t>
+      </w:r>
+      <w:r>
+        <w:br/>
+      </w:r>
+      <w:r>
+        <w:rPr>
+          <w:rStyle w:val="VerbatimChar"/>
+        </w:rPr>
+        <w:t xml:space="preserve">    T_soa_limit_check_ms --&gt; CHAIN</w:t>
+      </w:r>
+      <w:r>
+        <w:br/>
+      </w:r>
+      <w:r>
+        <w:rPr>
+          <w:rStyle w:val="VerbatimChar"/>
+        </w:rPr>
+        <w:t xml:space="preserve">    T_spi_transfer_ms["spi_transfer_ms&lt;br/&gt;5 ms"]</w:t>
+      </w:r>
+      <w:r>
+        <w:br/>
+      </w:r>
+      <w:r>
+        <w:rPr>
+          <w:rStyle w:val="VerbatimChar"/>
+        </w:rPr>
+        <w:t xml:space="preserve">    T_spi_transfer_ms --&gt; CHAIN</w:t>
+      </w:r>
+      <w:r>
+        <w:br/>
+      </w:r>
+      <w:r>
+        <w:rPr>
+          <w:rStyle w:val="VerbatimChar"/>
+        </w:rPr>
+        <w:t xml:space="preserve">    T_sys_state_transition_ms["sys_state_transition_ms&lt;br/&gt;3 ms"]</w:t>
+      </w:r>
+      <w:r>
+        <w:br/>
+      </w:r>
+      <w:r>
+        <w:rPr>
+          <w:rStyle w:val="VerbatimChar"/>
+        </w:rPr>
+        <w:t xml:space="preserve">    T_sys_state_transition_ms --&gt; CHAIN</w:t>
+      </w:r>
+    </w:p>
+    <w:p>
+      <w:r>
+        <w:pict>
+          <v:rect style="width:0;height:1.5pt" o:hralign="center" o:hrstd="t" o:hr="t"/>
+        </w:pict>
+      </w:r>
+    </w:p>
+    <w:p>
+      <w:pPr>
+        <w:pStyle w:val="FirstParagraph"/>
+      </w:pPr>
+      <w:r>
+        <w:rPr>
           <w:i/>
           <w:iCs/>
         </w:rPr>
-        <w:t xml:space="preserve">Generated: 2026-09-12T01:01:53Z — auto-generated from the machine-verifiable corpus. Regenerate with</w:t>
+        <w:t xml:space="preserve">Generated: 2026-09-13T02:20:37Z — auto-generated from the machine-verifiable corpus. Regenerate with</w:t>
       </w:r>
       <w:r>
         <w:rPr>
@@ -2112,9 +5723,9 @@
         <w:t xml:space="preserve">.</w:t>
       </w:r>
     </w:p>
-    <w:bookmarkEnd w:id="30"/>
-    <w:bookmarkEnd w:id="31"/>
-    <w:bookmarkEnd w:id="32"/>
+    <w:bookmarkEnd w:id="37"/>
+    <w:bookmarkEnd w:id="38"/>
+    <w:bookmarkEnd w:id="39"/>
     <w:sectPr/>
   </w:body>
 </w:document>

--- a/docs/artifacts/spec-documents/05-software-architecture-specification.docx
+++ b/docs/artifacts/spec-documents/05-software-architecture-specification.docx
@@ -316,7 +316,7 @@
               <w:jc w:val="left"/>
             </w:pPr>
             <w:r>
-              <w:t xml:space="preserve">2026-09-13T02:20:37Z</w:t>
+              <w:t xml:space="preserve">2026-09-13T04:11:53Z</w:t>
             </w:r>
           </w:p>
         </w:tc>
@@ -5698,7 +5698,7 @@
           <w:i/>
           <w:iCs/>
         </w:rPr>
-        <w:t xml:space="preserve">Generated: 2026-09-13T02:20:37Z — auto-generated from the machine-verifiable corpus. Regenerate with</w:t>
+        <w:t xml:space="preserve">Generated: 2026-09-13T04:11:53Z — auto-generated from the machine-verifiable corpus. Regenerate with</w:t>
       </w:r>
       <w:r>
         <w:rPr>

--- a/docs/artifacts/spec-documents/05-software-architecture-specification.docx
+++ b/docs/artifacts/spec-documents/05-software-architecture-specification.docx
@@ -316,7 +316,7 @@
               <w:jc w:val="left"/>
             </w:pPr>
             <w:r>
-              <w:t xml:space="preserve">2026-09-13T04:11:53Z</w:t>
+              <w:t xml:space="preserve">2026-09-13T15:17:46Z</w:t>
             </w:r>
           </w:p>
         </w:tc>
@@ -5698,7 +5698,7 @@
           <w:i/>
           <w:iCs/>
         </w:rPr>
-        <w:t xml:space="preserve">Generated: 2026-09-13T04:11:53Z — auto-generated from the machine-verifiable corpus. Regenerate with</w:t>
+        <w:t xml:space="preserve">Generated: 2026-09-13T15:17:46Z — auto-generated from the machine-verifiable corpus. Regenerate with</w:t>
       </w:r>
       <w:r>
         <w:rPr>

--- a/docs/artifacts/spec-documents/05-software-architecture-specification.docx
+++ b/docs/artifacts/spec-documents/05-software-architecture-specification.docx
@@ -23,7 +23,7 @@
         <w:pStyle w:val="Date"/>
       </w:pPr>
       <w:r>
-        <w:t xml:space="preserve">2026-09-13</w:t>
+        <w:t xml:space="preserve">2026-09-18</w:t>
       </w:r>
     </w:p>
     <w:sdt>
@@ -52,7 +52,7 @@
         </w:p>
       </w:sdtContent>
     </w:sdt>
-    <w:bookmarkStart w:id="39" w:name="X5d1db1a34f2c413076fe94e7bae38df641a2ff3"/>
+    <w:bookmarkStart w:id="44" w:name="X5d1db1a34f2c413076fe94e7bae38df641a2ff3"/>
     <w:p>
       <w:pPr>
         <w:pStyle w:val="Heading1"/>
@@ -3612,13 +3612,13 @@
     </w:p>
     <w:bookmarkEnd w:id="24"/>
     <w:bookmarkEnd w:id="25"/>
-    <w:bookmarkStart w:id="26" w:name="dynamic-viewpoint-task-model"/>
+    <w:bookmarkStart w:id="26" w:name="design-to-implementation-allocation"/>
     <w:p>
       <w:pPr>
         <w:pStyle w:val="Heading2"/>
       </w:pPr>
       <w:r>
-        <w:t xml:space="preserve">Dynamic Viewpoint — Task Model</w:t>
+        <w:t xml:space="preserve">Design-to-Implementation Allocation</w:t>
       </w:r>
     </w:p>
     <w:p>
@@ -3626,6 +3626,657 @@
         <w:pStyle w:val="FirstParagraph"/>
       </w:pPr>
       <w:r>
+        <w:t xml:space="preserve">Each software design (</w:t>
+      </w:r>
+      <w:r>
+        <w:rPr>
+          <w:rStyle w:val="VerbatimChar"/>
+        </w:rPr>
+        <w:t xml:space="preserve">FB2-SW-DSN-*</w:t>
+      </w:r>
+      <w:r>
+        <w:t xml:space="preserve">) implements its parent SWR (</w:t>
+      </w:r>
+      <w:r>
+        <w:rPr>
+          <w:rStyle w:val="VerbatimChar"/>
+        </w:rPr>
+        <w:t xml:space="preserve">implements</w:t>
+      </w:r>
+      <w:r>
+        <w:t xml:space="preserve"> </w:t>
+      </w:r>
+      <w:r>
+        <w:t xml:space="preserve">links</w:t>
+      </w:r>
+      <w:r>
+        <w:t xml:space="preserve"> </w:t>
+      </w:r>
+      <w:r>
+        <w:rPr>
+          <w:rStyle w:val="VerbatimChar"/>
+        </w:rPr>
+        <w:t xml:space="preserve">FB2-LNK-SAF-000011</w:t>
+      </w:r>
+      <w:r>
+        <w:t xml:space="preserve">–</w:t>
+      </w:r>
+      <w:r>
+        <w:rPr>
+          <w:rStyle w:val="VerbatimChar"/>
+        </w:rPr>
+        <w:t xml:space="preserve">FB2-LNK-SAF-000013</w:t>
+      </w:r>
+      <w:r>
+        <w:t xml:space="preserve">, identical in both profiles) and carries an</w:t>
+      </w:r>
+      <w:r>
+        <w:t xml:space="preserve"> </w:t>
+      </w:r>
+      <w:r>
+        <w:rPr>
+          <w:rStyle w:val="VerbatimChar"/>
+        </w:rPr>
+        <w:t xml:space="preserve">implementation_mapping</w:t>
+      </w:r>
+      <w:r>
+        <w:t xml:space="preserve"> </w:t>
+      </w:r>
+      <w:r>
+        <w:t xml:space="preserve">with</w:t>
+      </w:r>
+      <w:r>
+        <w:t xml:space="preserve"> </w:t>
+      </w:r>
+      <w:r>
+        <w:rPr>
+          <w:rStyle w:val="VerbatimChar"/>
+        </w:rPr>
+        <w:t xml:space="preserve">status: implemented</w:t>
+      </w:r>
+      <w:r>
+        <w:t xml:space="preserve"> </w:t>
+      </w:r>
+      <w:r>
+        <w:t xml:space="preserve">source anchors (identical in both profiles’ DSN records).</w:t>
+      </w:r>
+    </w:p>
+    <w:tbl>
+      <w:tblPr>
+        <w:tblStyle w:val="Table"/>
+        <w:tblW w:type="pct" w:w="5000"/>
+        <w:jc w:val="left"/>
+        <w:tblLayout w:type="fixed"/>
+        <w:tblLook w:firstRow="1" w:lastRow="0" w:firstColumn="0" w:lastColumn="0" w:noHBand="0" w:noVBand="0" w:val="0020"/>
+      </w:tblPr>
+      <w:tblGrid>
+        <w:gridCol w:w="2640"/>
+        <w:gridCol w:w="2640"/>
+        <w:gridCol w:w="2640"/>
+      </w:tblGrid>
+      <w:tr>
+        <w:trPr>
+          <w:tblHeader w:val="on"/>
+        </w:trPr>
+        <w:tc>
+          <w:tcPr/>
+          <w:p>
+            <w:pPr>
+              <w:pStyle w:val="Compact"/>
+              <w:jc w:val="left"/>
+            </w:pPr>
+            <w:r>
+              <w:t xml:space="preserve">Design</w:t>
+            </w:r>
+          </w:p>
+        </w:tc>
+        <w:tc>
+          <w:tcPr/>
+          <w:p>
+            <w:pPr>
+              <w:pStyle w:val="Compact"/>
+              <w:jc w:val="left"/>
+            </w:pPr>
+            <w:r>
+              <w:t xml:space="preserve">Implements</w:t>
+            </w:r>
+          </w:p>
+        </w:tc>
+        <w:tc>
+          <w:tcPr/>
+          <w:p>
+            <w:pPr>
+              <w:pStyle w:val="Compact"/>
+              <w:jc w:val="left"/>
+            </w:pPr>
+            <w:r>
+              <w:t xml:space="preserve">Allocated source files / symbols</w:t>
+            </w:r>
+          </w:p>
+        </w:tc>
+      </w:tr>
+      <w:tr>
+        <w:tc>
+          <w:tcPr/>
+          <w:p>
+            <w:pPr>
+              <w:pStyle w:val="Compact"/>
+              <w:jc w:val="left"/>
+            </w:pPr>
+            <w:r>
+              <w:rPr>
+                <w:rStyle w:val="VerbatimChar"/>
+              </w:rPr>
+              <w:t xml:space="preserve">FB2-SW-DSN-000001</w:t>
+            </w:r>
+            <w:r>
+              <w:t xml:space="preserve"> </w:t>
+            </w:r>
+            <w:r>
+              <w:t xml:space="preserve">(AFE driver)</w:t>
+            </w:r>
+          </w:p>
+        </w:tc>
+        <w:tc>
+          <w:tcPr/>
+          <w:p>
+            <w:pPr>
+              <w:pStyle w:val="Compact"/>
+              <w:jc w:val="left"/>
+            </w:pPr>
+            <w:r>
+              <w:rPr>
+                <w:rStyle w:val="VerbatimChar"/>
+              </w:rPr>
+              <w:t xml:space="preserve">FB2-SW-SWR-000001</w:t>
+            </w:r>
+            <w:r>
+              <w:t xml:space="preserve"> </w:t>
+            </w:r>
+            <w:r>
+              <w:t xml:space="preserve">(</w:t>
+            </w:r>
+            <w:r>
+              <w:rPr>
+                <w:rStyle w:val="VerbatimChar"/>
+              </w:rPr>
+              <w:t xml:space="preserve">FB2-LNK-SAF-000011</w:t>
+            </w:r>
+            <w:r>
+              <w:t xml:space="preserve">)</w:t>
+            </w:r>
+          </w:p>
+        </w:tc>
+        <w:tc>
+          <w:tcPr/>
+          <w:p>
+            <w:pPr>
+              <w:pStyle w:val="Compact"/>
+              <w:jc w:val="left"/>
+            </w:pPr>
+            <w:r>
+              <w:rPr>
+                <w:rStyle w:val="VerbatimChar"/>
+              </w:rPr>
+              <w:t xml:space="preserve">src/app/driver/afe/ltc/common/ltc_afe.c</w:t>
+            </w:r>
+            <w:r>
+              <w:t xml:space="preserve"> </w:t>
+            </w:r>
+            <w:r>
+              <w:t xml:space="preserve">(</w:t>
+            </w:r>
+            <w:r>
+              <w:rPr>
+                <w:rStyle w:val="VerbatimChar"/>
+              </w:rPr>
+              <w:t xml:space="preserve">LTC_AFE_TriggerMeasurement</w:t>
+            </w:r>
+            <w:r>
+              <w:t xml:space="preserve">),</w:t>
+            </w:r>
+            <w:r>
+              <w:t xml:space="preserve"> </w:t>
+            </w:r>
+            <w:r>
+              <w:rPr>
+                <w:rStyle w:val="VerbatimChar"/>
+              </w:rPr>
+              <w:t xml:space="preserve">ltc_afe_dma.c</w:t>
+            </w:r>
+            <w:r>
+              <w:t xml:space="preserve"> </w:t>
+            </w:r>
+            <w:r>
+              <w:t xml:space="preserve">(</w:t>
+            </w:r>
+            <w:r>
+              <w:rPr>
+                <w:rStyle w:val="VerbatimChar"/>
+              </w:rPr>
+              <w:t xml:space="preserve">LTC_AFE_DMA_RxCallback</w:t>
+            </w:r>
+            <w:r>
+              <w:t xml:space="preserve">),</w:t>
+            </w:r>
+            <w:r>
+              <w:t xml:space="preserve"> </w:t>
+            </w:r>
+            <w:r>
+              <w:rPr>
+                <w:rStyle w:val="VerbatimChar"/>
+              </w:rPr>
+              <w:t xml:space="preserve">ltc_pec.c</w:t>
+            </w:r>
+            <w:r>
+              <w:t xml:space="preserve"> </w:t>
+            </w:r>
+            <w:r>
+              <w:t xml:space="preserve">(</w:t>
+            </w:r>
+            <w:r>
+              <w:rPr>
+                <w:rStyle w:val="VerbatimChar"/>
+              </w:rPr>
+              <w:t xml:space="preserve">LTC_PEC_Calculate</w:t>
+            </w:r>
+            <w:r>
+              <w:t xml:space="preserve">),</w:t>
+            </w:r>
+            <w:r>
+              <w:t xml:space="preserve"> </w:t>
+            </w:r>
+            <w:r>
+              <w:rPr>
+                <w:rStyle w:val="VerbatimChar"/>
+              </w:rPr>
+              <w:t xml:space="preserve">src/app/driver/afe/ltc/6813-1/ltc_6813-1.c</w:t>
+            </w:r>
+            <w:r>
+              <w:t xml:space="preserve"> </w:t>
+            </w:r>
+            <w:r>
+              <w:t xml:space="preserve">(</w:t>
+            </w:r>
+            <w:r>
+              <w:rPr>
+                <w:rStyle w:val="VerbatimChar"/>
+              </w:rPr>
+              <w:t xml:space="preserve">LTC_6813_ReadVoltages</w:t>
+            </w:r>
+            <w:r>
+              <w:t xml:space="preserve">)</w:t>
+            </w:r>
+          </w:p>
+        </w:tc>
+      </w:tr>
+      <w:tr>
+        <w:tc>
+          <w:tcPr/>
+          <w:p>
+            <w:pPr>
+              <w:pStyle w:val="Compact"/>
+              <w:jc w:val="left"/>
+            </w:pPr>
+            <w:r>
+              <w:rPr>
+                <w:rStyle w:val="VerbatimChar"/>
+              </w:rPr>
+              <w:t xml:space="preserve">FB2-SW-DSN-000002</w:t>
+            </w:r>
+            <w:r>
+              <w:t xml:space="preserve"> </w:t>
+            </w:r>
+            <w:r>
+              <w:t xml:space="preserve">(SOA monitoring)</w:t>
+            </w:r>
+          </w:p>
+        </w:tc>
+        <w:tc>
+          <w:tcPr/>
+          <w:p>
+            <w:pPr>
+              <w:pStyle w:val="Compact"/>
+              <w:jc w:val="left"/>
+            </w:pPr>
+            <w:r>
+              <w:rPr>
+                <w:rStyle w:val="VerbatimChar"/>
+              </w:rPr>
+              <w:t xml:space="preserve">FB2-SW-SWR-000002</w:t>
+            </w:r>
+            <w:r>
+              <w:t xml:space="preserve"> </w:t>
+            </w:r>
+            <w:r>
+              <w:t xml:space="preserve">(</w:t>
+            </w:r>
+            <w:r>
+              <w:rPr>
+                <w:rStyle w:val="VerbatimChar"/>
+              </w:rPr>
+              <w:t xml:space="preserve">FB2-LNK-SAF-000012</w:t>
+            </w:r>
+            <w:r>
+              <w:t xml:space="preserve">)</w:t>
+            </w:r>
+          </w:p>
+        </w:tc>
+        <w:tc>
+          <w:tcPr/>
+          <w:p>
+            <w:pPr>
+              <w:pStyle w:val="Compact"/>
+              <w:jc w:val="left"/>
+            </w:pPr>
+            <w:r>
+              <w:rPr>
+                <w:rStyle w:val="VerbatimChar"/>
+              </w:rPr>
+              <w:t xml:space="preserve">src/app/application/soa/soa.c</w:t>
+            </w:r>
+            <w:r>
+              <w:t xml:space="preserve"> </w:t>
+            </w:r>
+            <w:r>
+              <w:t xml:space="preserve">(</w:t>
+            </w:r>
+            <w:r>
+              <w:rPr>
+                <w:rStyle w:val="VerbatimChar"/>
+              </w:rPr>
+              <w:t xml:space="preserve">SOA_CheckVoltageLimits</w:t>
+            </w:r>
+            <w:r>
+              <w:t xml:space="preserve">,</w:t>
+            </w:r>
+            <w:r>
+              <w:t xml:space="preserve"> </w:t>
+            </w:r>
+            <w:r>
+              <w:rPr>
+                <w:rStyle w:val="VerbatimChar"/>
+              </w:rPr>
+              <w:t xml:space="preserve">SOA_CheckCurrentLimits</w:t>
+            </w:r>
+            <w:r>
+              <w:t xml:space="preserve">,</w:t>
+            </w:r>
+            <w:r>
+              <w:t xml:space="preserve"> </w:t>
+            </w:r>
+            <w:r>
+              <w:rPr>
+                <w:rStyle w:val="VerbatimChar"/>
+              </w:rPr>
+              <w:t xml:space="preserve">SOA_CheckTemperatureLimits</w:t>
+            </w:r>
+            <w:r>
+              <w:t xml:space="preserve">),</w:t>
+            </w:r>
+            <w:r>
+              <w:t xml:space="preserve"> </w:t>
+            </w:r>
+            <w:r>
+              <w:rPr>
+                <w:rStyle w:val="VerbatimChar"/>
+              </w:rPr>
+              <w:t xml:space="preserve">src/app/engine/diag/cbs/diag_cbs_voltage.c</w:t>
+            </w:r>
+            <w:r>
+              <w:t xml:space="preserve"> </w:t>
+            </w:r>
+            <w:r>
+              <w:t xml:space="preserve">(</w:t>
+            </w:r>
+            <w:r>
+              <w:rPr>
+                <w:rStyle w:val="VerbatimChar"/>
+              </w:rPr>
+              <w:t xml:space="preserve">DIAG_CBS_Voltage</w:t>
+            </w:r>
+            <w:r>
+              <w:t xml:space="preserve">)</w:t>
+            </w:r>
+          </w:p>
+        </w:tc>
+      </w:tr>
+      <w:tr>
+        <w:tc>
+          <w:tcPr/>
+          <w:p>
+            <w:pPr>
+              <w:pStyle w:val="Compact"/>
+              <w:jc w:val="left"/>
+            </w:pPr>
+            <w:r>
+              <w:rPr>
+                <w:rStyle w:val="VerbatimChar"/>
+              </w:rPr>
+              <w:t xml:space="preserve">FB2-SW-DSN-000003</w:t>
+            </w:r>
+            <w:r>
+              <w:t xml:space="preserve"> </w:t>
+            </w:r>
+            <w:r>
+              <w:t xml:space="preserve">(contactor)</w:t>
+            </w:r>
+          </w:p>
+        </w:tc>
+        <w:tc>
+          <w:tcPr/>
+          <w:p>
+            <w:pPr>
+              <w:pStyle w:val="Compact"/>
+              <w:jc w:val="left"/>
+            </w:pPr>
+            <w:r>
+              <w:rPr>
+                <w:rStyle w:val="VerbatimChar"/>
+              </w:rPr>
+              <w:t xml:space="preserve">FB2-SW-SWR-000003</w:t>
+            </w:r>
+            <w:r>
+              <w:t xml:space="preserve"> </w:t>
+            </w:r>
+            <w:r>
+              <w:t xml:space="preserve">(</w:t>
+            </w:r>
+            <w:r>
+              <w:rPr>
+                <w:rStyle w:val="VerbatimChar"/>
+              </w:rPr>
+              <w:t xml:space="preserve">FB2-LNK-SAF-000013</w:t>
+            </w:r>
+            <w:r>
+              <w:t xml:space="preserve">)</w:t>
+            </w:r>
+          </w:p>
+        </w:tc>
+        <w:tc>
+          <w:tcPr/>
+          <w:p>
+            <w:pPr>
+              <w:pStyle w:val="Compact"/>
+              <w:jc w:val="left"/>
+            </w:pPr>
+            <w:r>
+              <w:rPr>
+                <w:rStyle w:val="VerbatimChar"/>
+              </w:rPr>
+              <w:t xml:space="preserve">src/app/driver/contactor/contactor.c</w:t>
+            </w:r>
+            <w:r>
+              <w:t xml:space="preserve"> </w:t>
+            </w:r>
+            <w:r>
+              <w:t xml:space="preserve">(</w:t>
+            </w:r>
+            <w:r>
+              <w:rPr>
+                <w:rStyle w:val="VerbatimChar"/>
+              </w:rPr>
+              <w:t xml:space="preserve">CONTACTOR_StateMachine</w:t>
+            </w:r>
+            <w:r>
+              <w:t xml:space="preserve">,</w:t>
+            </w:r>
+            <w:r>
+              <w:t xml:space="preserve"> </w:t>
+            </w:r>
+            <w:r>
+              <w:rPr>
+                <w:rStyle w:val="VerbatimChar"/>
+              </w:rPr>
+              <w:t xml:space="preserve">CONTACTOR_CheckFeedback</w:t>
+            </w:r>
+            <w:r>
+              <w:t xml:space="preserve">),</w:t>
+            </w:r>
+            <w:r>
+              <w:t xml:space="preserve"> </w:t>
+            </w:r>
+            <w:r>
+              <w:rPr>
+                <w:rStyle w:val="VerbatimChar"/>
+              </w:rPr>
+              <w:t xml:space="preserve">src/app/driver/sbc/fs8x_driver/sbc_fs8x.c</w:t>
+            </w:r>
+            <w:r>
+              <w:t xml:space="preserve"> </w:t>
+            </w:r>
+            <w:r>
+              <w:t xml:space="preserve">(</w:t>
+            </w:r>
+            <w:r>
+              <w:rPr>
+                <w:rStyle w:val="VerbatimChar"/>
+              </w:rPr>
+              <w:t xml:space="preserve">SBC_FS8X_SetContactor</w:t>
+            </w:r>
+            <w:r>
+              <w:t xml:space="preserve">),</w:t>
+            </w:r>
+            <w:r>
+              <w:t xml:space="preserve"> </w:t>
+            </w:r>
+            <w:r>
+              <w:rPr>
+                <w:rStyle w:val="VerbatimChar"/>
+              </w:rPr>
+              <w:t xml:space="preserve">src/app/engine/diag/cbs/diag_cbs_contactor.c</w:t>
+            </w:r>
+            <w:r>
+              <w:t xml:space="preserve"> </w:t>
+            </w:r>
+            <w:r>
+              <w:t xml:space="preserve">(</w:t>
+            </w:r>
+            <w:r>
+              <w:rPr>
+                <w:rStyle w:val="VerbatimChar"/>
+              </w:rPr>
+              <w:t xml:space="preserve">DIAG_CBS_Contactor</w:t>
+            </w:r>
+            <w:r>
+              <w:t xml:space="preserve">)</w:t>
+            </w:r>
+          </w:p>
+        </w:tc>
+      </w:tr>
+    </w:tbl>
+    <w:p>
+      <w:pPr>
+        <w:pStyle w:val="BodyText"/>
+      </w:pPr>
+      <w:r>
+        <w:rPr>
+          <w:rStyle w:val="VerbatimChar"/>
+        </w:rPr>
+        <w:t xml:space="preserve">status: implemented</w:t>
+      </w:r>
+      <w:r>
+        <w:t xml:space="preserve"> </w:t>
+      </w:r>
+      <w:r>
+        <w:t xml:space="preserve">records the mapping claim in the corpus; it is not execution evidence. No design exists for</w:t>
+      </w:r>
+      <w:r>
+        <w:t xml:space="preserve"> </w:t>
+      </w:r>
+      <w:r>
+        <w:rPr>
+          <w:rStyle w:val="VerbatimChar"/>
+        </w:rPr>
+        <w:t xml:space="preserve">FB2-SAF-FSR-000004</w:t>
+      </w:r>
+      <w:r>
+        <w:t xml:space="preserve"> </w:t>
+      </w:r>
+      <w:r>
+        <w:t xml:space="preserve">/</w:t>
+      </w:r>
+      <w:r>
+        <w:t xml:space="preserve"> </w:t>
+      </w:r>
+      <w:r>
+        <w:rPr>
+          <w:rStyle w:val="VerbatimChar"/>
+        </w:rPr>
+        <w:t xml:space="preserve">FB2-HW-TSR-000004</w:t>
+      </w:r>
+      <w:r>
+        <w:t xml:space="preserve"> </w:t>
+      </w:r>
+      <w:r>
+        <w:t xml:space="preserve">(independent monitor,</w:t>
+      </w:r>
+      <w:r>
+        <w:t xml:space="preserve"> </w:t>
+      </w:r>
+      <w:r>
+        <w:rPr>
+          <w:rStyle w:val="VerbatimChar"/>
+        </w:rPr>
+        <w:t xml:space="preserve">synthetic_reference</w:t>
+      </w:r>
+      <w:r>
+        <w:t xml:space="preserve"> </w:t>
+      </w:r>
+      <w:r>
+        <w:t xml:space="preserve">only) — that requirement pair is covered by test measure</w:t>
+      </w:r>
+      <w:r>
+        <w:t xml:space="preserve"> </w:t>
+      </w:r>
+      <w:r>
+        <w:rPr>
+          <w:rStyle w:val="VerbatimChar"/>
+        </w:rPr>
+        <w:t xml:space="preserve">FB2-VER-TMS-000004</w:t>
+      </w:r>
+      <w:r>
+        <w:t xml:space="preserve"> </w:t>
+      </w:r>
+      <w:r>
+        <w:t xml:space="preserve">with no allocated SWR or DSN.</w:t>
+      </w:r>
+    </w:p>
+    <w:bookmarkEnd w:id="26"/>
+    <w:bookmarkStart w:id="27" w:name="dynamic-viewpoint-task-model"/>
+    <w:p>
+      <w:pPr>
+        <w:pStyle w:val="Heading2"/>
+      </w:pPr>
+      <w:r>
+        <w:t xml:space="preserve">Dynamic Viewpoint — Task Model</w:t>
+      </w:r>
+    </w:p>
+    <w:p>
+      <w:pPr>
+        <w:pStyle w:val="FirstParagraph"/>
+      </w:pPr>
+      <w:r>
         <w:rPr>
           <w:b/>
           <w:bCs/>
@@ -3788,8 +4439,8 @@
         <w:t xml:space="preserve">    OS --&gt; engine_continuous</w:t>
       </w:r>
     </w:p>
-    <w:bookmarkEnd w:id="26"/>
-    <w:bookmarkStart w:id="27" w:name="data-exchange-viewpoint"/>
+    <w:bookmarkEnd w:id="27"/>
+    <w:bookmarkStart w:id="28" w:name="data-exchange-viewpoint"/>
     <w:p>
       <w:pPr>
         <w:pStyle w:val="Heading2"/>
@@ -3938,8 +4589,8 @@
         <w:t xml:space="preserve">    DIAG[DIAG_UpdateFlags\n1ms] --&gt; DB</w:t>
       </w:r>
     </w:p>
-    <w:bookmarkEnd w:id="27"/>
-    <w:bookmarkStart w:id="32" w:name="profile-as_is-traceability-viewpoints"/>
+    <w:bookmarkEnd w:id="28"/>
+    <w:bookmarkStart w:id="33" w:name="profile-as_is-traceability-viewpoints"/>
     <w:p>
       <w:pPr>
         <w:pStyle w:val="Heading2"/>
@@ -3963,7 +4614,7 @@
         <w:t xml:space="preserve">— Traceability Viewpoints</w:t>
       </w:r>
     </w:p>
-    <w:bookmarkStart w:id="28" w:name="static-component-viewpoint-corpus"/>
+    <w:bookmarkStart w:id="29" w:name="static-component-viewpoint-corpus"/>
     <w:p>
       <w:pPr>
         <w:pStyle w:val="Heading3"/>
@@ -4052,8 +4703,8 @@
         <w:t xml:space="preserve">    "FB2-SW-DSN-000003" -.implements.-&gt; "FB2-SW-SWR-000003"</w:t>
       </w:r>
     </w:p>
-    <w:bookmarkEnd w:id="28"/>
-    <w:bookmarkStart w:id="29" w:name="dynamic-viewpoint-fb2-sw-dsn-000001"/>
+    <w:bookmarkEnd w:id="29"/>
+    <w:bookmarkStart w:id="30" w:name="dynamic-viewpoint-fb2-sw-dsn-000001"/>
     <w:p>
       <w:pPr>
         <w:pStyle w:val="Heading3"/>
@@ -4262,8 +4913,8 @@
         <w:t xml:space="preserve">    SLEEP</w:t>
       </w:r>
     </w:p>
-    <w:bookmarkEnd w:id="29"/>
-    <w:bookmarkStart w:id="30" w:name="dynamic-viewpoint-fb2-sw-dsn-000002"/>
+    <w:bookmarkEnd w:id="30"/>
+    <w:bookmarkStart w:id="31" w:name="dynamic-viewpoint-fb2-sw-dsn-000002"/>
     <w:p>
       <w:pPr>
         <w:pStyle w:val="Heading3"/>
@@ -4445,8 +5096,8 @@
         <w:t xml:space="preserve">    FAULT_TRIGGERED</w:t>
       </w:r>
     </w:p>
-    <w:bookmarkEnd w:id="30"/>
-    <w:bookmarkStart w:id="31" w:name="dynamic-viewpoint-fb2-sw-dsn-000003"/>
+    <w:bookmarkEnd w:id="31"/>
+    <w:bookmarkStart w:id="32" w:name="dynamic-viewpoint-fb2-sw-dsn-000003"/>
     <w:p>
       <w:pPr>
         <w:pStyle w:val="Heading3"/>
@@ -4682,9 +5333,9 @@
         <w:t xml:space="preserve">    STUCK_OPEN</w:t>
       </w:r>
     </w:p>
-    <w:bookmarkEnd w:id="31"/>
     <w:bookmarkEnd w:id="32"/>
-    <w:bookmarkStart w:id="38" w:name="X2d35205fe8961a311cd3e1eecf3ffedd520d91d"/>
+    <w:bookmarkEnd w:id="33"/>
+    <w:bookmarkStart w:id="39" w:name="X2d35205fe8961a311cd3e1eecf3ffedd520d91d"/>
     <w:p>
       <w:pPr>
         <w:pStyle w:val="Heading2"/>
@@ -4708,7 +5359,7 @@
         <w:t xml:space="preserve">— Traceability Viewpoints</w:t>
       </w:r>
     </w:p>
-    <w:bookmarkStart w:id="33" w:name="static-component-viewpoint-corpus-1"/>
+    <w:bookmarkStart w:id="34" w:name="static-component-viewpoint-corpus-1"/>
     <w:p>
       <w:pPr>
         <w:pStyle w:val="Heading3"/>
@@ -4797,8 +5448,8 @@
         <w:t xml:space="preserve">    "FB2-SW-DSN-000003" -.implements.-&gt; "FB2-SW-SWR-000003"</w:t>
       </w:r>
     </w:p>
-    <w:bookmarkEnd w:id="33"/>
-    <w:bookmarkStart w:id="34" w:name="dynamic-viewpoint-fb2-sw-dsn-000001-1"/>
+    <w:bookmarkEnd w:id="34"/>
+    <w:bookmarkStart w:id="35" w:name="dynamic-viewpoint-fb2-sw-dsn-000001-1"/>
     <w:p>
       <w:pPr>
         <w:pStyle w:val="Heading3"/>
@@ -5007,8 +5658,8 @@
         <w:t xml:space="preserve">    SLEEP</w:t>
       </w:r>
     </w:p>
-    <w:bookmarkEnd w:id="34"/>
-    <w:bookmarkStart w:id="35" w:name="dynamic-viewpoint-fb2-sw-dsn-000002-1"/>
+    <w:bookmarkEnd w:id="35"/>
+    <w:bookmarkStart w:id="36" w:name="dynamic-viewpoint-fb2-sw-dsn-000002-1"/>
     <w:p>
       <w:pPr>
         <w:pStyle w:val="Heading3"/>
@@ -5190,8 +5841,8 @@
         <w:t xml:space="preserve">    FAULT_TRIGGERED</w:t>
       </w:r>
     </w:p>
-    <w:bookmarkEnd w:id="35"/>
-    <w:bookmarkStart w:id="36" w:name="dynamic-viewpoint-fb2-sw-dsn-000003-1"/>
+    <w:bookmarkEnd w:id="36"/>
+    <w:bookmarkStart w:id="37" w:name="dynamic-viewpoint-fb2-sw-dsn-000003-1"/>
     <w:p>
       <w:pPr>
         <w:pStyle w:val="Heading3"/>
@@ -5427,8 +6078,8 @@
         <w:t xml:space="preserve">    STUCK_OPEN</w:t>
       </w:r>
     </w:p>
-    <w:bookmarkEnd w:id="36"/>
-    <w:bookmarkStart w:id="37" w:name="taskthread-timing-context"/>
+    <w:bookmarkEnd w:id="37"/>
+    <w:bookmarkStart w:id="38" w:name="taskthread-timing-context"/>
     <w:p>
       <w:pPr>
         <w:pStyle w:val="Heading3"/>
@@ -5682,11 +6333,15 @@
         <w:t xml:space="preserve">    T_sys_state_transition_ms --&gt; CHAIN</w:t>
       </w:r>
     </w:p>
+    <w:bookmarkEnd w:id="38"/>
+    <w:bookmarkEnd w:id="39"/>
+    <w:bookmarkStart w:id="43" w:name="design-verification-coverage"/>
     <w:p>
-      <w:r>
-        <w:pict>
-          <v:rect style="width:0;height:1.5pt" o:hralign="center" o:hrstd="t" o:hr="t"/>
-        </w:pict>
+      <w:pPr>
+        <w:pStyle w:val="Heading2"/>
+      </w:pPr>
+      <w:r>
+        <w:t xml:space="preserve">Design Verification Coverage</w:t>
       </w:r>
     </w:p>
     <w:p>
@@ -5694,6 +6349,1397 @@
         <w:pStyle w:val="FirstParagraph"/>
       </w:pPr>
       <w:r>
+        <w:t xml:space="preserve">Upstream chain (identical link IDs both profiles except FSR-004,</w:t>
+      </w:r>
+      <w:r>
+        <w:t xml:space="preserve"> </w:t>
+      </w:r>
+      <w:r>
+        <w:rPr>
+          <w:rStyle w:val="VerbatimChar"/>
+        </w:rPr>
+        <w:t xml:space="preserve">synthetic_reference</w:t>
+      </w:r>
+      <w:r>
+        <w:t xml:space="preserve"> </w:t>
+      </w:r>
+      <w:r>
+        <w:t xml:space="preserve">only):</w:t>
+      </w:r>
+      <w:r>
+        <w:t xml:space="preserve"> </w:t>
+      </w:r>
+      <w:r>
+        <w:rPr>
+          <w:rStyle w:val="VerbatimChar"/>
+        </w:rPr>
+        <w:t xml:space="preserve">FB2-SAF-SGO-000001</w:t>
+      </w:r>
+      <w:r>
+        <w:t xml:space="preserve"> </w:t>
+      </w:r>
+      <w:r>
+        <w:rPr>
+          <w:rStyle w:val="VerbatimChar"/>
+        </w:rPr>
+        <w:t xml:space="preserve">mitigates</w:t>
+      </w:r>
+      <w:r>
+        <w:t xml:space="preserve"> </w:t>
+      </w:r>
+      <w:r>
+        <w:rPr>
+          <w:rStyle w:val="VerbatimChar"/>
+        </w:rPr>
+        <w:t xml:space="preserve">FB2-SAF-HAZ-000001</w:t>
+      </w:r>
+      <w:r>
+        <w:t xml:space="preserve"> </w:t>
+      </w:r>
+      <w:r>
+        <w:t xml:space="preserve">(</w:t>
+      </w:r>
+      <w:r>
+        <w:rPr>
+          <w:rStyle w:val="VerbatimChar"/>
+        </w:rPr>
+        <w:t xml:space="preserve">FB2-LNK-SAF-000001</w:t>
+      </w:r>
+      <w:r>
+        <w:t xml:space="preserve">);</w:t>
+      </w:r>
+      <w:r>
+        <w:t xml:space="preserve"> </w:t>
+      </w:r>
+      <w:r>
+        <w:rPr>
+          <w:rStyle w:val="VerbatimChar"/>
+        </w:rPr>
+        <w:t xml:space="preserve">FB2-SAF-FSR-000001/002/003</w:t>
+      </w:r>
+      <w:r>
+        <w:t xml:space="preserve"> </w:t>
+      </w:r>
+      <w:r>
+        <w:rPr>
+          <w:rStyle w:val="VerbatimChar"/>
+        </w:rPr>
+        <w:t xml:space="preserve">refines</w:t>
+      </w:r>
+      <w:r>
+        <w:t xml:space="preserve"> </w:t>
+      </w:r>
+      <w:r>
+        <w:rPr>
+          <w:rStyle w:val="VerbatimChar"/>
+        </w:rPr>
+        <w:t xml:space="preserve">FB2-SAF-SGO-000001</w:t>
+      </w:r>
+      <w:r>
+        <w:t xml:space="preserve"> </w:t>
+      </w:r>
+      <w:r>
+        <w:t xml:space="preserve">(</w:t>
+      </w:r>
+      <w:r>
+        <w:rPr>
+          <w:rStyle w:val="VerbatimChar"/>
+        </w:rPr>
+        <w:t xml:space="preserve">FB2-LNK-SAF-000002/003/004</w:t>
+      </w:r>
+      <w:r>
+        <w:t xml:space="preserve">);</w:t>
+      </w:r>
+      <w:r>
+        <w:t xml:space="preserve"> </w:t>
+      </w:r>
+      <w:r>
+        <w:rPr>
+          <w:rStyle w:val="VerbatimChar"/>
+        </w:rPr>
+        <w:t xml:space="preserve">FB2-SAF-FSR-000004</w:t>
+      </w:r>
+      <w:r>
+        <w:t xml:space="preserve"> </w:t>
+      </w:r>
+      <w:r>
+        <w:rPr>
+          <w:rStyle w:val="VerbatimChar"/>
+        </w:rPr>
+        <w:t xml:space="preserve">refines</w:t>
+      </w:r>
+      <w:r>
+        <w:t xml:space="preserve"> </w:t>
+      </w:r>
+      <w:r>
+        <w:rPr>
+          <w:rStyle w:val="VerbatimChar"/>
+        </w:rPr>
+        <w:t xml:space="preserve">FB2-SAF-SGO-000001</w:t>
+      </w:r>
+      <w:r>
+        <w:t xml:space="preserve"> </w:t>
+      </w:r>
+      <w:r>
+        <w:t xml:space="preserve">(</w:t>
+      </w:r>
+      <w:r>
+        <w:rPr>
+          <w:rStyle w:val="VerbatimChar"/>
+        </w:rPr>
+        <w:t xml:space="preserve">FB2-LNK-SAF-000021</w:t>
+      </w:r>
+      <w:r>
+        <w:t xml:space="preserve">, synthetic only). Review links exist in</w:t>
+      </w:r>
+      <w:r>
+        <w:t xml:space="preserve"> </w:t>
+      </w:r>
+      <w:r>
+        <w:rPr>
+          <w:rStyle w:val="VerbatimChar"/>
+        </w:rPr>
+        <w:t xml:space="preserve">as_is</w:t>
+      </w:r>
+      <w:r>
+        <w:t xml:space="preserve"> </w:t>
+      </w:r>
+      <w:r>
+        <w:t xml:space="preserve">only:</w:t>
+      </w:r>
+      <w:r>
+        <w:t xml:space="preserve"> </w:t>
+      </w:r>
+      <w:r>
+        <w:rPr>
+          <w:rStyle w:val="VerbatimChar"/>
+        </w:rPr>
+        <w:t xml:space="preserve">FB2-REV-000001</w:t>
+      </w:r>
+      <w:r>
+        <w:t xml:space="preserve"> </w:t>
+      </w:r>
+      <w:r>
+        <w:rPr>
+          <w:rStyle w:val="VerbatimChar"/>
+        </w:rPr>
+        <w:t xml:space="preserve">reviewed_by</w:t>
+      </w:r>
+      <w:r>
+        <w:t xml:space="preserve"> </w:t>
+      </w:r>
+      <w:r>
+        <w:rPr>
+          <w:rStyle w:val="VerbatimChar"/>
+        </w:rPr>
+        <w:t xml:space="preserve">FB2-SAF-HAZ-000001</w:t>
+      </w:r>
+      <w:r>
+        <w:t xml:space="preserve"> </w:t>
+      </w:r>
+      <w:r>
+        <w:t xml:space="preserve">(</w:t>
+      </w:r>
+      <w:r>
+        <w:rPr>
+          <w:rStyle w:val="VerbatimChar"/>
+        </w:rPr>
+        <w:t xml:space="preserve">FB2-LNK-SAF-000019</w:t>
+      </w:r>
+      <w:r>
+        <w:t xml:space="preserve">) and</w:t>
+      </w:r>
+      <w:r>
+        <w:t xml:space="preserve"> </w:t>
+      </w:r>
+      <w:r>
+        <w:rPr>
+          <w:rStyle w:val="VerbatimChar"/>
+        </w:rPr>
+        <w:t xml:space="preserve">FB2-SAF-FSR-000001</w:t>
+      </w:r>
+      <w:r>
+        <w:t xml:space="preserve"> </w:t>
+      </w:r>
+      <w:r>
+        <w:t xml:space="preserve">(</w:t>
+      </w:r>
+      <w:r>
+        <w:rPr>
+          <w:rStyle w:val="VerbatimChar"/>
+        </w:rPr>
+        <w:t xml:space="preserve">FB2-LNK-SAF-000020</w:t>
+      </w:r>
+      <w:r>
+        <w:t xml:space="preserve">).</w:t>
+      </w:r>
+    </w:p>
+    <w:p>
+      <w:pPr>
+        <w:pStyle w:val="BodyText"/>
+      </w:pPr>
+      <w:r>
+        <w:t xml:space="preserve">Test measures linked against the software designs’ parent requirements.</w:t>
+      </w:r>
+      <w:r>
+        <w:t xml:space="preserve"> </w:t>
+      </w:r>
+      <w:r>
+        <w:rPr>
+          <w:rStyle w:val="VerbatimChar"/>
+        </w:rPr>
+        <w:t xml:space="preserve">verifies</w:t>
+      </w:r>
+      <w:r>
+        <w:t xml:space="preserve"> </w:t>
+      </w:r>
+      <w:r>
+        <w:t xml:space="preserve">links target requirements, not DSNs — design coverage below is inherited via each DSN’s parent SWR.</w:t>
+      </w:r>
+    </w:p>
+    <w:bookmarkStart w:id="40" w:name="X0074f109bec7b1d99187a7c249db14985dae0c1"/>
+    <w:p>
+      <w:pPr>
+        <w:pStyle w:val="Heading3"/>
+      </w:pPr>
+      <w:r>
+        <w:t xml:space="preserve">Profile:</w:t>
+      </w:r>
+      <w:r>
+        <w:t xml:space="preserve"> </w:t>
+      </w:r>
+      <w:r>
+        <w:rPr>
+          <w:rStyle w:val="VerbatimChar"/>
+        </w:rPr>
+        <w:t xml:space="preserve">as_is</w:t>
+      </w:r>
+      <w:r>
+        <w:t xml:space="preserve"> </w:t>
+      </w:r>
+      <w:r>
+        <w:t xml:space="preserve">(test measures</w:t>
+      </w:r>
+      <w:r>
+        <w:t xml:space="preserve"> </w:t>
+      </w:r>
+      <w:r>
+        <w:rPr>
+          <w:rStyle w:val="VerbatimChar"/>
+        </w:rPr>
+        <w:t xml:space="preserve">source_grounded</w:t>
+      </w:r>
+      <w:r>
+        <w:t xml:space="preserve">)</w:t>
+      </w:r>
+    </w:p>
+    <w:tbl>
+      <w:tblPr>
+        <w:tblStyle w:val="Table"/>
+        <w:tblW w:type="pct" w:w="5000"/>
+        <w:jc w:val="left"/>
+        <w:tblLayout w:type="fixed"/>
+        <w:tblLook w:firstRow="1" w:lastRow="0" w:firstColumn="0" w:lastColumn="0" w:noHBand="0" w:noVBand="0" w:val="0020"/>
+      </w:tblPr>
+      <w:tblGrid>
+        <w:gridCol w:w="1980"/>
+        <w:gridCol w:w="1980"/>
+        <w:gridCol w:w="1980"/>
+        <w:gridCol w:w="1980"/>
+      </w:tblGrid>
+      <w:tr>
+        <w:trPr>
+          <w:tblHeader w:val="on"/>
+        </w:trPr>
+        <w:tc>
+          <w:tcPr/>
+          <w:p>
+            <w:pPr>
+              <w:pStyle w:val="Compact"/>
+              <w:jc w:val="left"/>
+            </w:pPr>
+            <w:r>
+              <w:t xml:space="preserve">Design</w:t>
+            </w:r>
+          </w:p>
+        </w:tc>
+        <w:tc>
+          <w:tcPr/>
+          <w:p>
+            <w:pPr>
+              <w:pStyle w:val="Compact"/>
+              <w:jc w:val="left"/>
+            </w:pPr>
+            <w:r>
+              <w:t xml:space="preserve">Parent SWR</w:t>
+            </w:r>
+          </w:p>
+        </w:tc>
+        <w:tc>
+          <w:tcPr/>
+          <w:p>
+            <w:pPr>
+              <w:pStyle w:val="Compact"/>
+              <w:jc w:val="left"/>
+            </w:pPr>
+            <w:r>
+              <w:t xml:space="preserve">Verifying test measure</w:t>
+            </w:r>
+          </w:p>
+        </w:tc>
+        <w:tc>
+          <w:tcPr/>
+          <w:p>
+            <w:pPr>
+              <w:pStyle w:val="Compact"/>
+              <w:jc w:val="left"/>
+            </w:pPr>
+            <w:r>
+              <w:t xml:space="preserve">Execution record</w:t>
+            </w:r>
+          </w:p>
+        </w:tc>
+      </w:tr>
+      <w:tr>
+        <w:tc>
+          <w:tcPr/>
+          <w:p>
+            <w:pPr>
+              <w:pStyle w:val="Compact"/>
+              <w:jc w:val="left"/>
+            </w:pPr>
+            <w:r>
+              <w:rPr>
+                <w:rStyle w:val="VerbatimChar"/>
+              </w:rPr>
+              <w:t xml:space="preserve">FB2-SW-DSN-000001</w:t>
+            </w:r>
+          </w:p>
+        </w:tc>
+        <w:tc>
+          <w:tcPr/>
+          <w:p>
+            <w:pPr>
+              <w:pStyle w:val="Compact"/>
+              <w:jc w:val="left"/>
+            </w:pPr>
+            <w:r>
+              <w:rPr>
+                <w:rStyle w:val="VerbatimChar"/>
+              </w:rPr>
+              <w:t xml:space="preserve">FB2-SW-SWR-000001</w:t>
+            </w:r>
+          </w:p>
+        </w:tc>
+        <w:tc>
+          <w:tcPr/>
+          <w:p>
+            <w:pPr>
+              <w:pStyle w:val="Compact"/>
+              <w:jc w:val="left"/>
+            </w:pPr>
+            <w:r>
+              <w:rPr>
+                <w:rStyle w:val="VerbatimChar"/>
+              </w:rPr>
+              <w:t xml:space="preserve">FB2-VER-TMS-000003</w:t>
+            </w:r>
+            <w:r>
+              <w:t xml:space="preserve"> </w:t>
+            </w:r>
+            <w:r>
+              <w:t xml:space="preserve">(</w:t>
+            </w:r>
+            <w:r>
+              <w:rPr>
+                <w:rStyle w:val="VerbatimChar"/>
+              </w:rPr>
+              <w:t xml:space="preserve">FB2-LNK-SAF-000021</w:t>
+            </w:r>
+            <w:r>
+              <w:t xml:space="preserve">,</w:t>
+            </w:r>
+            <w:r>
+              <w:t xml:space="preserve"> </w:t>
+            </w:r>
+            <w:r>
+              <w:rPr>
+                <w:rStyle w:val="VerbatimChar"/>
+              </w:rPr>
+              <w:t xml:space="preserve">FB2-LNK-SAF-000022</w:t>
+            </w:r>
+            <w:r>
+              <w:t xml:space="preserve">)</w:t>
+            </w:r>
+          </w:p>
+        </w:tc>
+        <w:tc>
+          <w:tcPr/>
+          <w:p>
+            <w:pPr>
+              <w:pStyle w:val="Compact"/>
+              <w:jc w:val="left"/>
+            </w:pPr>
+            <w:r>
+              <w:t xml:space="preserve">none recorded</w:t>
+            </w:r>
+          </w:p>
+        </w:tc>
+      </w:tr>
+      <w:tr>
+        <w:tc>
+          <w:tcPr/>
+          <w:p>
+            <w:pPr>
+              <w:pStyle w:val="Compact"/>
+              <w:jc w:val="left"/>
+            </w:pPr>
+            <w:r>
+              <w:rPr>
+                <w:rStyle w:val="VerbatimChar"/>
+              </w:rPr>
+              <w:t xml:space="preserve">FB2-SW-DSN-000002</w:t>
+            </w:r>
+          </w:p>
+        </w:tc>
+        <w:tc>
+          <w:tcPr/>
+          <w:p>
+            <w:pPr>
+              <w:pStyle w:val="Compact"/>
+              <w:jc w:val="left"/>
+            </w:pPr>
+            <w:r>
+              <w:rPr>
+                <w:rStyle w:val="VerbatimChar"/>
+              </w:rPr>
+              <w:t xml:space="preserve">FB2-SW-SWR-000002</w:t>
+            </w:r>
+          </w:p>
+        </w:tc>
+        <w:tc>
+          <w:tcPr/>
+          <w:p>
+            <w:pPr>
+              <w:pStyle w:val="Compact"/>
+              <w:jc w:val="left"/>
+            </w:pPr>
+            <w:r>
+              <w:rPr>
+                <w:rStyle w:val="VerbatimChar"/>
+              </w:rPr>
+              <w:t xml:space="preserve">FB2-VER-TMS-000001</w:t>
+            </w:r>
+            <w:r>
+              <w:t xml:space="preserve"> </w:t>
+            </w:r>
+            <w:r>
+              <w:t xml:space="preserve">(</w:t>
+            </w:r>
+            <w:r>
+              <w:rPr>
+                <w:rStyle w:val="VerbatimChar"/>
+              </w:rPr>
+              <w:t xml:space="preserve">FB2-LNK-SAF-000014</w:t>
+            </w:r>
+            <w:r>
+              <w:t xml:space="preserve">,</w:t>
+            </w:r>
+            <w:r>
+              <w:t xml:space="preserve"> </w:t>
+            </w:r>
+            <w:r>
+              <w:rPr>
+                <w:rStyle w:val="VerbatimChar"/>
+              </w:rPr>
+              <w:t xml:space="preserve">FB2-LNK-SAF-000015</w:t>
+            </w:r>
+            <w:r>
+              <w:t xml:space="preserve">)</w:t>
+            </w:r>
+          </w:p>
+        </w:tc>
+        <w:tc>
+          <w:tcPr/>
+          <w:p>
+            <w:pPr>
+              <w:pStyle w:val="Compact"/>
+              <w:jc w:val="left"/>
+            </w:pPr>
+            <w:r>
+              <w:rPr>
+                <w:rStyle w:val="VerbatimChar"/>
+              </w:rPr>
+              <w:t xml:space="preserve">FB2-VER-EXE-000001</w:t>
+            </w:r>
+            <w:r>
+              <w:t xml:space="preserve"> </w:t>
+            </w:r>
+            <w:r>
+              <w:t xml:space="preserve">(</w:t>
+            </w:r>
+            <w:r>
+              <w:rPr>
+                <w:rStyle w:val="VerbatimChar"/>
+              </w:rPr>
+              <w:t xml:space="preserve">FB2-LNK-SAF-000018</w:t>
+            </w:r>
+            <w:r>
+              <w:t xml:space="preserve">),</w:t>
+            </w:r>
+            <w:r>
+              <w:t xml:space="preserve"> </w:t>
+            </w:r>
+            <w:r>
+              <w:rPr>
+                <w:rStyle w:val="VerbatimChar"/>
+              </w:rPr>
+              <w:t xml:space="preserve">actual_host_run</w:t>
+            </w:r>
+            <w:r>
+              <w:t xml:space="preserve">,</w:t>
+            </w:r>
+            <w:r>
+              <w:t xml:space="preserve"> </w:t>
+            </w:r>
+            <w:r>
+              <w:rPr>
+                <w:rStyle w:val="VerbatimChar"/>
+              </w:rPr>
+              <w:t xml:space="preserve">pass</w:t>
+            </w:r>
+            <w:r>
+              <w:t xml:space="preserve"> </w:t>
+            </w:r>
+            <w:r>
+              <w:t xml:space="preserve">— hashes</w:t>
+            </w:r>
+            <w:r>
+              <w:t xml:space="preserve"> </w:t>
+            </w:r>
+            <w:r>
+              <w:rPr>
+                <w:rStyle w:val="VerbatimChar"/>
+              </w:rPr>
+              <w:t xml:space="preserve">sha256:placeholder</w:t>
+            </w:r>
+            <w:r>
+              <w:t xml:space="preserve">,</w:t>
+            </w:r>
+            <w:r>
+              <w:t xml:space="preserve"> </w:t>
+            </w:r>
+            <w:r>
+              <w:rPr>
+                <w:rStyle w:val="VerbatimChar"/>
+              </w:rPr>
+              <w:t xml:space="preserve">output_hashes</w:t>
+            </w:r>
+            <w:r>
+              <w:t xml:space="preserve"> </w:t>
+            </w:r>
+            <w:r>
+              <w:t xml:space="preserve">empty</w:t>
+            </w:r>
+          </w:p>
+        </w:tc>
+      </w:tr>
+      <w:tr>
+        <w:tc>
+          <w:tcPr/>
+          <w:p>
+            <w:pPr>
+              <w:pStyle w:val="Compact"/>
+              <w:jc w:val="left"/>
+            </w:pPr>
+            <w:r>
+              <w:rPr>
+                <w:rStyle w:val="VerbatimChar"/>
+              </w:rPr>
+              <w:t xml:space="preserve">FB2-SW-DSN-000003</w:t>
+            </w:r>
+          </w:p>
+        </w:tc>
+        <w:tc>
+          <w:tcPr/>
+          <w:p>
+            <w:pPr>
+              <w:pStyle w:val="Compact"/>
+              <w:jc w:val="left"/>
+            </w:pPr>
+            <w:r>
+              <w:rPr>
+                <w:rStyle w:val="VerbatimChar"/>
+              </w:rPr>
+              <w:t xml:space="preserve">FB2-SW-SWR-000003</w:t>
+            </w:r>
+          </w:p>
+        </w:tc>
+        <w:tc>
+          <w:tcPr/>
+          <w:p>
+            <w:pPr>
+              <w:pStyle w:val="Compact"/>
+              <w:jc w:val="left"/>
+            </w:pPr>
+            <w:r>
+              <w:rPr>
+                <w:rStyle w:val="VerbatimChar"/>
+              </w:rPr>
+              <w:t xml:space="preserve">FB2-VER-TMS-000002</w:t>
+            </w:r>
+            <w:r>
+              <w:t xml:space="preserve"> </w:t>
+            </w:r>
+            <w:r>
+              <w:t xml:space="preserve">(</w:t>
+            </w:r>
+            <w:r>
+              <w:rPr>
+                <w:rStyle w:val="VerbatimChar"/>
+              </w:rPr>
+              <w:t xml:space="preserve">FB2-LNK-SAF-000016</w:t>
+            </w:r>
+            <w:r>
+              <w:t xml:space="preserve">,</w:t>
+            </w:r>
+            <w:r>
+              <w:t xml:space="preserve"> </w:t>
+            </w:r>
+            <w:r>
+              <w:rPr>
+                <w:rStyle w:val="VerbatimChar"/>
+              </w:rPr>
+              <w:t xml:space="preserve">FB2-LNK-SAF-000017</w:t>
+            </w:r>
+            <w:r>
+              <w:t xml:space="preserve">)</w:t>
+            </w:r>
+          </w:p>
+        </w:tc>
+        <w:tc>
+          <w:tcPr/>
+          <w:p>
+            <w:pPr>
+              <w:pStyle w:val="Compact"/>
+              <w:jc w:val="left"/>
+            </w:pPr>
+            <w:r>
+              <w:t xml:space="preserve">none recorded</w:t>
+            </w:r>
+          </w:p>
+        </w:tc>
+      </w:tr>
+    </w:tbl>
+    <w:bookmarkEnd w:id="40"/>
+    <w:bookmarkStart w:id="41" w:name="X7f7c1dc136b53ebff937497e3642b8ed21ce4e8"/>
+    <w:p>
+      <w:pPr>
+        <w:pStyle w:val="Heading3"/>
+      </w:pPr>
+      <w:r>
+        <w:t xml:space="preserve">Profile:</w:t>
+      </w:r>
+      <w:r>
+        <w:t xml:space="preserve"> </w:t>
+      </w:r>
+      <w:r>
+        <w:rPr>
+          <w:rStyle w:val="VerbatimChar"/>
+        </w:rPr>
+        <w:t xml:space="preserve">synthetic_reference</w:t>
+      </w:r>
+      <w:r>
+        <w:t xml:space="preserve"> </w:t>
+      </w:r>
+      <w:r>
+        <w:t xml:space="preserve">(test measures</w:t>
+      </w:r>
+      <w:r>
+        <w:t xml:space="preserve"> </w:t>
+      </w:r>
+      <w:r>
+        <w:rPr>
+          <w:rStyle w:val="VerbatimChar"/>
+        </w:rPr>
+        <w:t xml:space="preserve">synthetic_assumption</w:t>
+      </w:r>
+      <w:r>
+        <w:t xml:space="preserve">, executions</w:t>
+      </w:r>
+      <w:r>
+        <w:t xml:space="preserve"> </w:t>
+      </w:r>
+      <w:r>
+        <w:rPr>
+          <w:rStyle w:val="VerbatimChar"/>
+        </w:rPr>
+        <w:t xml:space="preserve">synthetic_fixture</w:t>
+      </w:r>
+      <w:r>
+        <w:t xml:space="preserve">)</w:t>
+      </w:r>
+    </w:p>
+    <w:tbl>
+      <w:tblPr>
+        <w:tblStyle w:val="Table"/>
+        <w:tblW w:type="pct" w:w="5000"/>
+        <w:jc w:val="left"/>
+        <w:tblLayout w:type="fixed"/>
+        <w:tblLook w:firstRow="1" w:lastRow="0" w:firstColumn="0" w:lastColumn="0" w:noHBand="0" w:noVBand="0" w:val="0020"/>
+      </w:tblPr>
+      <w:tblGrid>
+        <w:gridCol w:w="1980"/>
+        <w:gridCol w:w="1980"/>
+        <w:gridCol w:w="1980"/>
+        <w:gridCol w:w="1980"/>
+      </w:tblGrid>
+      <w:tr>
+        <w:trPr>
+          <w:tblHeader w:val="on"/>
+        </w:trPr>
+        <w:tc>
+          <w:tcPr/>
+          <w:p>
+            <w:pPr>
+              <w:pStyle w:val="Compact"/>
+              <w:jc w:val="left"/>
+            </w:pPr>
+            <w:r>
+              <w:t xml:space="preserve">Design</w:t>
+            </w:r>
+          </w:p>
+        </w:tc>
+        <w:tc>
+          <w:tcPr/>
+          <w:p>
+            <w:pPr>
+              <w:pStyle w:val="Compact"/>
+              <w:jc w:val="left"/>
+            </w:pPr>
+            <w:r>
+              <w:t xml:space="preserve">Parent SWR</w:t>
+            </w:r>
+          </w:p>
+        </w:tc>
+        <w:tc>
+          <w:tcPr/>
+          <w:p>
+            <w:pPr>
+              <w:pStyle w:val="Compact"/>
+              <w:jc w:val="left"/>
+            </w:pPr>
+            <w:r>
+              <w:t xml:space="preserve">Verifying test measure</w:t>
+            </w:r>
+          </w:p>
+        </w:tc>
+        <w:tc>
+          <w:tcPr/>
+          <w:p>
+            <w:pPr>
+              <w:pStyle w:val="Compact"/>
+              <w:jc w:val="left"/>
+            </w:pPr>
+            <w:r>
+              <w:t xml:space="preserve">Execution record</w:t>
+            </w:r>
+          </w:p>
+        </w:tc>
+      </w:tr>
+      <w:tr>
+        <w:tc>
+          <w:tcPr/>
+          <w:p>
+            <w:pPr>
+              <w:pStyle w:val="Compact"/>
+              <w:jc w:val="left"/>
+            </w:pPr>
+            <w:r>
+              <w:rPr>
+                <w:rStyle w:val="VerbatimChar"/>
+              </w:rPr>
+              <w:t xml:space="preserve">FB2-SW-DSN-000001</w:t>
+            </w:r>
+          </w:p>
+        </w:tc>
+        <w:tc>
+          <w:tcPr/>
+          <w:p>
+            <w:pPr>
+              <w:pStyle w:val="Compact"/>
+              <w:jc w:val="left"/>
+            </w:pPr>
+            <w:r>
+              <w:rPr>
+                <w:rStyle w:val="VerbatimChar"/>
+              </w:rPr>
+              <w:t xml:space="preserve">FB2-SW-SWR-000001</w:t>
+            </w:r>
+          </w:p>
+        </w:tc>
+        <w:tc>
+          <w:tcPr/>
+          <w:p>
+            <w:pPr>
+              <w:pStyle w:val="Compact"/>
+              <w:jc w:val="left"/>
+            </w:pPr>
+            <w:r>
+              <w:rPr>
+                <w:rStyle w:val="VerbatimChar"/>
+              </w:rPr>
+              <w:t xml:space="preserve">FB2-VER-TMS-000003</w:t>
+            </w:r>
+            <w:r>
+              <w:t xml:space="preserve"> </w:t>
+            </w:r>
+            <w:r>
+              <w:t xml:space="preserve">(</w:t>
+            </w:r>
+            <w:r>
+              <w:rPr>
+                <w:rStyle w:val="VerbatimChar"/>
+              </w:rPr>
+              <w:t xml:space="preserve">FB2-LNK-SAF-000026</w:t>
+            </w:r>
+            <w:r>
+              <w:t xml:space="preserve">,</w:t>
+            </w:r>
+            <w:r>
+              <w:t xml:space="preserve"> </w:t>
+            </w:r>
+            <w:r>
+              <w:rPr>
+                <w:rStyle w:val="VerbatimChar"/>
+              </w:rPr>
+              <w:t xml:space="preserve">FB2-LNK-SAF-000027</w:t>
+            </w:r>
+            <w:r>
+              <w:t xml:space="preserve">)</w:t>
+            </w:r>
+          </w:p>
+        </w:tc>
+        <w:tc>
+          <w:tcPr/>
+          <w:p>
+            <w:pPr>
+              <w:pStyle w:val="Compact"/>
+              <w:jc w:val="left"/>
+            </w:pPr>
+            <w:r>
+              <w:rPr>
+                <w:rStyle w:val="VerbatimChar"/>
+              </w:rPr>
+              <w:t xml:space="preserve">FB2-VER-EXE-000003</w:t>
+            </w:r>
+            <w:r>
+              <w:t xml:space="preserve"> </w:t>
+            </w:r>
+            <w:r>
+              <w:t xml:space="preserve">(</w:t>
+            </w:r>
+            <w:r>
+              <w:rPr>
+                <w:rStyle w:val="VerbatimChar"/>
+              </w:rPr>
+              <w:t xml:space="preserve">FB2-LNK-SAF-000035</w:t>
+            </w:r>
+            <w:r>
+              <w:t xml:space="preserve">),</w:t>
+            </w:r>
+            <w:r>
+              <w:t xml:space="preserve"> </w:t>
+            </w:r>
+            <w:r>
+              <w:rPr>
+                <w:rStyle w:val="VerbatimChar"/>
+              </w:rPr>
+              <w:t xml:space="preserve">synthetic_fixture</w:t>
+            </w:r>
+            <w:r>
+              <w:t xml:space="preserve">,</w:t>
+            </w:r>
+            <w:r>
+              <w:t xml:space="preserve"> </w:t>
+            </w:r>
+            <w:r>
+              <w:rPr>
+                <w:rStyle w:val="VerbatimChar"/>
+              </w:rPr>
+              <w:t xml:space="preserve">pass</w:t>
+            </w:r>
+          </w:p>
+        </w:tc>
+      </w:tr>
+      <w:tr>
+        <w:tc>
+          <w:tcPr/>
+          <w:p>
+            <w:pPr>
+              <w:pStyle w:val="Compact"/>
+              <w:jc w:val="left"/>
+            </w:pPr>
+            <w:r>
+              <w:rPr>
+                <w:rStyle w:val="VerbatimChar"/>
+              </w:rPr>
+              <w:t xml:space="preserve">FB2-SW-DSN-000002</w:t>
+            </w:r>
+          </w:p>
+        </w:tc>
+        <w:tc>
+          <w:tcPr/>
+          <w:p>
+            <w:pPr>
+              <w:pStyle w:val="Compact"/>
+              <w:jc w:val="left"/>
+            </w:pPr>
+            <w:r>
+              <w:rPr>
+                <w:rStyle w:val="VerbatimChar"/>
+              </w:rPr>
+              <w:t xml:space="preserve">FB2-SW-SWR-000002</w:t>
+            </w:r>
+          </w:p>
+        </w:tc>
+        <w:tc>
+          <w:tcPr/>
+          <w:p>
+            <w:pPr>
+              <w:pStyle w:val="Compact"/>
+              <w:jc w:val="left"/>
+            </w:pPr>
+            <w:r>
+              <w:rPr>
+                <w:rStyle w:val="VerbatimChar"/>
+              </w:rPr>
+              <w:t xml:space="preserve">FB2-VER-TMS-000001</w:t>
+            </w:r>
+            <w:r>
+              <w:t xml:space="preserve"> </w:t>
+            </w:r>
+            <w:r>
+              <w:t xml:space="preserve">(</w:t>
+            </w:r>
+            <w:r>
+              <w:rPr>
+                <w:rStyle w:val="VerbatimChar"/>
+              </w:rPr>
+              <w:t xml:space="preserve">FB2-LNK-SAF-000022</w:t>
+            </w:r>
+            <w:r>
+              <w:t xml:space="preserve">,</w:t>
+            </w:r>
+            <w:r>
+              <w:t xml:space="preserve"> </w:t>
+            </w:r>
+            <w:r>
+              <w:rPr>
+                <w:rStyle w:val="VerbatimChar"/>
+              </w:rPr>
+              <w:t xml:space="preserve">FB2-LNK-SAF-000023</w:t>
+            </w:r>
+            <w:r>
+              <w:t xml:space="preserve">)</w:t>
+            </w:r>
+          </w:p>
+        </w:tc>
+        <w:tc>
+          <w:tcPr/>
+          <w:p>
+            <w:pPr>
+              <w:pStyle w:val="Compact"/>
+              <w:jc w:val="left"/>
+            </w:pPr>
+            <w:r>
+              <w:rPr>
+                <w:rStyle w:val="VerbatimChar"/>
+              </w:rPr>
+              <w:t xml:space="preserve">FB2-VER-EXE-000001</w:t>
+            </w:r>
+            <w:r>
+              <w:t xml:space="preserve"> </w:t>
+            </w:r>
+            <w:r>
+              <w:t xml:space="preserve">(</w:t>
+            </w:r>
+            <w:r>
+              <w:rPr>
+                <w:rStyle w:val="VerbatimChar"/>
+              </w:rPr>
+              <w:t xml:space="preserve">FB2-LNK-SAF-000033</w:t>
+            </w:r>
+            <w:r>
+              <w:t xml:space="preserve">),</w:t>
+            </w:r>
+            <w:r>
+              <w:t xml:space="preserve"> </w:t>
+            </w:r>
+            <w:r>
+              <w:rPr>
+                <w:rStyle w:val="VerbatimChar"/>
+              </w:rPr>
+              <w:t xml:space="preserve">synthetic_fixture</w:t>
+            </w:r>
+            <w:r>
+              <w:t xml:space="preserve">,</w:t>
+            </w:r>
+            <w:r>
+              <w:t xml:space="preserve"> </w:t>
+            </w:r>
+            <w:r>
+              <w:rPr>
+                <w:rStyle w:val="VerbatimChar"/>
+              </w:rPr>
+              <w:t xml:space="preserve">pass</w:t>
+            </w:r>
+          </w:p>
+        </w:tc>
+      </w:tr>
+      <w:tr>
+        <w:tc>
+          <w:tcPr/>
+          <w:p>
+            <w:pPr>
+              <w:pStyle w:val="Compact"/>
+              <w:jc w:val="left"/>
+            </w:pPr>
+            <w:r>
+              <w:rPr>
+                <w:rStyle w:val="VerbatimChar"/>
+              </w:rPr>
+              <w:t xml:space="preserve">FB2-SW-DSN-000003</w:t>
+            </w:r>
+          </w:p>
+        </w:tc>
+        <w:tc>
+          <w:tcPr/>
+          <w:p>
+            <w:pPr>
+              <w:pStyle w:val="Compact"/>
+              <w:jc w:val="left"/>
+            </w:pPr>
+            <w:r>
+              <w:rPr>
+                <w:rStyle w:val="VerbatimChar"/>
+              </w:rPr>
+              <w:t xml:space="preserve">FB2-SW-SWR-000003</w:t>
+            </w:r>
+          </w:p>
+        </w:tc>
+        <w:tc>
+          <w:tcPr/>
+          <w:p>
+            <w:pPr>
+              <w:pStyle w:val="Compact"/>
+              <w:jc w:val="left"/>
+            </w:pPr>
+            <w:r>
+              <w:rPr>
+                <w:rStyle w:val="VerbatimChar"/>
+              </w:rPr>
+              <w:t xml:space="preserve">FB2-VER-TMS-000002</w:t>
+            </w:r>
+            <w:r>
+              <w:t xml:space="preserve"> </w:t>
+            </w:r>
+            <w:r>
+              <w:t xml:space="preserve">(</w:t>
+            </w:r>
+            <w:r>
+              <w:rPr>
+                <w:rStyle w:val="VerbatimChar"/>
+              </w:rPr>
+              <w:t xml:space="preserve">FB2-LNK-SAF-000024</w:t>
+            </w:r>
+            <w:r>
+              <w:t xml:space="preserve">,</w:t>
+            </w:r>
+            <w:r>
+              <w:t xml:space="preserve"> </w:t>
+            </w:r>
+            <w:r>
+              <w:rPr>
+                <w:rStyle w:val="VerbatimChar"/>
+              </w:rPr>
+              <w:t xml:space="preserve">FB2-LNK-SAF-000025</w:t>
+            </w:r>
+            <w:r>
+              <w:t xml:space="preserve">)</w:t>
+            </w:r>
+          </w:p>
+        </w:tc>
+        <w:tc>
+          <w:tcPr/>
+          <w:p>
+            <w:pPr>
+              <w:pStyle w:val="Compact"/>
+              <w:jc w:val="left"/>
+            </w:pPr>
+            <w:r>
+              <w:rPr>
+                <w:rStyle w:val="VerbatimChar"/>
+              </w:rPr>
+              <w:t xml:space="preserve">FB2-VER-EXE-000002</w:t>
+            </w:r>
+            <w:r>
+              <w:t xml:space="preserve"> </w:t>
+            </w:r>
+            <w:r>
+              <w:t xml:space="preserve">(</w:t>
+            </w:r>
+            <w:r>
+              <w:rPr>
+                <w:rStyle w:val="VerbatimChar"/>
+              </w:rPr>
+              <w:t xml:space="preserve">FB2-LNK-SAF-000034</w:t>
+            </w:r>
+            <w:r>
+              <w:t xml:space="preserve">),</w:t>
+            </w:r>
+            <w:r>
+              <w:t xml:space="preserve"> </w:t>
+            </w:r>
+            <w:r>
+              <w:rPr>
+                <w:rStyle w:val="VerbatimChar"/>
+              </w:rPr>
+              <w:t xml:space="preserve">synthetic_fixture</w:t>
+            </w:r>
+            <w:r>
+              <w:t xml:space="preserve">,</w:t>
+            </w:r>
+            <w:r>
+              <w:t xml:space="preserve"> </w:t>
+            </w:r>
+            <w:r>
+              <w:rPr>
+                <w:rStyle w:val="VerbatimChar"/>
+              </w:rPr>
+              <w:t xml:space="preserve">pass</w:t>
+            </w:r>
+          </w:p>
+        </w:tc>
+      </w:tr>
+    </w:tbl>
+    <w:bookmarkEnd w:id="41"/>
+    <w:bookmarkStart w:id="42" w:name="evidence-limits"/>
+    <w:p>
+      <w:pPr>
+        <w:pStyle w:val="Heading3"/>
+      </w:pPr>
+      <w:r>
+        <w:t xml:space="preserve">Evidence limits</w:t>
+      </w:r>
+    </w:p>
+    <w:p>
+      <w:pPr>
+        <w:pStyle w:val="Compact"/>
+        <w:numPr>
+          <w:ilvl w:val="0"/>
+          <w:numId w:val="1001"/>
+        </w:numPr>
+      </w:pPr>
+      <w:r>
+        <w:t xml:space="preserve">No</w:t>
+      </w:r>
+      <w:r>
+        <w:t xml:space="preserve"> </w:t>
+      </w:r>
+      <w:r>
+        <w:rPr>
+          <w:rStyle w:val="VerbatimChar"/>
+        </w:rPr>
+        <w:t xml:space="preserve">verifies</w:t>
+      </w:r>
+      <w:r>
+        <w:t xml:space="preserve"> </w:t>
+      </w:r>
+      <w:r>
+        <w:t xml:space="preserve">link targets a DSN directly; a</w:t>
+      </w:r>
+      <w:r>
+        <w:t xml:space="preserve"> </w:t>
+      </w:r>
+      <w:r>
+        <w:rPr>
+          <w:rStyle w:val="VerbatimChar"/>
+        </w:rPr>
+        <w:t xml:space="preserve">pass</w:t>
+      </w:r>
+      <w:r>
+        <w:t xml:space="preserve"> </w:t>
+      </w:r>
+      <w:r>
+        <w:t xml:space="preserve">on a test measure verifies the linked requirement, not the design document.</w:t>
+      </w:r>
+    </w:p>
+    <w:p>
+      <w:pPr>
+        <w:pStyle w:val="Compact"/>
+        <w:numPr>
+          <w:ilvl w:val="0"/>
+          <w:numId w:val="1001"/>
+        </w:numPr>
+      </w:pPr>
+      <w:r>
+        <w:rPr>
+          <w:rStyle w:val="VerbatimChar"/>
+        </w:rPr>
+        <w:t xml:space="preserve">synthetic_fixture</w:t>
+      </w:r>
+      <w:r>
+        <w:t xml:space="preserve"> </w:t>
+      </w:r>
+      <w:r>
+        <w:t xml:space="preserve">results demonstrate corpus structure only;</w:t>
+      </w:r>
+      <w:r>
+        <w:t xml:space="preserve"> </w:t>
+      </w:r>
+      <w:r>
+        <w:rPr>
+          <w:rStyle w:val="VerbatimChar"/>
+        </w:rPr>
+        <w:t xml:space="preserve">product_verification_credit</w:t>
+      </w:r>
+      <w:r>
+        <w:t xml:space="preserve"> </w:t>
+      </w:r>
+      <w:r>
+        <w:t xml:space="preserve">is</w:t>
+      </w:r>
+      <w:r>
+        <w:t xml:space="preserve"> </w:t>
+      </w:r>
+      <w:r>
+        <w:rPr>
+          <w:rStyle w:val="VerbatimChar"/>
+        </w:rPr>
+        <w:t xml:space="preserve">false</w:t>
+      </w:r>
+      <w:r>
+        <w:t xml:space="preserve">,</w:t>
+      </w:r>
+      <w:r>
+        <w:t xml:space="preserve"> </w:t>
+      </w:r>
+      <w:r>
+        <w:rPr>
+          <w:rStyle w:val="VerbatimChar"/>
+        </w:rPr>
+        <w:t xml:space="preserve">human_approval_status</w:t>
+      </w:r>
+      <w:r>
+        <w:t xml:space="preserve"> </w:t>
+      </w:r>
+      <w:r>
+        <w:t xml:space="preserve">is</w:t>
+      </w:r>
+      <w:r>
+        <w:t xml:space="preserve"> </w:t>
+      </w:r>
+      <w:r>
+        <w:rPr>
+          <w:rStyle w:val="VerbatimChar"/>
+        </w:rPr>
+        <w:t xml:space="preserve">pending</w:t>
+      </w:r>
+      <w:r>
+        <w:t xml:space="preserve">.</w:t>
+      </w:r>
+    </w:p>
+    <w:p>
+      <w:pPr>
+        <w:pStyle w:val="Compact"/>
+        <w:numPr>
+          <w:ilvl w:val="0"/>
+          <w:numId w:val="1001"/>
+        </w:numPr>
+      </w:pPr>
+      <w:r>
+        <w:t xml:space="preserve">In</w:t>
+      </w:r>
+      <w:r>
+        <w:t xml:space="preserve"> </w:t>
+      </w:r>
+      <w:r>
+        <w:rPr>
+          <w:rStyle w:val="VerbatimChar"/>
+        </w:rPr>
+        <w:t xml:space="preserve">as_is</w:t>
+      </w:r>
+      <w:r>
+        <w:t xml:space="preserve">,</w:t>
+      </w:r>
+      <w:r>
+        <w:t xml:space="preserve"> </w:t>
+      </w:r>
+      <w:r>
+        <w:rPr>
+          <w:rStyle w:val="VerbatimChar"/>
+        </w:rPr>
+        <w:t xml:space="preserve">FB2-VER-TMS-000002</w:t>
+      </w:r>
+      <w:r>
+        <w:t xml:space="preserve"> </w:t>
+      </w:r>
+      <w:r>
+        <w:t xml:space="preserve">and</w:t>
+      </w:r>
+      <w:r>
+        <w:t xml:space="preserve"> </w:t>
+      </w:r>
+      <w:r>
+        <w:rPr>
+          <w:rStyle w:val="VerbatimChar"/>
+        </w:rPr>
+        <w:t xml:space="preserve">FB2-VER-TMS-000003</w:t>
+      </w:r>
+      <w:r>
+        <w:t xml:space="preserve"> </w:t>
+      </w:r>
+      <w:r>
+        <w:t xml:space="preserve">have test-measure records but no execution records; the single</w:t>
+      </w:r>
+      <w:r>
+        <w:t xml:space="preserve"> </w:t>
+      </w:r>
+      <w:r>
+        <w:rPr>
+          <w:rStyle w:val="VerbatimChar"/>
+        </w:rPr>
+        <w:t xml:space="preserve">actual_host_run</w:t>
+      </w:r>
+      <w:r>
+        <w:t xml:space="preserve"> </w:t>
+      </w:r>
+      <w:r>
+        <w:t xml:space="preserve">pass (</w:t>
+      </w:r>
+      <w:r>
+        <w:rPr>
+          <w:rStyle w:val="VerbatimChar"/>
+        </w:rPr>
+        <w:t xml:space="preserve">FB2-VER-EXE-000001</w:t>
+      </w:r>
+      <w:r>
+        <w:t xml:space="preserve">) is not independently substantiated.</w:t>
+      </w:r>
+    </w:p>
+    <w:p>
+      <w:r>
+        <w:pict>
+          <v:rect style="width:0;height:1.5pt" o:hralign="center" o:hrstd="t" o:hr="t"/>
+        </w:pict>
+      </w:r>
+    </w:p>
+    <w:p>
+      <w:pPr>
+        <w:pStyle w:val="FirstParagraph"/>
+      </w:pPr>
+      <w:r>
         <w:rPr>
           <w:i/>
           <w:iCs/>
@@ -5723,9 +7769,9 @@
         <w:t xml:space="preserve">.</w:t>
       </w:r>
     </w:p>
-    <w:bookmarkEnd w:id="37"/>
-    <w:bookmarkEnd w:id="38"/>
-    <w:bookmarkEnd w:id="39"/>
+    <w:bookmarkEnd w:id="42"/>
+    <w:bookmarkEnd w:id="43"/>
+    <w:bookmarkEnd w:id="44"/>
     <w:sectPr/>
   </w:body>
 </w:document>
@@ -5832,8 +7878,87 @@
       </w:pPr>
     </w:lvl>
   </w:abstractNum>
+  <w:abstractNum w:abstractNumId="991">
+    <w:nsid w:val="0000A991"/>
+    <w:multiLevelType w:val="multilevel"/>
+    <w:lvl w:ilvl="0">
+      <w:numFmt w:val="bullet"/>
+      <w:lvlText w:val="•"/>
+      <w:lvlJc w:val="left"/>
+      <w:pPr>
+        <w:ind w:left="720" w:hanging="480"/>
+      </w:pPr>
+    </w:lvl>
+    <w:lvl w:ilvl="1">
+      <w:numFmt w:val="bullet"/>
+      <w:lvlText w:val="–"/>
+      <w:lvlJc w:val="left"/>
+      <w:pPr>
+        <w:ind w:left="1440" w:hanging="480"/>
+      </w:pPr>
+    </w:lvl>
+    <w:lvl w:ilvl="2">
+      <w:numFmt w:val="bullet"/>
+      <w:lvlText w:val="•"/>
+      <w:lvlJc w:val="left"/>
+      <w:pPr>
+        <w:ind w:left="2160" w:hanging="480"/>
+      </w:pPr>
+    </w:lvl>
+    <w:lvl w:ilvl="3">
+      <w:numFmt w:val="bullet"/>
+      <w:lvlText w:val="–"/>
+      <w:lvlJc w:val="left"/>
+      <w:pPr>
+        <w:ind w:left="2880" w:hanging="480"/>
+      </w:pPr>
+    </w:lvl>
+    <w:lvl w:ilvl="4">
+      <w:numFmt w:val="bullet"/>
+      <w:lvlText w:val="•"/>
+      <w:lvlJc w:val="left"/>
+      <w:pPr>
+        <w:ind w:left="3600" w:hanging="480"/>
+      </w:pPr>
+    </w:lvl>
+    <w:lvl w:ilvl="5">
+      <w:numFmt w:val="bullet"/>
+      <w:lvlText w:val="–"/>
+      <w:lvlJc w:val="left"/>
+      <w:pPr>
+        <w:ind w:left="4320" w:hanging="480"/>
+      </w:pPr>
+    </w:lvl>
+    <w:lvl w:ilvl="6">
+      <w:numFmt w:val="bullet"/>
+      <w:lvlText w:val="•"/>
+      <w:lvlJc w:val="left"/>
+      <w:pPr>
+        <w:ind w:left="5040" w:hanging="480"/>
+      </w:pPr>
+    </w:lvl>
+    <w:lvl w:ilvl="7">
+      <w:numFmt w:val="bullet"/>
+      <w:lvlText w:val="–"/>
+      <w:lvlJc w:val="left"/>
+      <w:pPr>
+        <w:ind w:left="5760" w:hanging="480"/>
+      </w:pPr>
+    </w:lvl>
+    <w:lvl w:ilvl="8">
+      <w:numFmt w:val="bullet"/>
+      <w:lvlText w:val="•"/>
+      <w:lvlJc w:val="left"/>
+      <w:pPr>
+        <w:ind w:left="6480" w:hanging="480"/>
+      </w:pPr>
+    </w:lvl>
+  </w:abstractNum>
   <w:num w:numId="1000">
     <w:abstractNumId w:val="990"/>
+  </w:num>
+  <w:num w:numId="1001">
+    <w:abstractNumId w:val="991"/>
   </w:num>
 </w:numbering>
 </file>

--- a/docs/artifacts/spec-documents/05-software-architecture-specification.docx
+++ b/docs/artifacts/spec-documents/05-software-architecture-specification.docx
@@ -23,7 +23,7 @@
         <w:pStyle w:val="Date"/>
       </w:pPr>
       <w:r>
-        <w:t xml:space="preserve">2026-09-18</w:t>
+        <w:t xml:space="preserve">2026-09-29</w:t>
       </w:r>
     </w:p>
     <w:sdt>
@@ -52,7 +52,7 @@
         </w:p>
       </w:sdtContent>
     </w:sdt>
-    <w:bookmarkStart w:id="44" w:name="X5d1db1a34f2c413076fe94e7bae38df641a2ff3"/>
+    <w:bookmarkStart w:id="39" w:name="X5d1db1a34f2c413076fe94e7bae38df641a2ff3"/>
     <w:p>
       <w:pPr>
         <w:pStyle w:val="Heading1"/>
@@ -316,7 +316,7 @@
               <w:jc w:val="left"/>
             </w:pPr>
             <w:r>
-              <w:t xml:space="preserve">2026-09-13T15:17:46Z</w:t>
+              <w:t xml:space="preserve">2026-09-29T10:08:35Z</w:t>
             </w:r>
           </w:p>
         </w:tc>
@@ -3612,13 +3612,13 @@
     </w:p>
     <w:bookmarkEnd w:id="24"/>
     <w:bookmarkEnd w:id="25"/>
-    <w:bookmarkStart w:id="26" w:name="design-to-implementation-allocation"/>
+    <w:bookmarkStart w:id="26" w:name="dynamic-viewpoint-task-model"/>
     <w:p>
       <w:pPr>
         <w:pStyle w:val="Heading2"/>
       </w:pPr>
       <w:r>
-        <w:t xml:space="preserve">Design-to-Implementation Allocation</w:t>
+        <w:t xml:space="preserve">Dynamic Viewpoint — Task Model</w:t>
       </w:r>
     </w:p>
     <w:p>
@@ -3626,28 +3626,26 @@
         <w:pStyle w:val="FirstParagraph"/>
       </w:pPr>
       <w:r>
-        <w:t xml:space="preserve">Each software design (</w:t>
-      </w:r>
-      <w:r>
-        <w:rPr>
-          <w:rStyle w:val="VerbatimChar"/>
-        </w:rPr>
-        <w:t xml:space="preserve">FB2-SW-DSN-*</w:t>
-      </w:r>
-      <w:r>
-        <w:t xml:space="preserve">) implements its parent SWR (</w:t>
-      </w:r>
-      <w:r>
-        <w:rPr>
-          <w:rStyle w:val="VerbatimChar"/>
-        </w:rPr>
-        <w:t xml:space="preserve">implements</w:t>
+        <w:rPr>
+          <w:b/>
+          <w:bCs/>
+        </w:rPr>
+        <w:t xml:space="preserve">Caption</w:t>
+      </w:r>
+      <w:r>
+        <w:t xml:space="preserve">: RTOS task set (FreeRTOS): four cyclic tasks (1 ms, 10 ms, 100 ms, 100 ms algorithm) plus continuous blocking tasks (I2C, engine). Source:</w:t>
       </w:r>
       <w:r>
         <w:t xml:space="preserve"> </w:t>
       </w:r>
       <w:r>
-        <w:t xml:space="preserve">links</w:t>
+        <w:rPr>
+          <w:rStyle w:val="VerbatimChar"/>
+        </w:rPr>
+        <w:t xml:space="preserve">src/app/task/ftask/ftask.c</w:t>
+      </w:r>
+      <w:r>
+        <w:t xml:space="preserve">,</w:t>
       </w:r>
       <w:r>
         <w:t xml:space="preserve"> </w:t>
@@ -3656,620 +3654,148 @@
         <w:rPr>
           <w:rStyle w:val="VerbatimChar"/>
         </w:rPr>
-        <w:t xml:space="preserve">FB2-LNK-SAF-000011</w:t>
-      </w:r>
-      <w:r>
-        <w:t xml:space="preserve">–</w:t>
-      </w:r>
-      <w:r>
-        <w:rPr>
-          <w:rStyle w:val="VerbatimChar"/>
-        </w:rPr>
-        <w:t xml:space="preserve">FB2-LNK-SAF-000013</w:t>
-      </w:r>
-      <w:r>
-        <w:t xml:space="preserve">, identical in both profiles) and carries an</w:t>
-      </w:r>
-      <w:r>
-        <w:t xml:space="preserve"> </w:t>
-      </w:r>
-      <w:r>
-        <w:rPr>
-          <w:rStyle w:val="VerbatimChar"/>
-        </w:rPr>
-        <w:t xml:space="preserve">implementation_mapping</w:t>
-      </w:r>
-      <w:r>
-        <w:t xml:space="preserve"> </w:t>
-      </w:r>
-      <w:r>
-        <w:t xml:space="preserve">with</w:t>
-      </w:r>
-      <w:r>
-        <w:t xml:space="preserve"> </w:t>
-      </w:r>
-      <w:r>
-        <w:rPr>
-          <w:rStyle w:val="VerbatimChar"/>
-        </w:rPr>
-        <w:t xml:space="preserve">status: implemented</w:t>
-      </w:r>
-      <w:r>
-        <w:t xml:space="preserve"> </w:t>
-      </w:r>
-      <w:r>
-        <w:t xml:space="preserve">source anchors (identical in both profiles’ DSN records).</w:t>
+        <w:t xml:space="preserve">src/app/task/config/ftask_cfg.c</w:t>
+      </w:r>
+      <w:r>
+        <w:t xml:space="preserve">.</w:t>
       </w:r>
     </w:p>
-    <w:tbl>
-      <w:tblPr>
-        <w:tblStyle w:val="Table"/>
-        <w:tblW w:type="pct" w:w="5000"/>
-        <w:jc w:val="left"/>
-        <w:tblLayout w:type="fixed"/>
-        <w:tblLook w:firstRow="1" w:lastRow="0" w:firstColumn="0" w:lastColumn="0" w:noHBand="0" w:noVBand="0" w:val="0020"/>
-      </w:tblPr>
-      <w:tblGrid>
-        <w:gridCol w:w="2640"/>
-        <w:gridCol w:w="2640"/>
-        <w:gridCol w:w="2640"/>
-      </w:tblGrid>
-      <w:tr>
-        <w:trPr>
-          <w:tblHeader w:val="on"/>
-        </w:trPr>
-        <w:tc>
-          <w:tcPr/>
-          <w:p>
-            <w:pPr>
-              <w:pStyle w:val="Compact"/>
-              <w:jc w:val="left"/>
-            </w:pPr>
-            <w:r>
-              <w:t xml:space="preserve">Design</w:t>
-            </w:r>
-          </w:p>
-        </w:tc>
-        <w:tc>
-          <w:tcPr/>
-          <w:p>
-            <w:pPr>
-              <w:pStyle w:val="Compact"/>
-              <w:jc w:val="left"/>
-            </w:pPr>
-            <w:r>
-              <w:t xml:space="preserve">Implements</w:t>
-            </w:r>
-          </w:p>
-        </w:tc>
-        <w:tc>
-          <w:tcPr/>
-          <w:p>
-            <w:pPr>
-              <w:pStyle w:val="Compact"/>
-              <w:jc w:val="left"/>
-            </w:pPr>
-            <w:r>
-              <w:t xml:space="preserve">Allocated source files / symbols</w:t>
-            </w:r>
-          </w:p>
-        </w:tc>
-      </w:tr>
-      <w:tr>
-        <w:tc>
-          <w:tcPr/>
-          <w:p>
-            <w:pPr>
-              <w:pStyle w:val="Compact"/>
-              <w:jc w:val="left"/>
-            </w:pPr>
-            <w:r>
-              <w:rPr>
-                <w:rStyle w:val="VerbatimChar"/>
-              </w:rPr>
-              <w:t xml:space="preserve">FB2-SW-DSN-000001</w:t>
-            </w:r>
-            <w:r>
-              <w:t xml:space="preserve"> </w:t>
-            </w:r>
-            <w:r>
-              <w:t xml:space="preserve">(AFE driver)</w:t>
-            </w:r>
-          </w:p>
-        </w:tc>
-        <w:tc>
-          <w:tcPr/>
-          <w:p>
-            <w:pPr>
-              <w:pStyle w:val="Compact"/>
-              <w:jc w:val="left"/>
-            </w:pPr>
-            <w:r>
-              <w:rPr>
-                <w:rStyle w:val="VerbatimChar"/>
-              </w:rPr>
-              <w:t xml:space="preserve">FB2-SW-SWR-000001</w:t>
-            </w:r>
-            <w:r>
-              <w:t xml:space="preserve"> </w:t>
-            </w:r>
-            <w:r>
-              <w:t xml:space="preserve">(</w:t>
-            </w:r>
-            <w:r>
-              <w:rPr>
-                <w:rStyle w:val="VerbatimChar"/>
-              </w:rPr>
-              <w:t xml:space="preserve">FB2-LNK-SAF-000011</w:t>
-            </w:r>
-            <w:r>
-              <w:t xml:space="preserve">)</w:t>
-            </w:r>
-          </w:p>
-        </w:tc>
-        <w:tc>
-          <w:tcPr/>
-          <w:p>
-            <w:pPr>
-              <w:pStyle w:val="Compact"/>
-              <w:jc w:val="left"/>
-            </w:pPr>
-            <w:r>
-              <w:rPr>
-                <w:rStyle w:val="VerbatimChar"/>
-              </w:rPr>
-              <w:t xml:space="preserve">src/app/driver/afe/ltc/common/ltc_afe.c</w:t>
-            </w:r>
-            <w:r>
-              <w:t xml:space="preserve"> </w:t>
-            </w:r>
-            <w:r>
-              <w:t xml:space="preserve">(</w:t>
-            </w:r>
-            <w:r>
-              <w:rPr>
-                <w:rStyle w:val="VerbatimChar"/>
-              </w:rPr>
-              <w:t xml:space="preserve">LTC_AFE_TriggerMeasurement</w:t>
-            </w:r>
-            <w:r>
-              <w:t xml:space="preserve">),</w:t>
-            </w:r>
-            <w:r>
-              <w:t xml:space="preserve"> </w:t>
-            </w:r>
-            <w:r>
-              <w:rPr>
-                <w:rStyle w:val="VerbatimChar"/>
-              </w:rPr>
-              <w:t xml:space="preserve">ltc_afe_dma.c</w:t>
-            </w:r>
-            <w:r>
-              <w:t xml:space="preserve"> </w:t>
-            </w:r>
-            <w:r>
-              <w:t xml:space="preserve">(</w:t>
-            </w:r>
-            <w:r>
-              <w:rPr>
-                <w:rStyle w:val="VerbatimChar"/>
-              </w:rPr>
-              <w:t xml:space="preserve">LTC_AFE_DMA_RxCallback</w:t>
-            </w:r>
-            <w:r>
-              <w:t xml:space="preserve">),</w:t>
-            </w:r>
-            <w:r>
-              <w:t xml:space="preserve"> </w:t>
-            </w:r>
-            <w:r>
-              <w:rPr>
-                <w:rStyle w:val="VerbatimChar"/>
-              </w:rPr>
-              <w:t xml:space="preserve">ltc_pec.c</w:t>
-            </w:r>
-            <w:r>
-              <w:t xml:space="preserve"> </w:t>
-            </w:r>
-            <w:r>
-              <w:t xml:space="preserve">(</w:t>
-            </w:r>
-            <w:r>
-              <w:rPr>
-                <w:rStyle w:val="VerbatimChar"/>
-              </w:rPr>
-              <w:t xml:space="preserve">LTC_PEC_Calculate</w:t>
-            </w:r>
-            <w:r>
-              <w:t xml:space="preserve">),</w:t>
-            </w:r>
-            <w:r>
-              <w:t xml:space="preserve"> </w:t>
-            </w:r>
-            <w:r>
-              <w:rPr>
-                <w:rStyle w:val="VerbatimChar"/>
-              </w:rPr>
-              <w:t xml:space="preserve">src/app/driver/afe/ltc/6813-1/ltc_6813-1.c</w:t>
-            </w:r>
-            <w:r>
-              <w:t xml:space="preserve"> </w:t>
-            </w:r>
-            <w:r>
-              <w:t xml:space="preserve">(</w:t>
-            </w:r>
-            <w:r>
-              <w:rPr>
-                <w:rStyle w:val="VerbatimChar"/>
-              </w:rPr>
-              <w:t xml:space="preserve">LTC_6813_ReadVoltages</w:t>
-            </w:r>
-            <w:r>
-              <w:t xml:space="preserve">)</w:t>
-            </w:r>
-          </w:p>
-        </w:tc>
-      </w:tr>
-      <w:tr>
-        <w:tc>
-          <w:tcPr/>
-          <w:p>
-            <w:pPr>
-              <w:pStyle w:val="Compact"/>
-              <w:jc w:val="left"/>
-            </w:pPr>
-            <w:r>
-              <w:rPr>
-                <w:rStyle w:val="VerbatimChar"/>
-              </w:rPr>
-              <w:t xml:space="preserve">FB2-SW-DSN-000002</w:t>
-            </w:r>
-            <w:r>
-              <w:t xml:space="preserve"> </w:t>
-            </w:r>
-            <w:r>
-              <w:t xml:space="preserve">(SOA monitoring)</w:t>
-            </w:r>
-          </w:p>
-        </w:tc>
-        <w:tc>
-          <w:tcPr/>
-          <w:p>
-            <w:pPr>
-              <w:pStyle w:val="Compact"/>
-              <w:jc w:val="left"/>
-            </w:pPr>
-            <w:r>
-              <w:rPr>
-                <w:rStyle w:val="VerbatimChar"/>
-              </w:rPr>
-              <w:t xml:space="preserve">FB2-SW-SWR-000002</w:t>
-            </w:r>
-            <w:r>
-              <w:t xml:space="preserve"> </w:t>
-            </w:r>
-            <w:r>
-              <w:t xml:space="preserve">(</w:t>
-            </w:r>
-            <w:r>
-              <w:rPr>
-                <w:rStyle w:val="VerbatimChar"/>
-              </w:rPr>
-              <w:t xml:space="preserve">FB2-LNK-SAF-000012</w:t>
-            </w:r>
-            <w:r>
-              <w:t xml:space="preserve">)</w:t>
-            </w:r>
-          </w:p>
-        </w:tc>
-        <w:tc>
-          <w:tcPr/>
-          <w:p>
-            <w:pPr>
-              <w:pStyle w:val="Compact"/>
-              <w:jc w:val="left"/>
-            </w:pPr>
-            <w:r>
-              <w:rPr>
-                <w:rStyle w:val="VerbatimChar"/>
-              </w:rPr>
-              <w:t xml:space="preserve">src/app/application/soa/soa.c</w:t>
-            </w:r>
-            <w:r>
-              <w:t xml:space="preserve"> </w:t>
-            </w:r>
-            <w:r>
-              <w:t xml:space="preserve">(</w:t>
-            </w:r>
-            <w:r>
-              <w:rPr>
-                <w:rStyle w:val="VerbatimChar"/>
-              </w:rPr>
-              <w:t xml:space="preserve">SOA_CheckVoltageLimits</w:t>
-            </w:r>
-            <w:r>
-              <w:t xml:space="preserve">,</w:t>
-            </w:r>
-            <w:r>
-              <w:t xml:space="preserve"> </w:t>
-            </w:r>
-            <w:r>
-              <w:rPr>
-                <w:rStyle w:val="VerbatimChar"/>
-              </w:rPr>
-              <w:t xml:space="preserve">SOA_CheckCurrentLimits</w:t>
-            </w:r>
-            <w:r>
-              <w:t xml:space="preserve">,</w:t>
-            </w:r>
-            <w:r>
-              <w:t xml:space="preserve"> </w:t>
-            </w:r>
-            <w:r>
-              <w:rPr>
-                <w:rStyle w:val="VerbatimChar"/>
-              </w:rPr>
-              <w:t xml:space="preserve">SOA_CheckTemperatureLimits</w:t>
-            </w:r>
-            <w:r>
-              <w:t xml:space="preserve">),</w:t>
-            </w:r>
-            <w:r>
-              <w:t xml:space="preserve"> </w:t>
-            </w:r>
-            <w:r>
-              <w:rPr>
-                <w:rStyle w:val="VerbatimChar"/>
-              </w:rPr>
-              <w:t xml:space="preserve">src/app/engine/diag/cbs/diag_cbs_voltage.c</w:t>
-            </w:r>
-            <w:r>
-              <w:t xml:space="preserve"> </w:t>
-            </w:r>
-            <w:r>
-              <w:t xml:space="preserve">(</w:t>
-            </w:r>
-            <w:r>
-              <w:rPr>
-                <w:rStyle w:val="VerbatimChar"/>
-              </w:rPr>
-              <w:t xml:space="preserve">DIAG_CBS_Voltage</w:t>
-            </w:r>
-            <w:r>
-              <w:t xml:space="preserve">)</w:t>
-            </w:r>
-          </w:p>
-        </w:tc>
-      </w:tr>
-      <w:tr>
-        <w:tc>
-          <w:tcPr/>
-          <w:p>
-            <w:pPr>
-              <w:pStyle w:val="Compact"/>
-              <w:jc w:val="left"/>
-            </w:pPr>
-            <w:r>
-              <w:rPr>
-                <w:rStyle w:val="VerbatimChar"/>
-              </w:rPr>
-              <w:t xml:space="preserve">FB2-SW-DSN-000003</w:t>
-            </w:r>
-            <w:r>
-              <w:t xml:space="preserve"> </w:t>
-            </w:r>
-            <w:r>
-              <w:t xml:space="preserve">(contactor)</w:t>
-            </w:r>
-          </w:p>
-        </w:tc>
-        <w:tc>
-          <w:tcPr/>
-          <w:p>
-            <w:pPr>
-              <w:pStyle w:val="Compact"/>
-              <w:jc w:val="left"/>
-            </w:pPr>
-            <w:r>
-              <w:rPr>
-                <w:rStyle w:val="VerbatimChar"/>
-              </w:rPr>
-              <w:t xml:space="preserve">FB2-SW-SWR-000003</w:t>
-            </w:r>
-            <w:r>
-              <w:t xml:space="preserve"> </w:t>
-            </w:r>
-            <w:r>
-              <w:t xml:space="preserve">(</w:t>
-            </w:r>
-            <w:r>
-              <w:rPr>
-                <w:rStyle w:val="VerbatimChar"/>
-              </w:rPr>
-              <w:t xml:space="preserve">FB2-LNK-SAF-000013</w:t>
-            </w:r>
-            <w:r>
-              <w:t xml:space="preserve">)</w:t>
-            </w:r>
-          </w:p>
-        </w:tc>
-        <w:tc>
-          <w:tcPr/>
-          <w:p>
-            <w:pPr>
-              <w:pStyle w:val="Compact"/>
-              <w:jc w:val="left"/>
-            </w:pPr>
-            <w:r>
-              <w:rPr>
-                <w:rStyle w:val="VerbatimChar"/>
-              </w:rPr>
-              <w:t xml:space="preserve">src/app/driver/contactor/contactor.c</w:t>
-            </w:r>
-            <w:r>
-              <w:t xml:space="preserve"> </w:t>
-            </w:r>
-            <w:r>
-              <w:t xml:space="preserve">(</w:t>
-            </w:r>
-            <w:r>
-              <w:rPr>
-                <w:rStyle w:val="VerbatimChar"/>
-              </w:rPr>
-              <w:t xml:space="preserve">CONTACTOR_StateMachine</w:t>
-            </w:r>
-            <w:r>
-              <w:t xml:space="preserve">,</w:t>
-            </w:r>
-            <w:r>
-              <w:t xml:space="preserve"> </w:t>
-            </w:r>
-            <w:r>
-              <w:rPr>
-                <w:rStyle w:val="VerbatimChar"/>
-              </w:rPr>
-              <w:t xml:space="preserve">CONTACTOR_CheckFeedback</w:t>
-            </w:r>
-            <w:r>
-              <w:t xml:space="preserve">),</w:t>
-            </w:r>
-            <w:r>
-              <w:t xml:space="preserve"> </w:t>
-            </w:r>
-            <w:r>
-              <w:rPr>
-                <w:rStyle w:val="VerbatimChar"/>
-              </w:rPr>
-              <w:t xml:space="preserve">src/app/driver/sbc/fs8x_driver/sbc_fs8x.c</w:t>
-            </w:r>
-            <w:r>
-              <w:t xml:space="preserve"> </w:t>
-            </w:r>
-            <w:r>
-              <w:t xml:space="preserve">(</w:t>
-            </w:r>
-            <w:r>
-              <w:rPr>
-                <w:rStyle w:val="VerbatimChar"/>
-              </w:rPr>
-              <w:t xml:space="preserve">SBC_FS8X_SetContactor</w:t>
-            </w:r>
-            <w:r>
-              <w:t xml:space="preserve">),</w:t>
-            </w:r>
-            <w:r>
-              <w:t xml:space="preserve"> </w:t>
-            </w:r>
-            <w:r>
-              <w:rPr>
-                <w:rStyle w:val="VerbatimChar"/>
-              </w:rPr>
-              <w:t xml:space="preserve">src/app/engine/diag/cbs/diag_cbs_contactor.c</w:t>
-            </w:r>
-            <w:r>
-              <w:t xml:space="preserve"> </w:t>
-            </w:r>
-            <w:r>
-              <w:t xml:space="preserve">(</w:t>
-            </w:r>
-            <w:r>
-              <w:rPr>
-                <w:rStyle w:val="VerbatimChar"/>
-              </w:rPr>
-              <w:t xml:space="preserve">DIAG_CBS_Contactor</w:t>
-            </w:r>
-            <w:r>
-              <w:t xml:space="preserve">)</w:t>
-            </w:r>
-          </w:p>
-        </w:tc>
-      </w:tr>
-    </w:tbl>
     <w:p>
       <w:pPr>
-        <w:pStyle w:val="BodyText"/>
+        <w:pStyle w:val="SourceCode"/>
       </w:pPr>
       <w:r>
         <w:rPr>
           <w:rStyle w:val="VerbatimChar"/>
         </w:rPr>
-        <w:t xml:space="preserve">status: implemented</w:t>
-      </w:r>
-      <w:r>
-        <w:t xml:space="preserve"> </w:t>
-      </w:r>
-      <w:r>
-        <w:t xml:space="preserve">records the mapping claim in the corpus; it is not execution evidence. No design exists for</w:t>
-      </w:r>
-      <w:r>
-        <w:t xml:space="preserve"> </w:t>
-      </w:r>
-      <w:r>
-        <w:rPr>
-          <w:rStyle w:val="VerbatimChar"/>
-        </w:rPr>
-        <w:t xml:space="preserve">FB2-SAF-FSR-000004</w:t>
-      </w:r>
-      <w:r>
-        <w:t xml:space="preserve"> </w:t>
-      </w:r>
-      <w:r>
-        <w:t xml:space="preserve">/</w:t>
-      </w:r>
-      <w:r>
-        <w:t xml:space="preserve"> </w:t>
-      </w:r>
-      <w:r>
-        <w:rPr>
-          <w:rStyle w:val="VerbatimChar"/>
-        </w:rPr>
-        <w:t xml:space="preserve">FB2-HW-TSR-000004</w:t>
-      </w:r>
-      <w:r>
-        <w:t xml:space="preserve"> </w:t>
-      </w:r>
-      <w:r>
-        <w:t xml:space="preserve">(independent monitor,</w:t>
-      </w:r>
-      <w:r>
-        <w:t xml:space="preserve"> </w:t>
-      </w:r>
-      <w:r>
-        <w:rPr>
-          <w:rStyle w:val="VerbatimChar"/>
-        </w:rPr>
-        <w:t xml:space="preserve">synthetic_reference</w:t>
-      </w:r>
-      <w:r>
-        <w:t xml:space="preserve"> </w:t>
-      </w:r>
-      <w:r>
-        <w:t xml:space="preserve">only) — that requirement pair is covered by test measure</w:t>
-      </w:r>
-      <w:r>
-        <w:t xml:space="preserve"> </w:t>
-      </w:r>
-      <w:r>
-        <w:rPr>
-          <w:rStyle w:val="VerbatimChar"/>
-        </w:rPr>
-        <w:t xml:space="preserve">FB2-VER-TMS-000004</w:t>
-      </w:r>
-      <w:r>
-        <w:t xml:space="preserve"> </w:t>
-      </w:r>
-      <w:r>
-        <w:t xml:space="preserve">with no allocated SWR or DSN.</w:t>
+        <w:t xml:space="preserve">flowchart TD</w:t>
+      </w:r>
+      <w:r>
+        <w:br/>
+      </w:r>
+      <w:r>
+        <w:rPr>
+          <w:rStyle w:val="VerbatimChar"/>
+        </w:rPr>
+        <w:t xml:space="preserve">    OS[FreeRTOS Scheduler]</w:t>
+      </w:r>
+      <w:r>
+        <w:br/>
+      </w:r>
+      <w:r>
+        <w:rPr>
+          <w:rStyle w:val="VerbatimChar"/>
+        </w:rPr>
+        <w:t xml:space="preserve">    1ms["1ms (4 functions)"]</w:t>
+      </w:r>
+      <w:r>
+        <w:br/>
+      </w:r>
+      <w:r>
+        <w:rPr>
+          <w:rStyle w:val="VerbatimChar"/>
+        </w:rPr>
+        <w:t xml:space="preserve">    OS --&gt; 1ms</w:t>
+      </w:r>
+      <w:r>
+        <w:br/>
+      </w:r>
+      <w:r>
+        <w:rPr>
+          <w:rStyle w:val="VerbatimChar"/>
+        </w:rPr>
+        <w:t xml:space="preserve">    10ms["10ms (11 functions)"]</w:t>
+      </w:r>
+      <w:r>
+        <w:br/>
+      </w:r>
+      <w:r>
+        <w:rPr>
+          <w:rStyle w:val="VerbatimChar"/>
+        </w:rPr>
+        <w:t xml:space="preserve">    OS --&gt; 10ms</w:t>
+      </w:r>
+      <w:r>
+        <w:br/>
+      </w:r>
+      <w:r>
+        <w:rPr>
+          <w:rStyle w:val="VerbatimChar"/>
+        </w:rPr>
+        <w:t xml:space="preserve">    100ms["100ms (5 functions)"]</w:t>
+      </w:r>
+      <w:r>
+        <w:br/>
+      </w:r>
+      <w:r>
+        <w:rPr>
+          <w:rStyle w:val="VerbatimChar"/>
+        </w:rPr>
+        <w:t xml:space="preserve">    OS --&gt; 100ms</w:t>
+      </w:r>
+      <w:r>
+        <w:br/>
+      </w:r>
+      <w:r>
+        <w:rPr>
+          <w:rStyle w:val="VerbatimChar"/>
+        </w:rPr>
+        <w:t xml:space="preserve">    100ms_algorithm["100ms-algorithm (1 functions)"]</w:t>
+      </w:r>
+      <w:r>
+        <w:br/>
+      </w:r>
+      <w:r>
+        <w:rPr>
+          <w:rStyle w:val="VerbatimChar"/>
+        </w:rPr>
+        <w:t xml:space="preserve">    OS --&gt; 100ms_algorithm</w:t>
+      </w:r>
+      <w:r>
+        <w:br/>
+      </w:r>
+      <w:r>
+        <w:rPr>
+          <w:rStyle w:val="VerbatimChar"/>
+        </w:rPr>
+        <w:t xml:space="preserve">    i2c_continuous["i2c (continuous) (3 functions)"]</w:t>
+      </w:r>
+      <w:r>
+        <w:br/>
+      </w:r>
+      <w:r>
+        <w:rPr>
+          <w:rStyle w:val="VerbatimChar"/>
+        </w:rPr>
+        <w:t xml:space="preserve">    OS --&gt; i2c_continuous</w:t>
+      </w:r>
+      <w:r>
+        <w:br/>
+      </w:r>
+      <w:r>
+        <w:rPr>
+          <w:rStyle w:val="VerbatimChar"/>
+        </w:rPr>
+        <w:t xml:space="preserve">    engine_continuous["engine (continuous) (1 functions)"]</w:t>
+      </w:r>
+      <w:r>
+        <w:br/>
+      </w:r>
+      <w:r>
+        <w:rPr>
+          <w:rStyle w:val="VerbatimChar"/>
+        </w:rPr>
+        <w:t xml:space="preserve">    OS --&gt; engine_continuous</w:t>
       </w:r>
     </w:p>
     <w:bookmarkEnd w:id="26"/>
-    <w:bookmarkStart w:id="27" w:name="dynamic-viewpoint-task-model"/>
+    <w:bookmarkStart w:id="27" w:name="data-exchange-viewpoint"/>
     <w:p>
       <w:pPr>
         <w:pStyle w:val="Heading2"/>
       </w:pPr>
       <w:r>
-        <w:t xml:space="preserve">Dynamic Viewpoint — Task Model</w:t>
+        <w:t xml:space="preserve">Data Exchange Viewpoint</w:t>
       </w:r>
     </w:p>
     <w:p>
@@ -4284,7 +3810,7 @@
         <w:t xml:space="preserve">Caption</w:t>
       </w:r>
       <w:r>
-        <w:t xml:space="preserve">: RTOS task set (FreeRTOS): four cyclic tasks (1 ms, 10 ms, 100 ms, 100 ms algorithm) plus continuous blocking tasks (I2C, engine). Source:</w:t>
+        <w:t xml:space="preserve">: Producer/consumer database (engine layer) — asynchronous data exchange between tasks; single producer, multiple consumers, integrity ensured (source:</w:t>
       </w:r>
       <w:r>
         <w:t xml:space="preserve"> </w:t>
@@ -4293,7 +3819,7 @@
         <w:rPr>
           <w:rStyle w:val="VerbatimChar"/>
         </w:rPr>
-        <w:t xml:space="preserve">src/app/task/ftask/ftask.c</w:t>
+        <w:t xml:space="preserve">docs/software/structure/application.rst</w:t>
       </w:r>
       <w:r>
         <w:t xml:space="preserve">,</w:t>
@@ -4305,10 +3831,10 @@
         <w:rPr>
           <w:rStyle w:val="VerbatimChar"/>
         </w:rPr>
-        <w:t xml:space="preserve">src/app/task/config/ftask_cfg.c</w:t>
-      </w:r>
-      <w:r>
-        <w:t xml:space="preserve">.</w:t>
+        <w:t xml:space="preserve">src/app/engine/database/</w:t>
+      </w:r>
+      <w:r>
+        <w:t xml:space="preserve">).</w:t>
       </w:r>
     </w:p>
     <w:p>
@@ -4319,134 +3845,131 @@
         <w:rPr>
           <w:rStyle w:val="VerbatimChar"/>
         </w:rPr>
-        <w:t xml:space="preserve">flowchart TD</w:t>
-      </w:r>
-      <w:r>
-        <w:br/>
-      </w:r>
-      <w:r>
-        <w:rPr>
-          <w:rStyle w:val="VerbatimChar"/>
-        </w:rPr>
-        <w:t xml:space="preserve">    OS[FreeRTOS Scheduler]</w:t>
-      </w:r>
-      <w:r>
-        <w:br/>
-      </w:r>
-      <w:r>
-        <w:rPr>
-          <w:rStyle w:val="VerbatimChar"/>
-        </w:rPr>
-        <w:t xml:space="preserve">    1ms["1ms (4 functions)"]</w:t>
-      </w:r>
-      <w:r>
-        <w:br/>
-      </w:r>
-      <w:r>
-        <w:rPr>
-          <w:rStyle w:val="VerbatimChar"/>
-        </w:rPr>
-        <w:t xml:space="preserve">    OS --&gt; 1ms</w:t>
-      </w:r>
-      <w:r>
-        <w:br/>
-      </w:r>
-      <w:r>
-        <w:rPr>
-          <w:rStyle w:val="VerbatimChar"/>
-        </w:rPr>
-        <w:t xml:space="preserve">    10ms["10ms (11 functions)"]</w:t>
-      </w:r>
-      <w:r>
-        <w:br/>
-      </w:r>
-      <w:r>
-        <w:rPr>
-          <w:rStyle w:val="VerbatimChar"/>
-        </w:rPr>
-        <w:t xml:space="preserve">    OS --&gt; 10ms</w:t>
-      </w:r>
-      <w:r>
-        <w:br/>
-      </w:r>
-      <w:r>
-        <w:rPr>
-          <w:rStyle w:val="VerbatimChar"/>
-        </w:rPr>
-        <w:t xml:space="preserve">    100ms["100ms (5 functions)"]</w:t>
-      </w:r>
-      <w:r>
-        <w:br/>
-      </w:r>
-      <w:r>
-        <w:rPr>
-          <w:rStyle w:val="VerbatimChar"/>
-        </w:rPr>
-        <w:t xml:space="preserve">    OS --&gt; 100ms</w:t>
-      </w:r>
-      <w:r>
-        <w:br/>
-      </w:r>
-      <w:r>
-        <w:rPr>
-          <w:rStyle w:val="VerbatimChar"/>
-        </w:rPr>
-        <w:t xml:space="preserve">    100ms_algorithm["100ms-algorithm (1 functions)"]</w:t>
-      </w:r>
-      <w:r>
-        <w:br/>
-      </w:r>
-      <w:r>
-        <w:rPr>
-          <w:rStyle w:val="VerbatimChar"/>
-        </w:rPr>
-        <w:t xml:space="preserve">    OS --&gt; 100ms_algorithm</w:t>
-      </w:r>
-      <w:r>
-        <w:br/>
-      </w:r>
-      <w:r>
-        <w:rPr>
-          <w:rStyle w:val="VerbatimChar"/>
-        </w:rPr>
-        <w:t xml:space="preserve">    i2c_continuous["i2c (continuous) (3 functions)"]</w:t>
-      </w:r>
-      <w:r>
-        <w:br/>
-      </w:r>
-      <w:r>
-        <w:rPr>
-          <w:rStyle w:val="VerbatimChar"/>
-        </w:rPr>
-        <w:t xml:space="preserve">    OS --&gt; i2c_continuous</w:t>
-      </w:r>
-      <w:r>
-        <w:br/>
-      </w:r>
-      <w:r>
-        <w:rPr>
-          <w:rStyle w:val="VerbatimChar"/>
-        </w:rPr>
-        <w:t xml:space="preserve">    engine_continuous["engine (continuous) (1 functions)"]</w:t>
-      </w:r>
-      <w:r>
-        <w:br/>
-      </w:r>
-      <w:r>
-        <w:rPr>
-          <w:rStyle w:val="VerbatimChar"/>
-        </w:rPr>
-        <w:t xml:space="preserve">    OS --&gt; engine_continuous</w:t>
+        <w:t xml:space="preserve">flowchart LR</w:t>
+      </w:r>
+      <w:r>
+        <w:br/>
+      </w:r>
+      <w:r>
+        <w:rPr>
+          <w:rStyle w:val="VerbatimChar"/>
+        </w:rPr>
+        <w:t xml:space="preserve">    MEAS[MEAS_Control\n1ms] --&gt; DB[(Database DATA)]</w:t>
+      </w:r>
+      <w:r>
+        <w:br/>
+      </w:r>
+      <w:r>
+        <w:rPr>
+          <w:rStyle w:val="VerbatimChar"/>
+        </w:rPr>
+        <w:t xml:space="preserve">    CANRX[CAN_ReadRxBuffer\n1ms] --&gt; DB</w:t>
+      </w:r>
+      <w:r>
+        <w:br/>
+      </w:r>
+      <w:r>
+        <w:rPr>
+          <w:rStyle w:val="VerbatimChar"/>
+        </w:rPr>
+        <w:t xml:space="preserve">    ADC[ADC_Control\n10ms] --&gt; DB</w:t>
+      </w:r>
+      <w:r>
+        <w:br/>
+      </w:r>
+      <w:r>
+        <w:rPr>
+          <w:rStyle w:val="VerbatimChar"/>
+        </w:rPr>
+        <w:t xml:space="preserve">    SPS[SPS_Ctrl\n10ms] --&gt; DB</w:t>
+      </w:r>
+      <w:r>
+        <w:br/>
+      </w:r>
+      <w:r>
+        <w:rPr>
+          <w:rStyle w:val="VerbatimChar"/>
+        </w:rPr>
+        <w:t xml:space="preserve">    MRC[MRC_Validate*\n50ms] --&gt; DB</w:t>
+      </w:r>
+      <w:r>
+        <w:br/>
+      </w:r>
+      <w:r>
+        <w:rPr>
+          <w:rStyle w:val="VerbatimChar"/>
+        </w:rPr>
+        <w:t xml:space="preserve">    DB --&gt; SOA[SOA evaluation]</w:t>
+      </w:r>
+      <w:r>
+        <w:br/>
+      </w:r>
+      <w:r>
+        <w:rPr>
+          <w:rStyle w:val="VerbatimChar"/>
+        </w:rPr>
+        <w:t xml:space="preserve">    DB --&gt; ALGO[SE_RunStateEstimations\n1s]</w:t>
+      </w:r>
+      <w:r>
+        <w:br/>
+      </w:r>
+      <w:r>
+        <w:rPr>
+          <w:rStyle w:val="VerbatimChar"/>
+        </w:rPr>
+        <w:t xml:space="preserve">    DB --&gt; BMS[BMS_Trigger\n10ms]</w:t>
+      </w:r>
+      <w:r>
+        <w:br/>
+      </w:r>
+      <w:r>
+        <w:rPr>
+          <w:rStyle w:val="VerbatimChar"/>
+        </w:rPr>
+        <w:t xml:space="preserve">    BMS --&gt; CAN_TX[CAN_MainFunction\n10ms]</w:t>
+      </w:r>
+      <w:r>
+        <w:br/>
+      </w:r>
+      <w:r>
+        <w:rPr>
+          <w:rStyle w:val="VerbatimChar"/>
+        </w:rPr>
+        <w:t xml:space="preserve">    DIAG[DIAG_UpdateFlags\n1ms] --&gt; DB</w:t>
       </w:r>
     </w:p>
     <w:bookmarkEnd w:id="27"/>
-    <w:bookmarkStart w:id="28" w:name="data-exchange-viewpoint"/>
+    <w:bookmarkStart w:id="32" w:name="profile-as_is-traceability-viewpoints"/>
     <w:p>
       <w:pPr>
         <w:pStyle w:val="Heading2"/>
       </w:pPr>
       <w:r>
-        <w:t xml:space="preserve">Data Exchange Viewpoint</w:t>
+        <w:t xml:space="preserve">Profile:</w:t>
+      </w:r>
+      <w:r>
+        <w:t xml:space="preserve"> </w:t>
+      </w:r>
+      <w:r>
+        <w:rPr>
+          <w:rStyle w:val="VerbatimChar"/>
+        </w:rPr>
+        <w:t xml:space="preserve">as_is</w:t>
+      </w:r>
+      <w:r>
+        <w:t xml:space="preserve"> </w:t>
+      </w:r>
+      <w:r>
+        <w:t xml:space="preserve">— Traceability Viewpoints</w:t>
+      </w:r>
+    </w:p>
+    <w:bookmarkStart w:id="28" w:name="static-component-viewpoint-corpus"/>
+    <w:p>
+      <w:pPr>
+        <w:pStyle w:val="Heading3"/>
+      </w:pPr>
+      <w:r>
+        <w:t xml:space="preserve">Static Component Viewpoint (corpus)</w:t>
       </w:r>
     </w:p>
     <w:p>
@@ -4461,31 +3984,7 @@
         <w:t xml:space="preserve">Caption</w:t>
       </w:r>
       <w:r>
-        <w:t xml:space="preserve">: Producer/consumer database (engine layer) — asynchronous data exchange between tasks; single producer, multiple consumers, integrity ensured (source:</w:t>
-      </w:r>
-      <w:r>
-        <w:t xml:space="preserve"> </w:t>
-      </w:r>
-      <w:r>
-        <w:rPr>
-          <w:rStyle w:val="VerbatimChar"/>
-        </w:rPr>
-        <w:t xml:space="preserve">docs/software/structure/application.rst</w:t>
-      </w:r>
-      <w:r>
-        <w:t xml:space="preserve">,</w:t>
-      </w:r>
-      <w:r>
-        <w:t xml:space="preserve"> </w:t>
-      </w:r>
-      <w:r>
-        <w:rPr>
-          <w:rStyle w:val="VerbatimChar"/>
-        </w:rPr>
-        <w:t xml:space="preserve">src/app/engine/database/</w:t>
-      </w:r>
-      <w:r>
-        <w:t xml:space="preserve">).</w:t>
+        <w:t xml:space="preserve">: SW requirements, designs, and implements/allocated_to relations.</w:t>
       </w:r>
     </w:p>
     <w:p>
@@ -4496,131 +3995,80 @@
         <w:rPr>
           <w:rStyle w:val="VerbatimChar"/>
         </w:rPr>
-        <w:t xml:space="preserve">flowchart LR</w:t>
-      </w:r>
-      <w:r>
-        <w:br/>
-      </w:r>
-      <w:r>
-        <w:rPr>
-          <w:rStyle w:val="VerbatimChar"/>
-        </w:rPr>
-        <w:t xml:space="preserve">    MEAS[MEAS_Control\n1ms] --&gt; DB[(Database DATA)]</w:t>
-      </w:r>
-      <w:r>
-        <w:br/>
-      </w:r>
-      <w:r>
-        <w:rPr>
-          <w:rStyle w:val="VerbatimChar"/>
-        </w:rPr>
-        <w:t xml:space="preserve">    CANRX[CAN_ReadRxBuffer\n1ms] --&gt; DB</w:t>
-      </w:r>
-      <w:r>
-        <w:br/>
-      </w:r>
-      <w:r>
-        <w:rPr>
-          <w:rStyle w:val="VerbatimChar"/>
-        </w:rPr>
-        <w:t xml:space="preserve">    ADC[ADC_Control\n10ms] --&gt; DB</w:t>
-      </w:r>
-      <w:r>
-        <w:br/>
-      </w:r>
-      <w:r>
-        <w:rPr>
-          <w:rStyle w:val="VerbatimChar"/>
-        </w:rPr>
-        <w:t xml:space="preserve">    SPS[SPS_Ctrl\n10ms] --&gt; DB</w:t>
-      </w:r>
-      <w:r>
-        <w:br/>
-      </w:r>
-      <w:r>
-        <w:rPr>
-          <w:rStyle w:val="VerbatimChar"/>
-        </w:rPr>
-        <w:t xml:space="preserve">    MRC[MRC_Validate*\n50ms] --&gt; DB</w:t>
-      </w:r>
-      <w:r>
-        <w:br/>
-      </w:r>
-      <w:r>
-        <w:rPr>
-          <w:rStyle w:val="VerbatimChar"/>
-        </w:rPr>
-        <w:t xml:space="preserve">    DB --&gt; SOA[SOA evaluation]</w:t>
-      </w:r>
-      <w:r>
-        <w:br/>
-      </w:r>
-      <w:r>
-        <w:rPr>
-          <w:rStyle w:val="VerbatimChar"/>
-        </w:rPr>
-        <w:t xml:space="preserve">    DB --&gt; ALGO[SE_RunStateEstimations\n1s]</w:t>
-      </w:r>
-      <w:r>
-        <w:br/>
-      </w:r>
-      <w:r>
-        <w:rPr>
-          <w:rStyle w:val="VerbatimChar"/>
-        </w:rPr>
-        <w:t xml:space="preserve">    DB --&gt; BMS[BMS_Trigger\n10ms]</w:t>
-      </w:r>
-      <w:r>
-        <w:br/>
-      </w:r>
-      <w:r>
-        <w:rPr>
-          <w:rStyle w:val="VerbatimChar"/>
-        </w:rPr>
-        <w:t xml:space="preserve">    BMS --&gt; CAN_TX[CAN_MainFunction\n10ms]</w:t>
-      </w:r>
-      <w:r>
-        <w:br/>
-      </w:r>
-      <w:r>
-        <w:rPr>
-          <w:rStyle w:val="VerbatimChar"/>
-        </w:rPr>
-        <w:t xml:space="preserve">    DIAG[DIAG_UpdateFlags\n1ms] --&gt; DB</w:t>
+        <w:t xml:space="preserve">flowchart TD</w:t>
+      </w:r>
+      <w:r>
+        <w:br/>
+      </w:r>
+      <w:r>
+        <w:rPr>
+          <w:rStyle w:val="VerbatimChar"/>
+        </w:rPr>
+        <w:t xml:space="preserve">    "FB2-SW-SWR-000001" --&gt; "FB2-SAF-FSR-000001"</w:t>
+      </w:r>
+      <w:r>
+        <w:br/>
+      </w:r>
+      <w:r>
+        <w:rPr>
+          <w:rStyle w:val="VerbatimChar"/>
+        </w:rPr>
+        <w:t xml:space="preserve">    "FB2-SW-SWR-000002" --&gt; "FB2-SAF-FSR-000002"</w:t>
+      </w:r>
+      <w:r>
+        <w:br/>
+      </w:r>
+      <w:r>
+        <w:rPr>
+          <w:rStyle w:val="VerbatimChar"/>
+        </w:rPr>
+        <w:t xml:space="preserve">    "FB2-SW-SWR-000003" --&gt; "FB2-SAF-FSR-000003"</w:t>
+      </w:r>
+      <w:r>
+        <w:br/>
+      </w:r>
+      <w:r>
+        <w:rPr>
+          <w:rStyle w:val="VerbatimChar"/>
+        </w:rPr>
+        <w:t xml:space="preserve">    "FB2-SW-DSN-000001" -.implements.-&gt; "FB2-SW-SWR-000001"</w:t>
+      </w:r>
+      <w:r>
+        <w:br/>
+      </w:r>
+      <w:r>
+        <w:rPr>
+          <w:rStyle w:val="VerbatimChar"/>
+        </w:rPr>
+        <w:t xml:space="preserve">    "FB2-SW-DSN-000002" -.implements.-&gt; "FB2-SW-SWR-000002"</w:t>
+      </w:r>
+      <w:r>
+        <w:br/>
+      </w:r>
+      <w:r>
+        <w:rPr>
+          <w:rStyle w:val="VerbatimChar"/>
+        </w:rPr>
+        <w:t xml:space="preserve">    "FB2-SW-DSN-000003" -.implements.-&gt; "FB2-SW-SWR-000003"</w:t>
       </w:r>
     </w:p>
     <w:bookmarkEnd w:id="28"/>
-    <w:bookmarkStart w:id="33" w:name="profile-as_is-traceability-viewpoints"/>
-    <w:p>
-      <w:pPr>
-        <w:pStyle w:val="Heading2"/>
-      </w:pPr>
-      <w:r>
-        <w:t xml:space="preserve">Profile:</w:t>
-      </w:r>
-      <w:r>
-        <w:t xml:space="preserve"> </w:t>
-      </w:r>
-      <w:r>
-        <w:rPr>
-          <w:rStyle w:val="VerbatimChar"/>
-        </w:rPr>
-        <w:t xml:space="preserve">as_is</w:t>
-      </w:r>
-      <w:r>
-        <w:t xml:space="preserve"> </w:t>
-      </w:r>
-      <w:r>
-        <w:t xml:space="preserve">— Traceability Viewpoints</w:t>
-      </w:r>
-    </w:p>
-    <w:bookmarkStart w:id="29" w:name="static-component-viewpoint-corpus"/>
+    <w:bookmarkStart w:id="29" w:name="dynamic-viewpoint-fb2-sw-dsn-000001"/>
     <w:p>
       <w:pPr>
         <w:pStyle w:val="Heading3"/>
       </w:pPr>
       <w:r>
-        <w:t xml:space="preserve">Static Component Viewpoint (corpus)</w:t>
+        <w:t xml:space="preserve">Dynamic Viewpoint —</w:t>
+      </w:r>
+      <w:r>
+        <w:t xml:space="preserve"> </w:t>
+      </w:r>
+      <w:r>
+        <w:rPr>
+          <w:rStyle w:val="VerbatimChar"/>
+        </w:rPr>
+        <w:t xml:space="preserve">FB2-SW-DSN-000001</w:t>
       </w:r>
     </w:p>
     <w:p>
@@ -4635,7 +4083,37 @@
         <w:t xml:space="preserve">Caption</w:t>
       </w:r>
       <w:r>
-        <w:t xml:space="preserve">: SW requirements, designs, and implements/allocated_to relations.</w:t>
+        <w:t xml:space="preserve">: State machine of</w:t>
+      </w:r>
+      <w:r>
+        <w:t xml:space="preserve"> </w:t>
+      </w:r>
+      <w:r>
+        <w:rPr>
+          <w:rStyle w:val="VerbatimChar"/>
+        </w:rPr>
+        <w:t xml:space="preserve">FB2-SW-DSN-000001</w:t>
+      </w:r>
+      <w:r>
+        <w:t xml:space="preserve"> </w:t>
+      </w:r>
+      <w:r>
+        <w:t xml:space="preserve">from</w:t>
+      </w:r>
+      <w:r>
+        <w:t xml:space="preserve"> </w:t>
+      </w:r>
+      <w:r>
+        <w:rPr>
+          <w:rStyle w:val="VerbatimChar"/>
+        </w:rPr>
+        <w:t xml:space="preserve">behavior_model</w:t>
+      </w:r>
+      <w:r>
+        <w:t xml:space="preserve"> </w:t>
+      </w:r>
+      <w:r>
+        <w:t xml:space="preserve">(state_machine).</w:t>
       </w:r>
     </w:p>
     <w:p>
@@ -4646,65 +4124,146 @@
         <w:rPr>
           <w:rStyle w:val="VerbatimChar"/>
         </w:rPr>
-        <w:t xml:space="preserve">flowchart TD</w:t>
-      </w:r>
-      <w:r>
-        <w:br/>
-      </w:r>
-      <w:r>
-        <w:rPr>
-          <w:rStyle w:val="VerbatimChar"/>
-        </w:rPr>
-        <w:t xml:space="preserve">    "FB2-SW-SWR-000001" --&gt; "FB2-SAF-FSR-000001"</w:t>
-      </w:r>
-      <w:r>
-        <w:br/>
-      </w:r>
-      <w:r>
-        <w:rPr>
-          <w:rStyle w:val="VerbatimChar"/>
-        </w:rPr>
-        <w:t xml:space="preserve">    "FB2-SW-SWR-000002" --&gt; "FB2-SAF-FSR-000002"</w:t>
-      </w:r>
-      <w:r>
-        <w:br/>
-      </w:r>
-      <w:r>
-        <w:rPr>
-          <w:rStyle w:val="VerbatimChar"/>
-        </w:rPr>
-        <w:t xml:space="preserve">    "FB2-SW-SWR-000003" --&gt; "FB2-SAF-FSR-000003"</w:t>
-      </w:r>
-      <w:r>
-        <w:br/>
-      </w:r>
-      <w:r>
-        <w:rPr>
-          <w:rStyle w:val="VerbatimChar"/>
-        </w:rPr>
-        <w:t xml:space="preserve">    "FB2-SW-DSN-000001" -.implements.-&gt; "FB2-SW-SWR-000001"</w:t>
-      </w:r>
-      <w:r>
-        <w:br/>
-      </w:r>
-      <w:r>
-        <w:rPr>
-          <w:rStyle w:val="VerbatimChar"/>
-        </w:rPr>
-        <w:t xml:space="preserve">    "FB2-SW-DSN-000002" -.implements.-&gt; "FB2-SW-SWR-000002"</w:t>
-      </w:r>
-      <w:r>
-        <w:br/>
-      </w:r>
-      <w:r>
-        <w:rPr>
-          <w:rStyle w:val="VerbatimChar"/>
-        </w:rPr>
-        <w:t xml:space="preserve">    "FB2-SW-DSN-000003" -.implements.-&gt; "FB2-SW-SWR-000003"</w:t>
+        <w:t xml:space="preserve">stateDiagram-v2</w:t>
+      </w:r>
+      <w:r>
+        <w:br/>
+      </w:r>
+      <w:r>
+        <w:rPr>
+          <w:rStyle w:val="VerbatimChar"/>
+        </w:rPr>
+        <w:t xml:space="preserve">    [*] --&gt; INIT</w:t>
+      </w:r>
+      <w:r>
+        <w:br/>
+      </w:r>
+      <w:r>
+        <w:rPr>
+          <w:rStyle w:val="VerbatimChar"/>
+        </w:rPr>
+        <w:t xml:space="preserve">    INIT --&gt; WAKEUP : driver_init</w:t>
+      </w:r>
+      <w:r>
+        <w:br/>
+      </w:r>
+      <w:r>
+        <w:rPr>
+          <w:rStyle w:val="VerbatimChar"/>
+        </w:rPr>
+        <w:t xml:space="preserve">    WAKEUP --&gt; READ_VOLTAGES : wakeup_done</w:t>
+      </w:r>
+      <w:r>
+        <w:br/>
+      </w:r>
+      <w:r>
+        <w:rPr>
+          <w:rStyle w:val="VerbatimChar"/>
+        </w:rPr>
+        <w:t xml:space="preserve">    READ_VOLTAGES --&gt; READ_TEMPERATURES : voltages_done</w:t>
+      </w:r>
+      <w:r>
+        <w:br/>
+      </w:r>
+      <w:r>
+        <w:rPr>
+          <w:rStyle w:val="VerbatimChar"/>
+        </w:rPr>
+        <w:t xml:space="preserve">    READ_TEMPERATURES --&gt; BALANCING : temps_done</w:t>
+      </w:r>
+      <w:r>
+        <w:br/>
+      </w:r>
+      <w:r>
+        <w:rPr>
+          <w:rStyle w:val="VerbatimChar"/>
+        </w:rPr>
+        <w:t xml:space="preserve">    BALANCING --&gt; READ_VOLTAGES : cycle_timer</w:t>
+      </w:r>
+      <w:r>
+        <w:br/>
+      </w:r>
+      <w:r>
+        <w:rPr>
+          <w:rStyle w:val="VerbatimChar"/>
+        </w:rPr>
+        <w:t xml:space="preserve">    * --&gt; ERROR : pec_failure</w:t>
+      </w:r>
+      <w:r>
+        <w:br/>
+      </w:r>
+      <w:r>
+        <w:rPr>
+          <w:rStyle w:val="VerbatimChar"/>
+        </w:rPr>
+        <w:t xml:space="preserve">    ERROR --&gt; INIT : reinit_request</w:t>
+      </w:r>
+      <w:r>
+        <w:br/>
+      </w:r>
+      <w:r>
+        <w:rPr>
+          <w:rStyle w:val="VerbatimChar"/>
+        </w:rPr>
+        <w:t xml:space="preserve">    INIT</w:t>
+      </w:r>
+      <w:r>
+        <w:br/>
+      </w:r>
+      <w:r>
+        <w:rPr>
+          <w:rStyle w:val="VerbatimChar"/>
+        </w:rPr>
+        <w:t xml:space="preserve">    WAKEUP</w:t>
+      </w:r>
+      <w:r>
+        <w:br/>
+      </w:r>
+      <w:r>
+        <w:rPr>
+          <w:rStyle w:val="VerbatimChar"/>
+        </w:rPr>
+        <w:t xml:space="preserve">    READ_VOLTAGES</w:t>
+      </w:r>
+      <w:r>
+        <w:br/>
+      </w:r>
+      <w:r>
+        <w:rPr>
+          <w:rStyle w:val="VerbatimChar"/>
+        </w:rPr>
+        <w:t xml:space="preserve">    READ_TEMPERATURES</w:t>
+      </w:r>
+      <w:r>
+        <w:br/>
+      </w:r>
+      <w:r>
+        <w:rPr>
+          <w:rStyle w:val="VerbatimChar"/>
+        </w:rPr>
+        <w:t xml:space="preserve">    BALANCING</w:t>
+      </w:r>
+      <w:r>
+        <w:br/>
+      </w:r>
+      <w:r>
+        <w:rPr>
+          <w:rStyle w:val="VerbatimChar"/>
+        </w:rPr>
+        <w:t xml:space="preserve">    ERROR</w:t>
+      </w:r>
+      <w:r>
+        <w:br/>
+      </w:r>
+      <w:r>
+        <w:rPr>
+          <w:rStyle w:val="VerbatimChar"/>
+        </w:rPr>
+        <w:t xml:space="preserve">    SLEEP</w:t>
       </w:r>
     </w:p>
     <w:bookmarkEnd w:id="29"/>
-    <w:bookmarkStart w:id="30" w:name="dynamic-viewpoint-fb2-sw-dsn-000001"/>
+    <w:bookmarkStart w:id="30" w:name="dynamic-viewpoint-fb2-sw-dsn-000002"/>
     <w:p>
       <w:pPr>
         <w:pStyle w:val="Heading3"/>
@@ -4719,7 +4278,7 @@
         <w:rPr>
           <w:rStyle w:val="VerbatimChar"/>
         </w:rPr>
-        <w:t xml:space="preserve">FB2-SW-DSN-000001</w:t>
+        <w:t xml:space="preserve">FB2-SW-DSN-000002</w:t>
       </w:r>
     </w:p>
     <w:p>
@@ -4743,7 +4302,7 @@
         <w:rPr>
           <w:rStyle w:val="VerbatimChar"/>
         </w:rPr>
-        <w:t xml:space="preserve">FB2-SW-DSN-000001</w:t>
+        <w:t xml:space="preserve">FB2-SW-DSN-000002</w:t>
       </w:r>
       <w:r>
         <w:t xml:space="preserve"> </w:t>
@@ -4784,137 +4343,110 @@
         <w:rPr>
           <w:rStyle w:val="VerbatimChar"/>
         </w:rPr>
-        <w:t xml:space="preserve">    [*] --&gt; INIT</w:t>
-      </w:r>
-      <w:r>
-        <w:br/>
-      </w:r>
-      <w:r>
-        <w:rPr>
-          <w:rStyle w:val="VerbatimChar"/>
-        </w:rPr>
-        <w:t xml:space="preserve">    INIT --&gt; WAKEUP : driver_init</w:t>
-      </w:r>
-      <w:r>
-        <w:br/>
-      </w:r>
-      <w:r>
-        <w:rPr>
-          <w:rStyle w:val="VerbatimChar"/>
-        </w:rPr>
-        <w:t xml:space="preserve">    WAKEUP --&gt; READ_VOLTAGES : wakeup_done</w:t>
-      </w:r>
-      <w:r>
-        <w:br/>
-      </w:r>
-      <w:r>
-        <w:rPr>
-          <w:rStyle w:val="VerbatimChar"/>
-        </w:rPr>
-        <w:t xml:space="preserve">    READ_VOLTAGES --&gt; READ_TEMPERATURES : voltages_done</w:t>
-      </w:r>
-      <w:r>
-        <w:br/>
-      </w:r>
-      <w:r>
-        <w:rPr>
-          <w:rStyle w:val="VerbatimChar"/>
-        </w:rPr>
-        <w:t xml:space="preserve">    READ_TEMPERATURES --&gt; BALANCING : temps_done</w:t>
-      </w:r>
-      <w:r>
-        <w:br/>
-      </w:r>
-      <w:r>
-        <w:rPr>
-          <w:rStyle w:val="VerbatimChar"/>
-        </w:rPr>
-        <w:t xml:space="preserve">    BALANCING --&gt; READ_VOLTAGES : cycle_timer</w:t>
-      </w:r>
-      <w:r>
-        <w:br/>
-      </w:r>
-      <w:r>
-        <w:rPr>
-          <w:rStyle w:val="VerbatimChar"/>
-        </w:rPr>
-        <w:t xml:space="preserve">    * --&gt; ERROR : pec_failure</w:t>
-      </w:r>
-      <w:r>
-        <w:br/>
-      </w:r>
-      <w:r>
-        <w:rPr>
-          <w:rStyle w:val="VerbatimChar"/>
-        </w:rPr>
-        <w:t xml:space="preserve">    ERROR --&gt; INIT : reinit_request</w:t>
-      </w:r>
-      <w:r>
-        <w:br/>
-      </w:r>
-      <w:r>
-        <w:rPr>
-          <w:rStyle w:val="VerbatimChar"/>
-        </w:rPr>
-        <w:t xml:space="preserve">    INIT</w:t>
-      </w:r>
-      <w:r>
-        <w:br/>
-      </w:r>
-      <w:r>
-        <w:rPr>
-          <w:rStyle w:val="VerbatimChar"/>
-        </w:rPr>
-        <w:t xml:space="preserve">    WAKEUP</w:t>
-      </w:r>
-      <w:r>
-        <w:br/>
-      </w:r>
-      <w:r>
-        <w:rPr>
-          <w:rStyle w:val="VerbatimChar"/>
-        </w:rPr>
-        <w:t xml:space="preserve">    READ_VOLTAGES</w:t>
-      </w:r>
-      <w:r>
-        <w:br/>
-      </w:r>
-      <w:r>
-        <w:rPr>
-          <w:rStyle w:val="VerbatimChar"/>
-        </w:rPr>
-        <w:t xml:space="preserve">    READ_TEMPERATURES</w:t>
-      </w:r>
-      <w:r>
-        <w:br/>
-      </w:r>
-      <w:r>
-        <w:rPr>
-          <w:rStyle w:val="VerbatimChar"/>
-        </w:rPr>
-        <w:t xml:space="preserve">    BALANCING</w:t>
-      </w:r>
-      <w:r>
-        <w:br/>
-      </w:r>
-      <w:r>
-        <w:rPr>
-          <w:rStyle w:val="VerbatimChar"/>
-        </w:rPr>
-        <w:t xml:space="preserve">    ERROR</w:t>
-      </w:r>
-      <w:r>
-        <w:br/>
-      </w:r>
-      <w:r>
-        <w:rPr>
-          <w:rStyle w:val="VerbatimChar"/>
-        </w:rPr>
-        <w:t xml:space="preserve">    SLEEP</w:t>
+        <w:t xml:space="preserve">    [*] --&gt; IDLE</w:t>
+      </w:r>
+      <w:r>
+        <w:br/>
+      </w:r>
+      <w:r>
+        <w:rPr>
+          <w:rStyle w:val="VerbatimChar"/>
+        </w:rPr>
+        <w:t xml:space="preserve">    IDLE --&gt; CHECKING : database_updated</w:t>
+      </w:r>
+      <w:r>
+        <w:br/>
+      </w:r>
+      <w:r>
+        <w:rPr>
+          <w:rStyle w:val="VerbatimChar"/>
+        </w:rPr>
+        <w:t xml:space="preserve">    CHECKING --&gt; DEBOUNCING : limit_exceeded</w:t>
+      </w:r>
+      <w:r>
+        <w:br/>
+      </w:r>
+      <w:r>
+        <w:rPr>
+          <w:rStyle w:val="VerbatimChar"/>
+        </w:rPr>
+        <w:t xml:space="preserve">    DEBOUNCING --&gt; VIOLATION_CONFIRMED : debounce_complete</w:t>
+      </w:r>
+      <w:r>
+        <w:br/>
+      </w:r>
+      <w:r>
+        <w:rPr>
+          <w:rStyle w:val="VerbatimChar"/>
+        </w:rPr>
+        <w:t xml:space="preserve">    DEBOUNCING --&gt; IDLE : back_in_limits</w:t>
+      </w:r>
+      <w:r>
+        <w:br/>
+      </w:r>
+      <w:r>
+        <w:rPr>
+          <w:rStyle w:val="VerbatimChar"/>
+        </w:rPr>
+        <w:t xml:space="preserve">    VIOLATION_CONFIRMED --&gt; FAULT_TRIGGERED : fault_callback</w:t>
+      </w:r>
+      <w:r>
+        <w:br/>
+      </w:r>
+      <w:r>
+        <w:rPr>
+          <w:rStyle w:val="VerbatimChar"/>
+        </w:rPr>
+        <w:t xml:space="preserve">    FAULT_TRIGGERED --&gt; IDLE : system_reset</w:t>
+      </w:r>
+      <w:r>
+        <w:br/>
+      </w:r>
+      <w:r>
+        <w:rPr>
+          <w:rStyle w:val="VerbatimChar"/>
+        </w:rPr>
+        <w:t xml:space="preserve">    IDLE</w:t>
+      </w:r>
+      <w:r>
+        <w:br/>
+      </w:r>
+      <w:r>
+        <w:rPr>
+          <w:rStyle w:val="VerbatimChar"/>
+        </w:rPr>
+        <w:t xml:space="preserve">    CHECKING</w:t>
+      </w:r>
+      <w:r>
+        <w:br/>
+      </w:r>
+      <w:r>
+        <w:rPr>
+          <w:rStyle w:val="VerbatimChar"/>
+        </w:rPr>
+        <w:t xml:space="preserve">    DEBOUNCING</w:t>
+      </w:r>
+      <w:r>
+        <w:br/>
+      </w:r>
+      <w:r>
+        <w:rPr>
+          <w:rStyle w:val="VerbatimChar"/>
+        </w:rPr>
+        <w:t xml:space="preserve">    VIOLATION_CONFIRMED</w:t>
+      </w:r>
+      <w:r>
+        <w:br/>
+      </w:r>
+      <w:r>
+        <w:rPr>
+          <w:rStyle w:val="VerbatimChar"/>
+        </w:rPr>
+        <w:t xml:space="preserve">    FAULT_TRIGGERED</w:t>
       </w:r>
     </w:p>
     <w:bookmarkEnd w:id="30"/>
-    <w:bookmarkStart w:id="31" w:name="dynamic-viewpoint-fb2-sw-dsn-000002"/>
+    <w:bookmarkStart w:id="31" w:name="dynamic-viewpoint-fb2-sw-dsn-000003"/>
     <w:p>
       <w:pPr>
         <w:pStyle w:val="Heading3"/>
@@ -4929,7 +4461,7 @@
         <w:rPr>
           <w:rStyle w:val="VerbatimChar"/>
         </w:rPr>
-        <w:t xml:space="preserve">FB2-SW-DSN-000002</w:t>
+        <w:t xml:space="preserve">FB2-SW-DSN-000003</w:t>
       </w:r>
     </w:p>
     <w:p>
@@ -4953,7 +4485,7 @@
         <w:rPr>
           <w:rStyle w:val="VerbatimChar"/>
         </w:rPr>
-        <w:t xml:space="preserve">FB2-SW-DSN-000002</w:t>
+        <w:t xml:space="preserve">FB2-SW-DSN-000003</w:t>
       </w:r>
       <w:r>
         <w:t xml:space="preserve"> </w:t>
@@ -4994,125 +4526,195 @@
         <w:rPr>
           <w:rStyle w:val="VerbatimChar"/>
         </w:rPr>
-        <w:t xml:space="preserve">    [*] --&gt; IDLE</w:t>
-      </w:r>
-      <w:r>
-        <w:br/>
-      </w:r>
-      <w:r>
-        <w:rPr>
-          <w:rStyle w:val="VerbatimChar"/>
-        </w:rPr>
-        <w:t xml:space="preserve">    IDLE --&gt; CHECKING : database_updated</w:t>
-      </w:r>
-      <w:r>
-        <w:br/>
-      </w:r>
-      <w:r>
-        <w:rPr>
-          <w:rStyle w:val="VerbatimChar"/>
-        </w:rPr>
-        <w:t xml:space="preserve">    CHECKING --&gt; DEBOUNCING : limit_exceeded</w:t>
-      </w:r>
-      <w:r>
-        <w:br/>
-      </w:r>
-      <w:r>
-        <w:rPr>
-          <w:rStyle w:val="VerbatimChar"/>
-        </w:rPr>
-        <w:t xml:space="preserve">    DEBOUNCING --&gt; VIOLATION_CONFIRMED : debounce_complete</w:t>
-      </w:r>
-      <w:r>
-        <w:br/>
-      </w:r>
-      <w:r>
-        <w:rPr>
-          <w:rStyle w:val="VerbatimChar"/>
-        </w:rPr>
-        <w:t xml:space="preserve">    DEBOUNCING --&gt; IDLE : back_in_limits</w:t>
-      </w:r>
-      <w:r>
-        <w:br/>
-      </w:r>
-      <w:r>
-        <w:rPr>
-          <w:rStyle w:val="VerbatimChar"/>
-        </w:rPr>
-        <w:t xml:space="preserve">    VIOLATION_CONFIRMED --&gt; FAULT_TRIGGERED : fault_callback</w:t>
-      </w:r>
-      <w:r>
-        <w:br/>
-      </w:r>
-      <w:r>
-        <w:rPr>
-          <w:rStyle w:val="VerbatimChar"/>
-        </w:rPr>
-        <w:t xml:space="preserve">    FAULT_TRIGGERED --&gt; IDLE : system_reset</w:t>
-      </w:r>
-      <w:r>
-        <w:br/>
-      </w:r>
-      <w:r>
-        <w:rPr>
-          <w:rStyle w:val="VerbatimChar"/>
-        </w:rPr>
-        <w:t xml:space="preserve">    IDLE</w:t>
-      </w:r>
-      <w:r>
-        <w:br/>
-      </w:r>
-      <w:r>
-        <w:rPr>
-          <w:rStyle w:val="VerbatimChar"/>
-        </w:rPr>
-        <w:t xml:space="preserve">    CHECKING</w:t>
-      </w:r>
-      <w:r>
-        <w:br/>
-      </w:r>
-      <w:r>
-        <w:rPr>
-          <w:rStyle w:val="VerbatimChar"/>
-        </w:rPr>
-        <w:t xml:space="preserve">    DEBOUNCING</w:t>
-      </w:r>
-      <w:r>
-        <w:br/>
-      </w:r>
-      <w:r>
-        <w:rPr>
-          <w:rStyle w:val="VerbatimChar"/>
-        </w:rPr>
-        <w:t xml:space="preserve">    VIOLATION_CONFIRMED</w:t>
-      </w:r>
-      <w:r>
-        <w:br/>
-      </w:r>
-      <w:r>
-        <w:rPr>
-          <w:rStyle w:val="VerbatimChar"/>
-        </w:rPr>
-        <w:t xml:space="preserve">    FAULT_TRIGGERED</w:t>
+        <w:t xml:space="preserve">    [*] --&gt; OPEN</w:t>
+      </w:r>
+      <w:r>
+        <w:br/>
+      </w:r>
+      <w:r>
+        <w:rPr>
+          <w:rStyle w:val="VerbatimChar"/>
+        </w:rPr>
+        <w:t xml:space="preserve">    OPEN --&gt; PRECHARGE : request_precharge</w:t>
+      </w:r>
+      <w:r>
+        <w:br/>
+      </w:r>
+      <w:r>
+        <w:rPr>
+          <w:rStyle w:val="VerbatimChar"/>
+        </w:rPr>
+        <w:t xml:space="preserve">    PRECHARGE --&gt; PRECHARGE_WAIT : precharge_contactor_closed</w:t>
+      </w:r>
+      <w:r>
+        <w:br/>
+      </w:r>
+      <w:r>
+        <w:rPr>
+          <w:rStyle w:val="VerbatimChar"/>
+        </w:rPr>
+        <w:t xml:space="preserve">    PRECHARGE_WAIT --&gt; CLOSE : voltage_threshold_reached</w:t>
+      </w:r>
+      <w:r>
+        <w:br/>
+      </w:r>
+      <w:r>
+        <w:rPr>
+          <w:rStyle w:val="VerbatimChar"/>
+        </w:rPr>
+        <w:t xml:space="preserve">    CLOSE --&gt; HOLD : main_contactor_closed</w:t>
+      </w:r>
+      <w:r>
+        <w:br/>
+      </w:r>
+      <w:r>
+        <w:rPr>
+          <w:rStyle w:val="VerbatimChar"/>
+        </w:rPr>
+        <w:t xml:space="preserve">    HOLD --&gt; FAULT_OPEN : fault_request</w:t>
+      </w:r>
+      <w:r>
+        <w:br/>
+      </w:r>
+      <w:r>
+        <w:rPr>
+          <w:rStyle w:val="VerbatimChar"/>
+        </w:rPr>
+        <w:t xml:space="preserve">    HOLD --&gt; OPEN : request_open</w:t>
+      </w:r>
+      <w:r>
+        <w:br/>
+      </w:r>
+      <w:r>
+        <w:rPr>
+          <w:rStyle w:val="VerbatimChar"/>
+        </w:rPr>
+        <w:t xml:space="preserve">    * --&gt; FAULT_OPEN : fault_request</w:t>
+      </w:r>
+      <w:r>
+        <w:br/>
+      </w:r>
+      <w:r>
+        <w:rPr>
+          <w:rStyle w:val="VerbatimChar"/>
+        </w:rPr>
+        <w:t xml:space="preserve">    HOLD --&gt; WELD_DETECTED : feedback_mismatch</w:t>
+      </w:r>
+      <w:r>
+        <w:br/>
+      </w:r>
+      <w:r>
+        <w:rPr>
+          <w:rStyle w:val="VerbatimChar"/>
+        </w:rPr>
+        <w:t xml:space="preserve">    HOLD --&gt; STUCK_OPEN : feedback_mismatch</w:t>
+      </w:r>
+      <w:r>
+        <w:br/>
+      </w:r>
+      <w:r>
+        <w:rPr>
+          <w:rStyle w:val="VerbatimChar"/>
+        </w:rPr>
+        <w:t xml:space="preserve">    OPEN</w:t>
+      </w:r>
+      <w:r>
+        <w:br/>
+      </w:r>
+      <w:r>
+        <w:rPr>
+          <w:rStyle w:val="VerbatimChar"/>
+        </w:rPr>
+        <w:t xml:space="preserve">    PRECHARGE</w:t>
+      </w:r>
+      <w:r>
+        <w:br/>
+      </w:r>
+      <w:r>
+        <w:rPr>
+          <w:rStyle w:val="VerbatimChar"/>
+        </w:rPr>
+        <w:t xml:space="preserve">    PRECHARGE_WAIT</w:t>
+      </w:r>
+      <w:r>
+        <w:br/>
+      </w:r>
+      <w:r>
+        <w:rPr>
+          <w:rStyle w:val="VerbatimChar"/>
+        </w:rPr>
+        <w:t xml:space="preserve">    CLOSE</w:t>
+      </w:r>
+      <w:r>
+        <w:br/>
+      </w:r>
+      <w:r>
+        <w:rPr>
+          <w:rStyle w:val="VerbatimChar"/>
+        </w:rPr>
+        <w:t xml:space="preserve">    HOLD</w:t>
+      </w:r>
+      <w:r>
+        <w:br/>
+      </w:r>
+      <w:r>
+        <w:rPr>
+          <w:rStyle w:val="VerbatimChar"/>
+        </w:rPr>
+        <w:t xml:space="preserve">    FAULT_OPEN</w:t>
+      </w:r>
+      <w:r>
+        <w:br/>
+      </w:r>
+      <w:r>
+        <w:rPr>
+          <w:rStyle w:val="VerbatimChar"/>
+        </w:rPr>
+        <w:t xml:space="preserve">    WELD_DETECTED</w:t>
+      </w:r>
+      <w:r>
+        <w:br/>
+      </w:r>
+      <w:r>
+        <w:rPr>
+          <w:rStyle w:val="VerbatimChar"/>
+        </w:rPr>
+        <w:t xml:space="preserve">    STUCK_OPEN</w:t>
       </w:r>
     </w:p>
     <w:bookmarkEnd w:id="31"/>
-    <w:bookmarkStart w:id="32" w:name="dynamic-viewpoint-fb2-sw-dsn-000003"/>
+    <w:bookmarkEnd w:id="32"/>
+    <w:bookmarkStart w:id="38" w:name="X2d35205fe8961a311cd3e1eecf3ffedd520d91d"/>
+    <w:p>
+      <w:pPr>
+        <w:pStyle w:val="Heading2"/>
+      </w:pPr>
+      <w:r>
+        <w:t xml:space="preserve">Profile:</w:t>
+      </w:r>
+      <w:r>
+        <w:t xml:space="preserve"> </w:t>
+      </w:r>
+      <w:r>
+        <w:rPr>
+          <w:rStyle w:val="VerbatimChar"/>
+        </w:rPr>
+        <w:t xml:space="preserve">synthetic_reference</w:t>
+      </w:r>
+      <w:r>
+        <w:t xml:space="preserve"> </w:t>
+      </w:r>
+      <w:r>
+        <w:t xml:space="preserve">— Traceability Viewpoints</w:t>
+      </w:r>
+    </w:p>
+    <w:bookmarkStart w:id="33" w:name="static-component-viewpoint-corpus-1"/>
     <w:p>
       <w:pPr>
         <w:pStyle w:val="Heading3"/>
       </w:pPr>
       <w:r>
-        <w:t xml:space="preserve">Dynamic Viewpoint —</w:t>
-      </w:r>
-      <w:r>
-        <w:t xml:space="preserve"> </w:t>
-      </w:r>
-      <w:r>
-        <w:rPr>
-          <w:rStyle w:val="VerbatimChar"/>
-        </w:rPr>
-        <w:t xml:space="preserve">FB2-SW-DSN-000003</w:t>
+        <w:t xml:space="preserve">Static Component Viewpoint (corpus)</w:t>
       </w:r>
     </w:p>
     <w:p>
@@ -5127,37 +4729,7 @@
         <w:t xml:space="preserve">Caption</w:t>
       </w:r>
       <w:r>
-        <w:t xml:space="preserve">: State machine of</w:t>
-      </w:r>
-      <w:r>
-        <w:t xml:space="preserve"> </w:t>
-      </w:r>
-      <w:r>
-        <w:rPr>
-          <w:rStyle w:val="VerbatimChar"/>
-        </w:rPr>
-        <w:t xml:space="preserve">FB2-SW-DSN-000003</w:t>
-      </w:r>
-      <w:r>
-        <w:t xml:space="preserve"> </w:t>
-      </w:r>
-      <w:r>
-        <w:t xml:space="preserve">from</w:t>
-      </w:r>
-      <w:r>
-        <w:t xml:space="preserve"> </w:t>
-      </w:r>
-      <w:r>
-        <w:rPr>
-          <w:rStyle w:val="VerbatimChar"/>
-        </w:rPr>
-        <w:t xml:space="preserve">behavior_model</w:t>
-      </w:r>
-      <w:r>
-        <w:t xml:space="preserve"> </w:t>
-      </w:r>
-      <w:r>
-        <w:t xml:space="preserve">(state_machine).</w:t>
+        <w:t xml:space="preserve">: SW requirements, designs, and implements/allocated_to relations.</w:t>
       </w:r>
     </w:p>
     <w:p>
@@ -5168,204 +4740,80 @@
         <w:rPr>
           <w:rStyle w:val="VerbatimChar"/>
         </w:rPr>
-        <w:t xml:space="preserve">stateDiagram-v2</w:t>
-      </w:r>
-      <w:r>
-        <w:br/>
-      </w:r>
-      <w:r>
-        <w:rPr>
-          <w:rStyle w:val="VerbatimChar"/>
-        </w:rPr>
-        <w:t xml:space="preserve">    [*] --&gt; OPEN</w:t>
-      </w:r>
-      <w:r>
-        <w:br/>
-      </w:r>
-      <w:r>
-        <w:rPr>
-          <w:rStyle w:val="VerbatimChar"/>
-        </w:rPr>
-        <w:t xml:space="preserve">    OPEN --&gt; PRECHARGE : request_precharge</w:t>
-      </w:r>
-      <w:r>
-        <w:br/>
-      </w:r>
-      <w:r>
-        <w:rPr>
-          <w:rStyle w:val="VerbatimChar"/>
-        </w:rPr>
-        <w:t xml:space="preserve">    PRECHARGE --&gt; PRECHARGE_WAIT : precharge_contactor_closed</w:t>
-      </w:r>
-      <w:r>
-        <w:br/>
-      </w:r>
-      <w:r>
-        <w:rPr>
-          <w:rStyle w:val="VerbatimChar"/>
-        </w:rPr>
-        <w:t xml:space="preserve">    PRECHARGE_WAIT --&gt; CLOSE : voltage_threshold_reached</w:t>
-      </w:r>
-      <w:r>
-        <w:br/>
-      </w:r>
-      <w:r>
-        <w:rPr>
-          <w:rStyle w:val="VerbatimChar"/>
-        </w:rPr>
-        <w:t xml:space="preserve">    CLOSE --&gt; HOLD : main_contactor_closed</w:t>
-      </w:r>
-      <w:r>
-        <w:br/>
-      </w:r>
-      <w:r>
-        <w:rPr>
-          <w:rStyle w:val="VerbatimChar"/>
-        </w:rPr>
-        <w:t xml:space="preserve">    HOLD --&gt; FAULT_OPEN : fault_request</w:t>
-      </w:r>
-      <w:r>
-        <w:br/>
-      </w:r>
-      <w:r>
-        <w:rPr>
-          <w:rStyle w:val="VerbatimChar"/>
-        </w:rPr>
-        <w:t xml:space="preserve">    HOLD --&gt; OPEN : request_open</w:t>
-      </w:r>
-      <w:r>
-        <w:br/>
-      </w:r>
-      <w:r>
-        <w:rPr>
-          <w:rStyle w:val="VerbatimChar"/>
-        </w:rPr>
-        <w:t xml:space="preserve">    * --&gt; FAULT_OPEN : fault_request</w:t>
-      </w:r>
-      <w:r>
-        <w:br/>
-      </w:r>
-      <w:r>
-        <w:rPr>
-          <w:rStyle w:val="VerbatimChar"/>
-        </w:rPr>
-        <w:t xml:space="preserve">    HOLD --&gt; WELD_DETECTED : feedback_mismatch</w:t>
-      </w:r>
-      <w:r>
-        <w:br/>
-      </w:r>
-      <w:r>
-        <w:rPr>
-          <w:rStyle w:val="VerbatimChar"/>
-        </w:rPr>
-        <w:t xml:space="preserve">    HOLD --&gt; STUCK_OPEN : feedback_mismatch</w:t>
-      </w:r>
-      <w:r>
-        <w:br/>
-      </w:r>
-      <w:r>
-        <w:rPr>
-          <w:rStyle w:val="VerbatimChar"/>
-        </w:rPr>
-        <w:t xml:space="preserve">    OPEN</w:t>
-      </w:r>
-      <w:r>
-        <w:br/>
-      </w:r>
-      <w:r>
-        <w:rPr>
-          <w:rStyle w:val="VerbatimChar"/>
-        </w:rPr>
-        <w:t xml:space="preserve">    PRECHARGE</w:t>
-      </w:r>
-      <w:r>
-        <w:br/>
-      </w:r>
-      <w:r>
-        <w:rPr>
-          <w:rStyle w:val="VerbatimChar"/>
-        </w:rPr>
-        <w:t xml:space="preserve">    PRECHARGE_WAIT</w:t>
-      </w:r>
-      <w:r>
-        <w:br/>
-      </w:r>
-      <w:r>
-        <w:rPr>
-          <w:rStyle w:val="VerbatimChar"/>
-        </w:rPr>
-        <w:t xml:space="preserve">    CLOSE</w:t>
-      </w:r>
-      <w:r>
-        <w:br/>
-      </w:r>
-      <w:r>
-        <w:rPr>
-          <w:rStyle w:val="VerbatimChar"/>
-        </w:rPr>
-        <w:t xml:space="preserve">    HOLD</w:t>
-      </w:r>
-      <w:r>
-        <w:br/>
-      </w:r>
-      <w:r>
-        <w:rPr>
-          <w:rStyle w:val="VerbatimChar"/>
-        </w:rPr>
-        <w:t xml:space="preserve">    FAULT_OPEN</w:t>
-      </w:r>
-      <w:r>
-        <w:br/>
-      </w:r>
-      <w:r>
-        <w:rPr>
-          <w:rStyle w:val="VerbatimChar"/>
-        </w:rPr>
-        <w:t xml:space="preserve">    WELD_DETECTED</w:t>
-      </w:r>
-      <w:r>
-        <w:br/>
-      </w:r>
-      <w:r>
-        <w:rPr>
-          <w:rStyle w:val="VerbatimChar"/>
-        </w:rPr>
-        <w:t xml:space="preserve">    STUCK_OPEN</w:t>
+        <w:t xml:space="preserve">flowchart TD</w:t>
+      </w:r>
+      <w:r>
+        <w:br/>
+      </w:r>
+      <w:r>
+        <w:rPr>
+          <w:rStyle w:val="VerbatimChar"/>
+        </w:rPr>
+        <w:t xml:space="preserve">    "FB2-SW-SWR-000001" --&gt; "FB2-SAF-FSR-000001"</w:t>
+      </w:r>
+      <w:r>
+        <w:br/>
+      </w:r>
+      <w:r>
+        <w:rPr>
+          <w:rStyle w:val="VerbatimChar"/>
+        </w:rPr>
+        <w:t xml:space="preserve">    "FB2-SW-SWR-000002" --&gt; "FB2-SAF-FSR-000002"</w:t>
+      </w:r>
+      <w:r>
+        <w:br/>
+      </w:r>
+      <w:r>
+        <w:rPr>
+          <w:rStyle w:val="VerbatimChar"/>
+        </w:rPr>
+        <w:t xml:space="preserve">    "FB2-SW-SWR-000003" --&gt; "FB2-SAF-FSR-000003"</w:t>
+      </w:r>
+      <w:r>
+        <w:br/>
+      </w:r>
+      <w:r>
+        <w:rPr>
+          <w:rStyle w:val="VerbatimChar"/>
+        </w:rPr>
+        <w:t xml:space="preserve">    "FB2-SW-DSN-000001" -.implements.-&gt; "FB2-SW-SWR-000001"</w:t>
+      </w:r>
+      <w:r>
+        <w:br/>
+      </w:r>
+      <w:r>
+        <w:rPr>
+          <w:rStyle w:val="VerbatimChar"/>
+        </w:rPr>
+        <w:t xml:space="preserve">    "FB2-SW-DSN-000002" -.implements.-&gt; "FB2-SW-SWR-000002"</w:t>
+      </w:r>
+      <w:r>
+        <w:br/>
+      </w:r>
+      <w:r>
+        <w:rPr>
+          <w:rStyle w:val="VerbatimChar"/>
+        </w:rPr>
+        <w:t xml:space="preserve">    "FB2-SW-DSN-000003" -.implements.-&gt; "FB2-SW-SWR-000003"</w:t>
       </w:r>
     </w:p>
-    <w:bookmarkEnd w:id="32"/>
     <w:bookmarkEnd w:id="33"/>
-    <w:bookmarkStart w:id="39" w:name="X2d35205fe8961a311cd3e1eecf3ffedd520d91d"/>
-    <w:p>
-      <w:pPr>
-        <w:pStyle w:val="Heading2"/>
-      </w:pPr>
-      <w:r>
-        <w:t xml:space="preserve">Profile:</w:t>
-      </w:r>
-      <w:r>
-        <w:t xml:space="preserve"> </w:t>
-      </w:r>
-      <w:r>
-        <w:rPr>
-          <w:rStyle w:val="VerbatimChar"/>
-        </w:rPr>
-        <w:t xml:space="preserve">synthetic_reference</w:t>
-      </w:r>
-      <w:r>
-        <w:t xml:space="preserve"> </w:t>
-      </w:r>
-      <w:r>
-        <w:t xml:space="preserve">— Traceability Viewpoints</w:t>
-      </w:r>
-    </w:p>
-    <w:bookmarkStart w:id="34" w:name="static-component-viewpoint-corpus-1"/>
+    <w:bookmarkStart w:id="34" w:name="dynamic-viewpoint-fb2-sw-dsn-000001-1"/>
     <w:p>
       <w:pPr>
         <w:pStyle w:val="Heading3"/>
       </w:pPr>
       <w:r>
-        <w:t xml:space="preserve">Static Component Viewpoint (corpus)</w:t>
+        <w:t xml:space="preserve">Dynamic Viewpoint —</w:t>
+      </w:r>
+      <w:r>
+        <w:t xml:space="preserve"> </w:t>
+      </w:r>
+      <w:r>
+        <w:rPr>
+          <w:rStyle w:val="VerbatimChar"/>
+        </w:rPr>
+        <w:t xml:space="preserve">FB2-SW-DSN-000001</w:t>
       </w:r>
     </w:p>
     <w:p>
@@ -5380,7 +4828,37 @@
         <w:t xml:space="preserve">Caption</w:t>
       </w:r>
       <w:r>
-        <w:t xml:space="preserve">: SW requirements, designs, and implements/allocated_to relations.</w:t>
+        <w:t xml:space="preserve">: State machine of</w:t>
+      </w:r>
+      <w:r>
+        <w:t xml:space="preserve"> </w:t>
+      </w:r>
+      <w:r>
+        <w:rPr>
+          <w:rStyle w:val="VerbatimChar"/>
+        </w:rPr>
+        <w:t xml:space="preserve">FB2-SW-DSN-000001</w:t>
+      </w:r>
+      <w:r>
+        <w:t xml:space="preserve"> </w:t>
+      </w:r>
+      <w:r>
+        <w:t xml:space="preserve">from</w:t>
+      </w:r>
+      <w:r>
+        <w:t xml:space="preserve"> </w:t>
+      </w:r>
+      <w:r>
+        <w:rPr>
+          <w:rStyle w:val="VerbatimChar"/>
+        </w:rPr>
+        <w:t xml:space="preserve">behavior_model</w:t>
+      </w:r>
+      <w:r>
+        <w:t xml:space="preserve"> </w:t>
+      </w:r>
+      <w:r>
+        <w:t xml:space="preserve">(state_machine).</w:t>
       </w:r>
     </w:p>
     <w:p>
@@ -5391,65 +4869,146 @@
         <w:rPr>
           <w:rStyle w:val="VerbatimChar"/>
         </w:rPr>
-        <w:t xml:space="preserve">flowchart TD</w:t>
-      </w:r>
-      <w:r>
-        <w:br/>
-      </w:r>
-      <w:r>
-        <w:rPr>
-          <w:rStyle w:val="VerbatimChar"/>
-        </w:rPr>
-        <w:t xml:space="preserve">    "FB2-SW-SWR-000001" --&gt; "FB2-SAF-FSR-000001"</w:t>
-      </w:r>
-      <w:r>
-        <w:br/>
-      </w:r>
-      <w:r>
-        <w:rPr>
-          <w:rStyle w:val="VerbatimChar"/>
-        </w:rPr>
-        <w:t xml:space="preserve">    "FB2-SW-SWR-000002" --&gt; "FB2-SAF-FSR-000002"</w:t>
-      </w:r>
-      <w:r>
-        <w:br/>
-      </w:r>
-      <w:r>
-        <w:rPr>
-          <w:rStyle w:val="VerbatimChar"/>
-        </w:rPr>
-        <w:t xml:space="preserve">    "FB2-SW-SWR-000003" --&gt; "FB2-SAF-FSR-000003"</w:t>
-      </w:r>
-      <w:r>
-        <w:br/>
-      </w:r>
-      <w:r>
-        <w:rPr>
-          <w:rStyle w:val="VerbatimChar"/>
-        </w:rPr>
-        <w:t xml:space="preserve">    "FB2-SW-DSN-000001" -.implements.-&gt; "FB2-SW-SWR-000001"</w:t>
-      </w:r>
-      <w:r>
-        <w:br/>
-      </w:r>
-      <w:r>
-        <w:rPr>
-          <w:rStyle w:val="VerbatimChar"/>
-        </w:rPr>
-        <w:t xml:space="preserve">    "FB2-SW-DSN-000002" -.implements.-&gt; "FB2-SW-SWR-000002"</w:t>
-      </w:r>
-      <w:r>
-        <w:br/>
-      </w:r>
-      <w:r>
-        <w:rPr>
-          <w:rStyle w:val="VerbatimChar"/>
-        </w:rPr>
-        <w:t xml:space="preserve">    "FB2-SW-DSN-000003" -.implements.-&gt; "FB2-SW-SWR-000003"</w:t>
+        <w:t xml:space="preserve">stateDiagram-v2</w:t>
+      </w:r>
+      <w:r>
+        <w:br/>
+      </w:r>
+      <w:r>
+        <w:rPr>
+          <w:rStyle w:val="VerbatimChar"/>
+        </w:rPr>
+        <w:t xml:space="preserve">    [*] --&gt; INIT</w:t>
+      </w:r>
+      <w:r>
+        <w:br/>
+      </w:r>
+      <w:r>
+        <w:rPr>
+          <w:rStyle w:val="VerbatimChar"/>
+        </w:rPr>
+        <w:t xml:space="preserve">    INIT --&gt; WAKEUP : driver_init</w:t>
+      </w:r>
+      <w:r>
+        <w:br/>
+      </w:r>
+      <w:r>
+        <w:rPr>
+          <w:rStyle w:val="VerbatimChar"/>
+        </w:rPr>
+        <w:t xml:space="preserve">    WAKEUP --&gt; READ_VOLTAGES : wakeup_done</w:t>
+      </w:r>
+      <w:r>
+        <w:br/>
+      </w:r>
+      <w:r>
+        <w:rPr>
+          <w:rStyle w:val="VerbatimChar"/>
+        </w:rPr>
+        <w:t xml:space="preserve">    READ_VOLTAGES --&gt; READ_TEMPERATURES : voltages_done</w:t>
+      </w:r>
+      <w:r>
+        <w:br/>
+      </w:r>
+      <w:r>
+        <w:rPr>
+          <w:rStyle w:val="VerbatimChar"/>
+        </w:rPr>
+        <w:t xml:space="preserve">    READ_TEMPERATURES --&gt; BALANCING : temps_done</w:t>
+      </w:r>
+      <w:r>
+        <w:br/>
+      </w:r>
+      <w:r>
+        <w:rPr>
+          <w:rStyle w:val="VerbatimChar"/>
+        </w:rPr>
+        <w:t xml:space="preserve">    BALANCING --&gt; READ_VOLTAGES : cycle_timer</w:t>
+      </w:r>
+      <w:r>
+        <w:br/>
+      </w:r>
+      <w:r>
+        <w:rPr>
+          <w:rStyle w:val="VerbatimChar"/>
+        </w:rPr>
+        <w:t xml:space="preserve">    * --&gt; ERROR : pec_failure</w:t>
+      </w:r>
+      <w:r>
+        <w:br/>
+      </w:r>
+      <w:r>
+        <w:rPr>
+          <w:rStyle w:val="VerbatimChar"/>
+        </w:rPr>
+        <w:t xml:space="preserve">    ERROR --&gt; INIT : reinit_request</w:t>
+      </w:r>
+      <w:r>
+        <w:br/>
+      </w:r>
+      <w:r>
+        <w:rPr>
+          <w:rStyle w:val="VerbatimChar"/>
+        </w:rPr>
+        <w:t xml:space="preserve">    INIT</w:t>
+      </w:r>
+      <w:r>
+        <w:br/>
+      </w:r>
+      <w:r>
+        <w:rPr>
+          <w:rStyle w:val="VerbatimChar"/>
+        </w:rPr>
+        <w:t xml:space="preserve">    WAKEUP</w:t>
+      </w:r>
+      <w:r>
+        <w:br/>
+      </w:r>
+      <w:r>
+        <w:rPr>
+          <w:rStyle w:val="VerbatimChar"/>
+        </w:rPr>
+        <w:t xml:space="preserve">    READ_VOLTAGES</w:t>
+      </w:r>
+      <w:r>
+        <w:br/>
+      </w:r>
+      <w:r>
+        <w:rPr>
+          <w:rStyle w:val="VerbatimChar"/>
+        </w:rPr>
+        <w:t xml:space="preserve">    READ_TEMPERATURES</w:t>
+      </w:r>
+      <w:r>
+        <w:br/>
+      </w:r>
+      <w:r>
+        <w:rPr>
+          <w:rStyle w:val="VerbatimChar"/>
+        </w:rPr>
+        <w:t xml:space="preserve">    BALANCING</w:t>
+      </w:r>
+      <w:r>
+        <w:br/>
+      </w:r>
+      <w:r>
+        <w:rPr>
+          <w:rStyle w:val="VerbatimChar"/>
+        </w:rPr>
+        <w:t xml:space="preserve">    ERROR</w:t>
+      </w:r>
+      <w:r>
+        <w:br/>
+      </w:r>
+      <w:r>
+        <w:rPr>
+          <w:rStyle w:val="VerbatimChar"/>
+        </w:rPr>
+        <w:t xml:space="preserve">    SLEEP</w:t>
       </w:r>
     </w:p>
     <w:bookmarkEnd w:id="34"/>
-    <w:bookmarkStart w:id="35" w:name="dynamic-viewpoint-fb2-sw-dsn-000001-1"/>
+    <w:bookmarkStart w:id="35" w:name="dynamic-viewpoint-fb2-sw-dsn-000002-1"/>
     <w:p>
       <w:pPr>
         <w:pStyle w:val="Heading3"/>
@@ -5464,7 +5023,7 @@
         <w:rPr>
           <w:rStyle w:val="VerbatimChar"/>
         </w:rPr>
-        <w:t xml:space="preserve">FB2-SW-DSN-000001</w:t>
+        <w:t xml:space="preserve">FB2-SW-DSN-000002</w:t>
       </w:r>
     </w:p>
     <w:p>
@@ -5488,7 +5047,7 @@
         <w:rPr>
           <w:rStyle w:val="VerbatimChar"/>
         </w:rPr>
-        <w:t xml:space="preserve">FB2-SW-DSN-000001</w:t>
+        <w:t xml:space="preserve">FB2-SW-DSN-000002</w:t>
       </w:r>
       <w:r>
         <w:t xml:space="preserve"> </w:t>
@@ -5529,137 +5088,110 @@
         <w:rPr>
           <w:rStyle w:val="VerbatimChar"/>
         </w:rPr>
-        <w:t xml:space="preserve">    [*] --&gt; INIT</w:t>
-      </w:r>
-      <w:r>
-        <w:br/>
-      </w:r>
-      <w:r>
-        <w:rPr>
-          <w:rStyle w:val="VerbatimChar"/>
-        </w:rPr>
-        <w:t xml:space="preserve">    INIT --&gt; WAKEUP : driver_init</w:t>
-      </w:r>
-      <w:r>
-        <w:br/>
-      </w:r>
-      <w:r>
-        <w:rPr>
-          <w:rStyle w:val="VerbatimChar"/>
-        </w:rPr>
-        <w:t xml:space="preserve">    WAKEUP --&gt; READ_VOLTAGES : wakeup_done</w:t>
-      </w:r>
-      <w:r>
-        <w:br/>
-      </w:r>
-      <w:r>
-        <w:rPr>
-          <w:rStyle w:val="VerbatimChar"/>
-        </w:rPr>
-        <w:t xml:space="preserve">    READ_VOLTAGES --&gt; READ_TEMPERATURES : voltages_done</w:t>
-      </w:r>
-      <w:r>
-        <w:br/>
-      </w:r>
-      <w:r>
-        <w:rPr>
-          <w:rStyle w:val="VerbatimChar"/>
-        </w:rPr>
-        <w:t xml:space="preserve">    READ_TEMPERATURES --&gt; BALANCING : temps_done</w:t>
-      </w:r>
-      <w:r>
-        <w:br/>
-      </w:r>
-      <w:r>
-        <w:rPr>
-          <w:rStyle w:val="VerbatimChar"/>
-        </w:rPr>
-        <w:t xml:space="preserve">    BALANCING --&gt; READ_VOLTAGES : cycle_timer</w:t>
-      </w:r>
-      <w:r>
-        <w:br/>
-      </w:r>
-      <w:r>
-        <w:rPr>
-          <w:rStyle w:val="VerbatimChar"/>
-        </w:rPr>
-        <w:t xml:space="preserve">    * --&gt; ERROR : pec_failure</w:t>
-      </w:r>
-      <w:r>
-        <w:br/>
-      </w:r>
-      <w:r>
-        <w:rPr>
-          <w:rStyle w:val="VerbatimChar"/>
-        </w:rPr>
-        <w:t xml:space="preserve">    ERROR --&gt; INIT : reinit_request</w:t>
-      </w:r>
-      <w:r>
-        <w:br/>
-      </w:r>
-      <w:r>
-        <w:rPr>
-          <w:rStyle w:val="VerbatimChar"/>
-        </w:rPr>
-        <w:t xml:space="preserve">    INIT</w:t>
-      </w:r>
-      <w:r>
-        <w:br/>
-      </w:r>
-      <w:r>
-        <w:rPr>
-          <w:rStyle w:val="VerbatimChar"/>
-        </w:rPr>
-        <w:t xml:space="preserve">    WAKEUP</w:t>
-      </w:r>
-      <w:r>
-        <w:br/>
-      </w:r>
-      <w:r>
-        <w:rPr>
-          <w:rStyle w:val="VerbatimChar"/>
-        </w:rPr>
-        <w:t xml:space="preserve">    READ_VOLTAGES</w:t>
-      </w:r>
-      <w:r>
-        <w:br/>
-      </w:r>
-      <w:r>
-        <w:rPr>
-          <w:rStyle w:val="VerbatimChar"/>
-        </w:rPr>
-        <w:t xml:space="preserve">    READ_TEMPERATURES</w:t>
-      </w:r>
-      <w:r>
-        <w:br/>
-      </w:r>
-      <w:r>
-        <w:rPr>
-          <w:rStyle w:val="VerbatimChar"/>
-        </w:rPr>
-        <w:t xml:space="preserve">    BALANCING</w:t>
-      </w:r>
-      <w:r>
-        <w:br/>
-      </w:r>
-      <w:r>
-        <w:rPr>
-          <w:rStyle w:val="VerbatimChar"/>
-        </w:rPr>
-        <w:t xml:space="preserve">    ERROR</w:t>
-      </w:r>
-      <w:r>
-        <w:br/>
-      </w:r>
-      <w:r>
-        <w:rPr>
-          <w:rStyle w:val="VerbatimChar"/>
-        </w:rPr>
-        <w:t xml:space="preserve">    SLEEP</w:t>
+        <w:t xml:space="preserve">    [*] --&gt; IDLE</w:t>
+      </w:r>
+      <w:r>
+        <w:br/>
+      </w:r>
+      <w:r>
+        <w:rPr>
+          <w:rStyle w:val="VerbatimChar"/>
+        </w:rPr>
+        <w:t xml:space="preserve">    IDLE --&gt; CHECKING : database_updated</w:t>
+      </w:r>
+      <w:r>
+        <w:br/>
+      </w:r>
+      <w:r>
+        <w:rPr>
+          <w:rStyle w:val="VerbatimChar"/>
+        </w:rPr>
+        <w:t xml:space="preserve">    CHECKING --&gt; DEBOUNCING : limit_exceeded</w:t>
+      </w:r>
+      <w:r>
+        <w:br/>
+      </w:r>
+      <w:r>
+        <w:rPr>
+          <w:rStyle w:val="VerbatimChar"/>
+        </w:rPr>
+        <w:t xml:space="preserve">    DEBOUNCING --&gt; VIOLATION_CONFIRMED : debounce_complete</w:t>
+      </w:r>
+      <w:r>
+        <w:br/>
+      </w:r>
+      <w:r>
+        <w:rPr>
+          <w:rStyle w:val="VerbatimChar"/>
+        </w:rPr>
+        <w:t xml:space="preserve">    DEBOUNCING --&gt; IDLE : back_in_limits</w:t>
+      </w:r>
+      <w:r>
+        <w:br/>
+      </w:r>
+      <w:r>
+        <w:rPr>
+          <w:rStyle w:val="VerbatimChar"/>
+        </w:rPr>
+        <w:t xml:space="preserve">    VIOLATION_CONFIRMED --&gt; FAULT_TRIGGERED : fault_callback</w:t>
+      </w:r>
+      <w:r>
+        <w:br/>
+      </w:r>
+      <w:r>
+        <w:rPr>
+          <w:rStyle w:val="VerbatimChar"/>
+        </w:rPr>
+        <w:t xml:space="preserve">    FAULT_TRIGGERED --&gt; IDLE : system_reset</w:t>
+      </w:r>
+      <w:r>
+        <w:br/>
+      </w:r>
+      <w:r>
+        <w:rPr>
+          <w:rStyle w:val="VerbatimChar"/>
+        </w:rPr>
+        <w:t xml:space="preserve">    IDLE</w:t>
+      </w:r>
+      <w:r>
+        <w:br/>
+      </w:r>
+      <w:r>
+        <w:rPr>
+          <w:rStyle w:val="VerbatimChar"/>
+        </w:rPr>
+        <w:t xml:space="preserve">    CHECKING</w:t>
+      </w:r>
+      <w:r>
+        <w:br/>
+      </w:r>
+      <w:r>
+        <w:rPr>
+          <w:rStyle w:val="VerbatimChar"/>
+        </w:rPr>
+        <w:t xml:space="preserve">    DEBOUNCING</w:t>
+      </w:r>
+      <w:r>
+        <w:br/>
+      </w:r>
+      <w:r>
+        <w:rPr>
+          <w:rStyle w:val="VerbatimChar"/>
+        </w:rPr>
+        <w:t xml:space="preserve">    VIOLATION_CONFIRMED</w:t>
+      </w:r>
+      <w:r>
+        <w:br/>
+      </w:r>
+      <w:r>
+        <w:rPr>
+          <w:rStyle w:val="VerbatimChar"/>
+        </w:rPr>
+        <w:t xml:space="preserve">    FAULT_TRIGGERED</w:t>
       </w:r>
     </w:p>
     <w:bookmarkEnd w:id="35"/>
-    <w:bookmarkStart w:id="36" w:name="dynamic-viewpoint-fb2-sw-dsn-000002-1"/>
+    <w:bookmarkStart w:id="36" w:name="dynamic-viewpoint-fb2-sw-dsn-000003-1"/>
     <w:p>
       <w:pPr>
         <w:pStyle w:val="Heading3"/>
@@ -5674,7 +5206,7 @@
         <w:rPr>
           <w:rStyle w:val="VerbatimChar"/>
         </w:rPr>
-        <w:t xml:space="preserve">FB2-SW-DSN-000002</w:t>
+        <w:t xml:space="preserve">FB2-SW-DSN-000003</w:t>
       </w:r>
     </w:p>
     <w:p>
@@ -5698,7 +5230,7 @@
         <w:rPr>
           <w:rStyle w:val="VerbatimChar"/>
         </w:rPr>
-        <w:t xml:space="preserve">FB2-SW-DSN-000002</w:t>
+        <w:t xml:space="preserve">FB2-SW-DSN-000003</w:t>
       </w:r>
       <w:r>
         <w:t xml:space="preserve"> </w:t>
@@ -5739,125 +5271,170 @@
         <w:rPr>
           <w:rStyle w:val="VerbatimChar"/>
         </w:rPr>
-        <w:t xml:space="preserve">    [*] --&gt; IDLE</w:t>
-      </w:r>
-      <w:r>
-        <w:br/>
-      </w:r>
-      <w:r>
-        <w:rPr>
-          <w:rStyle w:val="VerbatimChar"/>
-        </w:rPr>
-        <w:t xml:space="preserve">    IDLE --&gt; CHECKING : database_updated</w:t>
-      </w:r>
-      <w:r>
-        <w:br/>
-      </w:r>
-      <w:r>
-        <w:rPr>
-          <w:rStyle w:val="VerbatimChar"/>
-        </w:rPr>
-        <w:t xml:space="preserve">    CHECKING --&gt; DEBOUNCING : limit_exceeded</w:t>
-      </w:r>
-      <w:r>
-        <w:br/>
-      </w:r>
-      <w:r>
-        <w:rPr>
-          <w:rStyle w:val="VerbatimChar"/>
-        </w:rPr>
-        <w:t xml:space="preserve">    DEBOUNCING --&gt; VIOLATION_CONFIRMED : debounce_complete</w:t>
-      </w:r>
-      <w:r>
-        <w:br/>
-      </w:r>
-      <w:r>
-        <w:rPr>
-          <w:rStyle w:val="VerbatimChar"/>
-        </w:rPr>
-        <w:t xml:space="preserve">    DEBOUNCING --&gt; IDLE : back_in_limits</w:t>
-      </w:r>
-      <w:r>
-        <w:br/>
-      </w:r>
-      <w:r>
-        <w:rPr>
-          <w:rStyle w:val="VerbatimChar"/>
-        </w:rPr>
-        <w:t xml:space="preserve">    VIOLATION_CONFIRMED --&gt; FAULT_TRIGGERED : fault_callback</w:t>
-      </w:r>
-      <w:r>
-        <w:br/>
-      </w:r>
-      <w:r>
-        <w:rPr>
-          <w:rStyle w:val="VerbatimChar"/>
-        </w:rPr>
-        <w:t xml:space="preserve">    FAULT_TRIGGERED --&gt; IDLE : system_reset</w:t>
-      </w:r>
-      <w:r>
-        <w:br/>
-      </w:r>
-      <w:r>
-        <w:rPr>
-          <w:rStyle w:val="VerbatimChar"/>
-        </w:rPr>
-        <w:t xml:space="preserve">    IDLE</w:t>
-      </w:r>
-      <w:r>
-        <w:br/>
-      </w:r>
-      <w:r>
-        <w:rPr>
-          <w:rStyle w:val="VerbatimChar"/>
-        </w:rPr>
-        <w:t xml:space="preserve">    CHECKING</w:t>
-      </w:r>
-      <w:r>
-        <w:br/>
-      </w:r>
-      <w:r>
-        <w:rPr>
-          <w:rStyle w:val="VerbatimChar"/>
-        </w:rPr>
-        <w:t xml:space="preserve">    DEBOUNCING</w:t>
-      </w:r>
-      <w:r>
-        <w:br/>
-      </w:r>
-      <w:r>
-        <w:rPr>
-          <w:rStyle w:val="VerbatimChar"/>
-        </w:rPr>
-        <w:t xml:space="preserve">    VIOLATION_CONFIRMED</w:t>
-      </w:r>
-      <w:r>
-        <w:br/>
-      </w:r>
-      <w:r>
-        <w:rPr>
-          <w:rStyle w:val="VerbatimChar"/>
-        </w:rPr>
-        <w:t xml:space="preserve">    FAULT_TRIGGERED</w:t>
+        <w:t xml:space="preserve">    [*] --&gt; OPEN</w:t>
+      </w:r>
+      <w:r>
+        <w:br/>
+      </w:r>
+      <w:r>
+        <w:rPr>
+          <w:rStyle w:val="VerbatimChar"/>
+        </w:rPr>
+        <w:t xml:space="preserve">    OPEN --&gt; PRECHARGE : request_precharge</w:t>
+      </w:r>
+      <w:r>
+        <w:br/>
+      </w:r>
+      <w:r>
+        <w:rPr>
+          <w:rStyle w:val="VerbatimChar"/>
+        </w:rPr>
+        <w:t xml:space="preserve">    PRECHARGE --&gt; PRECHARGE_WAIT : precharge_contactor_closed</w:t>
+      </w:r>
+      <w:r>
+        <w:br/>
+      </w:r>
+      <w:r>
+        <w:rPr>
+          <w:rStyle w:val="VerbatimChar"/>
+        </w:rPr>
+        <w:t xml:space="preserve">    PRECHARGE_WAIT --&gt; CLOSE : voltage_threshold_reached</w:t>
+      </w:r>
+      <w:r>
+        <w:br/>
+      </w:r>
+      <w:r>
+        <w:rPr>
+          <w:rStyle w:val="VerbatimChar"/>
+        </w:rPr>
+        <w:t xml:space="preserve">    CLOSE --&gt; HOLD : main_contactor_closed</w:t>
+      </w:r>
+      <w:r>
+        <w:br/>
+      </w:r>
+      <w:r>
+        <w:rPr>
+          <w:rStyle w:val="VerbatimChar"/>
+        </w:rPr>
+        <w:t xml:space="preserve">    HOLD --&gt; FAULT_OPEN : fault_request</w:t>
+      </w:r>
+      <w:r>
+        <w:br/>
+      </w:r>
+      <w:r>
+        <w:rPr>
+          <w:rStyle w:val="VerbatimChar"/>
+        </w:rPr>
+        <w:t xml:space="preserve">    HOLD --&gt; OPEN : request_open</w:t>
+      </w:r>
+      <w:r>
+        <w:br/>
+      </w:r>
+      <w:r>
+        <w:rPr>
+          <w:rStyle w:val="VerbatimChar"/>
+        </w:rPr>
+        <w:t xml:space="preserve">    * --&gt; FAULT_OPEN : fault_request</w:t>
+      </w:r>
+      <w:r>
+        <w:br/>
+      </w:r>
+      <w:r>
+        <w:rPr>
+          <w:rStyle w:val="VerbatimChar"/>
+        </w:rPr>
+        <w:t xml:space="preserve">    HOLD --&gt; WELD_DETECTED : feedback_mismatch</w:t>
+      </w:r>
+      <w:r>
+        <w:br/>
+      </w:r>
+      <w:r>
+        <w:rPr>
+          <w:rStyle w:val="VerbatimChar"/>
+        </w:rPr>
+        <w:t xml:space="preserve">    HOLD --&gt; STUCK_OPEN : feedback_mismatch</w:t>
+      </w:r>
+      <w:r>
+        <w:br/>
+      </w:r>
+      <w:r>
+        <w:rPr>
+          <w:rStyle w:val="VerbatimChar"/>
+        </w:rPr>
+        <w:t xml:space="preserve">    OPEN</w:t>
+      </w:r>
+      <w:r>
+        <w:br/>
+      </w:r>
+      <w:r>
+        <w:rPr>
+          <w:rStyle w:val="VerbatimChar"/>
+        </w:rPr>
+        <w:t xml:space="preserve">    PRECHARGE</w:t>
+      </w:r>
+      <w:r>
+        <w:br/>
+      </w:r>
+      <w:r>
+        <w:rPr>
+          <w:rStyle w:val="VerbatimChar"/>
+        </w:rPr>
+        <w:t xml:space="preserve">    PRECHARGE_WAIT</w:t>
+      </w:r>
+      <w:r>
+        <w:br/>
+      </w:r>
+      <w:r>
+        <w:rPr>
+          <w:rStyle w:val="VerbatimChar"/>
+        </w:rPr>
+        <w:t xml:space="preserve">    CLOSE</w:t>
+      </w:r>
+      <w:r>
+        <w:br/>
+      </w:r>
+      <w:r>
+        <w:rPr>
+          <w:rStyle w:val="VerbatimChar"/>
+        </w:rPr>
+        <w:t xml:space="preserve">    HOLD</w:t>
+      </w:r>
+      <w:r>
+        <w:br/>
+      </w:r>
+      <w:r>
+        <w:rPr>
+          <w:rStyle w:val="VerbatimChar"/>
+        </w:rPr>
+        <w:t xml:space="preserve">    FAULT_OPEN</w:t>
+      </w:r>
+      <w:r>
+        <w:br/>
+      </w:r>
+      <w:r>
+        <w:rPr>
+          <w:rStyle w:val="VerbatimChar"/>
+        </w:rPr>
+        <w:t xml:space="preserve">    WELD_DETECTED</w:t>
+      </w:r>
+      <w:r>
+        <w:br/>
+      </w:r>
+      <w:r>
+        <w:rPr>
+          <w:rStyle w:val="VerbatimChar"/>
+        </w:rPr>
+        <w:t xml:space="preserve">    STUCK_OPEN</w:t>
       </w:r>
     </w:p>
     <w:bookmarkEnd w:id="36"/>
-    <w:bookmarkStart w:id="37" w:name="dynamic-viewpoint-fb2-sw-dsn-000003-1"/>
+    <w:bookmarkStart w:id="37" w:name="taskthread-timing-context"/>
     <w:p>
       <w:pPr>
         <w:pStyle w:val="Heading3"/>
       </w:pPr>
       <w:r>
-        <w:t xml:space="preserve">Dynamic Viewpoint —</w:t>
-      </w:r>
-      <w:r>
-        <w:t xml:space="preserve"> </w:t>
-      </w:r>
-      <w:r>
-        <w:rPr>
-          <w:rStyle w:val="VerbatimChar"/>
-        </w:rPr>
-        <w:t xml:space="preserve">FB2-SW-DSN-000003</w:t>
+        <w:t xml:space="preserve">Task/Thread Timing Context</w:t>
       </w:r>
     </w:p>
     <w:p>
@@ -5872,7 +5449,7 @@
         <w:t xml:space="preserve">Caption</w:t>
       </w:r>
       <w:r>
-        <w:t xml:space="preserve">: State machine of</w:t>
+        <w:t xml:space="preserve">: Timing budget elements (from</w:t>
       </w:r>
       <w:r>
         <w:t xml:space="preserve"> </w:t>
@@ -5881,28 +5458,10 @@
         <w:rPr>
           <w:rStyle w:val="VerbatimChar"/>
         </w:rPr>
-        <w:t xml:space="preserve">FB2-SW-DSN-000003</w:t>
-      </w:r>
-      <w:r>
-        <w:t xml:space="preserve"> </w:t>
-      </w:r>
-      <w:r>
-        <w:t xml:space="preserve">from</w:t>
-      </w:r>
-      <w:r>
-        <w:t xml:space="preserve"> </w:t>
-      </w:r>
-      <w:r>
-        <w:rPr>
-          <w:rStyle w:val="VerbatimChar"/>
-        </w:rPr>
-        <w:t xml:space="preserve">behavior_model</w:t>
-      </w:r>
-      <w:r>
-        <w:t xml:space="preserve"> </w:t>
-      </w:r>
-      <w:r>
-        <w:t xml:space="preserve">(state_machine).</w:t>
+        <w:t xml:space="preserve">FB2-SAF-SGO-000001</w:t>
+      </w:r>
+      <w:r>
+        <w:t xml:space="preserve">) as scheduling context.</w:t>
       </w:r>
     </w:p>
     <w:p>
@@ -5913,179 +5472,221 @@
         <w:rPr>
           <w:rStyle w:val="VerbatimChar"/>
         </w:rPr>
-        <w:t xml:space="preserve">stateDiagram-v2</w:t>
-      </w:r>
-      <w:r>
-        <w:br/>
-      </w:r>
-      <w:r>
-        <w:rPr>
-          <w:rStyle w:val="VerbatimChar"/>
-        </w:rPr>
-        <w:t xml:space="preserve">    [*] --&gt; OPEN</w:t>
-      </w:r>
-      <w:r>
-        <w:br/>
-      </w:r>
-      <w:r>
-        <w:rPr>
-          <w:rStyle w:val="VerbatimChar"/>
-        </w:rPr>
-        <w:t xml:space="preserve">    OPEN --&gt; PRECHARGE : request_precharge</w:t>
-      </w:r>
-      <w:r>
-        <w:br/>
-      </w:r>
-      <w:r>
-        <w:rPr>
-          <w:rStyle w:val="VerbatimChar"/>
-        </w:rPr>
-        <w:t xml:space="preserve">    PRECHARGE --&gt; PRECHARGE_WAIT : precharge_contactor_closed</w:t>
-      </w:r>
-      <w:r>
-        <w:br/>
-      </w:r>
-      <w:r>
-        <w:rPr>
-          <w:rStyle w:val="VerbatimChar"/>
-        </w:rPr>
-        <w:t xml:space="preserve">    PRECHARGE_WAIT --&gt; CLOSE : voltage_threshold_reached</w:t>
-      </w:r>
-      <w:r>
-        <w:br/>
-      </w:r>
-      <w:r>
-        <w:rPr>
-          <w:rStyle w:val="VerbatimChar"/>
-        </w:rPr>
-        <w:t xml:space="preserve">    CLOSE --&gt; HOLD : main_contactor_closed</w:t>
-      </w:r>
-      <w:r>
-        <w:br/>
-      </w:r>
-      <w:r>
-        <w:rPr>
-          <w:rStyle w:val="VerbatimChar"/>
-        </w:rPr>
-        <w:t xml:space="preserve">    HOLD --&gt; FAULT_OPEN : fault_request</w:t>
-      </w:r>
-      <w:r>
-        <w:br/>
-      </w:r>
-      <w:r>
-        <w:rPr>
-          <w:rStyle w:val="VerbatimChar"/>
-        </w:rPr>
-        <w:t xml:space="preserve">    HOLD --&gt; OPEN : request_open</w:t>
-      </w:r>
-      <w:r>
-        <w:br/>
-      </w:r>
-      <w:r>
-        <w:rPr>
-          <w:rStyle w:val="VerbatimChar"/>
-        </w:rPr>
-        <w:t xml:space="preserve">    * --&gt; FAULT_OPEN : fault_request</w:t>
-      </w:r>
-      <w:r>
-        <w:br/>
-      </w:r>
-      <w:r>
-        <w:rPr>
-          <w:rStyle w:val="VerbatimChar"/>
-        </w:rPr>
-        <w:t xml:space="preserve">    HOLD --&gt; WELD_DETECTED : feedback_mismatch</w:t>
-      </w:r>
-      <w:r>
-        <w:br/>
-      </w:r>
-      <w:r>
-        <w:rPr>
-          <w:rStyle w:val="VerbatimChar"/>
-        </w:rPr>
-        <w:t xml:space="preserve">    HOLD --&gt; STUCK_OPEN : feedback_mismatch</w:t>
-      </w:r>
-      <w:r>
-        <w:br/>
-      </w:r>
-      <w:r>
-        <w:rPr>
-          <w:rStyle w:val="VerbatimChar"/>
-        </w:rPr>
-        <w:t xml:space="preserve">    OPEN</w:t>
-      </w:r>
-      <w:r>
-        <w:br/>
-      </w:r>
-      <w:r>
-        <w:rPr>
-          <w:rStyle w:val="VerbatimChar"/>
-        </w:rPr>
-        <w:t xml:space="preserve">    PRECHARGE</w:t>
-      </w:r>
-      <w:r>
-        <w:br/>
-      </w:r>
-      <w:r>
-        <w:rPr>
-          <w:rStyle w:val="VerbatimChar"/>
-        </w:rPr>
-        <w:t xml:space="preserve">    PRECHARGE_WAIT</w:t>
-      </w:r>
-      <w:r>
-        <w:br/>
-      </w:r>
-      <w:r>
-        <w:rPr>
-          <w:rStyle w:val="VerbatimChar"/>
-        </w:rPr>
-        <w:t xml:space="preserve">    CLOSE</w:t>
-      </w:r>
-      <w:r>
-        <w:br/>
-      </w:r>
-      <w:r>
-        <w:rPr>
-          <w:rStyle w:val="VerbatimChar"/>
-        </w:rPr>
-        <w:t xml:space="preserve">    HOLD</w:t>
-      </w:r>
-      <w:r>
-        <w:br/>
-      </w:r>
-      <w:r>
-        <w:rPr>
-          <w:rStyle w:val="VerbatimChar"/>
-        </w:rPr>
-        <w:t xml:space="preserve">    FAULT_OPEN</w:t>
-      </w:r>
-      <w:r>
-        <w:br/>
-      </w:r>
-      <w:r>
-        <w:rPr>
-          <w:rStyle w:val="VerbatimChar"/>
-        </w:rPr>
-        <w:t xml:space="preserve">    WELD_DETECTED</w:t>
-      </w:r>
-      <w:r>
-        <w:br/>
-      </w:r>
-      <w:r>
-        <w:rPr>
-          <w:rStyle w:val="VerbatimChar"/>
-        </w:rPr>
-        <w:t xml:space="preserve">    STUCK_OPEN</w:t>
+        <w:t xml:space="preserve">flowchart LR</w:t>
+      </w:r>
+      <w:r>
+        <w:br/>
+      </w:r>
+      <w:r>
+        <w:rPr>
+          <w:rStyle w:val="VerbatimChar"/>
+        </w:rPr>
+        <w:t xml:space="preserve">    CHAIN["Protection chain"]</w:t>
+      </w:r>
+      <w:r>
+        <w:br/>
+      </w:r>
+      <w:r>
+        <w:rPr>
+          <w:rStyle w:val="VerbatimChar"/>
+        </w:rPr>
+        <w:t xml:space="preserve">    T_afe_acquisition_ms["afe_acquisition_ms&lt;br/&gt;25 ms"]</w:t>
+      </w:r>
+      <w:r>
+        <w:br/>
+      </w:r>
+      <w:r>
+        <w:rPr>
+          <w:rStyle w:val="VerbatimChar"/>
+        </w:rPr>
+        <w:t xml:space="preserve">    T_afe_acquisition_ms --&gt; CHAIN</w:t>
+      </w:r>
+      <w:r>
+        <w:br/>
+      </w:r>
+      <w:r>
+        <w:rPr>
+          <w:rStyle w:val="VerbatimChar"/>
+        </w:rPr>
+        <w:t xml:space="preserve">    T_contactor_command_ms["contactor_command_ms&lt;br/&gt;5 ms"]</w:t>
+      </w:r>
+      <w:r>
+        <w:br/>
+      </w:r>
+      <w:r>
+        <w:rPr>
+          <w:rStyle w:val="VerbatimChar"/>
+        </w:rPr>
+        <w:t xml:space="preserve">    T_contactor_command_ms --&gt; CHAIN</w:t>
+      </w:r>
+      <w:r>
+        <w:br/>
+      </w:r>
+      <w:r>
+        <w:rPr>
+          <w:rStyle w:val="VerbatimChar"/>
+        </w:rPr>
+        <w:t xml:space="preserve">    T_contactor_mechanical_ms["contactor_mechanical_ms&lt;br/&gt;30 ms"]</w:t>
+      </w:r>
+      <w:r>
+        <w:br/>
+      </w:r>
+      <w:r>
+        <w:rPr>
+          <w:rStyle w:val="VerbatimChar"/>
+        </w:rPr>
+        <w:t xml:space="preserve">    T_contactor_mechanical_ms --&gt; CHAIN</w:t>
+      </w:r>
+      <w:r>
+        <w:br/>
+      </w:r>
+      <w:r>
+        <w:rPr>
+          <w:rStyle w:val="VerbatimChar"/>
+        </w:rPr>
+        <w:t xml:space="preserve">    T_database_publish_ms["database_publish_ms&lt;br/&gt;3 ms"]</w:t>
+      </w:r>
+      <w:r>
+        <w:br/>
+      </w:r>
+      <w:r>
+        <w:rPr>
+          <w:rStyle w:val="VerbatimChar"/>
+        </w:rPr>
+        <w:t xml:space="preserve">    T_database_publish_ms --&gt; CHAIN</w:t>
+      </w:r>
+      <w:r>
+        <w:br/>
+      </w:r>
+      <w:r>
+        <w:rPr>
+          <w:rStyle w:val="VerbatimChar"/>
+        </w:rPr>
+        <w:t xml:space="preserve">    T_fault_classification_ms["fault_classification_ms&lt;br/&gt;2 ms"]</w:t>
+      </w:r>
+      <w:r>
+        <w:br/>
+      </w:r>
+      <w:r>
+        <w:rPr>
+          <w:rStyle w:val="VerbatimChar"/>
+        </w:rPr>
+        <w:t xml:space="preserve">    T_fault_classification_ms --&gt; CHAIN</w:t>
+      </w:r>
+      <w:r>
+        <w:br/>
+      </w:r>
+      <w:r>
+        <w:rPr>
+          <w:rStyle w:val="VerbatimChar"/>
+        </w:rPr>
+        <w:t xml:space="preserve">    T_feedback_verification_ms["feedback_verification_ms&lt;br/&gt;5 ms"]</w:t>
+      </w:r>
+      <w:r>
+        <w:br/>
+      </w:r>
+      <w:r>
+        <w:rPr>
+          <w:rStyle w:val="VerbatimChar"/>
+        </w:rPr>
+        <w:t xml:space="preserve">    T_feedback_verification_ms --&gt; CHAIN</w:t>
+      </w:r>
+      <w:r>
+        <w:br/>
+      </w:r>
+      <w:r>
+        <w:rPr>
+          <w:rStyle w:val="VerbatimChar"/>
+        </w:rPr>
+        <w:t xml:space="preserve">    T_margin_ms["margin_ms&lt;br/&gt;20 ms"]</w:t>
+      </w:r>
+      <w:r>
+        <w:br/>
+      </w:r>
+      <w:r>
+        <w:rPr>
+          <w:rStyle w:val="VerbatimChar"/>
+        </w:rPr>
+        <w:t xml:space="preserve">    T_margin_ms --&gt; CHAIN</w:t>
+      </w:r>
+      <w:r>
+        <w:br/>
+      </w:r>
+      <w:r>
+        <w:rPr>
+          <w:rStyle w:val="VerbatimChar"/>
+        </w:rPr>
+        <w:t xml:space="preserve">    T_pec_validation_ms["pec_validation_ms&lt;br/&gt;2 ms"]</w:t>
+      </w:r>
+      <w:r>
+        <w:br/>
+      </w:r>
+      <w:r>
+        <w:rPr>
+          <w:rStyle w:val="VerbatimChar"/>
+        </w:rPr>
+        <w:t xml:space="preserve">    T_pec_validation_ms --&gt; CHAIN</w:t>
+      </w:r>
+      <w:r>
+        <w:br/>
+      </w:r>
+      <w:r>
+        <w:rPr>
+          <w:rStyle w:val="VerbatimChar"/>
+        </w:rPr>
+        <w:t xml:space="preserve">    T_soa_limit_check_ms["soa_limit_check_ms&lt;br/&gt;5 ms"]</w:t>
+      </w:r>
+      <w:r>
+        <w:br/>
+      </w:r>
+      <w:r>
+        <w:rPr>
+          <w:rStyle w:val="VerbatimChar"/>
+        </w:rPr>
+        <w:t xml:space="preserve">    T_soa_limit_check_ms --&gt; CHAIN</w:t>
+      </w:r>
+      <w:r>
+        <w:br/>
+      </w:r>
+      <w:r>
+        <w:rPr>
+          <w:rStyle w:val="VerbatimChar"/>
+        </w:rPr>
+        <w:t xml:space="preserve">    T_spi_transfer_ms["spi_transfer_ms&lt;br/&gt;5 ms"]</w:t>
+      </w:r>
+      <w:r>
+        <w:br/>
+      </w:r>
+      <w:r>
+        <w:rPr>
+          <w:rStyle w:val="VerbatimChar"/>
+        </w:rPr>
+        <w:t xml:space="preserve">    T_spi_transfer_ms --&gt; CHAIN</w:t>
+      </w:r>
+      <w:r>
+        <w:br/>
+      </w:r>
+      <w:r>
+        <w:rPr>
+          <w:rStyle w:val="VerbatimChar"/>
+        </w:rPr>
+        <w:t xml:space="preserve">    T_sys_state_transition_ms["sys_state_transition_ms&lt;br/&gt;3 ms"]</w:t>
+      </w:r>
+      <w:r>
+        <w:br/>
+      </w:r>
+      <w:r>
+        <w:rPr>
+          <w:rStyle w:val="VerbatimChar"/>
+        </w:rPr>
+        <w:t xml:space="preserve">    T_sys_state_transition_ms --&gt; CHAIN</w:t>
       </w:r>
     </w:p>
-    <w:bookmarkEnd w:id="37"/>
-    <w:bookmarkStart w:id="38" w:name="taskthread-timing-context"/>
     <w:p>
-      <w:pPr>
-        <w:pStyle w:val="Heading3"/>
-      </w:pPr>
-      <w:r>
-        <w:t xml:space="preserve">Task/Thread Timing Context</w:t>
+      <w:r>
+        <w:pict>
+          <v:rect style="width:0;height:1.5pt" o:hralign="center" o:hrstd="t" o:hr="t"/>
+        </w:pict>
       </w:r>
     </w:p>
     <w:p>
@@ -6094,1684 +5695,37 @@
       </w:pPr>
       <w:r>
         <w:rPr>
-          <w:b/>
-          <w:bCs/>
-        </w:rPr>
-        <w:t xml:space="preserve">Caption</w:t>
-      </w:r>
-      <w:r>
-        <w:t xml:space="preserve">: Timing budget elements (from</w:t>
-      </w:r>
-      <w:r>
+          <w:i/>
+          <w:iCs/>
+        </w:rPr>
+        <w:t xml:space="preserve">Generated: 2026-09-29T10:08:35Z — auto-generated from the machine-verifiable corpus. Regenerate with</w:t>
+      </w:r>
+      <w:r>
+        <w:rPr>
+          <w:i/>
+          <w:iCs/>
+        </w:rPr>
         <w:t xml:space="preserve"> </w:t>
       </w:r>
       <w:r>
         <w:rPr>
           <w:rStyle w:val="VerbatimChar"/>
-        </w:rPr>
-        <w:t xml:space="preserve">FB2-SAF-SGO-000001</w:t>
-      </w:r>
-      <w:r>
-        <w:t xml:space="preserve">) as scheduling context.</w:t>
+          <w:i/>
+          <w:iCs/>
+        </w:rPr>
+        <w:t xml:space="preserve">python3 docs/artifacts/tools/render_spec_documents.py</w:t>
+      </w:r>
+      <w:r>
+        <w:rPr>
+          <w:i/>
+          <w:iCs/>
+        </w:rPr>
+        <w:t xml:space="preserve">.</w:t>
       </w:r>
     </w:p>
-    <w:p>
-      <w:pPr>
-        <w:pStyle w:val="SourceCode"/>
-      </w:pPr>
-      <w:r>
-        <w:rPr>
-          <w:rStyle w:val="VerbatimChar"/>
-        </w:rPr>
-        <w:t xml:space="preserve">flowchart LR</w:t>
-      </w:r>
-      <w:r>
-        <w:br/>
-      </w:r>
-      <w:r>
-        <w:rPr>
-          <w:rStyle w:val="VerbatimChar"/>
-        </w:rPr>
-        <w:t xml:space="preserve">    CHAIN["Protection chain"]</w:t>
-      </w:r>
-      <w:r>
-        <w:br/>
-      </w:r>
-      <w:r>
-        <w:rPr>
-          <w:rStyle w:val="VerbatimChar"/>
-        </w:rPr>
-        <w:t xml:space="preserve">    T_afe_acquisition_ms["afe_acquisition_ms&lt;br/&gt;25 ms"]</w:t>
-      </w:r>
-      <w:r>
-        <w:br/>
-      </w:r>
-      <w:r>
-        <w:rPr>
-          <w:rStyle w:val="VerbatimChar"/>
-        </w:rPr>
-        <w:t xml:space="preserve">    T_afe_acquisition_ms --&gt; CHAIN</w:t>
-      </w:r>
-      <w:r>
-        <w:br/>
-      </w:r>
-      <w:r>
-        <w:rPr>
-          <w:rStyle w:val="VerbatimChar"/>
-        </w:rPr>
-        <w:t xml:space="preserve">    T_contactor_command_ms["contactor_command_ms&lt;br/&gt;5 ms"]</w:t>
-      </w:r>
-      <w:r>
-        <w:br/>
-      </w:r>
-      <w:r>
-        <w:rPr>
-          <w:rStyle w:val="VerbatimChar"/>
-        </w:rPr>
-        <w:t xml:space="preserve">    T_contactor_command_ms --&gt; CHAIN</w:t>
-      </w:r>
-      <w:r>
-        <w:br/>
-      </w:r>
-      <w:r>
-        <w:rPr>
-          <w:rStyle w:val="VerbatimChar"/>
-        </w:rPr>
-        <w:t xml:space="preserve">    T_contactor_mechanical_ms["contactor_mechanical_ms&lt;br/&gt;30 ms"]</w:t>
-      </w:r>
-      <w:r>
-        <w:br/>
-      </w:r>
-      <w:r>
-        <w:rPr>
-          <w:rStyle w:val="VerbatimChar"/>
-        </w:rPr>
-        <w:t xml:space="preserve">    T_contactor_mechanical_ms --&gt; CHAIN</w:t>
-      </w:r>
-      <w:r>
-        <w:br/>
-      </w:r>
-      <w:r>
-        <w:rPr>
-          <w:rStyle w:val="VerbatimChar"/>
-        </w:rPr>
-        <w:t xml:space="preserve">    T_database_publish_ms["database_publish_ms&lt;br/&gt;3 ms"]</w:t>
-      </w:r>
-      <w:r>
-        <w:br/>
-      </w:r>
-      <w:r>
-        <w:rPr>
-          <w:rStyle w:val="VerbatimChar"/>
-        </w:rPr>
-        <w:t xml:space="preserve">    T_database_publish_ms --&gt; CHAIN</w:t>
-      </w:r>
-      <w:r>
-        <w:br/>
-      </w:r>
-      <w:r>
-        <w:rPr>
-          <w:rStyle w:val="VerbatimChar"/>
-        </w:rPr>
-        <w:t xml:space="preserve">    T_fault_classification_ms["fault_classification_ms&lt;br/&gt;2 ms"]</w:t>
-      </w:r>
-      <w:r>
-        <w:br/>
-      </w:r>
-      <w:r>
-        <w:rPr>
-          <w:rStyle w:val="VerbatimChar"/>
-        </w:rPr>
-        <w:t xml:space="preserve">    T_fault_classification_ms --&gt; CHAIN</w:t>
-      </w:r>
-      <w:r>
-        <w:br/>
-      </w:r>
-      <w:r>
-        <w:rPr>
-          <w:rStyle w:val="VerbatimChar"/>
-        </w:rPr>
-        <w:t xml:space="preserve">    T_feedback_verification_ms["feedback_verification_ms&lt;br/&gt;5 ms"]</w:t>
-      </w:r>
-      <w:r>
-        <w:br/>
-      </w:r>
-      <w:r>
-        <w:rPr>
-          <w:rStyle w:val="VerbatimChar"/>
-        </w:rPr>
-        <w:t xml:space="preserve">    T_feedback_verification_ms --&gt; CHAIN</w:t>
-      </w:r>
-      <w:r>
-        <w:br/>
-      </w:r>
-      <w:r>
-        <w:rPr>
-          <w:rStyle w:val="VerbatimChar"/>
-        </w:rPr>
-        <w:t xml:space="preserve">    T_margin_ms["margin_ms&lt;br/&gt;20 ms"]</w:t>
-      </w:r>
-      <w:r>
-        <w:br/>
-      </w:r>
-      <w:r>
-        <w:rPr>
-          <w:rStyle w:val="VerbatimChar"/>
-        </w:rPr>
-        <w:t xml:space="preserve">    T_margin_ms --&gt; CHAIN</w:t>
-      </w:r>
-      <w:r>
-        <w:br/>
-      </w:r>
-      <w:r>
-        <w:rPr>
-          <w:rStyle w:val="VerbatimChar"/>
-        </w:rPr>
-        <w:t xml:space="preserve">    T_pec_validation_ms["pec_validation_ms&lt;br/&gt;2 ms"]</w:t>
-      </w:r>
-      <w:r>
-        <w:br/>
-      </w:r>
-      <w:r>
-        <w:rPr>
-          <w:rStyle w:val="VerbatimChar"/>
-        </w:rPr>
-        <w:t xml:space="preserve">    T_pec_validation_ms --&gt; CHAIN</w:t>
-      </w:r>
-      <w:r>
-        <w:br/>
-      </w:r>
-      <w:r>
-        <w:rPr>
-          <w:rStyle w:val="VerbatimChar"/>
-        </w:rPr>
-        <w:t xml:space="preserve">    T_soa_limit_check_ms["soa_limit_check_ms&lt;br/&gt;5 ms"]</w:t>
-      </w:r>
-      <w:r>
-        <w:br/>
-      </w:r>
-      <w:r>
-        <w:rPr>
-          <w:rStyle w:val="VerbatimChar"/>
-        </w:rPr>
-        <w:t xml:space="preserve">    T_soa_limit_check_ms --&gt; CHAIN</w:t>
-      </w:r>
-      <w:r>
-        <w:br/>
-      </w:r>
-      <w:r>
-        <w:rPr>
-          <w:rStyle w:val="VerbatimChar"/>
-        </w:rPr>
-        <w:t xml:space="preserve">    T_spi_transfer_ms["spi_transfer_ms&lt;br/&gt;5 ms"]</w:t>
-      </w:r>
-      <w:r>
-        <w:br/>
-      </w:r>
-      <w:r>
-        <w:rPr>
-          <w:rStyle w:val="VerbatimChar"/>
-        </w:rPr>
-        <w:t xml:space="preserve">    T_spi_transfer_ms --&gt; CHAIN</w:t>
-      </w:r>
-      <w:r>
-        <w:br/>
-      </w:r>
-      <w:r>
-        <w:rPr>
-          <w:rStyle w:val="VerbatimChar"/>
-        </w:rPr>
-        <w:t xml:space="preserve">    T_sys_state_transition_ms["sys_state_transition_ms&lt;br/&gt;3 ms"]</w:t>
-      </w:r>
-      <w:r>
-        <w:br/>
-      </w:r>
-      <w:r>
-        <w:rPr>
-          <w:rStyle w:val="VerbatimChar"/>
-        </w:rPr>
-        <w:t xml:space="preserve">    T_sys_state_transition_ms --&gt; CHAIN</w:t>
-      </w:r>
-    </w:p>
+    <w:bookmarkEnd w:id="37"/>
     <w:bookmarkEnd w:id="38"/>
     <w:bookmarkEnd w:id="39"/>
-    <w:bookmarkStart w:id="43" w:name="design-verification-coverage"/>
-    <w:p>
-      <w:pPr>
-        <w:pStyle w:val="Heading2"/>
-      </w:pPr>
-      <w:r>
-        <w:t xml:space="preserve">Design Verification Coverage</w:t>
-      </w:r>
-    </w:p>
-    <w:p>
-      <w:pPr>
-        <w:pStyle w:val="FirstParagraph"/>
-      </w:pPr>
-      <w:r>
-        <w:t xml:space="preserve">Upstream chain (identical link IDs both profiles except FSR-004,</w:t>
-      </w:r>
-      <w:r>
-        <w:t xml:space="preserve"> </w:t>
-      </w:r>
-      <w:r>
-        <w:rPr>
-          <w:rStyle w:val="VerbatimChar"/>
-        </w:rPr>
-        <w:t xml:space="preserve">synthetic_reference</w:t>
-      </w:r>
-      <w:r>
-        <w:t xml:space="preserve"> </w:t>
-      </w:r>
-      <w:r>
-        <w:t xml:space="preserve">only):</w:t>
-      </w:r>
-      <w:r>
-        <w:t xml:space="preserve"> </w:t>
-      </w:r>
-      <w:r>
-        <w:rPr>
-          <w:rStyle w:val="VerbatimChar"/>
-        </w:rPr>
-        <w:t xml:space="preserve">FB2-SAF-SGO-000001</w:t>
-      </w:r>
-      <w:r>
-        <w:t xml:space="preserve"> </w:t>
-      </w:r>
-      <w:r>
-        <w:rPr>
-          <w:rStyle w:val="VerbatimChar"/>
-        </w:rPr>
-        <w:t xml:space="preserve">mitigates</w:t>
-      </w:r>
-      <w:r>
-        <w:t xml:space="preserve"> </w:t>
-      </w:r>
-      <w:r>
-        <w:rPr>
-          <w:rStyle w:val="VerbatimChar"/>
-        </w:rPr>
-        <w:t xml:space="preserve">FB2-SAF-HAZ-000001</w:t>
-      </w:r>
-      <w:r>
-        <w:t xml:space="preserve"> </w:t>
-      </w:r>
-      <w:r>
-        <w:t xml:space="preserve">(</w:t>
-      </w:r>
-      <w:r>
-        <w:rPr>
-          <w:rStyle w:val="VerbatimChar"/>
-        </w:rPr>
-        <w:t xml:space="preserve">FB2-LNK-SAF-000001</w:t>
-      </w:r>
-      <w:r>
-        <w:t xml:space="preserve">);</w:t>
-      </w:r>
-      <w:r>
-        <w:t xml:space="preserve"> </w:t>
-      </w:r>
-      <w:r>
-        <w:rPr>
-          <w:rStyle w:val="VerbatimChar"/>
-        </w:rPr>
-        <w:t xml:space="preserve">FB2-SAF-FSR-000001/002/003</w:t>
-      </w:r>
-      <w:r>
-        <w:t xml:space="preserve"> </w:t>
-      </w:r>
-      <w:r>
-        <w:rPr>
-          <w:rStyle w:val="VerbatimChar"/>
-        </w:rPr>
-        <w:t xml:space="preserve">refines</w:t>
-      </w:r>
-      <w:r>
-        <w:t xml:space="preserve"> </w:t>
-      </w:r>
-      <w:r>
-        <w:rPr>
-          <w:rStyle w:val="VerbatimChar"/>
-        </w:rPr>
-        <w:t xml:space="preserve">FB2-SAF-SGO-000001</w:t>
-      </w:r>
-      <w:r>
-        <w:t xml:space="preserve"> </w:t>
-      </w:r>
-      <w:r>
-        <w:t xml:space="preserve">(</w:t>
-      </w:r>
-      <w:r>
-        <w:rPr>
-          <w:rStyle w:val="VerbatimChar"/>
-        </w:rPr>
-        <w:t xml:space="preserve">FB2-LNK-SAF-000002/003/004</w:t>
-      </w:r>
-      <w:r>
-        <w:t xml:space="preserve">);</w:t>
-      </w:r>
-      <w:r>
-        <w:t xml:space="preserve"> </w:t>
-      </w:r>
-      <w:r>
-        <w:rPr>
-          <w:rStyle w:val="VerbatimChar"/>
-        </w:rPr>
-        <w:t xml:space="preserve">FB2-SAF-FSR-000004</w:t>
-      </w:r>
-      <w:r>
-        <w:t xml:space="preserve"> </w:t>
-      </w:r>
-      <w:r>
-        <w:rPr>
-          <w:rStyle w:val="VerbatimChar"/>
-        </w:rPr>
-        <w:t xml:space="preserve">refines</w:t>
-      </w:r>
-      <w:r>
-        <w:t xml:space="preserve"> </w:t>
-      </w:r>
-      <w:r>
-        <w:rPr>
-          <w:rStyle w:val="VerbatimChar"/>
-        </w:rPr>
-        <w:t xml:space="preserve">FB2-SAF-SGO-000001</w:t>
-      </w:r>
-      <w:r>
-        <w:t xml:space="preserve"> </w:t>
-      </w:r>
-      <w:r>
-        <w:t xml:space="preserve">(</w:t>
-      </w:r>
-      <w:r>
-        <w:rPr>
-          <w:rStyle w:val="VerbatimChar"/>
-        </w:rPr>
-        <w:t xml:space="preserve">FB2-LNK-SAF-000021</w:t>
-      </w:r>
-      <w:r>
-        <w:t xml:space="preserve">, synthetic only). Review links exist in</w:t>
-      </w:r>
-      <w:r>
-        <w:t xml:space="preserve"> </w:t>
-      </w:r>
-      <w:r>
-        <w:rPr>
-          <w:rStyle w:val="VerbatimChar"/>
-        </w:rPr>
-        <w:t xml:space="preserve">as_is</w:t>
-      </w:r>
-      <w:r>
-        <w:t xml:space="preserve"> </w:t>
-      </w:r>
-      <w:r>
-        <w:t xml:space="preserve">only:</w:t>
-      </w:r>
-      <w:r>
-        <w:t xml:space="preserve"> </w:t>
-      </w:r>
-      <w:r>
-        <w:rPr>
-          <w:rStyle w:val="VerbatimChar"/>
-        </w:rPr>
-        <w:t xml:space="preserve">FB2-REV-000001</w:t>
-      </w:r>
-      <w:r>
-        <w:t xml:space="preserve"> </w:t>
-      </w:r>
-      <w:r>
-        <w:rPr>
-          <w:rStyle w:val="VerbatimChar"/>
-        </w:rPr>
-        <w:t xml:space="preserve">reviewed_by</w:t>
-      </w:r>
-      <w:r>
-        <w:t xml:space="preserve"> </w:t>
-      </w:r>
-      <w:r>
-        <w:rPr>
-          <w:rStyle w:val="VerbatimChar"/>
-        </w:rPr>
-        <w:t xml:space="preserve">FB2-SAF-HAZ-000001</w:t>
-      </w:r>
-      <w:r>
-        <w:t xml:space="preserve"> </w:t>
-      </w:r>
-      <w:r>
-        <w:t xml:space="preserve">(</w:t>
-      </w:r>
-      <w:r>
-        <w:rPr>
-          <w:rStyle w:val="VerbatimChar"/>
-        </w:rPr>
-        <w:t xml:space="preserve">FB2-LNK-SAF-000019</w:t>
-      </w:r>
-      <w:r>
-        <w:t xml:space="preserve">) and</w:t>
-      </w:r>
-      <w:r>
-        <w:t xml:space="preserve"> </w:t>
-      </w:r>
-      <w:r>
-        <w:rPr>
-          <w:rStyle w:val="VerbatimChar"/>
-        </w:rPr>
-        <w:t xml:space="preserve">FB2-SAF-FSR-000001</w:t>
-      </w:r>
-      <w:r>
-        <w:t xml:space="preserve"> </w:t>
-      </w:r>
-      <w:r>
-        <w:t xml:space="preserve">(</w:t>
-      </w:r>
-      <w:r>
-        <w:rPr>
-          <w:rStyle w:val="VerbatimChar"/>
-        </w:rPr>
-        <w:t xml:space="preserve">FB2-LNK-SAF-000020</w:t>
-      </w:r>
-      <w:r>
-        <w:t xml:space="preserve">).</w:t>
-      </w:r>
-    </w:p>
-    <w:p>
-      <w:pPr>
-        <w:pStyle w:val="BodyText"/>
-      </w:pPr>
-      <w:r>
-        <w:t xml:space="preserve">Test measures linked against the software designs’ parent requirements.</w:t>
-      </w:r>
-      <w:r>
-        <w:t xml:space="preserve"> </w:t>
-      </w:r>
-      <w:r>
-        <w:rPr>
-          <w:rStyle w:val="VerbatimChar"/>
-        </w:rPr>
-        <w:t xml:space="preserve">verifies</w:t>
-      </w:r>
-      <w:r>
-        <w:t xml:space="preserve"> </w:t>
-      </w:r>
-      <w:r>
-        <w:t xml:space="preserve">links target requirements, not DSNs — design coverage below is inherited via each DSN’s parent SWR.</w:t>
-      </w:r>
-    </w:p>
-    <w:bookmarkStart w:id="40" w:name="X0074f109bec7b1d99187a7c249db14985dae0c1"/>
-    <w:p>
-      <w:pPr>
-        <w:pStyle w:val="Heading3"/>
-      </w:pPr>
-      <w:r>
-        <w:t xml:space="preserve">Profile:</w:t>
-      </w:r>
-      <w:r>
-        <w:t xml:space="preserve"> </w:t>
-      </w:r>
-      <w:r>
-        <w:rPr>
-          <w:rStyle w:val="VerbatimChar"/>
-        </w:rPr>
-        <w:t xml:space="preserve">as_is</w:t>
-      </w:r>
-      <w:r>
-        <w:t xml:space="preserve"> </w:t>
-      </w:r>
-      <w:r>
-        <w:t xml:space="preserve">(test measures</w:t>
-      </w:r>
-      <w:r>
-        <w:t xml:space="preserve"> </w:t>
-      </w:r>
-      <w:r>
-        <w:rPr>
-          <w:rStyle w:val="VerbatimChar"/>
-        </w:rPr>
-        <w:t xml:space="preserve">source_grounded</w:t>
-      </w:r>
-      <w:r>
-        <w:t xml:space="preserve">)</w:t>
-      </w:r>
-    </w:p>
-    <w:tbl>
-      <w:tblPr>
-        <w:tblStyle w:val="Table"/>
-        <w:tblW w:type="pct" w:w="5000"/>
-        <w:jc w:val="left"/>
-        <w:tblLayout w:type="fixed"/>
-        <w:tblLook w:firstRow="1" w:lastRow="0" w:firstColumn="0" w:lastColumn="0" w:noHBand="0" w:noVBand="0" w:val="0020"/>
-      </w:tblPr>
-      <w:tblGrid>
-        <w:gridCol w:w="1980"/>
-        <w:gridCol w:w="1980"/>
-        <w:gridCol w:w="1980"/>
-        <w:gridCol w:w="1980"/>
-      </w:tblGrid>
-      <w:tr>
-        <w:trPr>
-          <w:tblHeader w:val="on"/>
-        </w:trPr>
-        <w:tc>
-          <w:tcPr/>
-          <w:p>
-            <w:pPr>
-              <w:pStyle w:val="Compact"/>
-              <w:jc w:val="left"/>
-            </w:pPr>
-            <w:r>
-              <w:t xml:space="preserve">Design</w:t>
-            </w:r>
-          </w:p>
-        </w:tc>
-        <w:tc>
-          <w:tcPr/>
-          <w:p>
-            <w:pPr>
-              <w:pStyle w:val="Compact"/>
-              <w:jc w:val="left"/>
-            </w:pPr>
-            <w:r>
-              <w:t xml:space="preserve">Parent SWR</w:t>
-            </w:r>
-          </w:p>
-        </w:tc>
-        <w:tc>
-          <w:tcPr/>
-          <w:p>
-            <w:pPr>
-              <w:pStyle w:val="Compact"/>
-              <w:jc w:val="left"/>
-            </w:pPr>
-            <w:r>
-              <w:t xml:space="preserve">Verifying test measure</w:t>
-            </w:r>
-          </w:p>
-        </w:tc>
-        <w:tc>
-          <w:tcPr/>
-          <w:p>
-            <w:pPr>
-              <w:pStyle w:val="Compact"/>
-              <w:jc w:val="left"/>
-            </w:pPr>
-            <w:r>
-              <w:t xml:space="preserve">Execution record</w:t>
-            </w:r>
-          </w:p>
-        </w:tc>
-      </w:tr>
-      <w:tr>
-        <w:tc>
-          <w:tcPr/>
-          <w:p>
-            <w:pPr>
-              <w:pStyle w:val="Compact"/>
-              <w:jc w:val="left"/>
-            </w:pPr>
-            <w:r>
-              <w:rPr>
-                <w:rStyle w:val="VerbatimChar"/>
-              </w:rPr>
-              <w:t xml:space="preserve">FB2-SW-DSN-000001</w:t>
-            </w:r>
-          </w:p>
-        </w:tc>
-        <w:tc>
-          <w:tcPr/>
-          <w:p>
-            <w:pPr>
-              <w:pStyle w:val="Compact"/>
-              <w:jc w:val="left"/>
-            </w:pPr>
-            <w:r>
-              <w:rPr>
-                <w:rStyle w:val="VerbatimChar"/>
-              </w:rPr>
-              <w:t xml:space="preserve">FB2-SW-SWR-000001</w:t>
-            </w:r>
-          </w:p>
-        </w:tc>
-        <w:tc>
-          <w:tcPr/>
-          <w:p>
-            <w:pPr>
-              <w:pStyle w:val="Compact"/>
-              <w:jc w:val="left"/>
-            </w:pPr>
-            <w:r>
-              <w:rPr>
-                <w:rStyle w:val="VerbatimChar"/>
-              </w:rPr>
-              <w:t xml:space="preserve">FB2-VER-TMS-000003</w:t>
-            </w:r>
-            <w:r>
-              <w:t xml:space="preserve"> </w:t>
-            </w:r>
-            <w:r>
-              <w:t xml:space="preserve">(</w:t>
-            </w:r>
-            <w:r>
-              <w:rPr>
-                <w:rStyle w:val="VerbatimChar"/>
-              </w:rPr>
-              <w:t xml:space="preserve">FB2-LNK-SAF-000021</w:t>
-            </w:r>
-            <w:r>
-              <w:t xml:space="preserve">,</w:t>
-            </w:r>
-            <w:r>
-              <w:t xml:space="preserve"> </w:t>
-            </w:r>
-            <w:r>
-              <w:rPr>
-                <w:rStyle w:val="VerbatimChar"/>
-              </w:rPr>
-              <w:t xml:space="preserve">FB2-LNK-SAF-000022</w:t>
-            </w:r>
-            <w:r>
-              <w:t xml:space="preserve">)</w:t>
-            </w:r>
-          </w:p>
-        </w:tc>
-        <w:tc>
-          <w:tcPr/>
-          <w:p>
-            <w:pPr>
-              <w:pStyle w:val="Compact"/>
-              <w:jc w:val="left"/>
-            </w:pPr>
-            <w:r>
-              <w:t xml:space="preserve">none recorded</w:t>
-            </w:r>
-          </w:p>
-        </w:tc>
-      </w:tr>
-      <w:tr>
-        <w:tc>
-          <w:tcPr/>
-          <w:p>
-            <w:pPr>
-              <w:pStyle w:val="Compact"/>
-              <w:jc w:val="left"/>
-            </w:pPr>
-            <w:r>
-              <w:rPr>
-                <w:rStyle w:val="VerbatimChar"/>
-              </w:rPr>
-              <w:t xml:space="preserve">FB2-SW-DSN-000002</w:t>
-            </w:r>
-          </w:p>
-        </w:tc>
-        <w:tc>
-          <w:tcPr/>
-          <w:p>
-            <w:pPr>
-              <w:pStyle w:val="Compact"/>
-              <w:jc w:val="left"/>
-            </w:pPr>
-            <w:r>
-              <w:rPr>
-                <w:rStyle w:val="VerbatimChar"/>
-              </w:rPr>
-              <w:t xml:space="preserve">FB2-SW-SWR-000002</w:t>
-            </w:r>
-          </w:p>
-        </w:tc>
-        <w:tc>
-          <w:tcPr/>
-          <w:p>
-            <w:pPr>
-              <w:pStyle w:val="Compact"/>
-              <w:jc w:val="left"/>
-            </w:pPr>
-            <w:r>
-              <w:rPr>
-                <w:rStyle w:val="VerbatimChar"/>
-              </w:rPr>
-              <w:t xml:space="preserve">FB2-VER-TMS-000001</w:t>
-            </w:r>
-            <w:r>
-              <w:t xml:space="preserve"> </w:t>
-            </w:r>
-            <w:r>
-              <w:t xml:space="preserve">(</w:t>
-            </w:r>
-            <w:r>
-              <w:rPr>
-                <w:rStyle w:val="VerbatimChar"/>
-              </w:rPr>
-              <w:t xml:space="preserve">FB2-LNK-SAF-000014</w:t>
-            </w:r>
-            <w:r>
-              <w:t xml:space="preserve">,</w:t>
-            </w:r>
-            <w:r>
-              <w:t xml:space="preserve"> </w:t>
-            </w:r>
-            <w:r>
-              <w:rPr>
-                <w:rStyle w:val="VerbatimChar"/>
-              </w:rPr>
-              <w:t xml:space="preserve">FB2-LNK-SAF-000015</w:t>
-            </w:r>
-            <w:r>
-              <w:t xml:space="preserve">)</w:t>
-            </w:r>
-          </w:p>
-        </w:tc>
-        <w:tc>
-          <w:tcPr/>
-          <w:p>
-            <w:pPr>
-              <w:pStyle w:val="Compact"/>
-              <w:jc w:val="left"/>
-            </w:pPr>
-            <w:r>
-              <w:rPr>
-                <w:rStyle w:val="VerbatimChar"/>
-              </w:rPr>
-              <w:t xml:space="preserve">FB2-VER-EXE-000001</w:t>
-            </w:r>
-            <w:r>
-              <w:t xml:space="preserve"> </w:t>
-            </w:r>
-            <w:r>
-              <w:t xml:space="preserve">(</w:t>
-            </w:r>
-            <w:r>
-              <w:rPr>
-                <w:rStyle w:val="VerbatimChar"/>
-              </w:rPr>
-              <w:t xml:space="preserve">FB2-LNK-SAF-000018</w:t>
-            </w:r>
-            <w:r>
-              <w:t xml:space="preserve">),</w:t>
-            </w:r>
-            <w:r>
-              <w:t xml:space="preserve"> </w:t>
-            </w:r>
-            <w:r>
-              <w:rPr>
-                <w:rStyle w:val="VerbatimChar"/>
-              </w:rPr>
-              <w:t xml:space="preserve">actual_host_run</w:t>
-            </w:r>
-            <w:r>
-              <w:t xml:space="preserve">,</w:t>
-            </w:r>
-            <w:r>
-              <w:t xml:space="preserve"> </w:t>
-            </w:r>
-            <w:r>
-              <w:rPr>
-                <w:rStyle w:val="VerbatimChar"/>
-              </w:rPr>
-              <w:t xml:space="preserve">pass</w:t>
-            </w:r>
-            <w:r>
-              <w:t xml:space="preserve"> </w:t>
-            </w:r>
-            <w:r>
-              <w:t xml:space="preserve">— hashes</w:t>
-            </w:r>
-            <w:r>
-              <w:t xml:space="preserve"> </w:t>
-            </w:r>
-            <w:r>
-              <w:rPr>
-                <w:rStyle w:val="VerbatimChar"/>
-              </w:rPr>
-              <w:t xml:space="preserve">sha256:placeholder</w:t>
-            </w:r>
-            <w:r>
-              <w:t xml:space="preserve">,</w:t>
-            </w:r>
-            <w:r>
-              <w:t xml:space="preserve"> </w:t>
-            </w:r>
-            <w:r>
-              <w:rPr>
-                <w:rStyle w:val="VerbatimChar"/>
-              </w:rPr>
-              <w:t xml:space="preserve">output_hashes</w:t>
-            </w:r>
-            <w:r>
-              <w:t xml:space="preserve"> </w:t>
-            </w:r>
-            <w:r>
-              <w:t xml:space="preserve">empty</w:t>
-            </w:r>
-          </w:p>
-        </w:tc>
-      </w:tr>
-      <w:tr>
-        <w:tc>
-          <w:tcPr/>
-          <w:p>
-            <w:pPr>
-              <w:pStyle w:val="Compact"/>
-              <w:jc w:val="left"/>
-            </w:pPr>
-            <w:r>
-              <w:rPr>
-                <w:rStyle w:val="VerbatimChar"/>
-              </w:rPr>
-              <w:t xml:space="preserve">FB2-SW-DSN-000003</w:t>
-            </w:r>
-          </w:p>
-        </w:tc>
-        <w:tc>
-          <w:tcPr/>
-          <w:p>
-            <w:pPr>
-              <w:pStyle w:val="Compact"/>
-              <w:jc w:val="left"/>
-            </w:pPr>
-            <w:r>
-              <w:rPr>
-                <w:rStyle w:val="VerbatimChar"/>
-              </w:rPr>
-              <w:t xml:space="preserve">FB2-SW-SWR-000003</w:t>
-            </w:r>
-          </w:p>
-        </w:tc>
-        <w:tc>
-          <w:tcPr/>
-          <w:p>
-            <w:pPr>
-              <w:pStyle w:val="Compact"/>
-              <w:jc w:val="left"/>
-            </w:pPr>
-            <w:r>
-              <w:rPr>
-                <w:rStyle w:val="VerbatimChar"/>
-              </w:rPr>
-              <w:t xml:space="preserve">FB2-VER-TMS-000002</w:t>
-            </w:r>
-            <w:r>
-              <w:t xml:space="preserve"> </w:t>
-            </w:r>
-            <w:r>
-              <w:t xml:space="preserve">(</w:t>
-            </w:r>
-            <w:r>
-              <w:rPr>
-                <w:rStyle w:val="VerbatimChar"/>
-              </w:rPr>
-              <w:t xml:space="preserve">FB2-LNK-SAF-000016</w:t>
-            </w:r>
-            <w:r>
-              <w:t xml:space="preserve">,</w:t>
-            </w:r>
-            <w:r>
-              <w:t xml:space="preserve"> </w:t>
-            </w:r>
-            <w:r>
-              <w:rPr>
-                <w:rStyle w:val="VerbatimChar"/>
-              </w:rPr>
-              <w:t xml:space="preserve">FB2-LNK-SAF-000017</w:t>
-            </w:r>
-            <w:r>
-              <w:t xml:space="preserve">)</w:t>
-            </w:r>
-          </w:p>
-        </w:tc>
-        <w:tc>
-          <w:tcPr/>
-          <w:p>
-            <w:pPr>
-              <w:pStyle w:val="Compact"/>
-              <w:jc w:val="left"/>
-            </w:pPr>
-            <w:r>
-              <w:t xml:space="preserve">none recorded</w:t>
-            </w:r>
-          </w:p>
-        </w:tc>
-      </w:tr>
-    </w:tbl>
-    <w:bookmarkEnd w:id="40"/>
-    <w:bookmarkStart w:id="41" w:name="X7f7c1dc136b53ebff937497e3642b8ed21ce4e8"/>
-    <w:p>
-      <w:pPr>
-        <w:pStyle w:val="Heading3"/>
-      </w:pPr>
-      <w:r>
-        <w:t xml:space="preserve">Profile:</w:t>
-      </w:r>
-      <w:r>
-        <w:t xml:space="preserve"> </w:t>
-      </w:r>
-      <w:r>
-        <w:rPr>
-          <w:rStyle w:val="VerbatimChar"/>
-        </w:rPr>
-        <w:t xml:space="preserve">synthetic_reference</w:t>
-      </w:r>
-      <w:r>
-        <w:t xml:space="preserve"> </w:t>
-      </w:r>
-      <w:r>
-        <w:t xml:space="preserve">(test measures</w:t>
-      </w:r>
-      <w:r>
-        <w:t xml:space="preserve"> </w:t>
-      </w:r>
-      <w:r>
-        <w:rPr>
-          <w:rStyle w:val="VerbatimChar"/>
-        </w:rPr>
-        <w:t xml:space="preserve">synthetic_assumption</w:t>
-      </w:r>
-      <w:r>
-        <w:t xml:space="preserve">, executions</w:t>
-      </w:r>
-      <w:r>
-        <w:t xml:space="preserve"> </w:t>
-      </w:r>
-      <w:r>
-        <w:rPr>
-          <w:rStyle w:val="VerbatimChar"/>
-        </w:rPr>
-        <w:t xml:space="preserve">synthetic_fixture</w:t>
-      </w:r>
-      <w:r>
-        <w:t xml:space="preserve">)</w:t>
-      </w:r>
-    </w:p>
-    <w:tbl>
-      <w:tblPr>
-        <w:tblStyle w:val="Table"/>
-        <w:tblW w:type="pct" w:w="5000"/>
-        <w:jc w:val="left"/>
-        <w:tblLayout w:type="fixed"/>
-        <w:tblLook w:firstRow="1" w:lastRow="0" w:firstColumn="0" w:lastColumn="0" w:noHBand="0" w:noVBand="0" w:val="0020"/>
-      </w:tblPr>
-      <w:tblGrid>
-        <w:gridCol w:w="1980"/>
-        <w:gridCol w:w="1980"/>
-        <w:gridCol w:w="1980"/>
-        <w:gridCol w:w="1980"/>
-      </w:tblGrid>
-      <w:tr>
-        <w:trPr>
-          <w:tblHeader w:val="on"/>
-        </w:trPr>
-        <w:tc>
-          <w:tcPr/>
-          <w:p>
-            <w:pPr>
-              <w:pStyle w:val="Compact"/>
-              <w:jc w:val="left"/>
-            </w:pPr>
-            <w:r>
-              <w:t xml:space="preserve">Design</w:t>
-            </w:r>
-          </w:p>
-        </w:tc>
-        <w:tc>
-          <w:tcPr/>
-          <w:p>
-            <w:pPr>
-              <w:pStyle w:val="Compact"/>
-              <w:jc w:val="left"/>
-            </w:pPr>
-            <w:r>
-              <w:t xml:space="preserve">Parent SWR</w:t>
-            </w:r>
-          </w:p>
-        </w:tc>
-        <w:tc>
-          <w:tcPr/>
-          <w:p>
-            <w:pPr>
-              <w:pStyle w:val="Compact"/>
-              <w:jc w:val="left"/>
-            </w:pPr>
-            <w:r>
-              <w:t xml:space="preserve">Verifying test measure</w:t>
-            </w:r>
-          </w:p>
-        </w:tc>
-        <w:tc>
-          <w:tcPr/>
-          <w:p>
-            <w:pPr>
-              <w:pStyle w:val="Compact"/>
-              <w:jc w:val="left"/>
-            </w:pPr>
-            <w:r>
-              <w:t xml:space="preserve">Execution record</w:t>
-            </w:r>
-          </w:p>
-        </w:tc>
-      </w:tr>
-      <w:tr>
-        <w:tc>
-          <w:tcPr/>
-          <w:p>
-            <w:pPr>
-              <w:pStyle w:val="Compact"/>
-              <w:jc w:val="left"/>
-            </w:pPr>
-            <w:r>
-              <w:rPr>
-                <w:rStyle w:val="VerbatimChar"/>
-              </w:rPr>
-              <w:t xml:space="preserve">FB2-SW-DSN-000001</w:t>
-            </w:r>
-          </w:p>
-        </w:tc>
-        <w:tc>
-          <w:tcPr/>
-          <w:p>
-            <w:pPr>
-              <w:pStyle w:val="Compact"/>
-              <w:jc w:val="left"/>
-            </w:pPr>
-            <w:r>
-              <w:rPr>
-                <w:rStyle w:val="VerbatimChar"/>
-              </w:rPr>
-              <w:t xml:space="preserve">FB2-SW-SWR-000001</w:t>
-            </w:r>
-          </w:p>
-        </w:tc>
-        <w:tc>
-          <w:tcPr/>
-          <w:p>
-            <w:pPr>
-              <w:pStyle w:val="Compact"/>
-              <w:jc w:val="left"/>
-            </w:pPr>
-            <w:r>
-              <w:rPr>
-                <w:rStyle w:val="VerbatimChar"/>
-              </w:rPr>
-              <w:t xml:space="preserve">FB2-VER-TMS-000003</w:t>
-            </w:r>
-            <w:r>
-              <w:t xml:space="preserve"> </w:t>
-            </w:r>
-            <w:r>
-              <w:t xml:space="preserve">(</w:t>
-            </w:r>
-            <w:r>
-              <w:rPr>
-                <w:rStyle w:val="VerbatimChar"/>
-              </w:rPr>
-              <w:t xml:space="preserve">FB2-LNK-SAF-000026</w:t>
-            </w:r>
-            <w:r>
-              <w:t xml:space="preserve">,</w:t>
-            </w:r>
-            <w:r>
-              <w:t xml:space="preserve"> </w:t>
-            </w:r>
-            <w:r>
-              <w:rPr>
-                <w:rStyle w:val="VerbatimChar"/>
-              </w:rPr>
-              <w:t xml:space="preserve">FB2-LNK-SAF-000027</w:t>
-            </w:r>
-            <w:r>
-              <w:t xml:space="preserve">)</w:t>
-            </w:r>
-          </w:p>
-        </w:tc>
-        <w:tc>
-          <w:tcPr/>
-          <w:p>
-            <w:pPr>
-              <w:pStyle w:val="Compact"/>
-              <w:jc w:val="left"/>
-            </w:pPr>
-            <w:r>
-              <w:rPr>
-                <w:rStyle w:val="VerbatimChar"/>
-              </w:rPr>
-              <w:t xml:space="preserve">FB2-VER-EXE-000003</w:t>
-            </w:r>
-            <w:r>
-              <w:t xml:space="preserve"> </w:t>
-            </w:r>
-            <w:r>
-              <w:t xml:space="preserve">(</w:t>
-            </w:r>
-            <w:r>
-              <w:rPr>
-                <w:rStyle w:val="VerbatimChar"/>
-              </w:rPr>
-              <w:t xml:space="preserve">FB2-LNK-SAF-000035</w:t>
-            </w:r>
-            <w:r>
-              <w:t xml:space="preserve">),</w:t>
-            </w:r>
-            <w:r>
-              <w:t xml:space="preserve"> </w:t>
-            </w:r>
-            <w:r>
-              <w:rPr>
-                <w:rStyle w:val="VerbatimChar"/>
-              </w:rPr>
-              <w:t xml:space="preserve">synthetic_fixture</w:t>
-            </w:r>
-            <w:r>
-              <w:t xml:space="preserve">,</w:t>
-            </w:r>
-            <w:r>
-              <w:t xml:space="preserve"> </w:t>
-            </w:r>
-            <w:r>
-              <w:rPr>
-                <w:rStyle w:val="VerbatimChar"/>
-              </w:rPr>
-              <w:t xml:space="preserve">pass</w:t>
-            </w:r>
-          </w:p>
-        </w:tc>
-      </w:tr>
-      <w:tr>
-        <w:tc>
-          <w:tcPr/>
-          <w:p>
-            <w:pPr>
-              <w:pStyle w:val="Compact"/>
-              <w:jc w:val="left"/>
-            </w:pPr>
-            <w:r>
-              <w:rPr>
-                <w:rStyle w:val="VerbatimChar"/>
-              </w:rPr>
-              <w:t xml:space="preserve">FB2-SW-DSN-000002</w:t>
-            </w:r>
-          </w:p>
-        </w:tc>
-        <w:tc>
-          <w:tcPr/>
-          <w:p>
-            <w:pPr>
-              <w:pStyle w:val="Compact"/>
-              <w:jc w:val="left"/>
-            </w:pPr>
-            <w:r>
-              <w:rPr>
-                <w:rStyle w:val="VerbatimChar"/>
-              </w:rPr>
-              <w:t xml:space="preserve">FB2-SW-SWR-000002</w:t>
-            </w:r>
-          </w:p>
-        </w:tc>
-        <w:tc>
-          <w:tcPr/>
-          <w:p>
-            <w:pPr>
-              <w:pStyle w:val="Compact"/>
-              <w:jc w:val="left"/>
-            </w:pPr>
-            <w:r>
-              <w:rPr>
-                <w:rStyle w:val="VerbatimChar"/>
-              </w:rPr>
-              <w:t xml:space="preserve">FB2-VER-TMS-000001</w:t>
-            </w:r>
-            <w:r>
-              <w:t xml:space="preserve"> </w:t>
-            </w:r>
-            <w:r>
-              <w:t xml:space="preserve">(</w:t>
-            </w:r>
-            <w:r>
-              <w:rPr>
-                <w:rStyle w:val="VerbatimChar"/>
-              </w:rPr>
-              <w:t xml:space="preserve">FB2-LNK-SAF-000022</w:t>
-            </w:r>
-            <w:r>
-              <w:t xml:space="preserve">,</w:t>
-            </w:r>
-            <w:r>
-              <w:t xml:space="preserve"> </w:t>
-            </w:r>
-            <w:r>
-              <w:rPr>
-                <w:rStyle w:val="VerbatimChar"/>
-              </w:rPr>
-              <w:t xml:space="preserve">FB2-LNK-SAF-000023</w:t>
-            </w:r>
-            <w:r>
-              <w:t xml:space="preserve">)</w:t>
-            </w:r>
-          </w:p>
-        </w:tc>
-        <w:tc>
-          <w:tcPr/>
-          <w:p>
-            <w:pPr>
-              <w:pStyle w:val="Compact"/>
-              <w:jc w:val="left"/>
-            </w:pPr>
-            <w:r>
-              <w:rPr>
-                <w:rStyle w:val="VerbatimChar"/>
-              </w:rPr>
-              <w:t xml:space="preserve">FB2-VER-EXE-000001</w:t>
-            </w:r>
-            <w:r>
-              <w:t xml:space="preserve"> </w:t>
-            </w:r>
-            <w:r>
-              <w:t xml:space="preserve">(</w:t>
-            </w:r>
-            <w:r>
-              <w:rPr>
-                <w:rStyle w:val="VerbatimChar"/>
-              </w:rPr>
-              <w:t xml:space="preserve">FB2-LNK-SAF-000033</w:t>
-            </w:r>
-            <w:r>
-              <w:t xml:space="preserve">),</w:t>
-            </w:r>
-            <w:r>
-              <w:t xml:space="preserve"> </w:t>
-            </w:r>
-            <w:r>
-              <w:rPr>
-                <w:rStyle w:val="VerbatimChar"/>
-              </w:rPr>
-              <w:t xml:space="preserve">synthetic_fixture</w:t>
-            </w:r>
-            <w:r>
-              <w:t xml:space="preserve">,</w:t>
-            </w:r>
-            <w:r>
-              <w:t xml:space="preserve"> </w:t>
-            </w:r>
-            <w:r>
-              <w:rPr>
-                <w:rStyle w:val="VerbatimChar"/>
-              </w:rPr>
-              <w:t xml:space="preserve">pass</w:t>
-            </w:r>
-          </w:p>
-        </w:tc>
-      </w:tr>
-      <w:tr>
-        <w:tc>
-          <w:tcPr/>
-          <w:p>
-            <w:pPr>
-              <w:pStyle w:val="Compact"/>
-              <w:jc w:val="left"/>
-            </w:pPr>
-            <w:r>
-              <w:rPr>
-                <w:rStyle w:val="VerbatimChar"/>
-              </w:rPr>
-              <w:t xml:space="preserve">FB2-SW-DSN-000003</w:t>
-            </w:r>
-          </w:p>
-        </w:tc>
-        <w:tc>
-          <w:tcPr/>
-          <w:p>
-            <w:pPr>
-              <w:pStyle w:val="Compact"/>
-              <w:jc w:val="left"/>
-            </w:pPr>
-            <w:r>
-              <w:rPr>
-                <w:rStyle w:val="VerbatimChar"/>
-              </w:rPr>
-              <w:t xml:space="preserve">FB2-SW-SWR-000003</w:t>
-            </w:r>
-          </w:p>
-        </w:tc>
-        <w:tc>
-          <w:tcPr/>
-          <w:p>
-            <w:pPr>
-              <w:pStyle w:val="Compact"/>
-              <w:jc w:val="left"/>
-            </w:pPr>
-            <w:r>
-              <w:rPr>
-                <w:rStyle w:val="VerbatimChar"/>
-              </w:rPr>
-              <w:t xml:space="preserve">FB2-VER-TMS-000002</w:t>
-            </w:r>
-            <w:r>
-              <w:t xml:space="preserve"> </w:t>
-            </w:r>
-            <w:r>
-              <w:t xml:space="preserve">(</w:t>
-            </w:r>
-            <w:r>
-              <w:rPr>
-                <w:rStyle w:val="VerbatimChar"/>
-              </w:rPr>
-              <w:t xml:space="preserve">FB2-LNK-SAF-000024</w:t>
-            </w:r>
-            <w:r>
-              <w:t xml:space="preserve">,</w:t>
-            </w:r>
-            <w:r>
-              <w:t xml:space="preserve"> </w:t>
-            </w:r>
-            <w:r>
-              <w:rPr>
-                <w:rStyle w:val="VerbatimChar"/>
-              </w:rPr>
-              <w:t xml:space="preserve">FB2-LNK-SAF-000025</w:t>
-            </w:r>
-            <w:r>
-              <w:t xml:space="preserve">)</w:t>
-            </w:r>
-          </w:p>
-        </w:tc>
-        <w:tc>
-          <w:tcPr/>
-          <w:p>
-            <w:pPr>
-              <w:pStyle w:val="Compact"/>
-              <w:jc w:val="left"/>
-            </w:pPr>
-            <w:r>
-              <w:rPr>
-                <w:rStyle w:val="VerbatimChar"/>
-              </w:rPr>
-              <w:t xml:space="preserve">FB2-VER-EXE-000002</w:t>
-            </w:r>
-            <w:r>
-              <w:t xml:space="preserve"> </w:t>
-            </w:r>
-            <w:r>
-              <w:t xml:space="preserve">(</w:t>
-            </w:r>
-            <w:r>
-              <w:rPr>
-                <w:rStyle w:val="VerbatimChar"/>
-              </w:rPr>
-              <w:t xml:space="preserve">FB2-LNK-SAF-000034</w:t>
-            </w:r>
-            <w:r>
-              <w:t xml:space="preserve">),</w:t>
-            </w:r>
-            <w:r>
-              <w:t xml:space="preserve"> </w:t>
-            </w:r>
-            <w:r>
-              <w:rPr>
-                <w:rStyle w:val="VerbatimChar"/>
-              </w:rPr>
-              <w:t xml:space="preserve">synthetic_fixture</w:t>
-            </w:r>
-            <w:r>
-              <w:t xml:space="preserve">,</w:t>
-            </w:r>
-            <w:r>
-              <w:t xml:space="preserve"> </w:t>
-            </w:r>
-            <w:r>
-              <w:rPr>
-                <w:rStyle w:val="VerbatimChar"/>
-              </w:rPr>
-              <w:t xml:space="preserve">pass</w:t>
-            </w:r>
-          </w:p>
-        </w:tc>
-      </w:tr>
-    </w:tbl>
-    <w:bookmarkEnd w:id="41"/>
-    <w:bookmarkStart w:id="42" w:name="evidence-limits"/>
-    <w:p>
-      <w:pPr>
-        <w:pStyle w:val="Heading3"/>
-      </w:pPr>
-      <w:r>
-        <w:t xml:space="preserve">Evidence limits</w:t>
-      </w:r>
-    </w:p>
-    <w:p>
-      <w:pPr>
-        <w:pStyle w:val="Compact"/>
-        <w:numPr>
-          <w:ilvl w:val="0"/>
-          <w:numId w:val="1001"/>
-        </w:numPr>
-      </w:pPr>
-      <w:r>
-        <w:t xml:space="preserve">No</w:t>
-      </w:r>
-      <w:r>
-        <w:t xml:space="preserve"> </w:t>
-      </w:r>
-      <w:r>
-        <w:rPr>
-          <w:rStyle w:val="VerbatimChar"/>
-        </w:rPr>
-        <w:t xml:space="preserve">verifies</w:t>
-      </w:r>
-      <w:r>
-        <w:t xml:space="preserve"> </w:t>
-      </w:r>
-      <w:r>
-        <w:t xml:space="preserve">link targets a DSN directly; a</w:t>
-      </w:r>
-      <w:r>
-        <w:t xml:space="preserve"> </w:t>
-      </w:r>
-      <w:r>
-        <w:rPr>
-          <w:rStyle w:val="VerbatimChar"/>
-        </w:rPr>
-        <w:t xml:space="preserve">pass</w:t>
-      </w:r>
-      <w:r>
-        <w:t xml:space="preserve"> </w:t>
-      </w:r>
-      <w:r>
-        <w:t xml:space="preserve">on a test measure verifies the linked requirement, not the design document.</w:t>
-      </w:r>
-    </w:p>
-    <w:p>
-      <w:pPr>
-        <w:pStyle w:val="Compact"/>
-        <w:numPr>
-          <w:ilvl w:val="0"/>
-          <w:numId w:val="1001"/>
-        </w:numPr>
-      </w:pPr>
-      <w:r>
-        <w:rPr>
-          <w:rStyle w:val="VerbatimChar"/>
-        </w:rPr>
-        <w:t xml:space="preserve">synthetic_fixture</w:t>
-      </w:r>
-      <w:r>
-        <w:t xml:space="preserve"> </w:t>
-      </w:r>
-      <w:r>
-        <w:t xml:space="preserve">results demonstrate corpus structure only;</w:t>
-      </w:r>
-      <w:r>
-        <w:t xml:space="preserve"> </w:t>
-      </w:r>
-      <w:r>
-        <w:rPr>
-          <w:rStyle w:val="VerbatimChar"/>
-        </w:rPr>
-        <w:t xml:space="preserve">product_verification_credit</w:t>
-      </w:r>
-      <w:r>
-        <w:t xml:space="preserve"> </w:t>
-      </w:r>
-      <w:r>
-        <w:t xml:space="preserve">is</w:t>
-      </w:r>
-      <w:r>
-        <w:t xml:space="preserve"> </w:t>
-      </w:r>
-      <w:r>
-        <w:rPr>
-          <w:rStyle w:val="VerbatimChar"/>
-        </w:rPr>
-        <w:t xml:space="preserve">false</w:t>
-      </w:r>
-      <w:r>
-        <w:t xml:space="preserve">,</w:t>
-      </w:r>
-      <w:r>
-        <w:t xml:space="preserve"> </w:t>
-      </w:r>
-      <w:r>
-        <w:rPr>
-          <w:rStyle w:val="VerbatimChar"/>
-        </w:rPr>
-        <w:t xml:space="preserve">human_approval_status</w:t>
-      </w:r>
-      <w:r>
-        <w:t xml:space="preserve"> </w:t>
-      </w:r>
-      <w:r>
-        <w:t xml:space="preserve">is</w:t>
-      </w:r>
-      <w:r>
-        <w:t xml:space="preserve"> </w:t>
-      </w:r>
-      <w:r>
-        <w:rPr>
-          <w:rStyle w:val="VerbatimChar"/>
-        </w:rPr>
-        <w:t xml:space="preserve">pending</w:t>
-      </w:r>
-      <w:r>
-        <w:t xml:space="preserve">.</w:t>
-      </w:r>
-    </w:p>
-    <w:p>
-      <w:pPr>
-        <w:pStyle w:val="Compact"/>
-        <w:numPr>
-          <w:ilvl w:val="0"/>
-          <w:numId w:val="1001"/>
-        </w:numPr>
-      </w:pPr>
-      <w:r>
-        <w:t xml:space="preserve">In</w:t>
-      </w:r>
-      <w:r>
-        <w:t xml:space="preserve"> </w:t>
-      </w:r>
-      <w:r>
-        <w:rPr>
-          <w:rStyle w:val="VerbatimChar"/>
-        </w:rPr>
-        <w:t xml:space="preserve">as_is</w:t>
-      </w:r>
-      <w:r>
-        <w:t xml:space="preserve">,</w:t>
-      </w:r>
-      <w:r>
-        <w:t xml:space="preserve"> </w:t>
-      </w:r>
-      <w:r>
-        <w:rPr>
-          <w:rStyle w:val="VerbatimChar"/>
-        </w:rPr>
-        <w:t xml:space="preserve">FB2-VER-TMS-000002</w:t>
-      </w:r>
-      <w:r>
-        <w:t xml:space="preserve"> </w:t>
-      </w:r>
-      <w:r>
-        <w:t xml:space="preserve">and</w:t>
-      </w:r>
-      <w:r>
-        <w:t xml:space="preserve"> </w:t>
-      </w:r>
-      <w:r>
-        <w:rPr>
-          <w:rStyle w:val="VerbatimChar"/>
-        </w:rPr>
-        <w:t xml:space="preserve">FB2-VER-TMS-000003</w:t>
-      </w:r>
-      <w:r>
-        <w:t xml:space="preserve"> </w:t>
-      </w:r>
-      <w:r>
-        <w:t xml:space="preserve">have test-measure records but no execution records; the single</w:t>
-      </w:r>
-      <w:r>
-        <w:t xml:space="preserve"> </w:t>
-      </w:r>
-      <w:r>
-        <w:rPr>
-          <w:rStyle w:val="VerbatimChar"/>
-        </w:rPr>
-        <w:t xml:space="preserve">actual_host_run</w:t>
-      </w:r>
-      <w:r>
-        <w:t xml:space="preserve"> </w:t>
-      </w:r>
-      <w:r>
-        <w:t xml:space="preserve">pass (</w:t>
-      </w:r>
-      <w:r>
-        <w:rPr>
-          <w:rStyle w:val="VerbatimChar"/>
-        </w:rPr>
-        <w:t xml:space="preserve">FB2-VER-EXE-000001</w:t>
-      </w:r>
-      <w:r>
-        <w:t xml:space="preserve">) is not independently substantiated.</w:t>
-      </w:r>
-    </w:p>
-    <w:p>
-      <w:r>
-        <w:pict>
-          <v:rect style="width:0;height:1.5pt" o:hralign="center" o:hrstd="t" o:hr="t"/>
-        </w:pict>
-      </w:r>
-    </w:p>
-    <w:p>
-      <w:pPr>
-        <w:pStyle w:val="FirstParagraph"/>
-      </w:pPr>
-      <w:r>
-        <w:rPr>
-          <w:i/>
-          <w:iCs/>
-        </w:rPr>
-        <w:t xml:space="preserve">Generated: 2026-09-13T15:17:46Z — auto-generated from the machine-verifiable corpus. Regenerate with</w:t>
-      </w:r>
-      <w:r>
-        <w:rPr>
-          <w:i/>
-          <w:iCs/>
-        </w:rPr>
-        <w:t xml:space="preserve"> </w:t>
-      </w:r>
-      <w:r>
-        <w:rPr>
-          <w:rStyle w:val="VerbatimChar"/>
-          <w:i/>
-          <w:iCs/>
-        </w:rPr>
-        <w:t xml:space="preserve">python3 docs/artifacts/tools/render_spec_documents.py</w:t>
-      </w:r>
-      <w:r>
-        <w:rPr>
-          <w:i/>
-          <w:iCs/>
-        </w:rPr>
-        <w:t xml:space="preserve">.</w:t>
-      </w:r>
-    </w:p>
-    <w:bookmarkEnd w:id="42"/>
-    <w:bookmarkEnd w:id="43"/>
-    <w:bookmarkEnd w:id="44"/>
     <w:sectPr/>
   </w:body>
 </w:document>
@@ -7878,87 +5832,8 @@
       </w:pPr>
     </w:lvl>
   </w:abstractNum>
-  <w:abstractNum w:abstractNumId="991">
-    <w:nsid w:val="0000A991"/>
-    <w:multiLevelType w:val="multilevel"/>
-    <w:lvl w:ilvl="0">
-      <w:numFmt w:val="bullet"/>
-      <w:lvlText w:val="•"/>
-      <w:lvlJc w:val="left"/>
-      <w:pPr>
-        <w:ind w:left="720" w:hanging="480"/>
-      </w:pPr>
-    </w:lvl>
-    <w:lvl w:ilvl="1">
-      <w:numFmt w:val="bullet"/>
-      <w:lvlText w:val="–"/>
-      <w:lvlJc w:val="left"/>
-      <w:pPr>
-        <w:ind w:left="1440" w:hanging="480"/>
-      </w:pPr>
-    </w:lvl>
-    <w:lvl w:ilvl="2">
-      <w:numFmt w:val="bullet"/>
-      <w:lvlText w:val="•"/>
-      <w:lvlJc w:val="left"/>
-      <w:pPr>
-        <w:ind w:left="2160" w:hanging="480"/>
-      </w:pPr>
-    </w:lvl>
-    <w:lvl w:ilvl="3">
-      <w:numFmt w:val="bullet"/>
-      <w:lvlText w:val="–"/>
-      <w:lvlJc w:val="left"/>
-      <w:pPr>
-        <w:ind w:left="2880" w:hanging="480"/>
-      </w:pPr>
-    </w:lvl>
-    <w:lvl w:ilvl="4">
-      <w:numFmt w:val="bullet"/>
-      <w:lvlText w:val="•"/>
-      <w:lvlJc w:val="left"/>
-      <w:pPr>
-        <w:ind w:left="3600" w:hanging="480"/>
-      </w:pPr>
-    </w:lvl>
-    <w:lvl w:ilvl="5">
-      <w:numFmt w:val="bullet"/>
-      <w:lvlText w:val="–"/>
-      <w:lvlJc w:val="left"/>
-      <w:pPr>
-        <w:ind w:left="4320" w:hanging="480"/>
-      </w:pPr>
-    </w:lvl>
-    <w:lvl w:ilvl="6">
-      <w:numFmt w:val="bullet"/>
-      <w:lvlText w:val="•"/>
-      <w:lvlJc w:val="left"/>
-      <w:pPr>
-        <w:ind w:left="5040" w:hanging="480"/>
-      </w:pPr>
-    </w:lvl>
-    <w:lvl w:ilvl="7">
-      <w:numFmt w:val="bullet"/>
-      <w:lvlText w:val="–"/>
-      <w:lvlJc w:val="left"/>
-      <w:pPr>
-        <w:ind w:left="5760" w:hanging="480"/>
-      </w:pPr>
-    </w:lvl>
-    <w:lvl w:ilvl="8">
-      <w:numFmt w:val="bullet"/>
-      <w:lvlText w:val="•"/>
-      <w:lvlJc w:val="left"/>
-      <w:pPr>
-        <w:ind w:left="6480" w:hanging="480"/>
-      </w:pPr>
-    </w:lvl>
-  </w:abstractNum>
   <w:num w:numId="1000">
     <w:abstractNumId w:val="990"/>
-  </w:num>
-  <w:num w:numId="1001">
-    <w:abstractNumId w:val="991"/>
   </w:num>
 </w:numbering>
 </file>

--- a/docs/artifacts/spec-documents/05-software-architecture-specification.docx
+++ b/docs/artifacts/spec-documents/05-software-architecture-specification.docx
@@ -316,7 +316,7 @@
               <w:jc w:val="left"/>
             </w:pPr>
             <w:r>
-              <w:t xml:space="preserve">2026-09-29T10:08:35Z</w:t>
+              <w:t xml:space="preserve">2026-09-29T12:17:43Z</w:t>
             </w:r>
           </w:p>
         </w:tc>
@@ -4758,6 +4758,42 @@
         <w:rPr>
           <w:rStyle w:val="VerbatimChar"/>
         </w:rPr>
+        <w:t xml:space="preserve">    "FB2-SW-SWR-000001" --&gt; "FB2-SYS-SYR-000001"</w:t>
+      </w:r>
+      <w:r>
+        <w:br/>
+      </w:r>
+      <w:r>
+        <w:rPr>
+          <w:rStyle w:val="VerbatimChar"/>
+        </w:rPr>
+        <w:t xml:space="preserve">    "FB2-SW-SWR-000001" --&gt; "FB2-SYS-SYR-000002"</w:t>
+      </w:r>
+      <w:r>
+        <w:br/>
+      </w:r>
+      <w:r>
+        <w:rPr>
+          <w:rStyle w:val="VerbatimChar"/>
+        </w:rPr>
+        <w:t xml:space="preserve">    "FB2-SW-SWR-000001" --&gt; "FB2-SYS-SYR-000006"</w:t>
+      </w:r>
+      <w:r>
+        <w:br/>
+      </w:r>
+      <w:r>
+        <w:rPr>
+          <w:rStyle w:val="VerbatimChar"/>
+        </w:rPr>
+        <w:t xml:space="preserve">    "FB2-SW-SWR-000001" --&gt; "FB2-SYS-SYR-000007"</w:t>
+      </w:r>
+      <w:r>
+        <w:br/>
+      </w:r>
+      <w:r>
+        <w:rPr>
+          <w:rStyle w:val="VerbatimChar"/>
+        </w:rPr>
         <w:t xml:space="preserve">    "FB2-SW-SWR-000002" --&gt; "FB2-SAF-FSR-000002"</w:t>
       </w:r>
       <w:r>
@@ -4767,7 +4803,43 @@
         <w:rPr>
           <w:rStyle w:val="VerbatimChar"/>
         </w:rPr>
+        <w:t xml:space="preserve">    "FB2-SW-SWR-000002" --&gt; "FB2-SYS-SYR-000002"</w:t>
+      </w:r>
+      <w:r>
+        <w:br/>
+      </w:r>
+      <w:r>
+        <w:rPr>
+          <w:rStyle w:val="VerbatimChar"/>
+        </w:rPr>
         <w:t xml:space="preserve">    "FB2-SW-SWR-000003" --&gt; "FB2-SAF-FSR-000003"</w:t>
+      </w:r>
+      <w:r>
+        <w:br/>
+      </w:r>
+      <w:r>
+        <w:rPr>
+          <w:rStyle w:val="VerbatimChar"/>
+        </w:rPr>
+        <w:t xml:space="preserve">    "FB2-SW-SWR-000003" --&gt; "FB2-SYS-SYR-000003"</w:t>
+      </w:r>
+      <w:r>
+        <w:br/>
+      </w:r>
+      <w:r>
+        <w:rPr>
+          <w:rStyle w:val="VerbatimChar"/>
+        </w:rPr>
+        <w:t xml:space="preserve">    "FB2-SW-SWR-000003" --&gt; "FB2-SYS-SYR-000004"</w:t>
+      </w:r>
+      <w:r>
+        <w:br/>
+      </w:r>
+      <w:r>
+        <w:rPr>
+          <w:rStyle w:val="VerbatimChar"/>
+        </w:rPr>
+        <w:t xml:space="preserve">    "FB2-SW-SWR-000003" --&gt; "FB2-SYS-SYR-000008"</w:t>
       </w:r>
       <w:r>
         <w:br/>
@@ -5698,7 +5770,7 @@
           <w:i/>
           <w:iCs/>
         </w:rPr>
-        <w:t xml:space="preserve">Generated: 2026-09-29T10:08:35Z — auto-generated from the machine-verifiable corpus. Regenerate with</w:t>
+        <w:t xml:space="preserve">Generated: 2026-09-29T12:17:43Z — auto-generated from the machine-verifiable corpus. Regenerate with</w:t>
       </w:r>
       <w:r>
         <w:rPr>

--- a/docs/artifacts/spec-documents/05-software-architecture-specification.docx
+++ b/docs/artifacts/spec-documents/05-software-architecture-specification.docx
@@ -316,7 +316,7 @@
               <w:jc w:val="left"/>
             </w:pPr>
             <w:r>
-              <w:t xml:space="preserve">2026-09-29T12:17:43Z</w:t>
+              <w:t xml:space="preserve">2026-09-29T14:03:49Z</w:t>
             </w:r>
           </w:p>
         </w:tc>
@@ -5670,7 +5670,7 @@
         <w:rPr>
           <w:rStyle w:val="VerbatimChar"/>
         </w:rPr>
-        <w:t xml:space="preserve">    T_margin_ms["margin_ms&lt;br/&gt;20 ms"]</w:t>
+        <w:t xml:space="preserve">    T_margin_ms["margin_ms&lt;br/&gt;15 ms"]</w:t>
       </w:r>
       <w:r>
         <w:br/>
@@ -5770,7 +5770,7 @@
           <w:i/>
           <w:iCs/>
         </w:rPr>
-        <w:t xml:space="preserve">Generated: 2026-09-29T12:17:43Z — auto-generated from the machine-verifiable corpus. Regenerate with</w:t>
+        <w:t xml:space="preserve">Generated: 2026-09-29T14:03:49Z — auto-generated from the machine-verifiable corpus. Regenerate with</w:t>
       </w:r>
       <w:r>
         <w:rPr>

--- a/docs/artifacts/spec-documents/05-software-architecture-specification.docx
+++ b/docs/artifacts/spec-documents/05-software-architecture-specification.docx
@@ -316,7 +316,7 @@
               <w:jc w:val="left"/>
             </w:pPr>
             <w:r>
-              <w:t xml:space="preserve">2026-09-29T14:03:49Z</w:t>
+              <w:t xml:space="preserve">2026-09-29T17:10:59Z</w:t>
             </w:r>
           </w:p>
         </w:tc>
@@ -5770,7 +5770,7 @@
           <w:i/>
           <w:iCs/>
         </w:rPr>
-        <w:t xml:space="preserve">Generated: 2026-09-29T14:03:49Z — auto-generated from the machine-verifiable corpus. Regenerate with</w:t>
+        <w:t xml:space="preserve">Generated: 2026-09-29T17:10:59Z — auto-generated from the machine-verifiable corpus. Regenerate with</w:t>
       </w:r>
       <w:r>
         <w:rPr>

--- a/docs/artifacts/spec-documents/05-software-architecture-specification.docx
+++ b/docs/artifacts/spec-documents/05-software-architecture-specification.docx
@@ -23,7 +23,7 @@
         <w:pStyle w:val="Date"/>
       </w:pPr>
       <w:r>
-        <w:t xml:space="preserve">2026-09-29</w:t>
+        <w:t xml:space="preserve">2026-09-30</w:t>
       </w:r>
     </w:p>
     <w:sdt>
@@ -316,7 +316,7 @@
               <w:jc w:val="left"/>
             </w:pPr>
             <w:r>
-              <w:t xml:space="preserve">2026-09-29T17:10:59Z</w:t>
+              <w:t xml:space="preserve">2026-09-30T01:21:29Z</w:t>
             </w:r>
           </w:p>
         </w:tc>
@@ -5770,7 +5770,7 @@
           <w:i/>
           <w:iCs/>
         </w:rPr>
-        <w:t xml:space="preserve">Generated: 2026-09-29T17:10:59Z — auto-generated from the machine-verifiable corpus. Regenerate with</w:t>
+        <w:t xml:space="preserve">Generated: 2026-09-30T01:21:29Z — auto-generated from the machine-verifiable corpus. Regenerate with</w:t>
       </w:r>
       <w:r>
         <w:rPr>

--- a/docs/artifacts/spec-documents/05-software-architecture-specification.docx
+++ b/docs/artifacts/spec-documents/05-software-architecture-specification.docx
@@ -23,7 +23,7 @@
         <w:pStyle w:val="Date"/>
       </w:pPr>
       <w:r>
-        <w:t xml:space="preserve">2026-09-30</w:t>
+        <w:t xml:space="preserve">2026-10-01</w:t>
       </w:r>
     </w:p>
     <w:sdt>
@@ -316,7 +316,7 @@
               <w:jc w:val="left"/>
             </w:pPr>
             <w:r>
-              <w:t xml:space="preserve">2026-09-30T01:21:29Z</w:t>
+              <w:t xml:space="preserve">2026-10-01T05:09:49Z</w:t>
             </w:r>
           </w:p>
         </w:tc>
@@ -4013,6 +4013,15 @@
         <w:rPr>
           <w:rStyle w:val="VerbatimChar"/>
         </w:rPr>
+        <w:t xml:space="preserve">    "FB2-SW-SWR-000001" --&gt; "FB2-SW-DSN-000001"</w:t>
+      </w:r>
+      <w:r>
+        <w:br/>
+      </w:r>
+      <w:r>
+        <w:rPr>
+          <w:rStyle w:val="VerbatimChar"/>
+        </w:rPr>
         <w:t xml:space="preserve">    "FB2-SW-SWR-000002" --&gt; "FB2-SAF-FSR-000002"</w:t>
       </w:r>
       <w:r>
@@ -4022,6 +4031,15 @@
         <w:rPr>
           <w:rStyle w:val="VerbatimChar"/>
         </w:rPr>
+        <w:t xml:space="preserve">    "FB2-SW-SWR-000002" --&gt; "FB2-SW-DSN-000002"</w:t>
+      </w:r>
+      <w:r>
+        <w:br/>
+      </w:r>
+      <w:r>
+        <w:rPr>
+          <w:rStyle w:val="VerbatimChar"/>
+        </w:rPr>
         <w:t xml:space="preserve">    "FB2-SW-SWR-000003" --&gt; "FB2-SAF-FSR-000003"</w:t>
       </w:r>
       <w:r>
@@ -4031,25 +4049,61 @@
         <w:rPr>
           <w:rStyle w:val="VerbatimChar"/>
         </w:rPr>
-        <w:t xml:space="preserve">    "FB2-SW-DSN-000001" -.implements.-&gt; "FB2-SW-SWR-000001"</w:t>
-      </w:r>
-      <w:r>
-        <w:br/>
-      </w:r>
-      <w:r>
-        <w:rPr>
-          <w:rStyle w:val="VerbatimChar"/>
-        </w:rPr>
-        <w:t xml:space="preserve">    "FB2-SW-DSN-000002" -.implements.-&gt; "FB2-SW-SWR-000002"</w:t>
-      </w:r>
-      <w:r>
-        <w:br/>
-      </w:r>
-      <w:r>
-        <w:rPr>
-          <w:rStyle w:val="VerbatimChar"/>
-        </w:rPr>
-        <w:t xml:space="preserve">    "FB2-SW-DSN-000003" -.implements.-&gt; "FB2-SW-SWR-000003"</w:t>
+        <w:t xml:space="preserve">    "FB2-SW-SWR-000003" --&gt; "FB2-SW-DSN-000003"</w:t>
+      </w:r>
+      <w:r>
+        <w:br/>
+      </w:r>
+      <w:r>
+        <w:rPr>
+          <w:rStyle w:val="VerbatimChar"/>
+        </w:rPr>
+        <w:t xml:space="preserve">    "FB2-SW-IMP-000001" -.implements.-&gt; "FB2-SW-DSN-000001"</w:t>
+      </w:r>
+      <w:r>
+        <w:br/>
+      </w:r>
+      <w:r>
+        <w:rPr>
+          <w:rStyle w:val="VerbatimChar"/>
+        </w:rPr>
+        <w:t xml:space="preserve">    "FB2-SW-IMP-000001" -.implements.-&gt; "FB2-SW-SWR-000001"</w:t>
+      </w:r>
+      <w:r>
+        <w:br/>
+      </w:r>
+      <w:r>
+        <w:rPr>
+          <w:rStyle w:val="VerbatimChar"/>
+        </w:rPr>
+        <w:t xml:space="preserve">    "FB2-SW-IMP-000002" -.implements.-&gt; "FB2-SW-DSN-000002"</w:t>
+      </w:r>
+      <w:r>
+        <w:br/>
+      </w:r>
+      <w:r>
+        <w:rPr>
+          <w:rStyle w:val="VerbatimChar"/>
+        </w:rPr>
+        <w:t xml:space="preserve">    "FB2-SW-IMP-000002" -.implements.-&gt; "FB2-SW-SWR-000002"</w:t>
+      </w:r>
+      <w:r>
+        <w:br/>
+      </w:r>
+      <w:r>
+        <w:rPr>
+          <w:rStyle w:val="VerbatimChar"/>
+        </w:rPr>
+        <w:t xml:space="preserve">    "FB2-SW-IMP-000003" -.implements.-&gt; "FB2-SW-DSN-000003"</w:t>
+      </w:r>
+      <w:r>
+        <w:br/>
+      </w:r>
+      <w:r>
+        <w:rPr>
+          <w:rStyle w:val="VerbatimChar"/>
+        </w:rPr>
+        <w:t xml:space="preserve">    "FB2-SW-IMP-000003" -.implements.-&gt; "FB2-SW-SWR-000003"</w:t>
       </w:r>
     </w:p>
     <w:bookmarkEnd w:id="28"/>
@@ -4758,6 +4812,15 @@
         <w:rPr>
           <w:rStyle w:val="VerbatimChar"/>
         </w:rPr>
+        <w:t xml:space="preserve">    "FB2-SW-SWR-000001" --&gt; "FB2-SW-DSN-000001"</w:t>
+      </w:r>
+      <w:r>
+        <w:br/>
+      </w:r>
+      <w:r>
+        <w:rPr>
+          <w:rStyle w:val="VerbatimChar"/>
+        </w:rPr>
         <w:t xml:space="preserve">    "FB2-SW-SWR-000001" --&gt; "FB2-SYS-SYR-000001"</w:t>
       </w:r>
       <w:r>
@@ -4803,6 +4866,15 @@
         <w:rPr>
           <w:rStyle w:val="VerbatimChar"/>
         </w:rPr>
+        <w:t xml:space="preserve">    "FB2-SW-SWR-000002" --&gt; "FB2-SW-DSN-000002"</w:t>
+      </w:r>
+      <w:r>
+        <w:br/>
+      </w:r>
+      <w:r>
+        <w:rPr>
+          <w:rStyle w:val="VerbatimChar"/>
+        </w:rPr>
         <w:t xml:space="preserve">    "FB2-SW-SWR-000002" --&gt; "FB2-SYS-SYR-000002"</w:t>
       </w:r>
       <w:r>
@@ -4821,6 +4893,15 @@
         <w:rPr>
           <w:rStyle w:val="VerbatimChar"/>
         </w:rPr>
+        <w:t xml:space="preserve">    "FB2-SW-SWR-000003" --&gt; "FB2-SW-DSN-000003"</w:t>
+      </w:r>
+      <w:r>
+        <w:br/>
+      </w:r>
+      <w:r>
+        <w:rPr>
+          <w:rStyle w:val="VerbatimChar"/>
+        </w:rPr>
         <w:t xml:space="preserve">    "FB2-SW-SWR-000003" --&gt; "FB2-SYS-SYR-000003"</w:t>
       </w:r>
       <w:r>
@@ -4848,25 +4929,61 @@
         <w:rPr>
           <w:rStyle w:val="VerbatimChar"/>
         </w:rPr>
-        <w:t xml:space="preserve">    "FB2-SW-DSN-000001" -.implements.-&gt; "FB2-SW-SWR-000001"</w:t>
-      </w:r>
-      <w:r>
-        <w:br/>
-      </w:r>
-      <w:r>
-        <w:rPr>
-          <w:rStyle w:val="VerbatimChar"/>
-        </w:rPr>
-        <w:t xml:space="preserve">    "FB2-SW-DSN-000002" -.implements.-&gt; "FB2-SW-SWR-000002"</w:t>
-      </w:r>
-      <w:r>
-        <w:br/>
-      </w:r>
-      <w:r>
-        <w:rPr>
-          <w:rStyle w:val="VerbatimChar"/>
-        </w:rPr>
-        <w:t xml:space="preserve">    "FB2-SW-DSN-000003" -.implements.-&gt; "FB2-SW-SWR-000003"</w:t>
+        <w:t xml:space="preserve">    "FB2-SW-IMP-000001" -.implements.-&gt; "FB2-SW-DSN-000001"</w:t>
+      </w:r>
+      <w:r>
+        <w:br/>
+      </w:r>
+      <w:r>
+        <w:rPr>
+          <w:rStyle w:val="VerbatimChar"/>
+        </w:rPr>
+        <w:t xml:space="preserve">    "FB2-SW-IMP-000001" -.implements.-&gt; "FB2-SW-SWR-000001"</w:t>
+      </w:r>
+      <w:r>
+        <w:br/>
+      </w:r>
+      <w:r>
+        <w:rPr>
+          <w:rStyle w:val="VerbatimChar"/>
+        </w:rPr>
+        <w:t xml:space="preserve">    "FB2-SW-IMP-000002" -.implements.-&gt; "FB2-SW-DSN-000002"</w:t>
+      </w:r>
+      <w:r>
+        <w:br/>
+      </w:r>
+      <w:r>
+        <w:rPr>
+          <w:rStyle w:val="VerbatimChar"/>
+        </w:rPr>
+        <w:t xml:space="preserve">    "FB2-SW-IMP-000002" -.implements.-&gt; "FB2-SW-SWR-000002"</w:t>
+      </w:r>
+      <w:r>
+        <w:br/>
+      </w:r>
+      <w:r>
+        <w:rPr>
+          <w:rStyle w:val="VerbatimChar"/>
+        </w:rPr>
+        <w:t xml:space="preserve">    "FB2-SW-IMP-000003" -.implements.-&gt; "FB2-SW-DSN-000003"</w:t>
+      </w:r>
+      <w:r>
+        <w:br/>
+      </w:r>
+      <w:r>
+        <w:rPr>
+          <w:rStyle w:val="VerbatimChar"/>
+        </w:rPr>
+        <w:t xml:space="preserve">    "FB2-SW-IMP-000003" -.implements.-&gt; "FB2-SW-SWR-000003"</w:t>
+      </w:r>
+      <w:r>
+        <w:br/>
+      </w:r>
+      <w:r>
+        <w:rPr>
+          <w:rStyle w:val="VerbatimChar"/>
+        </w:rPr>
+        <w:t xml:space="preserve">    "FB2-SW-IMP-000004" -.implements.-&gt; "FB2-SYS-SYR-000007"</w:t>
       </w:r>
     </w:p>
     <w:bookmarkEnd w:id="33"/>
@@ -5770,7 +5887,7 @@
           <w:i/>
           <w:iCs/>
         </w:rPr>
-        <w:t xml:space="preserve">Generated: 2026-09-30T01:21:29Z — auto-generated from the machine-verifiable corpus. Regenerate with</w:t>
+        <w:t xml:space="preserve">Generated: 2026-10-01T05:09:49Z — auto-generated from the machine-verifiable corpus. Regenerate with</w:t>
       </w:r>
       <w:r>
         <w:rPr>

--- a/docs/artifacts/spec-documents/05-software-architecture-specification.docx
+++ b/docs/artifacts/spec-documents/05-software-architecture-specification.docx
@@ -52,7 +52,7 @@
         </w:p>
       </w:sdtContent>
     </w:sdt>
-    <w:bookmarkStart w:id="39" w:name="X5d1db1a34f2c413076fe94e7bae38df641a2ff3"/>
+    <w:bookmarkStart w:id="42" w:name="X5d1db1a34f2c413076fe94e7bae38df641a2ff3"/>
     <w:p>
       <w:pPr>
         <w:pStyle w:val="Heading1"/>
@@ -316,7 +316,7 @@
               <w:jc w:val="left"/>
             </w:pPr>
             <w:r>
-              <w:t xml:space="preserve">2026-10-01T05:09:49Z</w:t>
+              <w:t xml:space="preserve">2026-10-01T13:26:59Z</w:t>
             </w:r>
           </w:p>
         </w:tc>
@@ -4738,7 +4738,7 @@
     </w:p>
     <w:bookmarkEnd w:id="31"/>
     <w:bookmarkEnd w:id="32"/>
-    <w:bookmarkStart w:id="38" w:name="X2d35205fe8961a311cd3e1eecf3ffedd520d91d"/>
+    <w:bookmarkStart w:id="41" w:name="X2d35205fe8961a311cd3e1eecf3ffedd520d91d"/>
     <w:p>
       <w:pPr>
         <w:pStyle w:val="Heading2"/>
@@ -4947,6 +4947,15 @@
         <w:rPr>
           <w:rStyle w:val="VerbatimChar"/>
         </w:rPr>
+        <w:t xml:space="preserve">    "FB2-SW-IMP-000001" -.implements.-&gt; "FB2-SW-DSN-000004"</w:t>
+      </w:r>
+      <w:r>
+        <w:br/>
+      </w:r>
+      <w:r>
+        <w:rPr>
+          <w:rStyle w:val="VerbatimChar"/>
+        </w:rPr>
         <w:t xml:space="preserve">    "FB2-SW-IMP-000002" -.implements.-&gt; "FB2-SW-DSN-000002"</w:t>
       </w:r>
       <w:r>
@@ -4965,6 +4974,15 @@
         <w:rPr>
           <w:rStyle w:val="VerbatimChar"/>
         </w:rPr>
+        <w:t xml:space="preserve">    "FB2-SW-IMP-000002" -.implements.-&gt; "FB2-SW-DSN-000005"</w:t>
+      </w:r>
+      <w:r>
+        <w:br/>
+      </w:r>
+      <w:r>
+        <w:rPr>
+          <w:rStyle w:val="VerbatimChar"/>
+        </w:rPr>
         <w:t xml:space="preserve">    "FB2-SW-IMP-000003" -.implements.-&gt; "FB2-SW-DSN-000003"</w:t>
       </w:r>
       <w:r>
@@ -4975,6 +4993,15 @@
           <w:rStyle w:val="VerbatimChar"/>
         </w:rPr>
         <w:t xml:space="preserve">    "FB2-SW-IMP-000003" -.implements.-&gt; "FB2-SW-SWR-000003"</w:t>
+      </w:r>
+      <w:r>
+        <w:br/>
+      </w:r>
+      <w:r>
+        <w:rPr>
+          <w:rStyle w:val="VerbatimChar"/>
+        </w:rPr>
+        <w:t xml:space="preserve">    "FB2-SW-IMP-000003" -.implements.-&gt; "FB2-SW-DSN-000006"</w:t>
       </w:r>
       <w:r>
         <w:br/>
@@ -5617,13 +5644,22 @@
       </w:r>
     </w:p>
     <w:bookmarkEnd w:id="36"/>
-    <w:bookmarkStart w:id="37" w:name="taskthread-timing-context"/>
+    <w:bookmarkStart w:id="37" w:name="dynamic-viewpoint-fb2-sw-dsn-000004"/>
     <w:p>
       <w:pPr>
         <w:pStyle w:val="Heading3"/>
       </w:pPr>
       <w:r>
-        <w:t xml:space="preserve">Task/Thread Timing Context</w:t>
+        <w:t xml:space="preserve">Dynamic Viewpoint —</w:t>
+      </w:r>
+      <w:r>
+        <w:t xml:space="preserve"> </w:t>
+      </w:r>
+      <w:r>
+        <w:rPr>
+          <w:rStyle w:val="VerbatimChar"/>
+        </w:rPr>
+        <w:t xml:space="preserve">FB2-SW-DSN-000004</w:t>
       </w:r>
     </w:p>
     <w:p>
@@ -5638,7 +5674,7 @@
         <w:t xml:space="preserve">Caption</w:t>
       </w:r>
       <w:r>
-        <w:t xml:space="preserve">: Timing budget elements (from</w:t>
+        <w:t xml:space="preserve">: State machine of</w:t>
       </w:r>
       <w:r>
         <w:t xml:space="preserve"> </w:t>
@@ -5647,10 +5683,28 @@
         <w:rPr>
           <w:rStyle w:val="VerbatimChar"/>
         </w:rPr>
-        <w:t xml:space="preserve">FB2-SAF-SGO-000001</w:t>
-      </w:r>
-      <w:r>
-        <w:t xml:space="preserve">) as scheduling context.</w:t>
+        <w:t xml:space="preserve">FB2-SW-DSN-000004</w:t>
+      </w:r>
+      <w:r>
+        <w:t xml:space="preserve"> </w:t>
+      </w:r>
+      <w:r>
+        <w:t xml:space="preserve">from</w:t>
+      </w:r>
+      <w:r>
+        <w:t xml:space="preserve"> </w:t>
+      </w:r>
+      <w:r>
+        <w:rPr>
+          <w:rStyle w:val="VerbatimChar"/>
+        </w:rPr>
+        <w:t xml:space="preserve">behavior_model</w:t>
+      </w:r>
+      <w:r>
+        <w:t xml:space="preserve"> </w:t>
+      </w:r>
+      <w:r>
+        <w:t xml:space="preserve">(state_machine).</w:t>
       </w:r>
     </w:p>
     <w:p>
@@ -5661,221 +5715,422 @@
         <w:rPr>
           <w:rStyle w:val="VerbatimChar"/>
         </w:rPr>
-        <w:t xml:space="preserve">flowchart LR</w:t>
-      </w:r>
-      <w:r>
-        <w:br/>
-      </w:r>
-      <w:r>
-        <w:rPr>
-          <w:rStyle w:val="VerbatimChar"/>
-        </w:rPr>
-        <w:t xml:space="preserve">    CHAIN["Protection chain"]</w:t>
-      </w:r>
-      <w:r>
-        <w:br/>
-      </w:r>
-      <w:r>
-        <w:rPr>
-          <w:rStyle w:val="VerbatimChar"/>
-        </w:rPr>
-        <w:t xml:space="preserve">    T_afe_acquisition_ms["afe_acquisition_ms&lt;br/&gt;25 ms"]</w:t>
-      </w:r>
-      <w:r>
-        <w:br/>
-      </w:r>
-      <w:r>
-        <w:rPr>
-          <w:rStyle w:val="VerbatimChar"/>
-        </w:rPr>
-        <w:t xml:space="preserve">    T_afe_acquisition_ms --&gt; CHAIN</w:t>
-      </w:r>
-      <w:r>
-        <w:br/>
-      </w:r>
-      <w:r>
-        <w:rPr>
-          <w:rStyle w:val="VerbatimChar"/>
-        </w:rPr>
-        <w:t xml:space="preserve">    T_contactor_command_ms["contactor_command_ms&lt;br/&gt;5 ms"]</w:t>
-      </w:r>
-      <w:r>
-        <w:br/>
-      </w:r>
-      <w:r>
-        <w:rPr>
-          <w:rStyle w:val="VerbatimChar"/>
-        </w:rPr>
-        <w:t xml:space="preserve">    T_contactor_command_ms --&gt; CHAIN</w:t>
-      </w:r>
-      <w:r>
-        <w:br/>
-      </w:r>
-      <w:r>
-        <w:rPr>
-          <w:rStyle w:val="VerbatimChar"/>
-        </w:rPr>
-        <w:t xml:space="preserve">    T_contactor_mechanical_ms["contactor_mechanical_ms&lt;br/&gt;30 ms"]</w:t>
-      </w:r>
-      <w:r>
-        <w:br/>
-      </w:r>
-      <w:r>
-        <w:rPr>
-          <w:rStyle w:val="VerbatimChar"/>
-        </w:rPr>
-        <w:t xml:space="preserve">    T_contactor_mechanical_ms --&gt; CHAIN</w:t>
-      </w:r>
-      <w:r>
-        <w:br/>
-      </w:r>
-      <w:r>
-        <w:rPr>
-          <w:rStyle w:val="VerbatimChar"/>
-        </w:rPr>
-        <w:t xml:space="preserve">    T_database_publish_ms["database_publish_ms&lt;br/&gt;3 ms"]</w:t>
-      </w:r>
-      <w:r>
-        <w:br/>
-      </w:r>
-      <w:r>
-        <w:rPr>
-          <w:rStyle w:val="VerbatimChar"/>
-        </w:rPr>
-        <w:t xml:space="preserve">    T_database_publish_ms --&gt; CHAIN</w:t>
-      </w:r>
-      <w:r>
-        <w:br/>
-      </w:r>
-      <w:r>
-        <w:rPr>
-          <w:rStyle w:val="VerbatimChar"/>
-        </w:rPr>
-        <w:t xml:space="preserve">    T_fault_classification_ms["fault_classification_ms&lt;br/&gt;2 ms"]</w:t>
-      </w:r>
-      <w:r>
-        <w:br/>
-      </w:r>
-      <w:r>
-        <w:rPr>
-          <w:rStyle w:val="VerbatimChar"/>
-        </w:rPr>
-        <w:t xml:space="preserve">    T_fault_classification_ms --&gt; CHAIN</w:t>
-      </w:r>
-      <w:r>
-        <w:br/>
-      </w:r>
-      <w:r>
-        <w:rPr>
-          <w:rStyle w:val="VerbatimChar"/>
-        </w:rPr>
-        <w:t xml:space="preserve">    T_feedback_verification_ms["feedback_verification_ms&lt;br/&gt;5 ms"]</w:t>
-      </w:r>
-      <w:r>
-        <w:br/>
-      </w:r>
-      <w:r>
-        <w:rPr>
-          <w:rStyle w:val="VerbatimChar"/>
-        </w:rPr>
-        <w:t xml:space="preserve">    T_feedback_verification_ms --&gt; CHAIN</w:t>
-      </w:r>
-      <w:r>
-        <w:br/>
-      </w:r>
-      <w:r>
-        <w:rPr>
-          <w:rStyle w:val="VerbatimChar"/>
-        </w:rPr>
-        <w:t xml:space="preserve">    T_margin_ms["margin_ms&lt;br/&gt;15 ms"]</w:t>
-      </w:r>
-      <w:r>
-        <w:br/>
-      </w:r>
-      <w:r>
-        <w:rPr>
-          <w:rStyle w:val="VerbatimChar"/>
-        </w:rPr>
-        <w:t xml:space="preserve">    T_margin_ms --&gt; CHAIN</w:t>
-      </w:r>
-      <w:r>
-        <w:br/>
-      </w:r>
-      <w:r>
-        <w:rPr>
-          <w:rStyle w:val="VerbatimChar"/>
-        </w:rPr>
-        <w:t xml:space="preserve">    T_pec_validation_ms["pec_validation_ms&lt;br/&gt;2 ms"]</w:t>
-      </w:r>
-      <w:r>
-        <w:br/>
-      </w:r>
-      <w:r>
-        <w:rPr>
-          <w:rStyle w:val="VerbatimChar"/>
-        </w:rPr>
-        <w:t xml:space="preserve">    T_pec_validation_ms --&gt; CHAIN</w:t>
-      </w:r>
-      <w:r>
-        <w:br/>
-      </w:r>
-      <w:r>
-        <w:rPr>
-          <w:rStyle w:val="VerbatimChar"/>
-        </w:rPr>
-        <w:t xml:space="preserve">    T_soa_limit_check_ms["soa_limit_check_ms&lt;br/&gt;5 ms"]</w:t>
-      </w:r>
-      <w:r>
-        <w:br/>
-      </w:r>
-      <w:r>
-        <w:rPr>
-          <w:rStyle w:val="VerbatimChar"/>
-        </w:rPr>
-        <w:t xml:space="preserve">    T_soa_limit_check_ms --&gt; CHAIN</w:t>
-      </w:r>
-      <w:r>
-        <w:br/>
-      </w:r>
-      <w:r>
-        <w:rPr>
-          <w:rStyle w:val="VerbatimChar"/>
-        </w:rPr>
-        <w:t xml:space="preserve">    T_spi_transfer_ms["spi_transfer_ms&lt;br/&gt;5 ms"]</w:t>
-      </w:r>
-      <w:r>
-        <w:br/>
-      </w:r>
-      <w:r>
-        <w:rPr>
-          <w:rStyle w:val="VerbatimChar"/>
-        </w:rPr>
-        <w:t xml:space="preserve">    T_spi_transfer_ms --&gt; CHAIN</w:t>
-      </w:r>
-      <w:r>
-        <w:br/>
-      </w:r>
-      <w:r>
-        <w:rPr>
-          <w:rStyle w:val="VerbatimChar"/>
-        </w:rPr>
-        <w:t xml:space="preserve">    T_sys_state_transition_ms["sys_state_transition_ms&lt;br/&gt;3 ms"]</w:t>
-      </w:r>
-      <w:r>
-        <w:br/>
-      </w:r>
-      <w:r>
-        <w:rPr>
-          <w:rStyle w:val="VerbatimChar"/>
-        </w:rPr>
-        <w:t xml:space="preserve">    T_sys_state_transition_ms --&gt; CHAIN</w:t>
+        <w:t xml:space="preserve">stateDiagram-v2</w:t>
+      </w:r>
+      <w:r>
+        <w:br/>
+      </w:r>
+      <w:r>
+        <w:rPr>
+          <w:rStyle w:val="VerbatimChar"/>
+        </w:rPr>
+        <w:t xml:space="preserve">    [*] --&gt; LTC_STATEMACH_UNINITIALIZED</w:t>
+      </w:r>
+      <w:r>
+        <w:br/>
+      </w:r>
+      <w:r>
+        <w:rPr>
+          <w:rStyle w:val="VerbatimChar"/>
+        </w:rPr>
+        <w:t xml:space="preserve">    LTC_STATEMACH_UNINITIALIZED --&gt; LTC_STATEMACH_INITIALIZATION : LTC_Trigger entry with substat...</w:t>
+      </w:r>
+      <w:r>
+        <w:br/>
+      </w:r>
+      <w:r>
+        <w:rPr>
+          <w:rStyle w:val="VerbatimChar"/>
+        </w:rPr>
+        <w:t xml:space="preserve">    LTC_STATEMACH_INITIALIZATION --&gt; LTC_STATEMACH_INITIALIZATION : LTC_CHECK_INITIALIZATION</w:t>
+      </w:r>
+      <w:r>
+        <w:br/>
+      </w:r>
+      <w:r>
+        <w:rPr>
+          <w:rStyle w:val="VerbatimChar"/>
+        </w:rPr>
+        <w:t xml:space="preserve">    LTC_STATEMACH_INITIALIZATION --&gt; LTC_STATEMACH_INITIALIZATION : LTC_EXIT_INITIALIZATION</w:t>
+      </w:r>
+      <w:r>
+        <w:br/>
+      </w:r>
+      <w:r>
+        <w:rPr>
+          <w:rStyle w:val="VerbatimChar"/>
+        </w:rPr>
+        <w:t xml:space="preserve">    any state with a non-STD_OK operation result --&gt; LTC_STATEMACH_ERROR_SPIFAILED : LTC_CondBasedStateTransition w...</w:t>
+      </w:r>
+      <w:r>
+        <w:br/>
+      </w:r>
+      <w:r>
+        <w:rPr>
+          <w:rStyle w:val="VerbatimChar"/>
+        </w:rPr>
+        <w:t xml:space="preserve">    any state with a STD_OK operation result --&gt; caller-supplied state_ok : LTC_CondBasedStateTransition w...</w:t>
+      </w:r>
+      <w:r>
+        <w:br/>
+      </w:r>
+      <w:r>
+        <w:rPr>
+          <w:rStyle w:val="VerbatimChar"/>
+        </w:rPr>
+        <w:t xml:space="preserve">    LTC_STATEMACH_MEASCYCLE_FINISHED --&gt; LTC_STATEMACH_IDLE : completion of a measurement cy...</w:t>
+      </w:r>
+      <w:r>
+        <w:br/>
+      </w:r>
+      <w:r>
+        <w:rPr>
+          <w:rStyle w:val="VerbatimChar"/>
+        </w:rPr>
+        <w:t xml:space="preserve">    any state, on every LTC_Trigger entry --&gt; unchanged : entry-time timer gate</w:t>
+      </w:r>
+      <w:r>
+        <w:br/>
+      </w:r>
+      <w:r>
+        <w:rPr>
+          <w:rStyle w:val="VerbatimChar"/>
+        </w:rPr>
+        <w:t xml:space="preserve">    LTC_STATEMACH_UNINITIALIZED</w:t>
+      </w:r>
+      <w:r>
+        <w:br/>
+      </w:r>
+      <w:r>
+        <w:rPr>
+          <w:rStyle w:val="VerbatimChar"/>
+        </w:rPr>
+        <w:t xml:space="preserve">    LTC_STATEMACH_INITIALIZATION</w:t>
+      </w:r>
+      <w:r>
+        <w:br/>
+      </w:r>
+      <w:r>
+        <w:rPr>
+          <w:rStyle w:val="VerbatimChar"/>
+        </w:rPr>
+        <w:t xml:space="preserve">    LTC_STATEMACH_REINIT</w:t>
+      </w:r>
+      <w:r>
+        <w:br/>
+      </w:r>
+      <w:r>
+        <w:rPr>
+          <w:rStyle w:val="VerbatimChar"/>
+        </w:rPr>
+        <w:t xml:space="preserve">    LTC_STATEMACH_INITIALIZED</w:t>
+      </w:r>
+      <w:r>
+        <w:br/>
+      </w:r>
+      <w:r>
+        <w:rPr>
+          <w:rStyle w:val="VerbatimChar"/>
+        </w:rPr>
+        <w:t xml:space="preserve">    LTC_STATEMACH_IDLE</w:t>
+      </w:r>
+      <w:r>
+        <w:br/>
+      </w:r>
+      <w:r>
+        <w:rPr>
+          <w:rStyle w:val="VerbatimChar"/>
+        </w:rPr>
+        <w:t xml:space="preserve">    LTC_STATEMACH_STARTMEAS</w:t>
+      </w:r>
+      <w:r>
+        <w:br/>
+      </w:r>
+      <w:r>
+        <w:rPr>
+          <w:rStyle w:val="VerbatimChar"/>
+        </w:rPr>
+        <w:t xml:space="preserve">    LTC_STATEMACH_READVOLTAGE</w:t>
+      </w:r>
+      <w:r>
+        <w:br/>
+      </w:r>
+      <w:r>
+        <w:rPr>
+          <w:rStyle w:val="VerbatimChar"/>
+        </w:rPr>
+        <w:t xml:space="preserve">    LTC_STATEMACH_MUXMEASUREMENT</w:t>
+      </w:r>
+      <w:r>
+        <w:br/>
+      </w:r>
+      <w:r>
+        <w:rPr>
+          <w:rStyle w:val="VerbatimChar"/>
+        </w:rPr>
+        <w:t xml:space="preserve">    LTC_STATEMACH_MUXMEASUREMENT_FINISHED</w:t>
+      </w:r>
+      <w:r>
+        <w:br/>
+      </w:r>
+      <w:r>
+        <w:rPr>
+          <w:rStyle w:val="VerbatimChar"/>
+        </w:rPr>
+        <w:t xml:space="preserve">    LTC_STATEMACH_BALANCE_CONTROL</w:t>
+      </w:r>
+      <w:r>
+        <w:br/>
+      </w:r>
+      <w:r>
+        <w:rPr>
+          <w:rStyle w:val="VerbatimChar"/>
+        </w:rPr>
+        <w:t xml:space="preserve">    LTC_STATEMACH_ALL_GPIO_MEASUREMENT</w:t>
+      </w:r>
+      <w:r>
+        <w:br/>
+      </w:r>
+      <w:r>
+        <w:rPr>
+          <w:rStyle w:val="VerbatimChar"/>
+        </w:rPr>
+        <w:t xml:space="preserve">    LTC_STATEMACH_READALLGPIO</w:t>
+      </w:r>
+      <w:r>
+        <w:br/>
+      </w:r>
+      <w:r>
+        <w:rPr>
+          <w:rStyle w:val="VerbatimChar"/>
+        </w:rPr>
+        <w:t xml:space="preserve">    LTC_STATEMACH_READVOLTAGE_2CELLS</w:t>
+      </w:r>
+      <w:r>
+        <w:br/>
+      </w:r>
+      <w:r>
+        <w:rPr>
+          <w:rStyle w:val="VerbatimChar"/>
+        </w:rPr>
+        <w:t xml:space="preserve">    LTC_STATEMACH_STARTMEAS_2CELLS</w:t>
+      </w:r>
+      <w:r>
+        <w:br/>
+      </w:r>
+      <w:r>
+        <w:rPr>
+          <w:rStyle w:val="VerbatimChar"/>
+        </w:rPr>
+        <w:t xml:space="preserve">    LTC_STATEMACH_USER_IO_CONTROL</w:t>
+      </w:r>
+      <w:r>
+        <w:br/>
+      </w:r>
+      <w:r>
+        <w:rPr>
+          <w:rStyle w:val="VerbatimChar"/>
+        </w:rPr>
+        <w:t xml:space="preserve">    LTC_STATEMACH_USER_IO_FEEDBACK</w:t>
+      </w:r>
+      <w:r>
+        <w:br/>
+      </w:r>
+      <w:r>
+        <w:rPr>
+          <w:rStyle w:val="VerbatimChar"/>
+        </w:rPr>
+        <w:t xml:space="preserve">    LTC_STATEMACH_EEPROM_READ</w:t>
+      </w:r>
+      <w:r>
+        <w:br/>
+      </w:r>
+      <w:r>
+        <w:rPr>
+          <w:rStyle w:val="VerbatimChar"/>
+        </w:rPr>
+        <w:t xml:space="preserve">    LTC_STATEMACH_EEPROM_WRITE</w:t>
+      </w:r>
+      <w:r>
+        <w:br/>
+      </w:r>
+      <w:r>
+        <w:rPr>
+          <w:rStyle w:val="VerbatimChar"/>
+        </w:rPr>
+        <w:t xml:space="preserve">    LTC_STATEMACH_TEMP_SENS_READ</w:t>
+      </w:r>
+      <w:r>
+        <w:br/>
+      </w:r>
+      <w:r>
+        <w:rPr>
+          <w:rStyle w:val="VerbatimChar"/>
+        </w:rPr>
+        <w:t xml:space="preserve">    LTC_STATEMACH_BALANCE_FEEDBACK</w:t>
+      </w:r>
+      <w:r>
+        <w:br/>
+      </w:r>
+      <w:r>
+        <w:rPr>
+          <w:rStyle w:val="VerbatimChar"/>
+        </w:rPr>
+        <w:t xml:space="preserve">    LTC_STATEMACH_OPENWIRE_CHECK</w:t>
+      </w:r>
+      <w:r>
+        <w:br/>
+      </w:r>
+      <w:r>
+        <w:rPr>
+          <w:rStyle w:val="VerbatimChar"/>
+        </w:rPr>
+        <w:t xml:space="preserve">    LTC_STATEMACH_DEVICE_PARAMETER</w:t>
+      </w:r>
+      <w:r>
+        <w:br/>
+      </w:r>
+      <w:r>
+        <w:rPr>
+          <w:rStyle w:val="VerbatimChar"/>
+        </w:rPr>
+        <w:t xml:space="preserve">    LTC_STATEMACH_ADC_ACCURACY</w:t>
+      </w:r>
+      <w:r>
+        <w:br/>
+      </w:r>
+      <w:r>
+        <w:rPr>
+          <w:rStyle w:val="VerbatimChar"/>
+        </w:rPr>
+        <w:t xml:space="preserve">    LTC_STATEMACH_DIGITAL_FILTER</w:t>
+      </w:r>
+      <w:r>
+        <w:br/>
+      </w:r>
+      <w:r>
+        <w:rPr>
+          <w:rStyle w:val="VerbatimChar"/>
+        </w:rPr>
+        <w:t xml:space="preserve">    LTC_STATEMACH_VOLTAGE_MEASURE_SUM_OF_CELLS</w:t>
+      </w:r>
+      <w:r>
+        <w:br/>
+      </w:r>
+      <w:r>
+        <w:rPr>
+          <w:rStyle w:val="VerbatimChar"/>
+        </w:rPr>
+        <w:t xml:space="preserve">    LTC_STATEMACH_EEPROM_READ_UID</w:t>
+      </w:r>
+      <w:r>
+        <w:br/>
+      </w:r>
+      <w:r>
+        <w:rPr>
+          <w:rStyle w:val="VerbatimChar"/>
+        </w:rPr>
+        <w:t xml:space="preserve">    LTC_STATEMACH_USER_IO_CONTROL_TI</w:t>
+      </w:r>
+      <w:r>
+        <w:br/>
+      </w:r>
+      <w:r>
+        <w:rPr>
+          <w:rStyle w:val="VerbatimChar"/>
+        </w:rPr>
+        <w:t xml:space="preserve">    LTC_STATEMACH_USER_IO_FEEDBACK_TI</w:t>
+      </w:r>
+      <w:r>
+        <w:br/>
+      </w:r>
+      <w:r>
+        <w:rPr>
+          <w:rStyle w:val="VerbatimChar"/>
+        </w:rPr>
+        <w:t xml:space="preserve">    LTC_STATEMACH_STARTMEAS_CONTINUE</w:t>
+      </w:r>
+      <w:r>
+        <w:br/>
+      </w:r>
+      <w:r>
+        <w:rPr>
+          <w:rStyle w:val="VerbatimChar"/>
+        </w:rPr>
+        <w:t xml:space="preserve">    LTC_STATEMACH_MEASCYCLE_FINISHED</w:t>
+      </w:r>
+      <w:r>
+        <w:br/>
+      </w:r>
+      <w:r>
+        <w:rPr>
+          <w:rStyle w:val="VerbatimChar"/>
+        </w:rPr>
+        <w:t xml:space="preserve">    LTC_STATEMACH_UNDEFINED</w:t>
+      </w:r>
+      <w:r>
+        <w:br/>
+      </w:r>
+      <w:r>
+        <w:rPr>
+          <w:rStyle w:val="VerbatimChar"/>
+        </w:rPr>
+        <w:t xml:space="preserve">    LTC_STATEMACH_RESERVED1</w:t>
+      </w:r>
+      <w:r>
+        <w:br/>
+      </w:r>
+      <w:r>
+        <w:rPr>
+          <w:rStyle w:val="VerbatimChar"/>
+        </w:rPr>
+        <w:t xml:space="preserve">    LTC_STATEMACH_ERROR_SPIFAILED</w:t>
+      </w:r>
+      <w:r>
+        <w:br/>
+      </w:r>
+      <w:r>
+        <w:rPr>
+          <w:rStyle w:val="VerbatimChar"/>
+        </w:rPr>
+        <w:t xml:space="preserve">    LTC_STATEMACH_ERROR_PEC_FAILED</w:t>
+      </w:r>
+      <w:r>
+        <w:br/>
+      </w:r>
+      <w:r>
+        <w:rPr>
+          <w:rStyle w:val="VerbatimChar"/>
+        </w:rPr>
+        <w:t xml:space="preserve">    LTC_STATEMACH_ERROR_MULTIPLEXER_FAILED</w:t>
+      </w:r>
+      <w:r>
+        <w:br/>
+      </w:r>
+      <w:r>
+        <w:rPr>
+          <w:rStyle w:val="VerbatimChar"/>
+        </w:rPr>
+        <w:t xml:space="preserve">    LTC_STATEMACH_ERROR_INITIALIZATION</w:t>
       </w:r>
     </w:p>
+    <w:bookmarkEnd w:id="37"/>
+    <w:bookmarkStart w:id="38" w:name="dynamic-viewpoint-fb2-sw-dsn-000005"/>
     <w:p>
-      <w:r>
-        <w:pict>
-          <v:rect style="width:0;height:1.5pt" o:hralign="center" o:hrstd="t" o:hr="t"/>
-        </w:pict>
+      <w:pPr>
+        <w:pStyle w:val="Heading3"/>
+      </w:pPr>
+      <w:r>
+        <w:t xml:space="preserve">Dynamic Viewpoint —</w:t>
+      </w:r>
+      <w:r>
+        <w:t xml:space="preserve"> </w:t>
+      </w:r>
+      <w:r>
+        <w:rPr>
+          <w:rStyle w:val="VerbatimChar"/>
+        </w:rPr>
+        <w:t xml:space="preserve">FB2-SW-DSN-000005</w:t>
       </w:r>
     </w:p>
     <w:p>
@@ -5884,10 +6139,718 @@
       </w:pPr>
       <w:r>
         <w:rPr>
+          <w:b/>
+          <w:bCs/>
+        </w:rPr>
+        <w:t xml:space="preserve">Caption</w:t>
+      </w:r>
+      <w:r>
+        <w:t xml:space="preserve">: State machine of</w:t>
+      </w:r>
+      <w:r>
+        <w:t xml:space="preserve"> </w:t>
+      </w:r>
+      <w:r>
+        <w:rPr>
+          <w:rStyle w:val="VerbatimChar"/>
+        </w:rPr>
+        <w:t xml:space="preserve">FB2-SW-DSN-000005</w:t>
+      </w:r>
+      <w:r>
+        <w:t xml:space="preserve"> </w:t>
+      </w:r>
+      <w:r>
+        <w:t xml:space="preserve">from</w:t>
+      </w:r>
+      <w:r>
+        <w:t xml:space="preserve"> </w:t>
+      </w:r>
+      <w:r>
+        <w:rPr>
+          <w:rStyle w:val="VerbatimChar"/>
+        </w:rPr>
+        <w:t xml:space="preserve">behavior_model</w:t>
+      </w:r>
+      <w:r>
+        <w:t xml:space="preserve"> </w:t>
+      </w:r>
+      <w:r>
+        <w:t xml:space="preserve">(combination).</w:t>
+      </w:r>
+    </w:p>
+    <w:p>
+      <w:pPr>
+        <w:pStyle w:val="SourceCode"/>
+      </w:pPr>
+      <w:r>
+        <w:rPr>
+          <w:rStyle w:val="VerbatimChar"/>
+        </w:rPr>
+        <w:t xml:space="preserve">stateDiagram-v2</w:t>
+      </w:r>
+      <w:r>
+        <w:br/>
+      </w:r>
+      <w:r>
+        <w:rPr>
+          <w:rStyle w:val="VerbatimChar"/>
+        </w:rPr>
+        <w:t xml:space="preserve">    [*] --&gt; string voltage evaluated</w:t>
+      </w:r>
+      <w:r>
+        <w:br/>
+      </w:r>
+      <w:r>
+        <w:rPr>
+          <w:rStyle w:val="VerbatimChar"/>
+        </w:rPr>
+        <w:t xml:space="preserve">    string voltage evaluated --&gt; string voltage evaluated : maximumCellVoltage_mV &gt;= BC_VO...</w:t>
+      </w:r>
+      <w:r>
+        <w:br/>
+      </w:r>
+      <w:r>
+        <w:rPr>
+          <w:rStyle w:val="VerbatimChar"/>
+        </w:rPr>
+        <w:t xml:space="preserve">    string voltage evaluated --&gt; string voltage evaluated : maximumCellVoltage_mV &lt; BC_VOL...</w:t>
+      </w:r>
+      <w:r>
+        <w:br/>
+      </w:r>
+      <w:r>
+        <w:rPr>
+          <w:rStyle w:val="VerbatimChar"/>
+        </w:rPr>
+        <w:t xml:space="preserve">    string voltage evaluated --&gt; string voltage evaluated : minimumCellVoltage_mV &lt;= BC_VO...</w:t>
+      </w:r>
+      <w:r>
+        <w:br/>
+      </w:r>
+      <w:r>
+        <w:rPr>
+          <w:rStyle w:val="VerbatimChar"/>
+        </w:rPr>
+        <w:t xml:space="preserve">    string voltage evaluated --&gt; string voltage evaluated : minimumCellVoltage_mV &lt;= BC_VO...</w:t>
+      </w:r>
+      <w:r>
+        <w:br/>
+      </w:r>
+      <w:r>
+        <w:rPr>
+          <w:rStyle w:val="VerbatimChar"/>
+        </w:rPr>
+        <w:t xml:space="preserve">    string temperature evaluated against the discharge limit set --&gt; string temperature evaluated against the charge limit set : BMS_GetCurrentFlowDirection(st...</w:t>
+      </w:r>
+      <w:r>
+        <w:br/>
+      </w:r>
+      <w:r>
+        <w:rPr>
+          <w:rStyle w:val="VerbatimChar"/>
+        </w:rPr>
+        <w:t xml:space="preserve">    string current valid and evaluated --&gt; string current valid and evaluated : SOA_IsStringCurrentLimitViolat...</w:t>
+      </w:r>
+      <w:r>
+        <w:br/>
+      </w:r>
+      <w:r>
+        <w:rPr>
+          <w:rStyle w:val="VerbatimChar"/>
+        </w:rPr>
+        <w:t xml:space="preserve">    string current valid and evaluated --&gt; string current valid and evaluated : SOA_IsCurrentOnOpenString(curr...</w:t>
+      </w:r>
+      <w:r>
+        <w:br/>
+      </w:r>
+      <w:r>
+        <w:rPr>
+          <w:rStyle w:val="VerbatimChar"/>
+        </w:rPr>
+        <w:t xml:space="preserve">    string current invalid and skipped --&gt; pack current valid and evaluated : end of the string loop</w:t>
+      </w:r>
+      <w:r>
+        <w:br/>
+      </w:r>
+      <w:r>
+        <w:rPr>
+          <w:rStyle w:val="VerbatimChar"/>
+        </w:rPr>
+        <w:t xml:space="preserve">    any state --&gt; slave temperature not evaluated : BMS_Trigger calls SOA_CheckSla...</w:t>
+      </w:r>
+      <w:r>
+        <w:br/>
+      </w:r>
+      <w:r>
+        <w:rPr>
+          <w:rStyle w:val="VerbatimChar"/>
+        </w:rPr>
+        <w:t xml:space="preserve">    string voltage evaluated</w:t>
+      </w:r>
+      <w:r>
+        <w:br/>
+      </w:r>
+      <w:r>
+        <w:rPr>
+          <w:rStyle w:val="VerbatimChar"/>
+        </w:rPr>
+        <w:t xml:space="preserve">    string temperature evaluated against the discharge limit set</w:t>
+      </w:r>
+      <w:r>
+        <w:br/>
+      </w:r>
+      <w:r>
+        <w:rPr>
+          <w:rStyle w:val="VerbatimChar"/>
+        </w:rPr>
+        <w:t xml:space="preserve">    string temperature evaluated against the charge limit set</w:t>
+      </w:r>
+      <w:r>
+        <w:br/>
+      </w:r>
+      <w:r>
+        <w:rPr>
+          <w:rStyle w:val="VerbatimChar"/>
+        </w:rPr>
+        <w:t xml:space="preserve">    string current valid and evaluated</w:t>
+      </w:r>
+      <w:r>
+        <w:br/>
+      </w:r>
+      <w:r>
+        <w:rPr>
+          <w:rStyle w:val="VerbatimChar"/>
+        </w:rPr>
+        <w:t xml:space="preserve">    string current invalid and skipped</w:t>
+      </w:r>
+      <w:r>
+        <w:br/>
+      </w:r>
+      <w:r>
+        <w:rPr>
+          <w:rStyle w:val="VerbatimChar"/>
+        </w:rPr>
+        <w:t xml:space="preserve">    pack current valid and evaluated</w:t>
+      </w:r>
+      <w:r>
+        <w:br/>
+      </w:r>
+      <w:r>
+        <w:rPr>
+          <w:rStyle w:val="VerbatimChar"/>
+        </w:rPr>
+        <w:t xml:space="preserve">    pack current invalid and skipped</w:t>
+      </w:r>
+      <w:r>
+        <w:br/>
+      </w:r>
+      <w:r>
+        <w:rPr>
+          <w:rStyle w:val="VerbatimChar"/>
+        </w:rPr>
+        <w:t xml:space="preserve">    current direction unresolved at rest and exempt from all current limits</w:t>
+      </w:r>
+      <w:r>
+        <w:br/>
+      </w:r>
+      <w:r>
+        <w:rPr>
+          <w:rStyle w:val="VerbatimChar"/>
+        </w:rPr>
+        <w:t xml:space="preserve">    slave temperature not evaluated</w:t>
+      </w:r>
+    </w:p>
+    <w:bookmarkEnd w:id="38"/>
+    <w:bookmarkStart w:id="39" w:name="dynamic-viewpoint-fb2-sw-dsn-000006"/>
+    <w:p>
+      <w:pPr>
+        <w:pStyle w:val="Heading3"/>
+      </w:pPr>
+      <w:r>
+        <w:t xml:space="preserve">Dynamic Viewpoint —</w:t>
+      </w:r>
+      <w:r>
+        <w:t xml:space="preserve"> </w:t>
+      </w:r>
+      <w:r>
+        <w:rPr>
+          <w:rStyle w:val="VerbatimChar"/>
+        </w:rPr>
+        <w:t xml:space="preserve">FB2-SW-DSN-000006</w:t>
+      </w:r>
+    </w:p>
+    <w:p>
+      <w:pPr>
+        <w:pStyle w:val="FirstParagraph"/>
+      </w:pPr>
+      <w:r>
+        <w:rPr>
+          <w:b/>
+          <w:bCs/>
+        </w:rPr>
+        <w:t xml:space="preserve">Caption</w:t>
+      </w:r>
+      <w:r>
+        <w:t xml:space="preserve">: State machine of</w:t>
+      </w:r>
+      <w:r>
+        <w:t xml:space="preserve"> </w:t>
+      </w:r>
+      <w:r>
+        <w:rPr>
+          <w:rStyle w:val="VerbatimChar"/>
+        </w:rPr>
+        <w:t xml:space="preserve">FB2-SW-DSN-000006</w:t>
+      </w:r>
+      <w:r>
+        <w:t xml:space="preserve"> </w:t>
+      </w:r>
+      <w:r>
+        <w:t xml:space="preserve">from</w:t>
+      </w:r>
+      <w:r>
+        <w:t xml:space="preserve"> </w:t>
+      </w:r>
+      <w:r>
+        <w:rPr>
+          <w:rStyle w:val="VerbatimChar"/>
+        </w:rPr>
+        <w:t xml:space="preserve">behavior_model</w:t>
+      </w:r>
+      <w:r>
+        <w:t xml:space="preserve"> </w:t>
+      </w:r>
+      <w:r>
+        <w:t xml:space="preserve">(combination).</w:t>
+      </w:r>
+    </w:p>
+    <w:p>
+      <w:pPr>
+        <w:pStyle w:val="SourceCode"/>
+      </w:pPr>
+      <w:r>
+        <w:rPr>
+          <w:rStyle w:val="VerbatimChar"/>
+        </w:rPr>
+        <w:t xml:space="preserve">stateDiagram-v2</w:t>
+      </w:r>
+      <w:r>
+        <w:br/>
+      </w:r>
+      <w:r>
+        <w:rPr>
+          <w:rStyle w:val="VerbatimChar"/>
+        </w:rPr>
+        <w:t xml:space="preserve">    [*] --&gt; command recorded, feedback not yet sampled</w:t>
+      </w:r>
+      <w:r>
+        <w:br/>
+      </w:r>
+      <w:r>
+        <w:rPr>
+          <w:rStyle w:val="VerbatimChar"/>
+        </w:rPr>
+        <w:t xml:space="preserve">    command recorded, feedback not yet sampled --&gt; command recorded, feedback sampled and matching : CONT_OpenContactor or CONT_Clo...</w:t>
+      </w:r>
+      <w:r>
+        <w:br/>
+      </w:r>
+      <w:r>
+        <w:rPr>
+          <w:rStyle w:val="VerbatimChar"/>
+        </w:rPr>
+        <w:t xml:space="preserve">    command recorded, feedback not yet sampled --&gt; command recorded, feedback sampled and mismatching : CONT_OpenContactor or CONT_Clo...</w:t>
+      </w:r>
+      <w:r>
+        <w:br/>
+      </w:r>
+      <w:r>
+        <w:rPr>
+          <w:rStyle w:val="VerbatimChar"/>
+        </w:rPr>
+        <w:t xml:space="preserve">    any state --&gt; contactor configured without feedback : CONT_GetFeedbackOfAllContactor...</w:t>
+      </w:r>
+      <w:r>
+        <w:br/>
+      </w:r>
+      <w:r>
+        <w:rPr>
+          <w:rStyle w:val="VerbatimChar"/>
+        </w:rPr>
+        <w:t xml:space="preserve">    no registry entry matched the request --&gt; no registry entry matched the request : the linear scan over BS_NR_OF_...</w:t>
+      </w:r>
+      <w:r>
+        <w:br/>
+      </w:r>
+      <w:r>
+        <w:rPr>
+          <w:rStyle w:val="VerbatimChar"/>
+        </w:rPr>
+        <w:t xml:space="preserve">    string without a precharge contactor --&gt; string without a precharge contactor : CONT_ClosePrecharge or CONT_Op...</w:t>
+      </w:r>
+      <w:r>
+        <w:br/>
+      </w:r>
+      <w:r>
+        <w:rPr>
+          <w:rStyle w:val="VerbatimChar"/>
+        </w:rPr>
+        <w:t xml:space="preserve">    any state --&gt; command recorded, feedback not yet sampled : CONT_OpenAllContactors from th...</w:t>
+      </w:r>
+      <w:r>
+        <w:br/>
+      </w:r>
+      <w:r>
+        <w:rPr>
+          <w:rStyle w:val="VerbatimChar"/>
+        </w:rPr>
+        <w:t xml:space="preserve">    registry unvalidated --&gt; registry validated : CONT_Initialize calls the regi...</w:t>
+      </w:r>
+      <w:r>
+        <w:br/>
+      </w:r>
+      <w:r>
+        <w:rPr>
+          <w:rStyle w:val="VerbatimChar"/>
+        </w:rPr>
+        <w:t xml:space="preserve">    command recorded, feedback not yet sampled</w:t>
+      </w:r>
+      <w:r>
+        <w:br/>
+      </w:r>
+      <w:r>
+        <w:rPr>
+          <w:rStyle w:val="VerbatimChar"/>
+        </w:rPr>
+        <w:t xml:space="preserve">    command recorded, feedback sampled and matching</w:t>
+      </w:r>
+      <w:r>
+        <w:br/>
+      </w:r>
+      <w:r>
+        <w:rPr>
+          <w:rStyle w:val="VerbatimChar"/>
+        </w:rPr>
+        <w:t xml:space="preserve">    command recorded, feedback sampled and mismatching</w:t>
+      </w:r>
+      <w:r>
+        <w:br/>
+      </w:r>
+      <w:r>
+        <w:rPr>
+          <w:rStyle w:val="VerbatimChar"/>
+        </w:rPr>
+        <w:t xml:space="preserve">    contactor configured without feedback</w:t>
+      </w:r>
+      <w:r>
+        <w:br/>
+      </w:r>
+      <w:r>
+        <w:rPr>
+          <w:rStyle w:val="VerbatimChar"/>
+        </w:rPr>
+        <w:t xml:space="preserve">    no registry entry matched the request</w:t>
+      </w:r>
+      <w:r>
+        <w:br/>
+      </w:r>
+      <w:r>
+        <w:rPr>
+          <w:rStyle w:val="VerbatimChar"/>
+        </w:rPr>
+        <w:t xml:space="preserve">    string without a precharge contactor</w:t>
+      </w:r>
+      <w:r>
+        <w:br/>
+      </w:r>
+      <w:r>
+        <w:rPr>
+          <w:rStyle w:val="VerbatimChar"/>
+        </w:rPr>
+        <w:t xml:space="preserve">    registry unvalidated</w:t>
+      </w:r>
+      <w:r>
+        <w:br/>
+      </w:r>
+      <w:r>
+        <w:rPr>
+          <w:rStyle w:val="VerbatimChar"/>
+        </w:rPr>
+        <w:t xml:space="preserve">    registry validated</w:t>
+      </w:r>
+    </w:p>
+    <w:bookmarkEnd w:id="39"/>
+    <w:bookmarkStart w:id="40" w:name="taskthread-timing-context"/>
+    <w:p>
+      <w:pPr>
+        <w:pStyle w:val="Heading3"/>
+      </w:pPr>
+      <w:r>
+        <w:t xml:space="preserve">Task/Thread Timing Context</w:t>
+      </w:r>
+    </w:p>
+    <w:p>
+      <w:pPr>
+        <w:pStyle w:val="FirstParagraph"/>
+      </w:pPr>
+      <w:r>
+        <w:rPr>
+          <w:b/>
+          <w:bCs/>
+        </w:rPr>
+        <w:t xml:space="preserve">Caption</w:t>
+      </w:r>
+      <w:r>
+        <w:t xml:space="preserve">: Timing budget elements (from</w:t>
+      </w:r>
+      <w:r>
+        <w:t xml:space="preserve"> </w:t>
+      </w:r>
+      <w:r>
+        <w:rPr>
+          <w:rStyle w:val="VerbatimChar"/>
+        </w:rPr>
+        <w:t xml:space="preserve">FB2-SAF-SGO-000001</w:t>
+      </w:r>
+      <w:r>
+        <w:t xml:space="preserve">) as scheduling context.</w:t>
+      </w:r>
+    </w:p>
+    <w:p>
+      <w:pPr>
+        <w:pStyle w:val="SourceCode"/>
+      </w:pPr>
+      <w:r>
+        <w:rPr>
+          <w:rStyle w:val="VerbatimChar"/>
+        </w:rPr>
+        <w:t xml:space="preserve">flowchart LR</w:t>
+      </w:r>
+      <w:r>
+        <w:br/>
+      </w:r>
+      <w:r>
+        <w:rPr>
+          <w:rStyle w:val="VerbatimChar"/>
+        </w:rPr>
+        <w:t xml:space="preserve">    CHAIN["Protection chain"]</w:t>
+      </w:r>
+      <w:r>
+        <w:br/>
+      </w:r>
+      <w:r>
+        <w:rPr>
+          <w:rStyle w:val="VerbatimChar"/>
+        </w:rPr>
+        <w:t xml:space="preserve">    T_afe_acquisition_ms["afe_acquisition_ms&lt;br/&gt;25 ms"]</w:t>
+      </w:r>
+      <w:r>
+        <w:br/>
+      </w:r>
+      <w:r>
+        <w:rPr>
+          <w:rStyle w:val="VerbatimChar"/>
+        </w:rPr>
+        <w:t xml:space="preserve">    T_afe_acquisition_ms --&gt; CHAIN</w:t>
+      </w:r>
+      <w:r>
+        <w:br/>
+      </w:r>
+      <w:r>
+        <w:rPr>
+          <w:rStyle w:val="VerbatimChar"/>
+        </w:rPr>
+        <w:t xml:space="preserve">    T_contactor_command_ms["contactor_command_ms&lt;br/&gt;5 ms"]</w:t>
+      </w:r>
+      <w:r>
+        <w:br/>
+      </w:r>
+      <w:r>
+        <w:rPr>
+          <w:rStyle w:val="VerbatimChar"/>
+        </w:rPr>
+        <w:t xml:space="preserve">    T_contactor_command_ms --&gt; CHAIN</w:t>
+      </w:r>
+      <w:r>
+        <w:br/>
+      </w:r>
+      <w:r>
+        <w:rPr>
+          <w:rStyle w:val="VerbatimChar"/>
+        </w:rPr>
+        <w:t xml:space="preserve">    T_contactor_mechanical_ms["contactor_mechanical_ms&lt;br/&gt;30 ms"]</w:t>
+      </w:r>
+      <w:r>
+        <w:br/>
+      </w:r>
+      <w:r>
+        <w:rPr>
+          <w:rStyle w:val="VerbatimChar"/>
+        </w:rPr>
+        <w:t xml:space="preserve">    T_contactor_mechanical_ms --&gt; CHAIN</w:t>
+      </w:r>
+      <w:r>
+        <w:br/>
+      </w:r>
+      <w:r>
+        <w:rPr>
+          <w:rStyle w:val="VerbatimChar"/>
+        </w:rPr>
+        <w:t xml:space="preserve">    T_database_publish_ms["database_publish_ms&lt;br/&gt;3 ms"]</w:t>
+      </w:r>
+      <w:r>
+        <w:br/>
+      </w:r>
+      <w:r>
+        <w:rPr>
+          <w:rStyle w:val="VerbatimChar"/>
+        </w:rPr>
+        <w:t xml:space="preserve">    T_database_publish_ms --&gt; CHAIN</w:t>
+      </w:r>
+      <w:r>
+        <w:br/>
+      </w:r>
+      <w:r>
+        <w:rPr>
+          <w:rStyle w:val="VerbatimChar"/>
+        </w:rPr>
+        <w:t xml:space="preserve">    T_fault_classification_ms["fault_classification_ms&lt;br/&gt;2 ms"]</w:t>
+      </w:r>
+      <w:r>
+        <w:br/>
+      </w:r>
+      <w:r>
+        <w:rPr>
+          <w:rStyle w:val="VerbatimChar"/>
+        </w:rPr>
+        <w:t xml:space="preserve">    T_fault_classification_ms --&gt; CHAIN</w:t>
+      </w:r>
+      <w:r>
+        <w:br/>
+      </w:r>
+      <w:r>
+        <w:rPr>
+          <w:rStyle w:val="VerbatimChar"/>
+        </w:rPr>
+        <w:t xml:space="preserve">    T_feedback_verification_ms["feedback_verification_ms&lt;br/&gt;5 ms"]</w:t>
+      </w:r>
+      <w:r>
+        <w:br/>
+      </w:r>
+      <w:r>
+        <w:rPr>
+          <w:rStyle w:val="VerbatimChar"/>
+        </w:rPr>
+        <w:t xml:space="preserve">    T_feedback_verification_ms --&gt; CHAIN</w:t>
+      </w:r>
+      <w:r>
+        <w:br/>
+      </w:r>
+      <w:r>
+        <w:rPr>
+          <w:rStyle w:val="VerbatimChar"/>
+        </w:rPr>
+        <w:t xml:space="preserve">    T_margin_ms["margin_ms&lt;br/&gt;15 ms"]</w:t>
+      </w:r>
+      <w:r>
+        <w:br/>
+      </w:r>
+      <w:r>
+        <w:rPr>
+          <w:rStyle w:val="VerbatimChar"/>
+        </w:rPr>
+        <w:t xml:space="preserve">    T_margin_ms --&gt; CHAIN</w:t>
+      </w:r>
+      <w:r>
+        <w:br/>
+      </w:r>
+      <w:r>
+        <w:rPr>
+          <w:rStyle w:val="VerbatimChar"/>
+        </w:rPr>
+        <w:t xml:space="preserve">    T_pec_validation_ms["pec_validation_ms&lt;br/&gt;2 ms"]</w:t>
+      </w:r>
+      <w:r>
+        <w:br/>
+      </w:r>
+      <w:r>
+        <w:rPr>
+          <w:rStyle w:val="VerbatimChar"/>
+        </w:rPr>
+        <w:t xml:space="preserve">    T_pec_validation_ms --&gt; CHAIN</w:t>
+      </w:r>
+      <w:r>
+        <w:br/>
+      </w:r>
+      <w:r>
+        <w:rPr>
+          <w:rStyle w:val="VerbatimChar"/>
+        </w:rPr>
+        <w:t xml:space="preserve">    T_soa_limit_check_ms["soa_limit_check_ms&lt;br/&gt;5 ms"]</w:t>
+      </w:r>
+      <w:r>
+        <w:br/>
+      </w:r>
+      <w:r>
+        <w:rPr>
+          <w:rStyle w:val="VerbatimChar"/>
+        </w:rPr>
+        <w:t xml:space="preserve">    T_soa_limit_check_ms --&gt; CHAIN</w:t>
+      </w:r>
+      <w:r>
+        <w:br/>
+      </w:r>
+      <w:r>
+        <w:rPr>
+          <w:rStyle w:val="VerbatimChar"/>
+        </w:rPr>
+        <w:t xml:space="preserve">    T_spi_transfer_ms["spi_transfer_ms&lt;br/&gt;5 ms"]</w:t>
+      </w:r>
+      <w:r>
+        <w:br/>
+      </w:r>
+      <w:r>
+        <w:rPr>
+          <w:rStyle w:val="VerbatimChar"/>
+        </w:rPr>
+        <w:t xml:space="preserve">    T_spi_transfer_ms --&gt; CHAIN</w:t>
+      </w:r>
+      <w:r>
+        <w:br/>
+      </w:r>
+      <w:r>
+        <w:rPr>
+          <w:rStyle w:val="VerbatimChar"/>
+        </w:rPr>
+        <w:t xml:space="preserve">    T_sys_state_transition_ms["sys_state_transition_ms&lt;br/&gt;3 ms"]</w:t>
+      </w:r>
+      <w:r>
+        <w:br/>
+      </w:r>
+      <w:r>
+        <w:rPr>
+          <w:rStyle w:val="VerbatimChar"/>
+        </w:rPr>
+        <w:t xml:space="preserve">    T_sys_state_transition_ms --&gt; CHAIN</w:t>
+      </w:r>
+    </w:p>
+    <w:p>
+      <w:r>
+        <w:pict>
+          <v:rect style="width:0;height:1.5pt" o:hralign="center" o:hrstd="t" o:hr="t"/>
+        </w:pict>
+      </w:r>
+    </w:p>
+    <w:p>
+      <w:pPr>
+        <w:pStyle w:val="FirstParagraph"/>
+      </w:pPr>
+      <w:r>
+        <w:rPr>
           <w:i/>
           <w:iCs/>
         </w:rPr>
-        <w:t xml:space="preserve">Generated: 2026-10-01T05:09:49Z — auto-generated from the machine-verifiable corpus. Regenerate with</w:t>
+        <w:t xml:space="preserve">Generated: 2026-10-01T13:26:59Z — auto-generated from the machine-verifiable corpus. Regenerate with</w:t>
       </w:r>
       <w:r>
         <w:rPr>
@@ -5912,9 +6875,9 @@
         <w:t xml:space="preserve">.</w:t>
       </w:r>
     </w:p>
-    <w:bookmarkEnd w:id="37"/>
-    <w:bookmarkEnd w:id="38"/>
-    <w:bookmarkEnd w:id="39"/>
+    <w:bookmarkEnd w:id="40"/>
+    <w:bookmarkEnd w:id="41"/>
+    <w:bookmarkEnd w:id="42"/>
     <w:sectPr/>
   </w:body>
 </w:document>

--- a/docs/artifacts/spec-documents/05-software-architecture-specification.docx
+++ b/docs/artifacts/spec-documents/05-software-architecture-specification.docx
@@ -316,7 +316,7 @@
               <w:jc w:val="left"/>
             </w:pPr>
             <w:r>
-              <w:t xml:space="preserve">2026-10-01T13:26:59Z</w:t>
+              <w:t xml:space="preserve">2026-10-01T16:36:58Z</w:t>
             </w:r>
           </w:p>
         </w:tc>
@@ -6850,7 +6850,7 @@
           <w:i/>
           <w:iCs/>
         </w:rPr>
-        <w:t xml:space="preserve">Generated: 2026-10-01T13:26:59Z — auto-generated from the machine-verifiable corpus. Regenerate with</w:t>
+        <w:t xml:space="preserve">Generated: 2026-10-01T16:36:58Z — auto-generated from the machine-verifiable corpus. Regenerate with</w:t>
       </w:r>
       <w:r>
         <w:rPr>

--- a/docs/artifacts/spec-documents/05-software-architecture-specification.docx
+++ b/docs/artifacts/spec-documents/05-software-architecture-specification.docx
@@ -316,7 +316,7 @@
               <w:jc w:val="left"/>
             </w:pPr>
             <w:r>
-              <w:t xml:space="preserve">2026-10-01T16:36:58Z</w:t>
+              <w:t xml:space="preserve">2026-10-01T19:25:12Z</w:t>
             </w:r>
           </w:p>
         </w:tc>
@@ -6850,7 +6850,7 @@
           <w:i/>
           <w:iCs/>
         </w:rPr>
-        <w:t xml:space="preserve">Generated: 2026-10-01T16:36:58Z — auto-generated from the machine-verifiable corpus. Regenerate with</w:t>
+        <w:t xml:space="preserve">Generated: 2026-10-01T19:25:12Z — auto-generated from the machine-verifiable corpus. Regenerate with</w:t>
       </w:r>
       <w:r>
         <w:rPr>

--- a/docs/artifacts/spec-documents/05-software-architecture-specification.docx
+++ b/docs/artifacts/spec-documents/05-software-architecture-specification.docx
@@ -23,7 +23,7 @@
         <w:pStyle w:val="Date"/>
       </w:pPr>
       <w:r>
-        <w:t xml:space="preserve">2026-10-01</w:t>
+        <w:t xml:space="preserve">2026-10-02</w:t>
       </w:r>
     </w:p>
     <w:sdt>
@@ -316,7 +316,7 @@
               <w:jc w:val="left"/>
             </w:pPr>
             <w:r>
-              <w:t xml:space="preserve">2026-10-01T19:25:12Z</w:t>
+              <w:t xml:space="preserve">2026-10-02T01:21:37Z</w:t>
             </w:r>
           </w:p>
         </w:tc>
@@ -6850,7 +6850,7 @@
           <w:i/>
           <w:iCs/>
         </w:rPr>
-        <w:t xml:space="preserve">Generated: 2026-10-01T19:25:12Z — auto-generated from the machine-verifiable corpus. Regenerate with</w:t>
+        <w:t xml:space="preserve">Generated: 2026-10-02T01:21:37Z — auto-generated from the machine-verifiable corpus. Regenerate with</w:t>
       </w:r>
       <w:r>
         <w:rPr>

--- a/docs/artifacts/spec-documents/05-software-architecture-specification.docx
+++ b/docs/artifacts/spec-documents/05-software-architecture-specification.docx
@@ -23,7 +23,7 @@
         <w:pStyle w:val="Date"/>
       </w:pPr>
       <w:r>
-        <w:t xml:space="preserve">2026-10-02</w:t>
+        <w:t xml:space="preserve">2026-10-03</w:t>
       </w:r>
     </w:p>
     <w:sdt>
@@ -316,7 +316,7 @@
               <w:jc w:val="left"/>
             </w:pPr>
             <w:r>
-              <w:t xml:space="preserve">2026-10-02T01:21:37Z</w:t>
+              <w:t xml:space="preserve">2026-10-03T11:20:05Z</w:t>
             </w:r>
           </w:p>
         </w:tc>
@@ -6850,7 +6850,7 @@
           <w:i/>
           <w:iCs/>
         </w:rPr>
-        <w:t xml:space="preserve">Generated: 2026-10-02T01:21:37Z — auto-generated from the machine-verifiable corpus. Regenerate with</w:t>
+        <w:t xml:space="preserve">Generated: 2026-10-03T11:20:05Z — auto-generated from the machine-verifiable corpus. Regenerate with</w:t>
       </w:r>
       <w:r>
         <w:rPr>

--- a/docs/artifacts/spec-documents/05-software-architecture-specification.docx
+++ b/docs/artifacts/spec-documents/05-software-architecture-specification.docx
@@ -23,7 +23,7 @@
         <w:pStyle w:val="Date"/>
       </w:pPr>
       <w:r>
-        <w:t xml:space="preserve">2026-10-03</w:t>
+        <w:t xml:space="preserve">2026-10-04</w:t>
       </w:r>
     </w:p>
     <w:sdt>
@@ -316,7 +316,7 @@
               <w:jc w:val="left"/>
             </w:pPr>
             <w:r>
-              <w:t xml:space="preserve">2026-10-03T11:20:05Z</w:t>
+              <w:t xml:space="preserve">2026-10-04T00:17:01Z</w:t>
             </w:r>
           </w:p>
         </w:tc>
@@ -6850,7 +6850,7 @@
           <w:i/>
           <w:iCs/>
         </w:rPr>
-        <w:t xml:space="preserve">Generated: 2026-10-03T11:20:05Z — auto-generated from the machine-verifiable corpus. Regenerate with</w:t>
+        <w:t xml:space="preserve">Generated: 2026-10-04T00:17:01Z — auto-generated from the machine-verifiable corpus. Regenerate with</w:t>
       </w:r>
       <w:r>
         <w:rPr>
